--- a/modul_praktikum/Pertemuan_07_Katalog_Menu_Tenant_Modifier_Stok_dan_Public_Catalog.docx
+++ b/modul_praktikum/Pertemuan_07_Katalog_Menu_Tenant_Modifier_Stok_dan_Public_Catalog.docx
@@ -87,7 +87,7 @@
           <w:color w:val="0B2545"/>
           <w:sz w:val="21"/>
         </w:rPr>
-        <w:t>14 pertemuan × 6 jam = 84 jam untuk menghasilkan MVP yang dapat didemokan, diuji, dan disiapkan menuju deployment.</w:t>
+        <w:t>14 pertemuan × 3,5 jam efektif di kelas = 49 jam (ditambah tugas mandiri di luar kelas) untuk menghasilkan MVP yang dapat didemokan, diuji, dan disiapkan menuju deployment.</w:t>
       </w:r>
     </w:p>
     <w:tbl>
@@ -554,7 +554,7 @@
                 <w:color w:val="1F2937"/>
                 <w:sz w:val="16"/>
               </w:rPr>
-              <w:t>360 menit (6 jam)</w:t>
+              <w:t>210 menit efektif di kelas (3 jam 30 menit); tugas mandiri di luar kelas hingga 120 menit (2 jam)</w:t>
             </w:r>
           </w:p>
         </w:tc>
@@ -818,7 +818,7 @@
         <w:pStyle w:val="Heading3"/>
       </w:pPr>
       <w:r>
-        <w:t>Pengetahuan Teknis Laravel 13 yang Wajib Dikuasai</w:t>
+        <w:t>Pengetahuan Teknis dan Penjelasan Mandiri (Laravel 13)</w:t>
       </w:r>
     </w:p>
     <w:p>
@@ -927,14 +927,6 @@
       </w:r>
       <w:r>
         <w:t>Gunakan pagination untuk daftar panjang, pertahankan filter pencarian dengan query string, dan biarkan Blade meng-escape nama/deskripsi. UI Livewire adalah proyeksi; server tetap sumber aturan [L13-PAGE] [L13-BLADE] [EXT-LIVEWIRE].</w:t>
-      </w:r>
-    </w:p>
-    <w:p>
-      <w:pPr>
-        <w:pStyle w:val="Heading3"/>
-      </w:pPr>
-      <w:r>
-        <w:t>Penjelasan Mandiri: Konsep, Cara Kerja, dan Aturan Implementasi</w:t>
       </w:r>
     </w:p>
     <w:p>
@@ -2961,7 +2953,7 @@
           <w:rFonts w:ascii="Aptos Display" w:hAnsi="Aptos Display"/>
           <w:color w:val="1F2937"/>
         </w:rPr>
-        <w:t>Rencana Waktu 6 Jam</w:t>
+        <w:t>Rencana Waktu — 3 Jam 30 Menit Efektif di Kelas</w:t>
       </w:r>
     </w:p>
     <w:tbl>
@@ -3264,7 +3256,7 @@
                 <w:color w:val="1F2937"/>
                 <w:sz w:val="16"/>
               </w:rPr>
-              <w:t>60</w:t>
+              <w:t>30</w:t>
             </w:r>
           </w:p>
         </w:tc>
@@ -3374,7 +3366,7 @@
                 <w:color w:val="1F2937"/>
                 <w:sz w:val="16"/>
               </w:rPr>
-              <w:t>60</w:t>
+              <w:t>30</w:t>
             </w:r>
           </w:p>
         </w:tc>
@@ -3484,7 +3476,7 @@
                 <w:color w:val="1F2937"/>
                 <w:sz w:val="16"/>
               </w:rPr>
-              <w:t>45</w:t>
+              <w:t>30</w:t>
             </w:r>
           </w:p>
         </w:tc>
@@ -3594,7 +3586,7 @@
                 <w:color w:val="1F2937"/>
                 <w:sz w:val="16"/>
               </w:rPr>
-              <w:t>75</w:t>
+              <w:t>30</w:t>
             </w:r>
           </w:p>
         </w:tc>
@@ -3704,7 +3696,7 @@
                 <w:color w:val="1F2937"/>
                 <w:sz w:val="16"/>
               </w:rPr>
-              <w:t>45</w:t>
+              <w:t>30</w:t>
             </w:r>
           </w:p>
         </w:tc>
@@ -3814,7 +3806,7 @@
                 <w:color w:val="1F2937"/>
                 <w:sz w:val="16"/>
               </w:rPr>
-              <w:t>45</w:t>
+              <w:t>30</w:t>
             </w:r>
           </w:p>
         </w:tc>
@@ -3882,7 +3874,7 @@
         <w:rPr>
           <w:rFonts w:ascii="Aptos" w:hAnsi="Aptos"/>
         </w:rPr>
-        <w:t>Total alokasi: 360 menit.</w:t>
+        <w:t>Total efektif di kelas: 210 menit (7 tahap × 30 menit). Tugas mandiri di luar kelas: hingga 120 menit (2 jam) untuk pekerjaan sejenis yang bersifat mengulang — misalnya bila di kelas membuat CRUD untuk 2 tabel, di luar kelas kerjakan CRUD untuk 3 tabel lainnya.</w:t>
       </w:r>
     </w:p>
     <w:p>
@@ -4078,7 +4070,7 @@
           <w:rFonts w:ascii="Aptos Display" w:hAnsi="Aptos Display"/>
           <w:color w:val="FF2D20"/>
         </w:rPr>
-        <w:t>Tahap 2 — CRUD kategori dan menu (60 menit)</w:t>
+        <w:t>Tahap 2 — CRUD kategori dan menu (30 menit)</w:t>
       </w:r>
     </w:p>
     <w:p>
@@ -4294,7 +4286,7 @@
           <w:rFonts w:ascii="Aptos Display" w:hAnsi="Aptos Display"/>
           <w:color w:val="FF2D20"/>
         </w:rPr>
-        <w:t>Tahap 3 — Modifier dan relasi menu (60 menit)</w:t>
+        <w:t>Tahap 3 — Modifier dan relasi menu (30 menit)</w:t>
       </w:r>
     </w:p>
     <w:p>
@@ -4483,7 +4475,7 @@
           <w:rFonts w:ascii="Aptos Display" w:hAnsi="Aptos Display"/>
           <w:color w:val="FF2D20"/>
         </w:rPr>
-        <w:t>Tahap 4 — Stok dan toggle habis (45 menit)</w:t>
+        <w:t>Tahap 4 — Stok dan toggle habis (30 menit)</w:t>
       </w:r>
     </w:p>
     <w:p>
@@ -4672,7 +4664,7 @@
           <w:rFonts w:ascii="Aptos Display" w:hAnsi="Aptos Display"/>
           <w:color w:val="FF2D20"/>
         </w:rPr>
-        <w:t>Tahap 5 — Public catalog Livewire (75 menit)</w:t>
+        <w:t>Tahap 5 — Public catalog Livewire (30 menit)</w:t>
       </w:r>
     </w:p>
     <w:p>
@@ -4861,7 +4853,7 @@
           <w:rFonts w:ascii="Aptos Display" w:hAnsi="Aptos Display"/>
           <w:color w:val="FF2D20"/>
         </w:rPr>
-        <w:t>Tahap 6 — Detail menu dan UX modifier (45 menit)</w:t>
+        <w:t>Tahap 6 — Detail menu dan UX modifier (30 menit)</w:t>
       </w:r>
     </w:p>
     <w:p>
@@ -5050,7 +5042,7 @@
           <w:rFonts w:ascii="Aptos Display" w:hAnsi="Aptos Display"/>
           <w:color w:val="FF2D20"/>
         </w:rPr>
-        <w:t>Tahap 7 — Testing dan commit (45 menit)</w:t>
+        <w:t>Tahap 7 — Testing dan commit (30 menit)</w:t>
       </w:r>
     </w:p>
     <w:p>

--- a/modul_praktikum/Pertemuan_07_Katalog_Menu_Tenant_Modifier_Stok_dan_Public_Catalog.docx
+++ b/modul_praktikum/Pertemuan_07_Katalog_Menu_Tenant_Modifier_Stok_dan_Public_Catalog.docx
@@ -1001,7 +1001,7 @@
         </w:pBdr>
       </w:pPr>
       <w:r>
-        <w:t>CONTOH MANDIRI — app/Services/MenuImageService.php   •   PHP</w:t>
+        <w:t>CONTOH MANDIRI — app/Modules/Catalog/Services/MenuImageService.php (foto ditunda, DOC-07-001)   •   PHP</w:t>
       </w:r>
     </w:p>
     <w:p>
@@ -1915,7 +1915,7 @@
         </w:pBdr>
       </w:pPr>
       <w:r>
-        <w:t>LANDASAN TEKNIS — app/Queries/PublicMenuCatalog.php   •   PHP</w:t>
+        <w:t>LANDASAN TEKNIS — app/Modules/Catalog/Services/PublicCatalogQuery.php   •   PHP</w:t>
       </w:r>
     </w:p>
     <w:p>
@@ -4009,6 +4009,114 @@
     </w:p>
     <w:p>
       <w:pPr>
+        <w:pStyle w:val="ListBody"/>
+      </w:pPr>
+      <w:r>
+        <w:rPr>
+          <w:rFonts w:ascii="Aptos" w:hAnsi="Aptos"/>
+          <w:color w:val="1F2937"/>
+          <w:sz w:val="19"/>
+        </w:rPr>
+        <w:t xml:space="preserve">Perintah pembuatan berkas tahap ini (diverifikasi pada Laravel 13.25; baris # INFO adalah output nyata). Jalankan dari root repository, lalu isi berkas sesuai langkah di atas.</w:t>
+      </w:r>
+    </w:p>
+    <w:p>
+      <w:pPr>
+        <w:pStyle w:val="CodeHeader"/>
+        <w:shd w:fill="2D2D30"/>
+        <w:pBdr>
+          <w:left w:val="single" w:sz="4" w:space="8" w:color="2D2D30"/>
+        </w:pBdr>
+      </w:pPr>
+      <w:r>
+        <w:rPr>
+          <w:rFonts w:ascii="Consolas" w:hAnsi="Consolas"/>
+          <w:b/>
+          <w:color w:val="FFFFFF"/>
+          <w:sz w:val="16"/>
+        </w:rPr>
+        <w:t xml:space="preserve">BUAT FILE — MODUL 7 TAHAP 1   •   terminal pada root repository   •   BASH</w:t>
+      </w:r>
+    </w:p>
+    <w:p>
+      <w:pPr>
+        <w:pStyle w:val="CodeBlock"/>
+        <w:shd w:fill="1E1E1E"/>
+        <w:pBdr>
+          <w:left w:val="single" w:sz="4" w:space="8" w:color="1E1E1E"/>
+        </w:pBdr>
+      </w:pPr>
+      <w:r>
+        <w:rPr>
+          <w:rFonts w:ascii="Consolas" w:hAnsi="Consolas"/>
+          <w:color w:val="6A9955"/>
+          <w:sz w:val="16"/>
+        </w:rPr>
+        <w:t xml:space="preserve"># manual (shell)</w:t>
+        <w:br/>
+      </w:r>
+      <w:r>
+        <w:rPr>
+          <w:rFonts w:ascii="Consolas" w:hAnsi="Consolas"/>
+          <w:color w:val="D4D4D4"/>
+          <w:sz w:val="16"/>
+        </w:rPr>
+        <w:t xml:space="preserve">touch docs/adr/0011-catalog-and-public-browsing.md</w:t>
+      </w:r>
+    </w:p>
+    <w:p>
+      <w:pPr>
+        <w:pStyle w:val="ListBody"/>
+        <w:numPr>
+          <w:ilvl w:val="0"/>
+          <w:numId w:val="10"/>
+        </w:numPr>
+      </w:pPr>
+      <w:r>
+        <w:rPr>
+          <w:rFonts w:ascii="Aptos" w:hAnsi="Aptos"/>
+          <w:color w:val="1F2937"/>
+          <w:sz w:val="19"/>
+        </w:rPr>
+        <w:t xml:space="preserve">Manual: </w:t>
+      </w:r>
+      <w:r>
+        <w:rPr>
+          <w:rFonts w:ascii="Consolas" w:hAnsi="Consolas"/>
+          <w:color w:val="C11B12"/>
+          <w:sz w:val="17"/>
+          <w:shd w:fill="ECEFF3"/>
+        </w:rPr>
+        <w:t xml:space="preserve">touch docs/adr/0011-catalog-and-public-browsing.md</w:t>
+      </w:r>
+      <w:r>
+        <w:rPr>
+          <w:rFonts w:ascii="Aptos" w:hAnsi="Aptos"/>
+          <w:color w:val="1F2937"/>
+          <w:sz w:val="19"/>
+        </w:rPr>
+        <w:t xml:space="preserve"> — ADR aturan katalog dan jalur publik (Markdown, manual). Hasil: </w:t>
+      </w:r>
+      <w:r>
+        <w:rPr>
+          <w:rFonts w:ascii="Consolas" w:hAnsi="Consolas"/>
+          <w:color w:val="C11B12"/>
+          <w:sz w:val="17"/>
+          <w:shd w:fill="ECEFF3"/>
+        </w:rPr>
+        <w:t xml:space="preserve">docs/adr/0011-catalog-and-public-browsing.md</w:t>
+      </w:r>
+      <w:r>
+        <w:rPr>
+          <w:rFonts w:ascii="Aptos" w:hAnsi="Aptos"/>
+          <w:color w:val="1F2937"/>
+          <w:sz w:val="19"/>
+        </w:rPr>
+        <w:t xml:space="preserve">.</w:t>
+      </w:r>
+    </w:p>
+    <w:p>
+      <w:pPr>
         <w:pStyle w:val="TutorialObserve"/>
         <w:shd w:fill="FFF4D6" w:val="clear"/>
         <w:pBdr>
@@ -4198,6 +4306,193 @@
     </w:p>
     <w:p>
       <w:pPr>
+        <w:pStyle w:val="ListBody"/>
+      </w:pPr>
+      <w:r>
+        <w:rPr>
+          <w:rFonts w:ascii="Aptos" w:hAnsi="Aptos"/>
+          <w:color w:val="1F2937"/>
+          <w:sz w:val="19"/>
+        </w:rPr>
+        <w:t xml:space="preserve">Perintah pembuatan berkas tahap ini (diverifikasi pada Laravel 13.25; baris # INFO adalah output nyata). Jalankan dari root repository, lalu isi berkas sesuai langkah di atas.</w:t>
+      </w:r>
+    </w:p>
+    <w:p>
+      <w:pPr>
+        <w:pStyle w:val="CodeHeader"/>
+        <w:shd w:fill="2D2D30"/>
+        <w:pBdr>
+          <w:left w:val="single" w:sz="4" w:space="8" w:color="2D2D30"/>
+        </w:pBdr>
+      </w:pPr>
+      <w:r>
+        <w:rPr>
+          <w:rFonts w:ascii="Consolas" w:hAnsi="Consolas"/>
+          <w:b/>
+          <w:color w:val="FFFFFF"/>
+          <w:sz w:val="16"/>
+        </w:rPr>
+        <w:t xml:space="preserve">BUAT FILE — MODUL 7 TAHAP 2   •   terminal pada root repository   •   BASH</w:t>
+      </w:r>
+    </w:p>
+    <w:p>
+      <w:pPr>
+        <w:pStyle w:val="CodeBlock"/>
+        <w:shd w:fill="1E1E1E"/>
+        <w:pBdr>
+          <w:left w:val="single" w:sz="4" w:space="8" w:color="1E1E1E"/>
+        </w:pBdr>
+      </w:pPr>
+      <w:r>
+        <w:rPr>
+          <w:rFonts w:ascii="Consolas" w:hAnsi="Consolas"/>
+          <w:color w:val="D4D4D4"/>
+          <w:sz w:val="16"/>
+        </w:rPr>
+        <w:t xml:space="preserve">php artisan make:livewire catalog::menu-manager</w:t>
+        <w:br/>
+      </w:r>
+      <w:r>
+        <w:rPr>
+          <w:rFonts w:ascii="Consolas" w:hAnsi="Consolas"/>
+          <w:color w:val="6A9955"/>
+          <w:sz w:val="16"/>
+        </w:rPr>
+        <w:t xml:space="preserve">#   INFO Livewire component [app/Modules/Catalog/resources/views/livewire/⚡menu-manager.blade.php] created successfully.</w:t>
+        <w:br/>
+      </w:r>
+      <w:r>
+        <w:rPr>
+          <w:rFonts w:ascii="Consolas" w:hAnsi="Consolas"/>
+          <w:color w:val="6A9955"/>
+          <w:sz w:val="16"/>
+        </w:rPr>
+        <w:t xml:space="preserve"># manual (shell)</w:t>
+        <w:br/>
+      </w:r>
+      <w:r>
+        <w:rPr>
+          <w:rFonts w:ascii="Consolas" w:hAnsi="Consolas"/>
+          <w:color w:val="D4D4D4"/>
+          <w:sz w:val="16"/>
+        </w:rPr>
+        <w:t xml:space="preserve">rm app/Modules/Catalog/resources/views/livewire/.gitkeep</w:t>
+        <w:br/>
+      </w:r>
+      <w:r>
+        <w:rPr>
+          <w:rFonts w:ascii="Consolas" w:hAnsi="Consolas"/>
+          <w:color w:val="D4D4D4"/>
+          <w:sz w:val="16"/>
+        </w:rPr>
+        <w:t xml:space="preserve">mkdir -p app/Modules/Catalog/resources/views/tenant</w:t>
+        <w:br/>
+      </w:r>
+      <w:r>
+        <w:rPr>
+          <w:rFonts w:ascii="Consolas" w:hAnsi="Consolas"/>
+          <w:color w:val="D4D4D4"/>
+          <w:sz w:val="16"/>
+        </w:rPr>
+        <w:t xml:space="preserve">touch app/Modules/Catalog/resources/views/tenant/menu-manager.blade.php</w:t>
+      </w:r>
+    </w:p>
+    <w:p>
+      <w:pPr>
+        <w:pStyle w:val="ListBody"/>
+        <w:numPr>
+          <w:ilvl w:val="0"/>
+          <w:numId w:val="10"/>
+        </w:numPr>
+      </w:pPr>
+      <w:r>
+        <w:rPr>
+          <w:rFonts w:ascii="Consolas" w:hAnsi="Consolas"/>
+          <w:color w:val="C11B12"/>
+          <w:sz w:val="17"/>
+          <w:shd w:fill="ECEFF3"/>
+        </w:rPr>
+        <w:t xml:space="preserve">php artisan make:livewire catalog::menu-manager</w:t>
+      </w:r>
+      <w:r>
+        <w:rPr>
+          <w:rFonts w:ascii="Aptos" w:hAnsi="Aptos"/>
+          <w:color w:val="1F2937"/>
+          <w:sz w:val="19"/>
+        </w:rPr>
+        <w:t xml:space="preserve"> — make:livewire dengan awalan namespace modul (catalog::) menulis komponen single-file Livewire 4 (awalan ⚡) LANGSUNG ke folder modul, karena CatalogServiceProvider mendaftarkan Livewire::addNamespace('catalog', app/Modules/Catalog/resources/views/livewire). Dipanggil &lt;livewire:catalog::nama&gt; atau Livewire::test('catalog::nama'). Hasil: </w:t>
+      </w:r>
+      <w:r>
+        <w:rPr>
+          <w:rFonts w:ascii="Consolas" w:hAnsi="Consolas"/>
+          <w:color w:val="C11B12"/>
+          <w:sz w:val="17"/>
+          <w:shd w:fill="ECEFF3"/>
+        </w:rPr>
+        <w:t xml:space="preserve">app/Modules/Catalog/resources/views/livewire/⚡menu-manager.blade.php</w:t>
+      </w:r>
+      <w:r>
+        <w:rPr>
+          <w:rFonts w:ascii="Aptos" w:hAnsi="Aptos"/>
+          <w:color w:val="1F2937"/>
+          <w:sz w:val="19"/>
+        </w:rPr>
+        <w:t xml:space="preserve">.</w:t>
+      </w:r>
+    </w:p>
+    <w:p>
+      <w:pPr>
+        <w:pStyle w:val="ListBody"/>
+        <w:numPr>
+          <w:ilvl w:val="0"/>
+          <w:numId w:val="10"/>
+        </w:numPr>
+      </w:pPr>
+      <w:r>
+        <w:rPr>
+          <w:rFonts w:ascii="Aptos" w:hAnsi="Aptos"/>
+          <w:color w:val="1F2937"/>
+          <w:sz w:val="19"/>
+        </w:rPr>
+        <w:t xml:space="preserve">Manual: </w:t>
+      </w:r>
+      <w:r>
+        <w:rPr>
+          <w:rFonts w:ascii="Consolas" w:hAnsi="Consolas"/>
+          <w:color w:val="C11B12"/>
+          <w:sz w:val="17"/>
+          <w:shd w:fill="ECEFF3"/>
+        </w:rPr>
+        <w:t xml:space="preserve">rm app/Modules/Catalog/resources/views/livewire/.gitkeep</w:t>
+      </w:r>
+      <w:r>
+        <w:rPr>
+          <w:rFonts w:ascii="Aptos" w:hAnsi="Aptos"/>
+          <w:color w:val="1F2937"/>
+          <w:sz w:val="19"/>
+        </w:rPr>
+        <w:t xml:space="preserve"> — Halaman pembungkus (layout tenant + &lt;livewire:catalog::menu-manager&gt;) dibuat manual karena make:view tidak mengenal namespace modul; dipanggil view('catalog::tenant.menu-manager') dari route tenant.menu-manager yang ditambahkan ke berkas yang sudah ada app/Modules/Catalog/routes/tenant.php. Hasil: </w:t>
+      </w:r>
+      <w:r>
+        <w:rPr>
+          <w:rFonts w:ascii="Consolas" w:hAnsi="Consolas"/>
+          <w:color w:val="C11B12"/>
+          <w:sz w:val="17"/>
+          <w:shd w:fill="ECEFF3"/>
+        </w:rPr>
+        <w:t xml:space="preserve">app/Modules/Catalog/resources/views/tenant/menu-manager.blade.php</w:t>
+      </w:r>
+      <w:r>
+        <w:rPr>
+          <w:rFonts w:ascii="Aptos" w:hAnsi="Aptos"/>
+          <w:color w:val="1F2937"/>
+          <w:sz w:val="19"/>
+        </w:rPr>
+        <w:t xml:space="preserve">.</w:t>
+      </w:r>
+    </w:p>
+    <w:p>
+      <w:pPr>
         <w:pStyle w:val="TutorialObserve"/>
         <w:shd w:fill="FFF4D6" w:val="clear"/>
         <w:pBdr>
@@ -4603,6 +4898,106 @@
     </w:p>
     <w:p>
       <w:pPr>
+        <w:pStyle w:val="ListBody"/>
+      </w:pPr>
+      <w:r>
+        <w:rPr>
+          <w:rFonts w:ascii="Aptos" w:hAnsi="Aptos"/>
+          <w:color w:val="1F2937"/>
+          <w:sz w:val="19"/>
+        </w:rPr>
+        <w:t xml:space="preserve">Perintah pembuatan berkas tahap ini (diverifikasi pada Laravel 13.25; baris # INFO adalah output nyata). Jalankan dari root repository, lalu isi berkas sesuai langkah di atas.</w:t>
+      </w:r>
+    </w:p>
+    <w:p>
+      <w:pPr>
+        <w:pStyle w:val="CodeHeader"/>
+        <w:shd w:fill="2D2D30"/>
+        <w:pBdr>
+          <w:left w:val="single" w:sz="4" w:space="8" w:color="2D2D30"/>
+        </w:pBdr>
+      </w:pPr>
+      <w:r>
+        <w:rPr>
+          <w:rFonts w:ascii="Consolas" w:hAnsi="Consolas"/>
+          <w:b/>
+          <w:color w:val="FFFFFF"/>
+          <w:sz w:val="16"/>
+        </w:rPr>
+        <w:t xml:space="preserve">BUAT FILE — MODUL 7 TAHAP 4   •   terminal pada root repository   •   BASH</w:t>
+      </w:r>
+    </w:p>
+    <w:p>
+      <w:pPr>
+        <w:pStyle w:val="CodeBlock"/>
+        <w:shd w:fill="1E1E1E"/>
+        <w:pBdr>
+          <w:left w:val="single" w:sz="4" w:space="8" w:color="1E1E1E"/>
+        </w:pBdr>
+      </w:pPr>
+      <w:r>
+        <w:rPr>
+          <w:rFonts w:ascii="Consolas" w:hAnsi="Consolas"/>
+          <w:color w:val="D4D4D4"/>
+          <w:sz w:val="16"/>
+        </w:rPr>
+        <w:t xml:space="preserve">php artisan make:class Modules/Catalog/Services/MenuStockService</w:t>
+        <w:br/>
+      </w:r>
+      <w:r>
+        <w:rPr>
+          <w:rFonts w:ascii="Consolas" w:hAnsi="Consolas"/>
+          <w:color w:val="6A9955"/>
+          <w:sz w:val="16"/>
+        </w:rPr>
+        <w:t xml:space="preserve">#   INFO Class [app/Modules/Catalog/Services/MenuStockService.php] created successfully.</w:t>
+      </w:r>
+    </w:p>
+    <w:p>
+      <w:pPr>
+        <w:pStyle w:val="ListBody"/>
+        <w:numPr>
+          <w:ilvl w:val="0"/>
+          <w:numId w:val="10"/>
+        </w:numPr>
+      </w:pPr>
+      <w:r>
+        <w:rPr>
+          <w:rFonts w:ascii="Consolas" w:hAnsi="Consolas"/>
+          <w:color w:val="C11B12"/>
+          <w:sz w:val="17"/>
+          <w:shd w:fill="ECEFF3"/>
+        </w:rPr>
+        <w:t xml:space="preserve">php artisan make:class Modules/Catalog/Services/MenuStockService</w:t>
+      </w:r>
+      <w:r>
+        <w:rPr>
+          <w:rFonts w:ascii="Aptos" w:hAnsi="Aptos"/>
+          <w:color w:val="1F2937"/>
+          <w:sz w:val="19"/>
+        </w:rPr>
+        <w:t xml:space="preserve"> — Service stok modul Catalog: toggle/restock atomik (update berpenjaga) + audit log. Hasil: </w:t>
+      </w:r>
+      <w:r>
+        <w:rPr>
+          <w:rFonts w:ascii="Consolas" w:hAnsi="Consolas"/>
+          <w:color w:val="C11B12"/>
+          <w:sz w:val="17"/>
+          <w:shd w:fill="ECEFF3"/>
+        </w:rPr>
+        <w:t xml:space="preserve">app/Modules/Catalog/Services/MenuStockService.php</w:t>
+      </w:r>
+      <w:r>
+        <w:rPr>
+          <w:rFonts w:ascii="Aptos" w:hAnsi="Aptos"/>
+          <w:color w:val="1F2937"/>
+          <w:sz w:val="19"/>
+        </w:rPr>
+        <w:t xml:space="preserve">.</w:t>
+      </w:r>
+    </w:p>
+    <w:p>
+      <w:pPr>
         <w:pStyle w:val="TutorialObserve"/>
         <w:shd w:fill="FFF4D6" w:val="clear"/>
         <w:pBdr>
@@ -4792,6 +5187,106 @@
     </w:p>
     <w:p>
       <w:pPr>
+        <w:pStyle w:val="ListBody"/>
+      </w:pPr>
+      <w:r>
+        <w:rPr>
+          <w:rFonts w:ascii="Aptos" w:hAnsi="Aptos"/>
+          <w:color w:val="1F2937"/>
+          <w:sz w:val="19"/>
+        </w:rPr>
+        <w:t xml:space="preserve">Perintah pembuatan berkas tahap ini (diverifikasi pada Laravel 13.25; baris # INFO adalah output nyata). Jalankan dari root repository, lalu isi berkas sesuai langkah di atas.</w:t>
+      </w:r>
+    </w:p>
+    <w:p>
+      <w:pPr>
+        <w:pStyle w:val="CodeHeader"/>
+        <w:shd w:fill="2D2D30"/>
+        <w:pBdr>
+          <w:left w:val="single" w:sz="4" w:space="8" w:color="2D2D30"/>
+        </w:pBdr>
+      </w:pPr>
+      <w:r>
+        <w:rPr>
+          <w:rFonts w:ascii="Consolas" w:hAnsi="Consolas"/>
+          <w:b/>
+          <w:color w:val="FFFFFF"/>
+          <w:sz w:val="16"/>
+        </w:rPr>
+        <w:t xml:space="preserve">BUAT FILE — MODUL 7 TAHAP 5   •   terminal pada root repository   •   BASH</w:t>
+      </w:r>
+    </w:p>
+    <w:p>
+      <w:pPr>
+        <w:pStyle w:val="CodeBlock"/>
+        <w:shd w:fill="1E1E1E"/>
+        <w:pBdr>
+          <w:left w:val="single" w:sz="4" w:space="8" w:color="1E1E1E"/>
+        </w:pBdr>
+      </w:pPr>
+      <w:r>
+        <w:rPr>
+          <w:rFonts w:ascii="Consolas" w:hAnsi="Consolas"/>
+          <w:color w:val="D4D4D4"/>
+          <w:sz w:val="16"/>
+        </w:rPr>
+        <w:t xml:space="preserve">php artisan make:livewire catalog::menu-catalog</w:t>
+        <w:br/>
+      </w:r>
+      <w:r>
+        <w:rPr>
+          <w:rFonts w:ascii="Consolas" w:hAnsi="Consolas"/>
+          <w:color w:val="6A9955"/>
+          <w:sz w:val="16"/>
+        </w:rPr>
+        <w:t xml:space="preserve">#   INFO Livewire component [app/Modules/Catalog/resources/views/livewire/⚡menu-catalog.blade.php] created successfully.</w:t>
+      </w:r>
+    </w:p>
+    <w:p>
+      <w:pPr>
+        <w:pStyle w:val="ListBody"/>
+        <w:numPr>
+          <w:ilvl w:val="0"/>
+          <w:numId w:val="10"/>
+        </w:numPr>
+      </w:pPr>
+      <w:r>
+        <w:rPr>
+          <w:rFonts w:ascii="Consolas" w:hAnsi="Consolas"/>
+          <w:color w:val="C11B12"/>
+          <w:sz w:val="17"/>
+          <w:shd w:fill="ECEFF3"/>
+        </w:rPr>
+        <w:t xml:space="preserve">php artisan make:livewire catalog::menu-catalog</w:t>
+      </w:r>
+      <w:r>
+        <w:rPr>
+          <w:rFonts w:ascii="Aptos" w:hAnsi="Aptos"/>
+          <w:color w:val="1F2937"/>
+          <w:sz w:val="19"/>
+        </w:rPr>
+        <w:t xml:space="preserve"> — make:livewire dengan awalan namespace modul (catalog::) menulis komponen single-file Livewire 4 (awalan ⚡) LANGSUNG ke folder modul, karena CatalogServiceProvider mendaftarkan Livewire::addNamespace('catalog', app/Modules/Catalog/resources/views/livewire). Dipanggil &lt;livewire:catalog::nama&gt; atau Livewire::test('catalog::nama'). Hasil: </w:t>
+      </w:r>
+      <w:r>
+        <w:rPr>
+          <w:rFonts w:ascii="Consolas" w:hAnsi="Consolas"/>
+          <w:color w:val="C11B12"/>
+          <w:sz w:val="17"/>
+          <w:shd w:fill="ECEFF3"/>
+        </w:rPr>
+        <w:t xml:space="preserve">app/Modules/Catalog/resources/views/livewire/⚡menu-catalog.blade.php</w:t>
+      </w:r>
+      <w:r>
+        <w:rPr>
+          <w:rFonts w:ascii="Aptos" w:hAnsi="Aptos"/>
+          <w:color w:val="1F2937"/>
+          <w:sz w:val="19"/>
+        </w:rPr>
+        <w:t xml:space="preserve">.</w:t>
+      </w:r>
+    </w:p>
+    <w:p>
+      <w:pPr>
         <w:pStyle w:val="TutorialObserve"/>
         <w:shd w:fill="FFF4D6" w:val="clear"/>
         <w:pBdr>
@@ -5187,6 +5682,305 @@
     </w:p>
     <w:p>
       <w:pPr>
+        <w:pStyle w:val="ListBody"/>
+      </w:pPr>
+      <w:r>
+        <w:rPr>
+          <w:rFonts w:ascii="Aptos" w:hAnsi="Aptos"/>
+          <w:color w:val="1F2937"/>
+          <w:sz w:val="19"/>
+        </w:rPr>
+        <w:t xml:space="preserve">Perintah pembuatan berkas tahap ini (diverifikasi pada Laravel 13.25; baris # INFO adalah output nyata). Jalankan dari root repository, lalu isi berkas sesuai langkah di atas.</w:t>
+      </w:r>
+    </w:p>
+    <w:p>
+      <w:pPr>
+        <w:pStyle w:val="CodeHeader"/>
+        <w:shd w:fill="2D2D30"/>
+        <w:pBdr>
+          <w:left w:val="single" w:sz="4" w:space="8" w:color="2D2D30"/>
+        </w:pBdr>
+      </w:pPr>
+      <w:r>
+        <w:rPr>
+          <w:rFonts w:ascii="Consolas" w:hAnsi="Consolas"/>
+          <w:b/>
+          <w:color w:val="FFFFFF"/>
+          <w:sz w:val="16"/>
+        </w:rPr>
+        <w:t xml:space="preserve">BUAT FILE — MODUL 7 TAHAP 7   •   terminal pada root repository   •   BASH</w:t>
+      </w:r>
+    </w:p>
+    <w:p>
+      <w:pPr>
+        <w:pStyle w:val="CodeBlock"/>
+        <w:shd w:fill="1E1E1E"/>
+        <w:pBdr>
+          <w:left w:val="single" w:sz="4" w:space="8" w:color="1E1E1E"/>
+        </w:pBdr>
+      </w:pPr>
+      <w:r>
+        <w:rPr>
+          <w:rFonts w:ascii="Consolas" w:hAnsi="Consolas"/>
+          <w:color w:val="D4D4D4"/>
+          <w:sz w:val="16"/>
+        </w:rPr>
+        <w:t xml:space="preserve">php artisan make:test CatalogPublicTest --phpunit</w:t>
+        <w:br/>
+      </w:r>
+      <w:r>
+        <w:rPr>
+          <w:rFonts w:ascii="Consolas" w:hAnsi="Consolas"/>
+          <w:color w:val="6A9955"/>
+          <w:sz w:val="16"/>
+        </w:rPr>
+        <w:t xml:space="preserve">#   INFO Test [tests/Feature/CatalogPublicTest.php] created successfully.</w:t>
+        <w:br/>
+      </w:r>
+      <w:r>
+        <w:rPr>
+          <w:rFonts w:ascii="Consolas" w:hAnsi="Consolas"/>
+          <w:color w:val="D4D4D4"/>
+          <w:sz w:val="16"/>
+        </w:rPr>
+        <w:t xml:space="preserve">php artisan make:test TenantMenuManagerTest --phpunit</w:t>
+        <w:br/>
+      </w:r>
+      <w:r>
+        <w:rPr>
+          <w:rFonts w:ascii="Consolas" w:hAnsi="Consolas"/>
+          <w:color w:val="6A9955"/>
+          <w:sz w:val="16"/>
+        </w:rPr>
+        <w:t xml:space="preserve">#   INFO Test [tests/Feature/TenantMenuManagerTest.php] created successfully.</w:t>
+        <w:br/>
+      </w:r>
+      <w:r>
+        <w:rPr>
+          <w:rFonts w:ascii="Consolas" w:hAnsi="Consolas"/>
+          <w:color w:val="6A9955"/>
+          <w:sz w:val="16"/>
+        </w:rPr>
+        <w:t xml:space="preserve"># manual (shell)</w:t>
+        <w:br/>
+      </w:r>
+      <w:r>
+        <w:rPr>
+          <w:rFonts w:ascii="Consolas" w:hAnsi="Consolas"/>
+          <w:color w:val="D4D4D4"/>
+          <w:sz w:val="16"/>
+        </w:rPr>
+        <w:t xml:space="preserve">mkdir -p evidence/pertemuan-07/{screenshots,test-results}</w:t>
+        <w:br/>
+      </w:r>
+      <w:r>
+        <w:rPr>
+          <w:rFonts w:ascii="Consolas" w:hAnsi="Consolas"/>
+          <w:color w:val="D4D4D4"/>
+          <w:sz w:val="16"/>
+        </w:rPr>
+        <w:t xml:space="preserve">touch evidence/pertemuan-07/{quality-gate,stage-checklist,security-verification,demo-script,known-issues}.md</w:t>
+        <w:br/>
+      </w:r>
+      <w:r>
+        <w:rPr>
+          <w:rFonts w:ascii="Consolas" w:hAnsi="Consolas"/>
+          <w:color w:val="D4D4D4"/>
+          <w:sz w:val="16"/>
+        </w:rPr>
+        <w:t xml:space="preserve">php artisan test --compact --filter="CatalogPublicTest|TenantMenuManagerTest" &gt; evidence/pertemuan-07/test-results/phpunit-catalog.txt</w:t>
+      </w:r>
+    </w:p>
+    <w:p>
+      <w:pPr>
+        <w:pStyle w:val="ListBody"/>
+        <w:numPr>
+          <w:ilvl w:val="0"/>
+          <w:numId w:val="10"/>
+        </w:numPr>
+      </w:pPr>
+      <w:r>
+        <w:rPr>
+          <w:rFonts w:ascii="Consolas" w:hAnsi="Consolas"/>
+          <w:color w:val="C11B12"/>
+          <w:sz w:val="17"/>
+          <w:shd w:fill="ECEFF3"/>
+        </w:rPr>
+        <w:t xml:space="preserve">php artisan make:test CatalogPublicTest --phpunit</w:t>
+      </w:r>
+      <w:r>
+        <w:rPr>
+          <w:rFonts w:ascii="Aptos" w:hAnsi="Aptos"/>
+          <w:color w:val="1F2937"/>
+          <w:sz w:val="19"/>
+        </w:rPr>
+        <w:t xml:space="preserve"> — Feature test katalog publik: scope canteen/ketersediaan, search, anti-N+1, halaman landing. Hasil: </w:t>
+      </w:r>
+      <w:r>
+        <w:rPr>
+          <w:rFonts w:ascii="Consolas" w:hAnsi="Consolas"/>
+          <w:color w:val="C11B12"/>
+          <w:sz w:val="17"/>
+          <w:shd w:fill="ECEFF3"/>
+        </w:rPr>
+        <w:t xml:space="preserve">tests/Feature/CatalogPublicTest.php</w:t>
+      </w:r>
+      <w:r>
+        <w:rPr>
+          <w:rFonts w:ascii="Aptos" w:hAnsi="Aptos"/>
+          <w:color w:val="1F2937"/>
+          <w:sz w:val="19"/>
+        </w:rPr>
+        <w:t xml:space="preserve">.</w:t>
+      </w:r>
+    </w:p>
+    <w:p>
+      <w:pPr>
+        <w:pStyle w:val="ListBody"/>
+        <w:numPr>
+          <w:ilvl w:val="0"/>
+          <w:numId w:val="10"/>
+        </w:numPr>
+      </w:pPr>
+      <w:r>
+        <w:rPr>
+          <w:rFonts w:ascii="Consolas" w:hAnsi="Consolas"/>
+          <w:color w:val="C11B12"/>
+          <w:sz w:val="17"/>
+          <w:shd w:fill="ECEFF3"/>
+        </w:rPr>
+        <w:t xml:space="preserve">php artisan make:test TenantMenuManagerTest --phpunit</w:t>
+      </w:r>
+      <w:r>
+        <w:rPr>
+          <w:rFonts w:ascii="Aptos" w:hAnsi="Aptos"/>
+          <w:color w:val="1F2937"/>
+          <w:sz w:val="19"/>
+        </w:rPr>
+        <w:t xml:space="preserve"> — Feature test manager menu: halaman merender komponen modul, tenant_id dari context, stok atomik + audit, tenantId palsu ditolak. Hasil: </w:t>
+      </w:r>
+      <w:r>
+        <w:rPr>
+          <w:rFonts w:ascii="Consolas" w:hAnsi="Consolas"/>
+          <w:color w:val="C11B12"/>
+          <w:sz w:val="17"/>
+          <w:shd w:fill="ECEFF3"/>
+        </w:rPr>
+        <w:t xml:space="preserve">tests/Feature/TenantMenuManagerTest.php</w:t>
+      </w:r>
+      <w:r>
+        <w:rPr>
+          <w:rFonts w:ascii="Aptos" w:hAnsi="Aptos"/>
+          <w:color w:val="1F2937"/>
+          <w:sz w:val="19"/>
+        </w:rPr>
+        <w:t xml:space="preserve">.</w:t>
+      </w:r>
+    </w:p>
+    <w:p>
+      <w:pPr>
+        <w:pStyle w:val="ListBody"/>
+        <w:numPr>
+          <w:ilvl w:val="0"/>
+          <w:numId w:val="10"/>
+        </w:numPr>
+      </w:pPr>
+      <w:r>
+        <w:rPr>
+          <w:rFonts w:ascii="Aptos" w:hAnsi="Aptos"/>
+          <w:color w:val="1F2937"/>
+          <w:sz w:val="19"/>
+        </w:rPr>
+        <w:t xml:space="preserve">Manual: </w:t>
+      </w:r>
+      <w:r>
+        <w:rPr>
+          <w:rFonts w:ascii="Consolas" w:hAnsi="Consolas"/>
+          <w:color w:val="C11B12"/>
+          <w:sz w:val="17"/>
+          <w:shd w:fill="ECEFF3"/>
+        </w:rPr>
+        <w:t xml:space="preserve">mkdir -p evidence/pertemuan-07/{screenshots,test-results}</w:t>
+      </w:r>
+      <w:r>
+        <w:rPr>
+          <w:rFonts w:ascii="Aptos" w:hAnsi="Aptos"/>
+          <w:color w:val="1F2937"/>
+          <w:sz w:val="19"/>
+        </w:rPr>
+        <w:t xml:space="preserve"> — Evidence pertemuan (Markdown), hasil test katalog, dan screenshot di evidence/pertemuan-07/screenshots/. Hasil: </w:t>
+      </w:r>
+      <w:r>
+        <w:rPr>
+          <w:rFonts w:ascii="Consolas" w:hAnsi="Consolas"/>
+          <w:color w:val="C11B12"/>
+          <w:sz w:val="17"/>
+          <w:shd w:fill="ECEFF3"/>
+        </w:rPr>
+        <w:t xml:space="preserve">evidence/pertemuan-07/*.md</w:t>
+      </w:r>
+      <w:r>
+        <w:rPr>
+          <w:rFonts w:ascii="Aptos" w:hAnsi="Aptos"/>
+          <w:color w:val="1F2937"/>
+          <w:sz w:val="19"/>
+        </w:rPr>
+        <w:t xml:space="preserve">, </w:t>
+      </w:r>
+      <w:r>
+        <w:rPr>
+          <w:rFonts w:ascii="Consolas" w:hAnsi="Consolas"/>
+          <w:color w:val="C11B12"/>
+          <w:sz w:val="17"/>
+          <w:shd w:fill="ECEFF3"/>
+        </w:rPr>
+        <w:t xml:space="preserve">evidence/pertemuan-07/test-results/phpunit-catalog.txt</w:t>
+      </w:r>
+      <w:r>
+        <w:rPr>
+          <w:rFonts w:ascii="Aptos" w:hAnsi="Aptos"/>
+          <w:color w:val="1F2937"/>
+          <w:sz w:val="19"/>
+        </w:rPr>
+        <w:t xml:space="preserve">, </w:t>
+      </w:r>
+      <w:r>
+        <w:rPr>
+          <w:rFonts w:ascii="Consolas" w:hAnsi="Consolas"/>
+          <w:color w:val="C11B12"/>
+          <w:sz w:val="17"/>
+          <w:shd w:fill="ECEFF3"/>
+        </w:rPr>
+        <w:t xml:space="preserve">evidence/pertemuan-07/screenshots/m7-public-catalog.png</w:t>
+      </w:r>
+      <w:r>
+        <w:rPr>
+          <w:rFonts w:ascii="Aptos" w:hAnsi="Aptos"/>
+          <w:color w:val="1F2937"/>
+          <w:sz w:val="19"/>
+        </w:rPr>
+        <w:t xml:space="preserve">, </w:t>
+      </w:r>
+      <w:r>
+        <w:rPr>
+          <w:rFonts w:ascii="Consolas" w:hAnsi="Consolas"/>
+          <w:color w:val="C11B12"/>
+          <w:sz w:val="17"/>
+          <w:shd w:fill="ECEFF3"/>
+        </w:rPr>
+        <w:t xml:space="preserve">evidence/pertemuan-07/screenshots/m7-catalog-module.png</w:t>
+      </w:r>
+      <w:r>
+        <w:rPr>
+          <w:rFonts w:ascii="Aptos" w:hAnsi="Aptos"/>
+          <w:color w:val="1F2937"/>
+          <w:sz w:val="19"/>
+        </w:rPr>
+        <w:t xml:space="preserve">.</w:t>
+      </w:r>
+    </w:p>
+    <w:p>
+      <w:pPr>
         <w:pStyle w:val="TutorialObserve"/>
         <w:shd w:fill="FFF4D6" w:val="clear"/>
         <w:pBdr>
@@ -5326,6 +6120,293 @@
           <w:sz w:val="16"/>
         </w:rPr>
         <w:t xml:space="preserve"> run build</w:t>
+      </w:r>
+    </w:p>
+    <w:p>
+      <w:pPr>
+        <w:pStyle w:val="Heading3"/>
+      </w:pPr>
+      <w:r>
+        <w:t xml:space="preserve">Output Nyata Terverifikasi</w:t>
+      </w:r>
+    </w:p>
+    <w:p>
+      <w:pPr>
+        <w:pStyle w:val="ListBody"/>
+      </w:pPr>
+      <w:r>
+        <w:t xml:space="preserve">Public catalog Livewire lintas-tenant yang aman — diverifikasi live pada server lokal.</w:t>
+      </w:r>
+    </w:p>
+    <w:p>
+      <w:pPr>
+        <w:jc w:val="center"/>
+        <w:spacing w:before="80" w:after="40"/>
+      </w:pPr>
+      <w:r>
+        <w:drawing>
+          <wp:inline distT="0" distB="0" distL="0" distR="0">
+            <wp:extent cx="2377440" cy="4862945"/>
+            <wp:effectExtent l="0" t="0" r="0" b="0"/>
+            <wp:docPr id="9071" name="M7 catalog"/>
+            <wp:cNvGraphicFramePr>
+              <a:graphicFrameLocks xmlns:a="http://schemas.openxmlformats.org/drawingml/2006/main" noChangeAspect="1"/>
+            </wp:cNvGraphicFramePr>
+            <a:graphic xmlns:a="http://schemas.openxmlformats.org/drawingml/2006/main">
+              <a:graphicData uri="http://schemas.openxmlformats.org/drawingml/2006/picture">
+                <pic:pic xmlns:pic="http://schemas.openxmlformats.org/drawingml/2006/picture">
+                  <pic:nvPicPr>
+                    <pic:cNvPr id="9071" name="M7 catalog"/>
+                    <pic:cNvPicPr/>
+                  </pic:nvPicPr>
+                  <pic:blipFill>
+                    <a:blip r:embed="rId907"/>
+                    <a:stretch>
+                      <a:fillRect/>
+                    </a:stretch>
+                  </pic:blipFill>
+                  <pic:spPr>
+                    <a:xfrm>
+                      <a:off x="0" y="0"/>
+                      <a:ext cx="2377440" cy="4862945"/>
+                    </a:xfrm>
+                    <a:prstGeom prst="rect">
+                      <a:avLst/>
+                    </a:prstGeom>
+                  </pic:spPr>
+                </pic:pic>
+              </a:graphicData>
+            </a:graphic>
+          </wp:inline>
+        </w:drawing>
+      </w:r>
+    </w:p>
+    <w:p>
+      <w:pPr>
+        <w:jc w:val="center"/>
+        <w:spacing w:after="160"/>
+      </w:pPr>
+      <w:r>
+        <w:rPr>
+          <w:i/>
+          <w:color w:val="6B7280"/>
+          <w:sz w:val="16"/>
+        </w:rPr>
+        <w:t xml:space="preserve">Gambar M7. Katalog /kantin/{slug}: menu 2 tenant (AYAM/KOPI) + search/filter; anti-N+1 (&lt;=6 query); 8 uji hijau.</w:t>
+      </w:r>
+    </w:p>
+    <w:p>
+      <w:pPr>
+        <w:pStyle w:val="Heading3"/>
+      </w:pPr>
+      <w:r>
+        <w:t xml:space="preserve">Output Nyata Terverifikasi — Komponen Livewire Milik Modul Catalog</w:t>
+      </w:r>
+    </w:p>
+    <w:p>
+      <w:pPr>
+        <w:pStyle w:val="ListBody"/>
+      </w:pPr>
+      <w:r>
+        <w:rPr>
+          <w:rFonts w:ascii="Aptos" w:hAnsi="Aptos"/>
+          <w:color w:val="1F2937"/>
+          <w:sz w:val="19"/>
+        </w:rPr>
+        <w:t xml:space="preserve">Bukti eksekusi nyata pada branch </w:t>
+      </w:r>
+      <w:r>
+        <w:rPr>
+          <w:rFonts w:ascii="Consolas" w:hAnsi="Consolas"/>
+          <w:color w:val="C11B12"/>
+          <w:sz w:val="17"/>
+          <w:shd w:fill="ECEFF3"/>
+        </w:rPr>
+        <w:t xml:space="preserve">feat/pertemuan-07-catalog-v2</w:t>
+      </w:r>
+      <w:r>
+        <w:rPr>
+          <w:rFonts w:ascii="Aptos" w:hAnsi="Aptos"/>
+          <w:color w:val="1F2937"/>
+          <w:sz w:val="19"/>
+        </w:rPr>
+        <w:t xml:space="preserve">: seluruh berkas fitur katalog berada di </w:t>
+      </w:r>
+      <w:r>
+        <w:rPr>
+          <w:rFonts w:ascii="Consolas" w:hAnsi="Consolas"/>
+          <w:color w:val="C11B12"/>
+          <w:sz w:val="17"/>
+          <w:shd w:fill="ECEFF3"/>
+        </w:rPr>
+        <w:t xml:space="preserve">app/Modules/Catalog</w:t>
+      </w:r>
+      <w:r>
+        <w:rPr>
+          <w:rFonts w:ascii="Aptos" w:hAnsi="Aptos"/>
+          <w:color w:val="1F2937"/>
+          <w:sz w:val="19"/>
+        </w:rPr>
+        <w:t xml:space="preserve"> — komponen </w:t>
+      </w:r>
+      <w:r>
+        <w:rPr>
+          <w:rFonts w:ascii="Consolas" w:hAnsi="Consolas"/>
+          <w:color w:val="C11B12"/>
+          <w:sz w:val="17"/>
+          <w:shd w:fill="ECEFF3"/>
+        </w:rPr>
+        <w:t xml:space="preserve">catalog::menu-manager</w:t>
+      </w:r>
+      <w:r>
+        <w:rPr>
+          <w:rFonts w:ascii="Aptos" w:hAnsi="Aptos"/>
+          <w:color w:val="1F2937"/>
+          <w:sz w:val="19"/>
+        </w:rPr>
+        <w:t xml:space="preserve"> dan </w:t>
+      </w:r>
+      <w:r>
+        <w:rPr>
+          <w:rFonts w:ascii="Consolas" w:hAnsi="Consolas"/>
+          <w:color w:val="C11B12"/>
+          <w:sz w:val="17"/>
+          <w:shd w:fill="ECEFF3"/>
+        </w:rPr>
+        <w:t xml:space="preserve">catalog::menu-catalog</w:t>
+      </w:r>
+      <w:r>
+        <w:rPr>
+          <w:rFonts w:ascii="Aptos" w:hAnsi="Aptos"/>
+          <w:color w:val="1F2937"/>
+          <w:sz w:val="19"/>
+        </w:rPr>
+        <w:t xml:space="preserve"> (dibuat dengan </w:t>
+      </w:r>
+      <w:r>
+        <w:rPr>
+          <w:rFonts w:ascii="Consolas" w:hAnsi="Consolas"/>
+          <w:color w:val="C11B12"/>
+          <w:sz w:val="17"/>
+          <w:shd w:fill="ECEFF3"/>
+        </w:rPr>
+        <w:t xml:space="preserve">php artisan make:livewire catalog::…</w:t>
+      </w:r>
+      <w:r>
+        <w:rPr>
+          <w:rFonts w:ascii="Aptos" w:hAnsi="Aptos"/>
+          <w:color w:val="1F2937"/>
+          <w:sz w:val="19"/>
+        </w:rPr>
+        <w:t xml:space="preserve">), halaman </w:t>
+      </w:r>
+      <w:r>
+        <w:rPr>
+          <w:rFonts w:ascii="Consolas" w:hAnsi="Consolas"/>
+          <w:color w:val="C11B12"/>
+          <w:sz w:val="17"/>
+          <w:shd w:fill="ECEFF3"/>
+        </w:rPr>
+        <w:t xml:space="preserve">catalog::tenant.menu-manager</w:t>
+      </w:r>
+      <w:r>
+        <w:rPr>
+          <w:rFonts w:ascii="Aptos" w:hAnsi="Aptos"/>
+          <w:color w:val="1F2937"/>
+          <w:sz w:val="19"/>
+        </w:rPr>
+        <w:t xml:space="preserve">, dan route </w:t>
+      </w:r>
+      <w:r>
+        <w:rPr>
+          <w:rFonts w:ascii="Consolas" w:hAnsi="Consolas"/>
+          <w:color w:val="C11B12"/>
+          <w:sz w:val="17"/>
+          <w:shd w:fill="ECEFF3"/>
+        </w:rPr>
+        <w:t xml:space="preserve">tenant.menu-manager</w:t>
+      </w:r>
+      <w:r>
+        <w:rPr>
+          <w:rFonts w:ascii="Aptos" w:hAnsi="Aptos"/>
+          <w:color w:val="1F2937"/>
+          <w:sz w:val="19"/>
+        </w:rPr>
+        <w:t xml:space="preserve"> di </w:t>
+      </w:r>
+      <w:r>
+        <w:rPr>
+          <w:rFonts w:ascii="Consolas" w:hAnsi="Consolas"/>
+          <w:color w:val="C11B12"/>
+          <w:sz w:val="17"/>
+          <w:shd w:fill="ECEFF3"/>
+        </w:rPr>
+        <w:t xml:space="preserve">app/Modules/Catalog/routes/tenant.php</w:t>
+      </w:r>
+      <w:r>
+        <w:rPr>
+          <w:rFonts w:ascii="Aptos" w:hAnsi="Aptos"/>
+          <w:color w:val="1F2937"/>
+          <w:sz w:val="19"/>
+        </w:rPr>
+        <w:t xml:space="preserve">; uji katalog dan suite penuh hijau.</w:t>
+      </w:r>
+    </w:p>
+    <w:p>
+      <w:pPr>
+        <w:jc w:val="center"/>
+        <w:spacing w:before="80" w:after="40"/>
+      </w:pPr>
+      <w:r>
+        <w:drawing>
+          <wp:inline distT="0" distB="0" distL="0" distR="0">
+            <wp:extent cx="5943600" cy="3318079"/>
+            <wp:effectExtent l="0" t="0" r="0" b="0"/>
+            <wp:docPr id="9551" name="M7 komponen Livewire modul Catalog"/>
+            <wp:cNvGraphicFramePr>
+              <a:graphicFrameLocks xmlns:a="http://schemas.openxmlformats.org/drawingml/2006/main" noChangeAspect="1"/>
+            </wp:cNvGraphicFramePr>
+            <a:graphic xmlns:a="http://schemas.openxmlformats.org/drawingml/2006/main">
+              <a:graphicData uri="http://schemas.openxmlformats.org/drawingml/2006/picture">
+                <pic:pic xmlns:pic="http://schemas.openxmlformats.org/drawingml/2006/picture">
+                  <pic:nvPicPr>
+                    <pic:cNvPr id="9551" name="M7 komponen Livewire modul Catalog"/>
+                    <pic:cNvPicPr/>
+                  </pic:nvPicPr>
+                  <pic:blipFill>
+                    <a:blip r:embed="rId955"/>
+                    <a:stretch>
+                      <a:fillRect/>
+                    </a:stretch>
+                  </pic:blipFill>
+                  <pic:spPr>
+                    <a:xfrm>
+                      <a:off x="0" y="0"/>
+                      <a:ext cx="5943600" cy="3318079"/>
+                    </a:xfrm>
+                    <a:prstGeom prst="rect">
+                      <a:avLst/>
+                    </a:prstGeom>
+                  </pic:spPr>
+                </pic:pic>
+              </a:graphicData>
+            </a:graphic>
+          </wp:inline>
+        </w:drawing>
+      </w:r>
+    </w:p>
+    <w:p>
+      <w:pPr>
+        <w:jc w:val="center"/>
+        <w:spacing w:after="160"/>
+      </w:pPr>
+      <w:r>
+        <w:rPr>
+          <w:i/>
+          <w:color w:val="6B7280"/>
+          <w:sz w:val="16"/>
+        </w:rPr>
+        <w:t xml:space="preserve">Gambar M7b. Isi app/Modules/Catalog, route menu-manager dari modul, CatalogPublicTest + TenantMenuManagerTest 8 passed, suite 93 passed.</w:t>
       </w:r>
     </w:p>
     <w:p>
@@ -5597,7 +6678,7 @@
         <w:rPr>
           <w:rFonts w:ascii="Aptos" w:hAnsi="Aptos"/>
         </w:rPr>
-        <w:t>File yang dibuat: 07_catalog/MenuCatalog.php dan menu-catalog.blade.php</w:t>
+        <w:t>File yang dibuat: app/Modules/Catalog/resources/views/livewire/⚡menu-catalog.blade.php (komponen single-file catalog::menu-catalog) dan app/Modules/Catalog/Services/PublicCatalogQuery.php</w:t>
       </w:r>
     </w:p>
     <w:p>

--- a/modul_praktikum/Pertemuan_07_Katalog_Menu_Tenant_Modifier_Stok_dan_Public_Catalog.docx
+++ b/modul_praktikum/Pertemuan_07_Katalog_Menu_Tenant_Modifier_Stok_dan_Public_Catalog.docx
@@ -994,1322 +994,1822 @@
     <w:p>
       <w:pPr>
         <w:pStyle w:val="CodeHeader"/>
+        <w:shd w:fill="2D2D30"/>
         <w:keepNext/>
         <w:pBdr>
-          <w:left w:val="single" w:sz="12" w:space="8" w:color="B8DDE0"/>
+          <w:left w:val="single" w:sz="4" w:space="8" w:color="2D2D30"/>
         </w:pBdr>
-        <w:shd w:val="clear" w:color="auto" w:fill="E4EAED"/>
-      </w:pPr>
-      <w:r>
-        <w:rPr>
-          <w:rFonts w:ascii="Consolas" w:hAnsi="Consolas"/>
-          <w:b/>
-          <w:color w:val="262626"/>
-          <w:sz w:val="16"/>
-        </w:rPr>
-        <w:t xml:space="preserve">CONTOH MANDIRI — app/Services/MenuImageService.php   •   PHP</w:t>
+      </w:pPr>
+      <w:r>
+        <w:t>CONTOH MANDIRI — app/Modules/Catalog/Services/MenuImageService.php (foto ditunda, DOC-07-001)   •   PHP</w:t>
       </w:r>
     </w:p>
     <w:p>
       <w:pPr>
         <w:pStyle w:val="CodeBlock"/>
+        <w:shd w:fill="1E1E1E"/>
         <w:keepLines/>
         <w:pBdr>
-          <w:left w:val="single" w:sz="12" w:space="8" w:color="B8DDE0"/>
+          <w:left w:val="single" w:sz="4" w:space="8" w:color="1E1E1E"/>
         </w:pBdr>
-        <w:shd w:val="clear" w:color="auto" w:fill="F2F3F7"/>
-      </w:pPr>
-      <w:r>
-        <w:rPr>
-          <w:rFonts w:ascii="Consolas" w:hAnsi="Consolas"/>
-          <w:color w:val="660E7A"/>
-          <w:sz w:val="16"/>
-        </w:rPr>
-        <w:t xml:space="preserve">$encoded</w:t>
-      </w:r>
-      <w:r>
-        <w:rPr>
-          <w:rFonts w:ascii="Consolas" w:hAnsi="Consolas"/>
-          <w:color w:val="262626"/>
-          <w:sz w:val="16"/>
-        </w:rPr>
-        <w:t xml:space="preserve"> = </w:t>
-      </w:r>
-      <w:r>
-        <w:rPr>
-          <w:rFonts w:ascii="Consolas" w:hAnsi="Consolas"/>
-          <w:color w:val="267F99"/>
-          <w:sz w:val="16"/>
-        </w:rPr>
-        <w:t xml:space="preserve">Image</w:t>
-      </w:r>
-      <w:r>
-        <w:rPr>
-          <w:rFonts w:ascii="Consolas" w:hAnsi="Consolas"/>
-          <w:color w:val="262626"/>
-          <w:sz w:val="16"/>
-        </w:rPr>
-        <w:t xml:space="preserve">::</w:t>
-      </w:r>
-      <w:r>
-        <w:rPr>
-          <w:rFonts w:ascii="Consolas" w:hAnsi="Consolas"/>
-          <w:color w:val="795E26"/>
-          <w:sz w:val="16"/>
-        </w:rPr>
-        <w:t xml:space="preserve">read</w:t>
-      </w:r>
-      <w:r>
-        <w:rPr>
-          <w:rFonts w:ascii="Consolas" w:hAnsi="Consolas"/>
-          <w:color w:val="262626"/>
-          <w:sz w:val="16"/>
-        </w:rPr>
-        <w:t xml:space="preserve">(</w:t>
-      </w:r>
-      <w:r>
+      </w:pPr>
+      <w:r>
+        <w:rPr>
+          <w:rFonts w:ascii="Consolas" w:hAnsi="Consolas" w:eastAsia="Consolas"/>
+          <w:color w:val="9CDCFE"/>
+          <w:sz w:val="16"/>
+        </w:rPr>
+        <w:t>$encoded</w:t>
+      </w:r>
+      <w:r>
+        <w:rPr>
+          <w:rFonts w:ascii="Consolas" w:hAnsi="Consolas" w:eastAsia="Consolas"/>
+          <w:color w:val="D4D4D4"/>
+          <w:sz w:val="16"/>
+        </w:rPr>
+        <w:t xml:space="preserve"> </w:t>
+      </w:r>
+      <w:r>
+        <w:rPr>
+          <w:rFonts w:ascii="Consolas" w:hAnsi="Consolas" w:eastAsia="Consolas"/>
+          <w:color w:val="D4D4D4"/>
+          <w:sz w:val="16"/>
+        </w:rPr>
+        <w:t>=</w:t>
+      </w:r>
+      <w:r>
+        <w:rPr>
+          <w:rFonts w:ascii="Consolas" w:hAnsi="Consolas" w:eastAsia="Consolas"/>
+          <w:color w:val="D4D4D4"/>
+          <w:sz w:val="16"/>
+        </w:rPr>
+        <w:t xml:space="preserve"> </w:t>
+      </w:r>
+      <w:r>
+        <w:rPr>
+          <w:rFonts w:ascii="Consolas" w:hAnsi="Consolas" w:eastAsia="Consolas"/>
+          <w:color w:val="4EC9B0"/>
+          <w:sz w:val="16"/>
+        </w:rPr>
+        <w:t>Image</w:t>
+      </w:r>
+      <w:r>
+        <w:rPr>
+          <w:rFonts w:ascii="Consolas" w:hAnsi="Consolas" w:eastAsia="Consolas"/>
+          <w:color w:val="D4D4D4"/>
+          <w:sz w:val="16"/>
+        </w:rPr>
+        <w:t>:</w:t>
+      </w:r>
+      <w:r>
+        <w:rPr>
+          <w:rFonts w:ascii="Consolas" w:hAnsi="Consolas" w:eastAsia="Consolas"/>
+          <w:color w:val="D4D4D4"/>
+          <w:sz w:val="16"/>
+        </w:rPr>
+        <w:t>:</w:t>
+      </w:r>
+      <w:r>
+        <w:rPr>
+          <w:rFonts w:ascii="Consolas" w:hAnsi="Consolas" w:eastAsia="Consolas"/>
+          <w:color w:val="DCDCAA"/>
+          <w:sz w:val="16"/>
+        </w:rPr>
+        <w:t>read</w:t>
+      </w:r>
+      <w:r>
+        <w:rPr>
+          <w:rFonts w:ascii="Consolas" w:hAnsi="Consolas" w:eastAsia="Consolas"/>
+          <w:color w:val="D4D4D4"/>
+          <w:sz w:val="16"/>
+        </w:rPr>
+        <w:t>(</w:t>
+      </w:r>
+      <w:r>
+        <w:rPr>
+          <w:rFonts w:ascii="Consolas" w:hAnsi="Consolas" w:eastAsia="Consolas"/>
+          <w:color w:val="D4D4D4"/>
+          <w:sz w:val="16"/>
+        </w:rPr>
         <w:br/>
-      </w:r>
-      <w:r>
-        <w:rPr>
-          <w:rFonts w:ascii="Consolas" w:hAnsi="Consolas"/>
-          <w:color w:val="262626"/>
-          <w:sz w:val="16"/>
-        </w:rPr>
         <w:t xml:space="preserve">    </w:t>
       </w:r>
       <w:r>
         <w:rPr>
-          <w:rFonts w:ascii="Consolas" w:hAnsi="Consolas"/>
-          <w:color w:val="660E7A"/>
-          <w:sz w:val="16"/>
-        </w:rPr>
-        <w:t xml:space="preserve">$request</w:t>
-      </w:r>
-      <w:r>
-        <w:rPr>
-          <w:rFonts w:ascii="Consolas" w:hAnsi="Consolas"/>
-          <w:color w:val="262626"/>
-          <w:sz w:val="16"/>
-        </w:rPr>
-        <w:t xml:space="preserve">-&gt;</w:t>
-      </w:r>
-      <w:r>
-        <w:rPr>
-          <w:rFonts w:ascii="Consolas" w:hAnsi="Consolas"/>
-          <w:color w:val="795E26"/>
-          <w:sz w:val="16"/>
-        </w:rPr>
-        <w:t xml:space="preserve">file</w:t>
-      </w:r>
-      <w:r>
-        <w:rPr>
-          <w:rFonts w:ascii="Consolas" w:hAnsi="Consolas"/>
-          <w:color w:val="262626"/>
-          <w:sz w:val="16"/>
-        </w:rPr>
-        <w:t xml:space="preserve">(</w:t>
-      </w:r>
-      <w:r>
-        <w:rPr>
-          <w:rFonts w:ascii="Consolas" w:hAnsi="Consolas"/>
-          <w:color w:val="00733B"/>
-          <w:sz w:val="16"/>
-        </w:rPr>
-        <w:t xml:space="preserve">'photo'</w:t>
-      </w:r>
-      <w:r>
-        <w:rPr>
-          <w:rFonts w:ascii="Consolas" w:hAnsi="Consolas"/>
-          <w:color w:val="262626"/>
-          <w:sz w:val="16"/>
-        </w:rPr>
-        <w:t xml:space="preserve">)-&gt;</w:t>
-      </w:r>
-      <w:r>
-        <w:rPr>
-          <w:rFonts w:ascii="Consolas" w:hAnsi="Consolas"/>
-          <w:color w:val="795E26"/>
-          <w:sz w:val="16"/>
-        </w:rPr>
-        <w:t xml:space="preserve">getRealPath</w:t>
-      </w:r>
-      <w:r>
-        <w:rPr>
-          <w:rFonts w:ascii="Consolas" w:hAnsi="Consolas"/>
-          <w:color w:val="262626"/>
-          <w:sz w:val="16"/>
-        </w:rPr>
-        <w:t xml:space="preserve">(),</w:t>
-      </w:r>
-      <w:r>
+          <w:rFonts w:ascii="Consolas" w:hAnsi="Consolas" w:eastAsia="Consolas"/>
+          <w:color w:val="9CDCFE"/>
+          <w:sz w:val="16"/>
+        </w:rPr>
+        <w:t>$request</w:t>
+      </w:r>
+      <w:r>
+        <w:rPr>
+          <w:rFonts w:ascii="Consolas" w:hAnsi="Consolas" w:eastAsia="Consolas"/>
+          <w:color w:val="D4D4D4"/>
+          <w:sz w:val="16"/>
+        </w:rPr>
+        <w:t>-</w:t>
+      </w:r>
+      <w:r>
+        <w:rPr>
+          <w:rFonts w:ascii="Consolas" w:hAnsi="Consolas" w:eastAsia="Consolas"/>
+          <w:color w:val="D4D4D4"/>
+          <w:sz w:val="16"/>
+        </w:rPr>
+        <w:t>&gt;</w:t>
+      </w:r>
+      <w:r>
+        <w:rPr>
+          <w:rFonts w:ascii="Consolas" w:hAnsi="Consolas" w:eastAsia="Consolas"/>
+          <w:color w:val="DCDCAA"/>
+          <w:sz w:val="16"/>
+        </w:rPr>
+        <w:t>file</w:t>
+      </w:r>
+      <w:r>
+        <w:rPr>
+          <w:rFonts w:ascii="Consolas" w:hAnsi="Consolas" w:eastAsia="Consolas"/>
+          <w:color w:val="D4D4D4"/>
+          <w:sz w:val="16"/>
+        </w:rPr>
+        <w:t>(</w:t>
+      </w:r>
+      <w:r>
+        <w:rPr>
+          <w:rFonts w:ascii="Consolas" w:hAnsi="Consolas" w:eastAsia="Consolas"/>
+          <w:color w:val="CE9178"/>
+          <w:sz w:val="16"/>
+        </w:rPr>
+        <w:t>'photo'</w:t>
+      </w:r>
+      <w:r>
+        <w:rPr>
+          <w:rFonts w:ascii="Consolas" w:hAnsi="Consolas" w:eastAsia="Consolas"/>
+          <w:color w:val="D4D4D4"/>
+          <w:sz w:val="16"/>
+        </w:rPr>
+        <w:t>)</w:t>
+      </w:r>
+      <w:r>
+        <w:rPr>
+          <w:rFonts w:ascii="Consolas" w:hAnsi="Consolas" w:eastAsia="Consolas"/>
+          <w:color w:val="D4D4D4"/>
+          <w:sz w:val="16"/>
+        </w:rPr>
+        <w:t>-</w:t>
+      </w:r>
+      <w:r>
+        <w:rPr>
+          <w:rFonts w:ascii="Consolas" w:hAnsi="Consolas" w:eastAsia="Consolas"/>
+          <w:color w:val="D4D4D4"/>
+          <w:sz w:val="16"/>
+        </w:rPr>
+        <w:t>&gt;</w:t>
+      </w:r>
+      <w:r>
+        <w:rPr>
+          <w:rFonts w:ascii="Consolas" w:hAnsi="Consolas" w:eastAsia="Consolas"/>
+          <w:color w:val="DCDCAA"/>
+          <w:sz w:val="16"/>
+        </w:rPr>
+        <w:t>getRealPath</w:t>
+      </w:r>
+      <w:r>
+        <w:rPr>
+          <w:rFonts w:ascii="Consolas" w:hAnsi="Consolas" w:eastAsia="Consolas"/>
+          <w:color w:val="D4D4D4"/>
+          <w:sz w:val="16"/>
+        </w:rPr>
+        <w:t>(</w:t>
+      </w:r>
+      <w:r>
+        <w:rPr>
+          <w:rFonts w:ascii="Consolas" w:hAnsi="Consolas" w:eastAsia="Consolas"/>
+          <w:color w:val="D4D4D4"/>
+          <w:sz w:val="16"/>
+        </w:rPr>
+        <w:t>)</w:t>
+      </w:r>
+      <w:r>
+        <w:rPr>
+          <w:rFonts w:ascii="Consolas" w:hAnsi="Consolas" w:eastAsia="Consolas"/>
+          <w:color w:val="D4D4D4"/>
+          <w:sz w:val="16"/>
+        </w:rPr>
+        <w:t>,</w:t>
+      </w:r>
+      <w:r>
+        <w:rPr>
+          <w:rFonts w:ascii="Consolas" w:hAnsi="Consolas" w:eastAsia="Consolas"/>
+          <w:color w:val="D4D4D4"/>
+          <w:sz w:val="16"/>
+        </w:rPr>
         <w:br/>
       </w:r>
       <w:r>
         <w:rPr>
-          <w:rFonts w:ascii="Consolas" w:hAnsi="Consolas"/>
-          <w:color w:val="262626"/>
-          <w:sz w:val="16"/>
-        </w:rPr>
-        <w:t xml:space="preserve">)</w:t>
-      </w:r>
-      <w:r>
+          <w:rFonts w:ascii="Consolas" w:hAnsi="Consolas" w:eastAsia="Consolas"/>
+          <w:color w:val="D4D4D4"/>
+          <w:sz w:val="16"/>
+        </w:rPr>
+        <w:t>)</w:t>
+      </w:r>
+      <w:r>
+        <w:rPr>
+          <w:rFonts w:ascii="Consolas" w:hAnsi="Consolas" w:eastAsia="Consolas"/>
+          <w:color w:val="D4D4D4"/>
+          <w:sz w:val="16"/>
+        </w:rPr>
         <w:br/>
-      </w:r>
-      <w:r>
-        <w:rPr>
-          <w:rFonts w:ascii="Consolas" w:hAnsi="Consolas"/>
-          <w:color w:val="262626"/>
-          <w:sz w:val="16"/>
-        </w:rPr>
-        <w:t xml:space="preserve">    -&gt;</w:t>
-      </w:r>
-      <w:r>
-        <w:rPr>
-          <w:rFonts w:ascii="Consolas" w:hAnsi="Consolas"/>
-          <w:color w:val="795E26"/>
-          <w:sz w:val="16"/>
-        </w:rPr>
-        <w:t xml:space="preserve">scaleDown</w:t>
-      </w:r>
-      <w:r>
-        <w:rPr>
-          <w:rFonts w:ascii="Consolas" w:hAnsi="Consolas"/>
-          <w:color w:val="262626"/>
-          <w:sz w:val="16"/>
-        </w:rPr>
-        <w:t xml:space="preserve">(</w:t>
-      </w:r>
-      <w:r>
-        <w:rPr>
-          <w:rFonts w:ascii="Consolas" w:hAnsi="Consolas"/>
-          <w:color w:val="660E7A"/>
-          <w:sz w:val="16"/>
-        </w:rPr>
-        <w:t xml:space="preserve">width</w:t>
-      </w:r>
-      <w:r>
-        <w:rPr>
-          <w:rFonts w:ascii="Consolas" w:hAnsi="Consolas"/>
-          <w:color w:val="262626"/>
-          <w:sz w:val="16"/>
-        </w:rPr>
-        <w:t xml:space="preserve">: </w:t>
-      </w:r>
-      <w:r>
-        <w:rPr>
-          <w:rFonts w:ascii="Consolas" w:hAnsi="Consolas"/>
-          <w:color w:val="0073E6"/>
-          <w:sz w:val="16"/>
-        </w:rPr>
-        <w:t xml:space="preserve">1600</w:t>
-      </w:r>
-      <w:r>
-        <w:rPr>
-          <w:rFonts w:ascii="Consolas" w:hAnsi="Consolas"/>
-          <w:color w:val="262626"/>
-          <w:sz w:val="16"/>
-        </w:rPr>
-        <w:t xml:space="preserve">, </w:t>
-      </w:r>
-      <w:r>
-        <w:rPr>
-          <w:rFonts w:ascii="Consolas" w:hAnsi="Consolas"/>
-          <w:color w:val="660E7A"/>
-          <w:sz w:val="16"/>
-        </w:rPr>
-        <w:t xml:space="preserve">height</w:t>
-      </w:r>
-      <w:r>
-        <w:rPr>
-          <w:rFonts w:ascii="Consolas" w:hAnsi="Consolas"/>
-          <w:color w:val="262626"/>
-          <w:sz w:val="16"/>
-        </w:rPr>
-        <w:t xml:space="preserve">: </w:t>
-      </w:r>
-      <w:r>
-        <w:rPr>
-          <w:rFonts w:ascii="Consolas" w:hAnsi="Consolas"/>
-          <w:color w:val="0073E6"/>
-          <w:sz w:val="16"/>
-        </w:rPr>
-        <w:t xml:space="preserve">1600</w:t>
-      </w:r>
-      <w:r>
-        <w:rPr>
-          <w:rFonts w:ascii="Consolas" w:hAnsi="Consolas"/>
-          <w:color w:val="262626"/>
-          <w:sz w:val="16"/>
-        </w:rPr>
-        <w:t xml:space="preserve">)</w:t>
-      </w:r>
-      <w:r>
+        <w:t xml:space="preserve">    </w:t>
+      </w:r>
+      <w:r>
+        <w:rPr>
+          <w:rFonts w:ascii="Consolas" w:hAnsi="Consolas" w:eastAsia="Consolas"/>
+          <w:color w:val="D4D4D4"/>
+          <w:sz w:val="16"/>
+        </w:rPr>
+        <w:t>-</w:t>
+      </w:r>
+      <w:r>
+        <w:rPr>
+          <w:rFonts w:ascii="Consolas" w:hAnsi="Consolas" w:eastAsia="Consolas"/>
+          <w:color w:val="D4D4D4"/>
+          <w:sz w:val="16"/>
+        </w:rPr>
+        <w:t>&gt;</w:t>
+      </w:r>
+      <w:r>
+        <w:rPr>
+          <w:rFonts w:ascii="Consolas" w:hAnsi="Consolas" w:eastAsia="Consolas"/>
+          <w:color w:val="DCDCAA"/>
+          <w:sz w:val="16"/>
+        </w:rPr>
+        <w:t>scaleDown</w:t>
+      </w:r>
+      <w:r>
+        <w:rPr>
+          <w:rFonts w:ascii="Consolas" w:hAnsi="Consolas" w:eastAsia="Consolas"/>
+          <w:color w:val="D4D4D4"/>
+          <w:sz w:val="16"/>
+        </w:rPr>
+        <w:t>(</w:t>
+      </w:r>
+      <w:r>
+        <w:rPr>
+          <w:rFonts w:ascii="Consolas" w:hAnsi="Consolas" w:eastAsia="Consolas"/>
+          <w:color w:val="D4D4D4"/>
+          <w:sz w:val="16"/>
+        </w:rPr>
+        <w:t>width</w:t>
+      </w:r>
+      <w:r>
+        <w:rPr>
+          <w:rFonts w:ascii="Consolas" w:hAnsi="Consolas" w:eastAsia="Consolas"/>
+          <w:color w:val="D4D4D4"/>
+          <w:sz w:val="16"/>
+        </w:rPr>
+        <w:t>:</w:t>
+      </w:r>
+      <w:r>
+        <w:rPr>
+          <w:rFonts w:ascii="Consolas" w:hAnsi="Consolas" w:eastAsia="Consolas"/>
+          <w:color w:val="D4D4D4"/>
+          <w:sz w:val="16"/>
+        </w:rPr>
+        <w:t xml:space="preserve"> </w:t>
+      </w:r>
+      <w:r>
+        <w:rPr>
+          <w:rFonts w:ascii="Consolas" w:hAnsi="Consolas" w:eastAsia="Consolas"/>
+          <w:color w:val="D4D4D4"/>
+          <w:sz w:val="16"/>
+        </w:rPr>
+        <w:t>1600</w:t>
+      </w:r>
+      <w:r>
+        <w:rPr>
+          <w:rFonts w:ascii="Consolas" w:hAnsi="Consolas" w:eastAsia="Consolas"/>
+          <w:color w:val="D4D4D4"/>
+          <w:sz w:val="16"/>
+        </w:rPr>
+        <w:t>,</w:t>
+      </w:r>
+      <w:r>
+        <w:rPr>
+          <w:rFonts w:ascii="Consolas" w:hAnsi="Consolas" w:eastAsia="Consolas"/>
+          <w:color w:val="D4D4D4"/>
+          <w:sz w:val="16"/>
+        </w:rPr>
+        <w:t xml:space="preserve"> </w:t>
+      </w:r>
+      <w:r>
+        <w:rPr>
+          <w:rFonts w:ascii="Consolas" w:hAnsi="Consolas" w:eastAsia="Consolas"/>
+          <w:color w:val="D4D4D4"/>
+          <w:sz w:val="16"/>
+        </w:rPr>
+        <w:t>height</w:t>
+      </w:r>
+      <w:r>
+        <w:rPr>
+          <w:rFonts w:ascii="Consolas" w:hAnsi="Consolas" w:eastAsia="Consolas"/>
+          <w:color w:val="D4D4D4"/>
+          <w:sz w:val="16"/>
+        </w:rPr>
+        <w:t>:</w:t>
+      </w:r>
+      <w:r>
+        <w:rPr>
+          <w:rFonts w:ascii="Consolas" w:hAnsi="Consolas" w:eastAsia="Consolas"/>
+          <w:color w:val="D4D4D4"/>
+          <w:sz w:val="16"/>
+        </w:rPr>
+        <w:t xml:space="preserve"> </w:t>
+      </w:r>
+      <w:r>
+        <w:rPr>
+          <w:rFonts w:ascii="Consolas" w:hAnsi="Consolas" w:eastAsia="Consolas"/>
+          <w:color w:val="D4D4D4"/>
+          <w:sz w:val="16"/>
+        </w:rPr>
+        <w:t>1600</w:t>
+      </w:r>
+      <w:r>
+        <w:rPr>
+          <w:rFonts w:ascii="Consolas" w:hAnsi="Consolas" w:eastAsia="Consolas"/>
+          <w:color w:val="D4D4D4"/>
+          <w:sz w:val="16"/>
+        </w:rPr>
+        <w:t>)</w:t>
+      </w:r>
+      <w:r>
+        <w:rPr>
+          <w:rFonts w:ascii="Consolas" w:hAnsi="Consolas" w:eastAsia="Consolas"/>
+          <w:color w:val="D4D4D4"/>
+          <w:sz w:val="16"/>
+        </w:rPr>
         <w:br/>
-      </w:r>
-      <w:r>
-        <w:rPr>
-          <w:rFonts w:ascii="Consolas" w:hAnsi="Consolas"/>
-          <w:color w:val="262626"/>
-          <w:sz w:val="16"/>
-        </w:rPr>
-        <w:t xml:space="preserve">    -&gt;</w:t>
-      </w:r>
-      <w:r>
-        <w:rPr>
-          <w:rFonts w:ascii="Consolas" w:hAnsi="Consolas"/>
-          <w:color w:val="795E26"/>
-          <w:sz w:val="16"/>
-        </w:rPr>
-        <w:t xml:space="preserve">toWebp</w:t>
-      </w:r>
-      <w:r>
-        <w:rPr>
-          <w:rFonts w:ascii="Consolas" w:hAnsi="Consolas"/>
-          <w:color w:val="262626"/>
-          <w:sz w:val="16"/>
-        </w:rPr>
-        <w:t xml:space="preserve">(</w:t>
-      </w:r>
-      <w:r>
-        <w:rPr>
-          <w:rFonts w:ascii="Consolas" w:hAnsi="Consolas"/>
-          <w:color w:val="660E7A"/>
-          <w:sz w:val="16"/>
-        </w:rPr>
-        <w:t xml:space="preserve">quality</w:t>
-      </w:r>
-      <w:r>
-        <w:rPr>
-          <w:rFonts w:ascii="Consolas" w:hAnsi="Consolas"/>
-          <w:color w:val="262626"/>
-          <w:sz w:val="16"/>
-        </w:rPr>
-        <w:t xml:space="preserve">: </w:t>
-      </w:r>
-      <w:r>
-        <w:rPr>
-          <w:rFonts w:ascii="Consolas" w:hAnsi="Consolas"/>
-          <w:color w:val="0073E6"/>
-          <w:sz w:val="16"/>
-        </w:rPr>
-        <w:t xml:space="preserve">82</w:t>
-      </w:r>
-      <w:r>
-        <w:rPr>
-          <w:rFonts w:ascii="Consolas" w:hAnsi="Consolas"/>
-          <w:color w:val="262626"/>
-          <w:sz w:val="16"/>
-        </w:rPr>
-        <w:t xml:space="preserve">);</w:t>
-      </w:r>
-      <w:r>
+        <w:t xml:space="preserve">    </w:t>
+      </w:r>
+      <w:r>
+        <w:rPr>
+          <w:rFonts w:ascii="Consolas" w:hAnsi="Consolas" w:eastAsia="Consolas"/>
+          <w:color w:val="D4D4D4"/>
+          <w:sz w:val="16"/>
+        </w:rPr>
+        <w:t>-</w:t>
+      </w:r>
+      <w:r>
+        <w:rPr>
+          <w:rFonts w:ascii="Consolas" w:hAnsi="Consolas" w:eastAsia="Consolas"/>
+          <w:color w:val="D4D4D4"/>
+          <w:sz w:val="16"/>
+        </w:rPr>
+        <w:t>&gt;</w:t>
+      </w:r>
+      <w:r>
+        <w:rPr>
+          <w:rFonts w:ascii="Consolas" w:hAnsi="Consolas" w:eastAsia="Consolas"/>
+          <w:color w:val="DCDCAA"/>
+          <w:sz w:val="16"/>
+        </w:rPr>
+        <w:t>toWebp</w:t>
+      </w:r>
+      <w:r>
+        <w:rPr>
+          <w:rFonts w:ascii="Consolas" w:hAnsi="Consolas" w:eastAsia="Consolas"/>
+          <w:color w:val="D4D4D4"/>
+          <w:sz w:val="16"/>
+        </w:rPr>
+        <w:t>(</w:t>
+      </w:r>
+      <w:r>
+        <w:rPr>
+          <w:rFonts w:ascii="Consolas" w:hAnsi="Consolas" w:eastAsia="Consolas"/>
+          <w:color w:val="D4D4D4"/>
+          <w:sz w:val="16"/>
+        </w:rPr>
+        <w:t>quality</w:t>
+      </w:r>
+      <w:r>
+        <w:rPr>
+          <w:rFonts w:ascii="Consolas" w:hAnsi="Consolas" w:eastAsia="Consolas"/>
+          <w:color w:val="D4D4D4"/>
+          <w:sz w:val="16"/>
+        </w:rPr>
+        <w:t>:</w:t>
+      </w:r>
+      <w:r>
+        <w:rPr>
+          <w:rFonts w:ascii="Consolas" w:hAnsi="Consolas" w:eastAsia="Consolas"/>
+          <w:color w:val="D4D4D4"/>
+          <w:sz w:val="16"/>
+        </w:rPr>
+        <w:t xml:space="preserve"> </w:t>
+      </w:r>
+      <w:r>
+        <w:rPr>
+          <w:rFonts w:ascii="Consolas" w:hAnsi="Consolas" w:eastAsia="Consolas"/>
+          <w:color w:val="D4D4D4"/>
+          <w:sz w:val="16"/>
+        </w:rPr>
+        <w:t>82</w:t>
+      </w:r>
+      <w:r>
+        <w:rPr>
+          <w:rFonts w:ascii="Consolas" w:hAnsi="Consolas" w:eastAsia="Consolas"/>
+          <w:color w:val="D4D4D4"/>
+          <w:sz w:val="16"/>
+        </w:rPr>
+        <w:t>)</w:t>
+      </w:r>
+      <w:r>
+        <w:rPr>
+          <w:rFonts w:ascii="Consolas" w:hAnsi="Consolas" w:eastAsia="Consolas"/>
+          <w:color w:val="D4D4D4"/>
+          <w:sz w:val="16"/>
+        </w:rPr>
+        <w:t>;</w:t>
+      </w:r>
+      <w:r>
+        <w:rPr>
+          <w:rFonts w:ascii="Consolas" w:hAnsi="Consolas" w:eastAsia="Consolas"/>
+          <w:color w:val="D4D4D4"/>
+          <w:sz w:val="16"/>
+        </w:rPr>
         <w:br/>
-      </w:r>
-      <w:r>
         <w:br/>
       </w:r>
       <w:r>
         <w:rPr>
-          <w:rFonts w:ascii="Consolas" w:hAnsi="Consolas"/>
-          <w:color w:val="660E7A"/>
-          <w:sz w:val="16"/>
-        </w:rPr>
-        <w:t xml:space="preserve">$path</w:t>
-      </w:r>
-      <w:r>
-        <w:rPr>
-          <w:rFonts w:ascii="Consolas" w:hAnsi="Consolas"/>
-          <w:color w:val="262626"/>
-          <w:sz w:val="16"/>
-        </w:rPr>
-        <w:t xml:space="preserve"> = </w:t>
-      </w:r>
-      <w:r>
-        <w:rPr>
-          <w:rFonts w:ascii="Consolas" w:hAnsi="Consolas"/>
-          <w:color w:val="795E26"/>
-          <w:sz w:val="16"/>
-        </w:rPr>
-        <w:t xml:space="preserve">sprintf</w:t>
-      </w:r>
-      <w:r>
-        <w:rPr>
-          <w:rFonts w:ascii="Consolas" w:hAnsi="Consolas"/>
-          <w:color w:val="262626"/>
-          <w:sz w:val="16"/>
-        </w:rPr>
-        <w:t xml:space="preserve">(</w:t>
-      </w:r>
-      <w:r>
+          <w:rFonts w:ascii="Consolas" w:hAnsi="Consolas" w:eastAsia="Consolas"/>
+          <w:color w:val="9CDCFE"/>
+          <w:sz w:val="16"/>
+        </w:rPr>
+        <w:t>$path</w:t>
+      </w:r>
+      <w:r>
+        <w:rPr>
+          <w:rFonts w:ascii="Consolas" w:hAnsi="Consolas" w:eastAsia="Consolas"/>
+          <w:color w:val="D4D4D4"/>
+          <w:sz w:val="16"/>
+        </w:rPr>
+        <w:t xml:space="preserve"> </w:t>
+      </w:r>
+      <w:r>
+        <w:rPr>
+          <w:rFonts w:ascii="Consolas" w:hAnsi="Consolas" w:eastAsia="Consolas"/>
+          <w:color w:val="D4D4D4"/>
+          <w:sz w:val="16"/>
+        </w:rPr>
+        <w:t>=</w:t>
+      </w:r>
+      <w:r>
+        <w:rPr>
+          <w:rFonts w:ascii="Consolas" w:hAnsi="Consolas" w:eastAsia="Consolas"/>
+          <w:color w:val="D4D4D4"/>
+          <w:sz w:val="16"/>
+        </w:rPr>
+        <w:t xml:space="preserve"> </w:t>
+      </w:r>
+      <w:r>
+        <w:rPr>
+          <w:rFonts w:ascii="Consolas" w:hAnsi="Consolas" w:eastAsia="Consolas"/>
+          <w:color w:val="DCDCAA"/>
+          <w:sz w:val="16"/>
+        </w:rPr>
+        <w:t>sprintf</w:t>
+      </w:r>
+      <w:r>
+        <w:rPr>
+          <w:rFonts w:ascii="Consolas" w:hAnsi="Consolas" w:eastAsia="Consolas"/>
+          <w:color w:val="D4D4D4"/>
+          <w:sz w:val="16"/>
+        </w:rPr>
+        <w:t>(</w:t>
+      </w:r>
+      <w:r>
+        <w:rPr>
+          <w:rFonts w:ascii="Consolas" w:hAnsi="Consolas" w:eastAsia="Consolas"/>
+          <w:color w:val="D4D4D4"/>
+          <w:sz w:val="16"/>
+        </w:rPr>
         <w:br/>
-      </w:r>
-      <w:r>
-        <w:rPr>
-          <w:rFonts w:ascii="Consolas" w:hAnsi="Consolas"/>
-          <w:color w:val="262626"/>
-          <w:sz w:val="16"/>
-        </w:rPr>
         <w:t xml:space="preserve">    </w:t>
       </w:r>
       <w:r>
         <w:rPr>
-          <w:rFonts w:ascii="Consolas" w:hAnsi="Consolas"/>
-          <w:color w:val="00733B"/>
-          <w:sz w:val="16"/>
-        </w:rPr>
-        <w:t xml:space="preserve">'tenants/%d/menus/%s.webp'</w:t>
-      </w:r>
-      <w:r>
-        <w:rPr>
-          <w:rFonts w:ascii="Consolas" w:hAnsi="Consolas"/>
-          <w:color w:val="262626"/>
-          <w:sz w:val="16"/>
-        </w:rPr>
-        <w:t xml:space="preserve">,</w:t>
-      </w:r>
-      <w:r>
+          <w:rFonts w:ascii="Consolas" w:hAnsi="Consolas" w:eastAsia="Consolas"/>
+          <w:color w:val="CE9178"/>
+          <w:sz w:val="16"/>
+        </w:rPr>
+        <w:t>'tenants/%d/menus/%s.webp'</w:t>
+      </w:r>
+      <w:r>
+        <w:rPr>
+          <w:rFonts w:ascii="Consolas" w:hAnsi="Consolas" w:eastAsia="Consolas"/>
+          <w:color w:val="D4D4D4"/>
+          <w:sz w:val="16"/>
+        </w:rPr>
+        <w:t>,</w:t>
+      </w:r>
+      <w:r>
+        <w:rPr>
+          <w:rFonts w:ascii="Consolas" w:hAnsi="Consolas" w:eastAsia="Consolas"/>
+          <w:color w:val="D4D4D4"/>
+          <w:sz w:val="16"/>
+        </w:rPr>
         <w:br/>
-      </w:r>
-      <w:r>
-        <w:rPr>
-          <w:rFonts w:ascii="Consolas" w:hAnsi="Consolas"/>
-          <w:color w:val="262626"/>
-          <w:sz w:val="16"/>
-        </w:rPr>
         <w:t xml:space="preserve">    </w:t>
       </w:r>
       <w:r>
         <w:rPr>
-          <w:rFonts w:ascii="Consolas" w:hAnsi="Consolas"/>
-          <w:color w:val="660E7A"/>
-          <w:sz w:val="16"/>
-        </w:rPr>
-        <w:t xml:space="preserve">$tenantId</w:t>
-      </w:r>
-      <w:r>
-        <w:rPr>
-          <w:rFonts w:ascii="Consolas" w:hAnsi="Consolas"/>
-          <w:color w:val="262626"/>
-          <w:sz w:val="16"/>
-        </w:rPr>
-        <w:t xml:space="preserve">,</w:t>
-      </w:r>
-      <w:r>
+          <w:rFonts w:ascii="Consolas" w:hAnsi="Consolas" w:eastAsia="Consolas"/>
+          <w:color w:val="9CDCFE"/>
+          <w:sz w:val="16"/>
+        </w:rPr>
+        <w:t>$tenantId</w:t>
+      </w:r>
+      <w:r>
+        <w:rPr>
+          <w:rFonts w:ascii="Consolas" w:hAnsi="Consolas" w:eastAsia="Consolas"/>
+          <w:color w:val="D4D4D4"/>
+          <w:sz w:val="16"/>
+        </w:rPr>
+        <w:t>,</w:t>
+      </w:r>
+      <w:r>
+        <w:rPr>
+          <w:rFonts w:ascii="Consolas" w:hAnsi="Consolas" w:eastAsia="Consolas"/>
+          <w:color w:val="D4D4D4"/>
+          <w:sz w:val="16"/>
+        </w:rPr>
         <w:br/>
-      </w:r>
-      <w:r>
-        <w:rPr>
-          <w:rFonts w:ascii="Consolas" w:hAnsi="Consolas"/>
-          <w:color w:val="262626"/>
-          <w:sz w:val="16"/>
-        </w:rPr>
-        <w:t xml:space="preserve">    (</w:t>
-      </w:r>
-      <w:r>
-        <w:rPr>
-          <w:rFonts w:ascii="Consolas" w:hAnsi="Consolas"/>
-          <w:b/>
-          <w:color w:val="000080"/>
-          <w:sz w:val="16"/>
-        </w:rPr>
-        <w:t xml:space="preserve">string</w:t>
-      </w:r>
-      <w:r>
-        <w:rPr>
-          <w:rFonts w:ascii="Consolas" w:hAnsi="Consolas"/>
-          <w:color w:val="262626"/>
-          <w:sz w:val="16"/>
-        </w:rPr>
-        <w:t xml:space="preserve">) </w:t>
-      </w:r>
-      <w:r>
-        <w:rPr>
-          <w:rFonts w:ascii="Consolas" w:hAnsi="Consolas"/>
-          <w:color w:val="267F99"/>
-          <w:sz w:val="16"/>
-        </w:rPr>
-        <w:t xml:space="preserve">Str</w:t>
-      </w:r>
-      <w:r>
-        <w:rPr>
-          <w:rFonts w:ascii="Consolas" w:hAnsi="Consolas"/>
-          <w:color w:val="262626"/>
-          <w:sz w:val="16"/>
-        </w:rPr>
-        <w:t xml:space="preserve">::</w:t>
-      </w:r>
-      <w:r>
-        <w:rPr>
-          <w:rFonts w:ascii="Consolas" w:hAnsi="Consolas"/>
-          <w:color w:val="795E26"/>
-          <w:sz w:val="16"/>
-        </w:rPr>
-        <w:t xml:space="preserve">uuid</w:t>
-      </w:r>
-      <w:r>
-        <w:rPr>
-          <w:rFonts w:ascii="Consolas" w:hAnsi="Consolas"/>
-          <w:color w:val="262626"/>
-          <w:sz w:val="16"/>
-        </w:rPr>
-        <w:t xml:space="preserve">(),</w:t>
-      </w:r>
-      <w:r>
+        <w:t xml:space="preserve">    </w:t>
+      </w:r>
+      <w:r>
+        <w:rPr>
+          <w:rFonts w:ascii="Consolas" w:hAnsi="Consolas" w:eastAsia="Consolas"/>
+          <w:color w:val="D4D4D4"/>
+          <w:sz w:val="16"/>
+        </w:rPr>
+        <w:t>(</w:t>
+      </w:r>
+      <w:r>
+        <w:rPr>
+          <w:rFonts w:ascii="Consolas" w:hAnsi="Consolas" w:eastAsia="Consolas"/>
+          <w:color w:val="569CD6"/>
+          <w:sz w:val="16"/>
+        </w:rPr>
+        <w:t>string</w:t>
+      </w:r>
+      <w:r>
+        <w:rPr>
+          <w:rFonts w:ascii="Consolas" w:hAnsi="Consolas" w:eastAsia="Consolas"/>
+          <w:color w:val="D4D4D4"/>
+          <w:sz w:val="16"/>
+        </w:rPr>
+        <w:t>)</w:t>
+      </w:r>
+      <w:r>
+        <w:rPr>
+          <w:rFonts w:ascii="Consolas" w:hAnsi="Consolas" w:eastAsia="Consolas"/>
+          <w:color w:val="D4D4D4"/>
+          <w:sz w:val="16"/>
+        </w:rPr>
+        <w:t xml:space="preserve"> </w:t>
+      </w:r>
+      <w:r>
+        <w:rPr>
+          <w:rFonts w:ascii="Consolas" w:hAnsi="Consolas" w:eastAsia="Consolas"/>
+          <w:color w:val="4EC9B0"/>
+          <w:sz w:val="16"/>
+        </w:rPr>
+        <w:t>Str</w:t>
+      </w:r>
+      <w:r>
+        <w:rPr>
+          <w:rFonts w:ascii="Consolas" w:hAnsi="Consolas" w:eastAsia="Consolas"/>
+          <w:color w:val="D4D4D4"/>
+          <w:sz w:val="16"/>
+        </w:rPr>
+        <w:t>:</w:t>
+      </w:r>
+      <w:r>
+        <w:rPr>
+          <w:rFonts w:ascii="Consolas" w:hAnsi="Consolas" w:eastAsia="Consolas"/>
+          <w:color w:val="D4D4D4"/>
+          <w:sz w:val="16"/>
+        </w:rPr>
+        <w:t>:</w:t>
+      </w:r>
+      <w:r>
+        <w:rPr>
+          <w:rFonts w:ascii="Consolas" w:hAnsi="Consolas" w:eastAsia="Consolas"/>
+          <w:color w:val="DCDCAA"/>
+          <w:sz w:val="16"/>
+        </w:rPr>
+        <w:t>uuid</w:t>
+      </w:r>
+      <w:r>
+        <w:rPr>
+          <w:rFonts w:ascii="Consolas" w:hAnsi="Consolas" w:eastAsia="Consolas"/>
+          <w:color w:val="D4D4D4"/>
+          <w:sz w:val="16"/>
+        </w:rPr>
+        <w:t>(</w:t>
+      </w:r>
+      <w:r>
+        <w:rPr>
+          <w:rFonts w:ascii="Consolas" w:hAnsi="Consolas" w:eastAsia="Consolas"/>
+          <w:color w:val="D4D4D4"/>
+          <w:sz w:val="16"/>
+        </w:rPr>
+        <w:t>)</w:t>
+      </w:r>
+      <w:r>
+        <w:rPr>
+          <w:rFonts w:ascii="Consolas" w:hAnsi="Consolas" w:eastAsia="Consolas"/>
+          <w:color w:val="D4D4D4"/>
+          <w:sz w:val="16"/>
+        </w:rPr>
+        <w:t>,</w:t>
+      </w:r>
+      <w:r>
+        <w:rPr>
+          <w:rFonts w:ascii="Consolas" w:hAnsi="Consolas" w:eastAsia="Consolas"/>
+          <w:color w:val="D4D4D4"/>
+          <w:sz w:val="16"/>
+        </w:rPr>
         <w:br/>
       </w:r>
       <w:r>
         <w:rPr>
-          <w:rFonts w:ascii="Consolas" w:hAnsi="Consolas"/>
-          <w:color w:val="262626"/>
-          <w:sz w:val="16"/>
-        </w:rPr>
-        <w:t xml:space="preserve">);</w:t>
-      </w:r>
-      <w:r>
+          <w:rFonts w:ascii="Consolas" w:hAnsi="Consolas" w:eastAsia="Consolas"/>
+          <w:color w:val="D4D4D4"/>
+          <w:sz w:val="16"/>
+        </w:rPr>
+        <w:t>)</w:t>
+      </w:r>
+      <w:r>
+        <w:rPr>
+          <w:rFonts w:ascii="Consolas" w:hAnsi="Consolas" w:eastAsia="Consolas"/>
+          <w:color w:val="D4D4D4"/>
+          <w:sz w:val="16"/>
+        </w:rPr>
+        <w:t>;</w:t>
+      </w:r>
+      <w:r>
+        <w:rPr>
+          <w:rFonts w:ascii="Consolas" w:hAnsi="Consolas" w:eastAsia="Consolas"/>
+          <w:color w:val="D4D4D4"/>
+          <w:sz w:val="16"/>
+        </w:rPr>
         <w:br/>
-      </w:r>
-      <w:r>
         <w:br/>
       </w:r>
       <w:r>
         <w:rPr>
-          <w:rFonts w:ascii="Consolas" w:hAnsi="Consolas"/>
-          <w:color w:val="267F99"/>
-          <w:sz w:val="16"/>
-        </w:rPr>
-        <w:t xml:space="preserve">Storage</w:t>
-      </w:r>
-      <w:r>
-        <w:rPr>
-          <w:rFonts w:ascii="Consolas" w:hAnsi="Consolas"/>
-          <w:color w:val="262626"/>
-          <w:sz w:val="16"/>
-        </w:rPr>
-        <w:t xml:space="preserve">::</w:t>
-      </w:r>
-      <w:r>
-        <w:rPr>
-          <w:rFonts w:ascii="Consolas" w:hAnsi="Consolas"/>
-          <w:color w:val="795E26"/>
-          <w:sz w:val="16"/>
-        </w:rPr>
-        <w:t xml:space="preserve">disk</w:t>
-      </w:r>
-      <w:r>
-        <w:rPr>
-          <w:rFonts w:ascii="Consolas" w:hAnsi="Consolas"/>
-          <w:color w:val="262626"/>
-          <w:sz w:val="16"/>
-        </w:rPr>
-        <w:t xml:space="preserve">(</w:t>
-      </w:r>
-      <w:r>
-        <w:rPr>
-          <w:rFonts w:ascii="Consolas" w:hAnsi="Consolas"/>
-          <w:color w:val="00733B"/>
-          <w:sz w:val="16"/>
-        </w:rPr>
-        <w:t xml:space="preserve">'public'</w:t>
-      </w:r>
-      <w:r>
-        <w:rPr>
-          <w:rFonts w:ascii="Consolas" w:hAnsi="Consolas"/>
-          <w:color w:val="262626"/>
-          <w:sz w:val="16"/>
-        </w:rPr>
-        <w:t xml:space="preserve">)-&gt;</w:t>
-      </w:r>
-      <w:r>
-        <w:rPr>
-          <w:rFonts w:ascii="Consolas" w:hAnsi="Consolas"/>
-          <w:color w:val="795E26"/>
-          <w:sz w:val="16"/>
-        </w:rPr>
-        <w:t xml:space="preserve">put</w:t>
-      </w:r>
-      <w:r>
-        <w:rPr>
-          <w:rFonts w:ascii="Consolas" w:hAnsi="Consolas"/>
-          <w:color w:val="262626"/>
-          <w:sz w:val="16"/>
-        </w:rPr>
-        <w:t xml:space="preserve">(</w:t>
-      </w:r>
-      <w:r>
+          <w:rFonts w:ascii="Consolas" w:hAnsi="Consolas" w:eastAsia="Consolas"/>
+          <w:color w:val="4EC9B0"/>
+          <w:sz w:val="16"/>
+        </w:rPr>
+        <w:t>Storage</w:t>
+      </w:r>
+      <w:r>
+        <w:rPr>
+          <w:rFonts w:ascii="Consolas" w:hAnsi="Consolas" w:eastAsia="Consolas"/>
+          <w:color w:val="D4D4D4"/>
+          <w:sz w:val="16"/>
+        </w:rPr>
+        <w:t>:</w:t>
+      </w:r>
+      <w:r>
+        <w:rPr>
+          <w:rFonts w:ascii="Consolas" w:hAnsi="Consolas" w:eastAsia="Consolas"/>
+          <w:color w:val="D4D4D4"/>
+          <w:sz w:val="16"/>
+        </w:rPr>
+        <w:t>:</w:t>
+      </w:r>
+      <w:r>
+        <w:rPr>
+          <w:rFonts w:ascii="Consolas" w:hAnsi="Consolas" w:eastAsia="Consolas"/>
+          <w:color w:val="DCDCAA"/>
+          <w:sz w:val="16"/>
+        </w:rPr>
+        <w:t>disk</w:t>
+      </w:r>
+      <w:r>
+        <w:rPr>
+          <w:rFonts w:ascii="Consolas" w:hAnsi="Consolas" w:eastAsia="Consolas"/>
+          <w:color w:val="D4D4D4"/>
+          <w:sz w:val="16"/>
+        </w:rPr>
+        <w:t>(</w:t>
+      </w:r>
+      <w:r>
+        <w:rPr>
+          <w:rFonts w:ascii="Consolas" w:hAnsi="Consolas" w:eastAsia="Consolas"/>
+          <w:color w:val="CE9178"/>
+          <w:sz w:val="16"/>
+        </w:rPr>
+        <w:t>'public'</w:t>
+      </w:r>
+      <w:r>
+        <w:rPr>
+          <w:rFonts w:ascii="Consolas" w:hAnsi="Consolas" w:eastAsia="Consolas"/>
+          <w:color w:val="D4D4D4"/>
+          <w:sz w:val="16"/>
+        </w:rPr>
+        <w:t>)</w:t>
+      </w:r>
+      <w:r>
+        <w:rPr>
+          <w:rFonts w:ascii="Consolas" w:hAnsi="Consolas" w:eastAsia="Consolas"/>
+          <w:color w:val="D4D4D4"/>
+          <w:sz w:val="16"/>
+        </w:rPr>
+        <w:t>-</w:t>
+      </w:r>
+      <w:r>
+        <w:rPr>
+          <w:rFonts w:ascii="Consolas" w:hAnsi="Consolas" w:eastAsia="Consolas"/>
+          <w:color w:val="D4D4D4"/>
+          <w:sz w:val="16"/>
+        </w:rPr>
+        <w:t>&gt;</w:t>
+      </w:r>
+      <w:r>
+        <w:rPr>
+          <w:rFonts w:ascii="Consolas" w:hAnsi="Consolas" w:eastAsia="Consolas"/>
+          <w:color w:val="DCDCAA"/>
+          <w:sz w:val="16"/>
+        </w:rPr>
+        <w:t>put</w:t>
+      </w:r>
+      <w:r>
+        <w:rPr>
+          <w:rFonts w:ascii="Consolas" w:hAnsi="Consolas" w:eastAsia="Consolas"/>
+          <w:color w:val="D4D4D4"/>
+          <w:sz w:val="16"/>
+        </w:rPr>
+        <w:t>(</w:t>
+      </w:r>
+      <w:r>
+        <w:rPr>
+          <w:rFonts w:ascii="Consolas" w:hAnsi="Consolas" w:eastAsia="Consolas"/>
+          <w:color w:val="D4D4D4"/>
+          <w:sz w:val="16"/>
+        </w:rPr>
         <w:br/>
-      </w:r>
-      <w:r>
-        <w:rPr>
-          <w:rFonts w:ascii="Consolas" w:hAnsi="Consolas"/>
-          <w:color w:val="262626"/>
-          <w:sz w:val="16"/>
-        </w:rPr>
         <w:t xml:space="preserve">    </w:t>
       </w:r>
       <w:r>
         <w:rPr>
-          <w:rFonts w:ascii="Consolas" w:hAnsi="Consolas"/>
-          <w:color w:val="660E7A"/>
-          <w:sz w:val="16"/>
-        </w:rPr>
-        <w:t xml:space="preserve">$path</w:t>
-      </w:r>
-      <w:r>
-        <w:rPr>
-          <w:rFonts w:ascii="Consolas" w:hAnsi="Consolas"/>
-          <w:color w:val="262626"/>
-          <w:sz w:val="16"/>
-        </w:rPr>
-        <w:t xml:space="preserve">,</w:t>
-      </w:r>
-      <w:r>
+          <w:rFonts w:ascii="Consolas" w:hAnsi="Consolas" w:eastAsia="Consolas"/>
+          <w:color w:val="9CDCFE"/>
+          <w:sz w:val="16"/>
+        </w:rPr>
+        <w:t>$path</w:t>
+      </w:r>
+      <w:r>
+        <w:rPr>
+          <w:rFonts w:ascii="Consolas" w:hAnsi="Consolas" w:eastAsia="Consolas"/>
+          <w:color w:val="D4D4D4"/>
+          <w:sz w:val="16"/>
+        </w:rPr>
+        <w:t>,</w:t>
+      </w:r>
+      <w:r>
+        <w:rPr>
+          <w:rFonts w:ascii="Consolas" w:hAnsi="Consolas" w:eastAsia="Consolas"/>
+          <w:color w:val="D4D4D4"/>
+          <w:sz w:val="16"/>
+        </w:rPr>
         <w:br/>
-      </w:r>
-      <w:r>
-        <w:rPr>
-          <w:rFonts w:ascii="Consolas" w:hAnsi="Consolas"/>
-          <w:color w:val="262626"/>
-          <w:sz w:val="16"/>
-        </w:rPr>
-        <w:t xml:space="preserve">    (</w:t>
-      </w:r>
-      <w:r>
-        <w:rPr>
-          <w:rFonts w:ascii="Consolas" w:hAnsi="Consolas"/>
-          <w:b/>
-          <w:color w:val="000080"/>
-          <w:sz w:val="16"/>
-        </w:rPr>
-        <w:t xml:space="preserve">string</w:t>
-      </w:r>
-      <w:r>
-        <w:rPr>
-          <w:rFonts w:ascii="Consolas" w:hAnsi="Consolas"/>
-          <w:color w:val="262626"/>
-          <w:sz w:val="16"/>
-        </w:rPr>
-        <w:t xml:space="preserve">) </w:t>
-      </w:r>
-      <w:r>
-        <w:rPr>
-          <w:rFonts w:ascii="Consolas" w:hAnsi="Consolas"/>
-          <w:color w:val="660E7A"/>
-          <w:sz w:val="16"/>
-        </w:rPr>
-        <w:t xml:space="preserve">$encoded</w:t>
-      </w:r>
-      <w:r>
-        <w:rPr>
-          <w:rFonts w:ascii="Consolas" w:hAnsi="Consolas"/>
-          <w:color w:val="262626"/>
-          <w:sz w:val="16"/>
-        </w:rPr>
-        <w:t xml:space="preserve">,</w:t>
-      </w:r>
-      <w:r>
+        <w:t xml:space="preserve">    </w:t>
+      </w:r>
+      <w:r>
+        <w:rPr>
+          <w:rFonts w:ascii="Consolas" w:hAnsi="Consolas" w:eastAsia="Consolas"/>
+          <w:color w:val="D4D4D4"/>
+          <w:sz w:val="16"/>
+        </w:rPr>
+        <w:t>(</w:t>
+      </w:r>
+      <w:r>
+        <w:rPr>
+          <w:rFonts w:ascii="Consolas" w:hAnsi="Consolas" w:eastAsia="Consolas"/>
+          <w:color w:val="569CD6"/>
+          <w:sz w:val="16"/>
+        </w:rPr>
+        <w:t>string</w:t>
+      </w:r>
+      <w:r>
+        <w:rPr>
+          <w:rFonts w:ascii="Consolas" w:hAnsi="Consolas" w:eastAsia="Consolas"/>
+          <w:color w:val="D4D4D4"/>
+          <w:sz w:val="16"/>
+        </w:rPr>
+        <w:t>)</w:t>
+      </w:r>
+      <w:r>
+        <w:rPr>
+          <w:rFonts w:ascii="Consolas" w:hAnsi="Consolas" w:eastAsia="Consolas"/>
+          <w:color w:val="D4D4D4"/>
+          <w:sz w:val="16"/>
+        </w:rPr>
+        <w:t xml:space="preserve"> </w:t>
+      </w:r>
+      <w:r>
+        <w:rPr>
+          <w:rFonts w:ascii="Consolas" w:hAnsi="Consolas" w:eastAsia="Consolas"/>
+          <w:color w:val="9CDCFE"/>
+          <w:sz w:val="16"/>
+        </w:rPr>
+        <w:t>$encoded</w:t>
+      </w:r>
+      <w:r>
+        <w:rPr>
+          <w:rFonts w:ascii="Consolas" w:hAnsi="Consolas" w:eastAsia="Consolas"/>
+          <w:color w:val="D4D4D4"/>
+          <w:sz w:val="16"/>
+        </w:rPr>
+        <w:t>,</w:t>
+      </w:r>
+      <w:r>
+        <w:rPr>
+          <w:rFonts w:ascii="Consolas" w:hAnsi="Consolas" w:eastAsia="Consolas"/>
+          <w:color w:val="D4D4D4"/>
+          <w:sz w:val="16"/>
+        </w:rPr>
         <w:br/>
       </w:r>
       <w:r>
         <w:rPr>
-          <w:rFonts w:ascii="Consolas" w:hAnsi="Consolas"/>
-          <w:color w:val="262626"/>
-          <w:sz w:val="16"/>
-        </w:rPr>
-        <w:t xml:space="preserve">);</w:t>
-      </w:r>
-      <w:r>
+          <w:rFonts w:ascii="Consolas" w:hAnsi="Consolas" w:eastAsia="Consolas"/>
+          <w:color w:val="D4D4D4"/>
+          <w:sz w:val="16"/>
+        </w:rPr>
+        <w:t>)</w:t>
+      </w:r>
+      <w:r>
+        <w:rPr>
+          <w:rFonts w:ascii="Consolas" w:hAnsi="Consolas" w:eastAsia="Consolas"/>
+          <w:color w:val="D4D4D4"/>
+          <w:sz w:val="16"/>
+        </w:rPr>
+        <w:t>;</w:t>
+      </w:r>
+      <w:r>
+        <w:rPr>
+          <w:rFonts w:ascii="Consolas" w:hAnsi="Consolas" w:eastAsia="Consolas"/>
+          <w:color w:val="D4D4D4"/>
+          <w:sz w:val="16"/>
+        </w:rPr>
         <w:br/>
-      </w:r>
-      <w:r>
         <w:br/>
       </w:r>
       <w:r>
         <w:rPr>
-          <w:rFonts w:ascii="Consolas" w:hAnsi="Consolas"/>
-          <w:b/>
-          <w:color w:val="000080"/>
-          <w:sz w:val="16"/>
-        </w:rPr>
-        <w:t xml:space="preserve">return</w:t>
-      </w:r>
-      <w:r>
-        <w:rPr>
-          <w:rFonts w:ascii="Consolas" w:hAnsi="Consolas"/>
-          <w:color w:val="262626"/>
+          <w:rFonts w:ascii="Consolas" w:hAnsi="Consolas" w:eastAsia="Consolas"/>
+          <w:color w:val="569CD6"/>
+          <w:sz w:val="16"/>
+        </w:rPr>
+        <w:t>return</w:t>
+      </w:r>
+      <w:r>
+        <w:rPr>
+          <w:rFonts w:ascii="Consolas" w:hAnsi="Consolas" w:eastAsia="Consolas"/>
+          <w:color w:val="D4D4D4"/>
           <w:sz w:val="16"/>
         </w:rPr>
         <w:t xml:space="preserve"> </w:t>
       </w:r>
       <w:r>
         <w:rPr>
-          <w:rFonts w:ascii="Consolas" w:hAnsi="Consolas"/>
-          <w:color w:val="660E7A"/>
-          <w:sz w:val="16"/>
-        </w:rPr>
-        <w:t xml:space="preserve">$path</w:t>
-      </w:r>
-      <w:r>
-        <w:rPr>
-          <w:rFonts w:ascii="Consolas" w:hAnsi="Consolas"/>
-          <w:color w:val="262626"/>
-          <w:sz w:val="16"/>
-        </w:rPr>
-        <w:t xml:space="preserve">;</w:t>
+          <w:rFonts w:ascii="Consolas" w:hAnsi="Consolas" w:eastAsia="Consolas"/>
+          <w:color w:val="9CDCFE"/>
+          <w:sz w:val="16"/>
+        </w:rPr>
+        <w:t>$path</w:t>
+      </w:r>
+      <w:r>
+        <w:rPr>
+          <w:rFonts w:ascii="Consolas" w:hAnsi="Consolas" w:eastAsia="Consolas"/>
+          <w:color w:val="D4D4D4"/>
+          <w:sz w:val="16"/>
+        </w:rPr>
+        <w:t>;</w:t>
       </w:r>
     </w:p>
     <w:p>
       <w:pPr>
         <w:pStyle w:val="CodeHeader"/>
+        <w:shd w:fill="2D2D30"/>
         <w:keepNext/>
         <w:pBdr>
-          <w:left w:val="single" w:sz="12" w:space="8" w:color="B8DDE0"/>
+          <w:left w:val="single" w:sz="4" w:space="8" w:color="2D2D30"/>
         </w:pBdr>
-        <w:shd w:val="clear" w:color="auto" w:fill="E4EAED"/>
-      </w:pPr>
-      <w:r>
-        <w:rPr>
-          <w:rFonts w:ascii="Consolas" w:hAnsi="Consolas"/>
-          <w:b/>
-          <w:color w:val="262626"/>
-          <w:sz w:val="16"/>
-        </w:rPr>
-        <w:t xml:space="preserve">LANDASAN TEKNIS — app/Queries/PublicMenuCatalog.php   •   PHP</w:t>
+      </w:pPr>
+      <w:r>
+        <w:t>LANDASAN TEKNIS — app/Modules/Catalog/Services/PublicCatalogQuery.php   •   PHP</w:t>
       </w:r>
     </w:p>
     <w:p>
       <w:pPr>
         <w:pStyle w:val="CodeBlock"/>
+        <w:shd w:fill="1E1E1E"/>
         <w:keepLines/>
         <w:pBdr>
-          <w:left w:val="single" w:sz="12" w:space="8" w:color="B8DDE0"/>
+          <w:left w:val="single" w:sz="4" w:space="8" w:color="1E1E1E"/>
         </w:pBdr>
-        <w:shd w:val="clear" w:color="auto" w:fill="F2F3F7"/>
-      </w:pPr>
-      <w:r>
-        <w:rPr>
-          <w:rFonts w:ascii="Consolas" w:hAnsi="Consolas"/>
-          <w:b/>
-          <w:color w:val="000080"/>
-          <w:sz w:val="16"/>
-        </w:rPr>
-        <w:t xml:space="preserve">return</w:t>
-      </w:r>
-      <w:r>
-        <w:rPr>
-          <w:rFonts w:ascii="Consolas" w:hAnsi="Consolas"/>
-          <w:color w:val="262626"/>
+      </w:pPr>
+      <w:r>
+        <w:rPr>
+          <w:rFonts w:ascii="Consolas" w:hAnsi="Consolas" w:eastAsia="Consolas"/>
+          <w:color w:val="569CD6"/>
+          <w:sz w:val="16"/>
+        </w:rPr>
+        <w:t>return</w:t>
+      </w:r>
+      <w:r>
+        <w:rPr>
+          <w:rFonts w:ascii="Consolas" w:hAnsi="Consolas" w:eastAsia="Consolas"/>
+          <w:color w:val="D4D4D4"/>
           <w:sz w:val="16"/>
         </w:rPr>
         <w:t xml:space="preserve"> </w:t>
       </w:r>
       <w:r>
         <w:rPr>
-          <w:rFonts w:ascii="Consolas" w:hAnsi="Consolas"/>
-          <w:color w:val="267F99"/>
-          <w:sz w:val="16"/>
-        </w:rPr>
-        <w:t xml:space="preserve">Menu</w:t>
-      </w:r>
-      <w:r>
-        <w:rPr>
-          <w:rFonts w:ascii="Consolas" w:hAnsi="Consolas"/>
-          <w:color w:val="262626"/>
-          <w:sz w:val="16"/>
-        </w:rPr>
-        <w:t xml:space="preserve">::</w:t>
-      </w:r>
-      <w:r>
-        <w:rPr>
-          <w:rFonts w:ascii="Consolas" w:hAnsi="Consolas"/>
-          <w:color w:val="795E26"/>
-          <w:sz w:val="16"/>
-        </w:rPr>
-        <w:t xml:space="preserve">withoutGlobalScope</w:t>
-      </w:r>
-      <w:r>
-        <w:rPr>
-          <w:rFonts w:ascii="Consolas" w:hAnsi="Consolas"/>
-          <w:color w:val="262626"/>
-          <w:sz w:val="16"/>
-        </w:rPr>
-        <w:t xml:space="preserve">(</w:t>
-      </w:r>
-      <w:r>
-        <w:rPr>
-          <w:rFonts w:ascii="Consolas" w:hAnsi="Consolas"/>
-          <w:color w:val="267F99"/>
-          <w:sz w:val="16"/>
-        </w:rPr>
-        <w:t xml:space="preserve">TenantScope</w:t>
-      </w:r>
-      <w:r>
-        <w:rPr>
-          <w:rFonts w:ascii="Consolas" w:hAnsi="Consolas"/>
-          <w:color w:val="262626"/>
-          <w:sz w:val="16"/>
-        </w:rPr>
-        <w:t xml:space="preserve">::</w:t>
-      </w:r>
-      <w:r>
-        <w:rPr>
-          <w:rFonts w:ascii="Consolas" w:hAnsi="Consolas"/>
-          <w:b/>
-          <w:color w:val="000080"/>
-          <w:sz w:val="16"/>
-        </w:rPr>
-        <w:t xml:space="preserve">class</w:t>
-      </w:r>
-      <w:r>
-        <w:rPr>
-          <w:rFonts w:ascii="Consolas" w:hAnsi="Consolas"/>
-          <w:color w:val="262626"/>
-          <w:sz w:val="16"/>
-        </w:rPr>
-        <w:t xml:space="preserve">)</w:t>
-      </w:r>
-      <w:r>
+          <w:rFonts w:ascii="Consolas" w:hAnsi="Consolas" w:eastAsia="Consolas"/>
+          <w:color w:val="4EC9B0"/>
+          <w:sz w:val="16"/>
+        </w:rPr>
+        <w:t>Menu</w:t>
+      </w:r>
+      <w:r>
+        <w:rPr>
+          <w:rFonts w:ascii="Consolas" w:hAnsi="Consolas" w:eastAsia="Consolas"/>
+          <w:color w:val="D4D4D4"/>
+          <w:sz w:val="16"/>
+        </w:rPr>
+        <w:t>:</w:t>
+      </w:r>
+      <w:r>
+        <w:rPr>
+          <w:rFonts w:ascii="Consolas" w:hAnsi="Consolas" w:eastAsia="Consolas"/>
+          <w:color w:val="D4D4D4"/>
+          <w:sz w:val="16"/>
+        </w:rPr>
+        <w:t>:</w:t>
+      </w:r>
+      <w:r>
+        <w:rPr>
+          <w:rFonts w:ascii="Consolas" w:hAnsi="Consolas" w:eastAsia="Consolas"/>
+          <w:color w:val="DCDCAA"/>
+          <w:sz w:val="16"/>
+        </w:rPr>
+        <w:t>withoutGlobalScope</w:t>
+      </w:r>
+      <w:r>
+        <w:rPr>
+          <w:rFonts w:ascii="Consolas" w:hAnsi="Consolas" w:eastAsia="Consolas"/>
+          <w:color w:val="D4D4D4"/>
+          <w:sz w:val="16"/>
+        </w:rPr>
+        <w:t>(</w:t>
+      </w:r>
+      <w:r>
+        <w:rPr>
+          <w:rFonts w:ascii="Consolas" w:hAnsi="Consolas" w:eastAsia="Consolas"/>
+          <w:color w:val="4EC9B0"/>
+          <w:sz w:val="16"/>
+        </w:rPr>
+        <w:t>TenantScope</w:t>
+      </w:r>
+      <w:r>
+        <w:rPr>
+          <w:rFonts w:ascii="Consolas" w:hAnsi="Consolas" w:eastAsia="Consolas"/>
+          <w:color w:val="D4D4D4"/>
+          <w:sz w:val="16"/>
+        </w:rPr>
+        <w:t>:</w:t>
+      </w:r>
+      <w:r>
+        <w:rPr>
+          <w:rFonts w:ascii="Consolas" w:hAnsi="Consolas" w:eastAsia="Consolas"/>
+          <w:color w:val="D4D4D4"/>
+          <w:sz w:val="16"/>
+        </w:rPr>
+        <w:t>:</w:t>
+      </w:r>
+      <w:r>
+        <w:rPr>
+          <w:rFonts w:ascii="Consolas" w:hAnsi="Consolas" w:eastAsia="Consolas"/>
+          <w:color w:val="569CD6"/>
+          <w:sz w:val="16"/>
+        </w:rPr>
+        <w:t>class</w:t>
+      </w:r>
+      <w:r>
+        <w:rPr>
+          <w:rFonts w:ascii="Consolas" w:hAnsi="Consolas" w:eastAsia="Consolas"/>
+          <w:color w:val="D4D4D4"/>
+          <w:sz w:val="16"/>
+        </w:rPr>
+        <w:t>)</w:t>
+      </w:r>
+      <w:r>
+        <w:rPr>
+          <w:rFonts w:ascii="Consolas" w:hAnsi="Consolas" w:eastAsia="Consolas"/>
+          <w:color w:val="D4D4D4"/>
+          <w:sz w:val="16"/>
+        </w:rPr>
         <w:br/>
-      </w:r>
-      <w:r>
-        <w:rPr>
-          <w:rFonts w:ascii="Consolas" w:hAnsi="Consolas"/>
-          <w:color w:val="262626"/>
-          <w:sz w:val="16"/>
-        </w:rPr>
-        <w:t xml:space="preserve">    -&gt;</w:t>
-      </w:r>
-      <w:r>
-        <w:rPr>
-          <w:rFonts w:ascii="Consolas" w:hAnsi="Consolas"/>
-          <w:color w:val="795E26"/>
-          <w:sz w:val="16"/>
-        </w:rPr>
-        <w:t xml:space="preserve">where</w:t>
-      </w:r>
-      <w:r>
-        <w:rPr>
-          <w:rFonts w:ascii="Consolas" w:hAnsi="Consolas"/>
-          <w:color w:val="262626"/>
-          <w:sz w:val="16"/>
-        </w:rPr>
-        <w:t xml:space="preserve">(</w:t>
-      </w:r>
-      <w:r>
-        <w:rPr>
-          <w:rFonts w:ascii="Consolas" w:hAnsi="Consolas"/>
-          <w:color w:val="00733B"/>
-          <w:sz w:val="16"/>
-        </w:rPr>
-        <w:t xml:space="preserve">'tenant_id'</w:t>
-      </w:r>
-      <w:r>
-        <w:rPr>
-          <w:rFonts w:ascii="Consolas" w:hAnsi="Consolas"/>
-          <w:color w:val="262626"/>
-          <w:sz w:val="16"/>
-        </w:rPr>
-        <w:t xml:space="preserve">, </w:t>
-      </w:r>
-      <w:r>
-        <w:rPr>
-          <w:rFonts w:ascii="Consolas" w:hAnsi="Consolas"/>
-          <w:color w:val="660E7A"/>
-          <w:sz w:val="16"/>
-        </w:rPr>
-        <w:t xml:space="preserve">$tenantId</w:t>
-      </w:r>
-      <w:r>
-        <w:rPr>
-          <w:rFonts w:ascii="Consolas" w:hAnsi="Consolas"/>
-          <w:color w:val="262626"/>
-          <w:sz w:val="16"/>
-        </w:rPr>
-        <w:t xml:space="preserve">)</w:t>
-      </w:r>
-      <w:r>
+        <w:t xml:space="preserve">    </w:t>
+      </w:r>
+      <w:r>
+        <w:rPr>
+          <w:rFonts w:ascii="Consolas" w:hAnsi="Consolas" w:eastAsia="Consolas"/>
+          <w:color w:val="D4D4D4"/>
+          <w:sz w:val="16"/>
+        </w:rPr>
+        <w:t>-</w:t>
+      </w:r>
+      <w:r>
+        <w:rPr>
+          <w:rFonts w:ascii="Consolas" w:hAnsi="Consolas" w:eastAsia="Consolas"/>
+          <w:color w:val="D4D4D4"/>
+          <w:sz w:val="16"/>
+        </w:rPr>
+        <w:t>&gt;</w:t>
+      </w:r>
+      <w:r>
+        <w:rPr>
+          <w:rFonts w:ascii="Consolas" w:hAnsi="Consolas" w:eastAsia="Consolas"/>
+          <w:color w:val="DCDCAA"/>
+          <w:sz w:val="16"/>
+        </w:rPr>
+        <w:t>where</w:t>
+      </w:r>
+      <w:r>
+        <w:rPr>
+          <w:rFonts w:ascii="Consolas" w:hAnsi="Consolas" w:eastAsia="Consolas"/>
+          <w:color w:val="D4D4D4"/>
+          <w:sz w:val="16"/>
+        </w:rPr>
+        <w:t>(</w:t>
+      </w:r>
+      <w:r>
+        <w:rPr>
+          <w:rFonts w:ascii="Consolas" w:hAnsi="Consolas" w:eastAsia="Consolas"/>
+          <w:color w:val="CE9178"/>
+          <w:sz w:val="16"/>
+        </w:rPr>
+        <w:t>'tenant_id'</w:t>
+      </w:r>
+      <w:r>
+        <w:rPr>
+          <w:rFonts w:ascii="Consolas" w:hAnsi="Consolas" w:eastAsia="Consolas"/>
+          <w:color w:val="D4D4D4"/>
+          <w:sz w:val="16"/>
+        </w:rPr>
+        <w:t>,</w:t>
+      </w:r>
+      <w:r>
+        <w:rPr>
+          <w:rFonts w:ascii="Consolas" w:hAnsi="Consolas" w:eastAsia="Consolas"/>
+          <w:color w:val="D4D4D4"/>
+          <w:sz w:val="16"/>
+        </w:rPr>
+        <w:t xml:space="preserve"> </w:t>
+      </w:r>
+      <w:r>
+        <w:rPr>
+          <w:rFonts w:ascii="Consolas" w:hAnsi="Consolas" w:eastAsia="Consolas"/>
+          <w:color w:val="9CDCFE"/>
+          <w:sz w:val="16"/>
+        </w:rPr>
+        <w:t>$tenantId</w:t>
+      </w:r>
+      <w:r>
+        <w:rPr>
+          <w:rFonts w:ascii="Consolas" w:hAnsi="Consolas" w:eastAsia="Consolas"/>
+          <w:color w:val="D4D4D4"/>
+          <w:sz w:val="16"/>
+        </w:rPr>
+        <w:t>)</w:t>
+      </w:r>
+      <w:r>
+        <w:rPr>
+          <w:rFonts w:ascii="Consolas" w:hAnsi="Consolas" w:eastAsia="Consolas"/>
+          <w:color w:val="D4D4D4"/>
+          <w:sz w:val="16"/>
+        </w:rPr>
         <w:br/>
-      </w:r>
-      <w:r>
-        <w:rPr>
-          <w:rFonts w:ascii="Consolas" w:hAnsi="Consolas"/>
-          <w:color w:val="262626"/>
-          <w:sz w:val="16"/>
-        </w:rPr>
-        <w:t xml:space="preserve">    -&gt;</w:t>
-      </w:r>
-      <w:r>
-        <w:rPr>
-          <w:rFonts w:ascii="Consolas" w:hAnsi="Consolas"/>
-          <w:color w:val="795E26"/>
-          <w:sz w:val="16"/>
-        </w:rPr>
-        <w:t xml:space="preserve">where</w:t>
-      </w:r>
-      <w:r>
-        <w:rPr>
-          <w:rFonts w:ascii="Consolas" w:hAnsi="Consolas"/>
-          <w:color w:val="262626"/>
-          <w:sz w:val="16"/>
-        </w:rPr>
-        <w:t xml:space="preserve">(</w:t>
-      </w:r>
-      <w:r>
-        <w:rPr>
-          <w:rFonts w:ascii="Consolas" w:hAnsi="Consolas"/>
-          <w:color w:val="00733B"/>
-          <w:sz w:val="16"/>
-        </w:rPr>
-        <w:t xml:space="preserve">'is_available'</w:t>
-      </w:r>
-      <w:r>
-        <w:rPr>
-          <w:rFonts w:ascii="Consolas" w:hAnsi="Consolas"/>
-          <w:color w:val="262626"/>
-          <w:sz w:val="16"/>
-        </w:rPr>
-        <w:t xml:space="preserve">, </w:t>
-      </w:r>
-      <w:r>
-        <w:rPr>
-          <w:rFonts w:ascii="Consolas" w:hAnsi="Consolas"/>
-          <w:b/>
-          <w:color w:val="000080"/>
-          <w:sz w:val="16"/>
-        </w:rPr>
-        <w:t xml:space="preserve">true</w:t>
-      </w:r>
-      <w:r>
-        <w:rPr>
-          <w:rFonts w:ascii="Consolas" w:hAnsi="Consolas"/>
-          <w:color w:val="262626"/>
-          <w:sz w:val="16"/>
-        </w:rPr>
-        <w:t xml:space="preserve">)</w:t>
-      </w:r>
-      <w:r>
+        <w:t xml:space="preserve">    </w:t>
+      </w:r>
+      <w:r>
+        <w:rPr>
+          <w:rFonts w:ascii="Consolas" w:hAnsi="Consolas" w:eastAsia="Consolas"/>
+          <w:color w:val="D4D4D4"/>
+          <w:sz w:val="16"/>
+        </w:rPr>
+        <w:t>-</w:t>
+      </w:r>
+      <w:r>
+        <w:rPr>
+          <w:rFonts w:ascii="Consolas" w:hAnsi="Consolas" w:eastAsia="Consolas"/>
+          <w:color w:val="D4D4D4"/>
+          <w:sz w:val="16"/>
+        </w:rPr>
+        <w:t>&gt;</w:t>
+      </w:r>
+      <w:r>
+        <w:rPr>
+          <w:rFonts w:ascii="Consolas" w:hAnsi="Consolas" w:eastAsia="Consolas"/>
+          <w:color w:val="DCDCAA"/>
+          <w:sz w:val="16"/>
+        </w:rPr>
+        <w:t>where</w:t>
+      </w:r>
+      <w:r>
+        <w:rPr>
+          <w:rFonts w:ascii="Consolas" w:hAnsi="Consolas" w:eastAsia="Consolas"/>
+          <w:color w:val="D4D4D4"/>
+          <w:sz w:val="16"/>
+        </w:rPr>
+        <w:t>(</w:t>
+      </w:r>
+      <w:r>
+        <w:rPr>
+          <w:rFonts w:ascii="Consolas" w:hAnsi="Consolas" w:eastAsia="Consolas"/>
+          <w:color w:val="CE9178"/>
+          <w:sz w:val="16"/>
+        </w:rPr>
+        <w:t>'is_available'</w:t>
+      </w:r>
+      <w:r>
+        <w:rPr>
+          <w:rFonts w:ascii="Consolas" w:hAnsi="Consolas" w:eastAsia="Consolas"/>
+          <w:color w:val="D4D4D4"/>
+          <w:sz w:val="16"/>
+        </w:rPr>
+        <w:t>,</w:t>
+      </w:r>
+      <w:r>
+        <w:rPr>
+          <w:rFonts w:ascii="Consolas" w:hAnsi="Consolas" w:eastAsia="Consolas"/>
+          <w:color w:val="D4D4D4"/>
+          <w:sz w:val="16"/>
+        </w:rPr>
+        <w:t xml:space="preserve"> </w:t>
+      </w:r>
+      <w:r>
+        <w:rPr>
+          <w:rFonts w:ascii="Consolas" w:hAnsi="Consolas" w:eastAsia="Consolas"/>
+          <w:color w:val="569CD6"/>
+          <w:sz w:val="16"/>
+        </w:rPr>
+        <w:t>true</w:t>
+      </w:r>
+      <w:r>
+        <w:rPr>
+          <w:rFonts w:ascii="Consolas" w:hAnsi="Consolas" w:eastAsia="Consolas"/>
+          <w:color w:val="D4D4D4"/>
+          <w:sz w:val="16"/>
+        </w:rPr>
+        <w:t>)</w:t>
+      </w:r>
+      <w:r>
+        <w:rPr>
+          <w:rFonts w:ascii="Consolas" w:hAnsi="Consolas" w:eastAsia="Consolas"/>
+          <w:color w:val="D4D4D4"/>
+          <w:sz w:val="16"/>
+        </w:rPr>
         <w:br/>
-      </w:r>
-      <w:r>
-        <w:rPr>
-          <w:rFonts w:ascii="Consolas" w:hAnsi="Consolas"/>
-          <w:color w:val="262626"/>
-          <w:sz w:val="16"/>
-        </w:rPr>
-        <w:t xml:space="preserve">    -&gt;</w:t>
-      </w:r>
-      <w:r>
-        <w:rPr>
-          <w:rFonts w:ascii="Consolas" w:hAnsi="Consolas"/>
-          <w:color w:val="795E26"/>
-          <w:sz w:val="16"/>
-        </w:rPr>
-        <w:t xml:space="preserve">whereHas</w:t>
-      </w:r>
-      <w:r>
-        <w:rPr>
-          <w:rFonts w:ascii="Consolas" w:hAnsi="Consolas"/>
-          <w:color w:val="262626"/>
-          <w:sz w:val="16"/>
-        </w:rPr>
-        <w:t xml:space="preserve">(</w:t>
-      </w:r>
-      <w:r>
-        <w:rPr>
-          <w:rFonts w:ascii="Consolas" w:hAnsi="Consolas"/>
-          <w:color w:val="00733B"/>
-          <w:sz w:val="16"/>
-        </w:rPr>
-        <w:t xml:space="preserve">'tenant'</w:t>
-      </w:r>
-      <w:r>
-        <w:rPr>
-          <w:rFonts w:ascii="Consolas" w:hAnsi="Consolas"/>
-          <w:color w:val="262626"/>
-          <w:sz w:val="16"/>
-        </w:rPr>
-        <w:t xml:space="preserve">, </w:t>
-      </w:r>
-      <w:r>
-        <w:rPr>
-          <w:rFonts w:ascii="Consolas" w:hAnsi="Consolas"/>
-          <w:b/>
-          <w:color w:val="000080"/>
-          <w:sz w:val="16"/>
-        </w:rPr>
-        <w:t xml:space="preserve">fn</w:t>
-      </w:r>
-      <w:r>
-        <w:rPr>
-          <w:rFonts w:ascii="Consolas" w:hAnsi="Consolas"/>
-          <w:color w:val="262626"/>
-          <w:sz w:val="16"/>
-        </w:rPr>
-        <w:t xml:space="preserve"> (</w:t>
-      </w:r>
-      <w:r>
-        <w:rPr>
-          <w:rFonts w:ascii="Consolas" w:hAnsi="Consolas"/>
-          <w:color w:val="267F99"/>
-          <w:sz w:val="16"/>
-        </w:rPr>
-        <w:t xml:space="preserve">Builder</w:t>
-      </w:r>
-      <w:r>
-        <w:rPr>
-          <w:rFonts w:ascii="Consolas" w:hAnsi="Consolas"/>
-          <w:color w:val="262626"/>
+        <w:t xml:space="preserve">    </w:t>
+      </w:r>
+      <w:r>
+        <w:rPr>
+          <w:rFonts w:ascii="Consolas" w:hAnsi="Consolas" w:eastAsia="Consolas"/>
+          <w:color w:val="D4D4D4"/>
+          <w:sz w:val="16"/>
+        </w:rPr>
+        <w:t>-</w:t>
+      </w:r>
+      <w:r>
+        <w:rPr>
+          <w:rFonts w:ascii="Consolas" w:hAnsi="Consolas" w:eastAsia="Consolas"/>
+          <w:color w:val="D4D4D4"/>
+          <w:sz w:val="16"/>
+        </w:rPr>
+        <w:t>&gt;</w:t>
+      </w:r>
+      <w:r>
+        <w:rPr>
+          <w:rFonts w:ascii="Consolas" w:hAnsi="Consolas" w:eastAsia="Consolas"/>
+          <w:color w:val="DCDCAA"/>
+          <w:sz w:val="16"/>
+        </w:rPr>
+        <w:t>whereHas</w:t>
+      </w:r>
+      <w:r>
+        <w:rPr>
+          <w:rFonts w:ascii="Consolas" w:hAnsi="Consolas" w:eastAsia="Consolas"/>
+          <w:color w:val="D4D4D4"/>
+          <w:sz w:val="16"/>
+        </w:rPr>
+        <w:t>(</w:t>
+      </w:r>
+      <w:r>
+        <w:rPr>
+          <w:rFonts w:ascii="Consolas" w:hAnsi="Consolas" w:eastAsia="Consolas"/>
+          <w:color w:val="CE9178"/>
+          <w:sz w:val="16"/>
+        </w:rPr>
+        <w:t>'tenant'</w:t>
+      </w:r>
+      <w:r>
+        <w:rPr>
+          <w:rFonts w:ascii="Consolas" w:hAnsi="Consolas" w:eastAsia="Consolas"/>
+          <w:color w:val="D4D4D4"/>
+          <w:sz w:val="16"/>
+        </w:rPr>
+        <w:t>,</w:t>
+      </w:r>
+      <w:r>
+        <w:rPr>
+          <w:rFonts w:ascii="Consolas" w:hAnsi="Consolas" w:eastAsia="Consolas"/>
+          <w:color w:val="D4D4D4"/>
           <w:sz w:val="16"/>
         </w:rPr>
         <w:t xml:space="preserve"> </w:t>
       </w:r>
       <w:r>
         <w:rPr>
-          <w:rFonts w:ascii="Consolas" w:hAnsi="Consolas"/>
-          <w:color w:val="660E7A"/>
-          <w:sz w:val="16"/>
-        </w:rPr>
-        <w:t xml:space="preserve">$query</w:t>
-      </w:r>
-      <w:r>
-        <w:rPr>
-          <w:rFonts w:ascii="Consolas" w:hAnsi="Consolas"/>
-          <w:color w:val="262626"/>
-          <w:sz w:val="16"/>
-        </w:rPr>
-        <w:t xml:space="preserve">) =&gt; </w:t>
-      </w:r>
-      <w:r>
-        <w:rPr>
-          <w:rFonts w:ascii="Consolas" w:hAnsi="Consolas"/>
-          <w:color w:val="660E7A"/>
-          <w:sz w:val="16"/>
-        </w:rPr>
-        <w:t xml:space="preserve">$query</w:t>
-      </w:r>
-      <w:r>
+          <w:rFonts w:ascii="Consolas" w:hAnsi="Consolas" w:eastAsia="Consolas"/>
+          <w:color w:val="569CD6"/>
+          <w:sz w:val="16"/>
+        </w:rPr>
+        <w:t>fn</w:t>
+      </w:r>
+      <w:r>
+        <w:rPr>
+          <w:rFonts w:ascii="Consolas" w:hAnsi="Consolas" w:eastAsia="Consolas"/>
+          <w:color w:val="D4D4D4"/>
+          <w:sz w:val="16"/>
+        </w:rPr>
+        <w:t xml:space="preserve"> </w:t>
+      </w:r>
+      <w:r>
+        <w:rPr>
+          <w:rFonts w:ascii="Consolas" w:hAnsi="Consolas" w:eastAsia="Consolas"/>
+          <w:color w:val="D4D4D4"/>
+          <w:sz w:val="16"/>
+        </w:rPr>
+        <w:t>(</w:t>
+      </w:r>
+      <w:r>
+        <w:rPr>
+          <w:rFonts w:ascii="Consolas" w:hAnsi="Consolas" w:eastAsia="Consolas"/>
+          <w:color w:val="4EC9B0"/>
+          <w:sz w:val="16"/>
+        </w:rPr>
+        <w:t>Builder</w:t>
+      </w:r>
+      <w:r>
+        <w:rPr>
+          <w:rFonts w:ascii="Consolas" w:hAnsi="Consolas" w:eastAsia="Consolas"/>
+          <w:color w:val="D4D4D4"/>
+          <w:sz w:val="16"/>
+        </w:rPr>
+        <w:t xml:space="preserve"> </w:t>
+      </w:r>
+      <w:r>
+        <w:rPr>
+          <w:rFonts w:ascii="Consolas" w:hAnsi="Consolas" w:eastAsia="Consolas"/>
+          <w:color w:val="9CDCFE"/>
+          <w:sz w:val="16"/>
+        </w:rPr>
+        <w:t>$query</w:t>
+      </w:r>
+      <w:r>
+        <w:rPr>
+          <w:rFonts w:ascii="Consolas" w:hAnsi="Consolas" w:eastAsia="Consolas"/>
+          <w:color w:val="D4D4D4"/>
+          <w:sz w:val="16"/>
+        </w:rPr>
+        <w:t>)</w:t>
+      </w:r>
+      <w:r>
+        <w:rPr>
+          <w:rFonts w:ascii="Consolas" w:hAnsi="Consolas" w:eastAsia="Consolas"/>
+          <w:color w:val="D4D4D4"/>
+          <w:sz w:val="16"/>
+        </w:rPr>
+        <w:t xml:space="preserve"> </w:t>
+      </w:r>
+      <w:r>
+        <w:rPr>
+          <w:rFonts w:ascii="Consolas" w:hAnsi="Consolas" w:eastAsia="Consolas"/>
+          <w:color w:val="D4D4D4"/>
+          <w:sz w:val="16"/>
+        </w:rPr>
+        <w:t>=</w:t>
+      </w:r>
+      <w:r>
+        <w:rPr>
+          <w:rFonts w:ascii="Consolas" w:hAnsi="Consolas" w:eastAsia="Consolas"/>
+          <w:color w:val="D4D4D4"/>
+          <w:sz w:val="16"/>
+        </w:rPr>
+        <w:t>&gt;</w:t>
+      </w:r>
+      <w:r>
+        <w:rPr>
+          <w:rFonts w:ascii="Consolas" w:hAnsi="Consolas" w:eastAsia="Consolas"/>
+          <w:color w:val="D4D4D4"/>
+          <w:sz w:val="16"/>
+        </w:rPr>
+        <w:t xml:space="preserve"> </w:t>
+      </w:r>
+      <w:r>
+        <w:rPr>
+          <w:rFonts w:ascii="Consolas" w:hAnsi="Consolas" w:eastAsia="Consolas"/>
+          <w:color w:val="9CDCFE"/>
+          <w:sz w:val="16"/>
+        </w:rPr>
+        <w:t>$query</w:t>
+      </w:r>
+      <w:r>
+        <w:rPr>
+          <w:rFonts w:ascii="Consolas" w:hAnsi="Consolas" w:eastAsia="Consolas"/>
+          <w:color w:val="D4D4D4"/>
+          <w:sz w:val="16"/>
+        </w:rPr>
         <w:br/>
-      </w:r>
-      <w:r>
-        <w:rPr>
-          <w:rFonts w:ascii="Consolas" w:hAnsi="Consolas"/>
-          <w:color w:val="262626"/>
-          <w:sz w:val="16"/>
-        </w:rPr>
-        <w:t xml:space="preserve">        -&gt;</w:t>
-      </w:r>
-      <w:r>
-        <w:rPr>
-          <w:rFonts w:ascii="Consolas" w:hAnsi="Consolas"/>
-          <w:color w:val="795E26"/>
-          <w:sz w:val="16"/>
-        </w:rPr>
-        <w:t xml:space="preserve">where</w:t>
-      </w:r>
-      <w:r>
-        <w:rPr>
-          <w:rFonts w:ascii="Consolas" w:hAnsi="Consolas"/>
-          <w:color w:val="262626"/>
-          <w:sz w:val="16"/>
-        </w:rPr>
-        <w:t xml:space="preserve">(</w:t>
-      </w:r>
-      <w:r>
-        <w:rPr>
-          <w:rFonts w:ascii="Consolas" w:hAnsi="Consolas"/>
-          <w:color w:val="00733B"/>
-          <w:sz w:val="16"/>
-        </w:rPr>
-        <w:t xml:space="preserve">'canteen_id'</w:t>
-      </w:r>
-      <w:r>
-        <w:rPr>
-          <w:rFonts w:ascii="Consolas" w:hAnsi="Consolas"/>
-          <w:color w:val="262626"/>
-          <w:sz w:val="16"/>
-        </w:rPr>
-        <w:t xml:space="preserve">, </w:t>
-      </w:r>
-      <w:r>
-        <w:rPr>
-          <w:rFonts w:ascii="Consolas" w:hAnsi="Consolas"/>
-          <w:color w:val="660E7A"/>
-          <w:sz w:val="16"/>
-        </w:rPr>
-        <w:t xml:space="preserve">$canteenId</w:t>
-      </w:r>
-      <w:r>
-        <w:rPr>
-          <w:rFonts w:ascii="Consolas" w:hAnsi="Consolas"/>
-          <w:color w:val="262626"/>
-          <w:sz w:val="16"/>
-        </w:rPr>
-        <w:t xml:space="preserve">)</w:t>
-      </w:r>
-      <w:r>
+        <w:t xml:space="preserve">        </w:t>
+      </w:r>
+      <w:r>
+        <w:rPr>
+          <w:rFonts w:ascii="Consolas" w:hAnsi="Consolas" w:eastAsia="Consolas"/>
+          <w:color w:val="D4D4D4"/>
+          <w:sz w:val="16"/>
+        </w:rPr>
+        <w:t>-</w:t>
+      </w:r>
+      <w:r>
+        <w:rPr>
+          <w:rFonts w:ascii="Consolas" w:hAnsi="Consolas" w:eastAsia="Consolas"/>
+          <w:color w:val="D4D4D4"/>
+          <w:sz w:val="16"/>
+        </w:rPr>
+        <w:t>&gt;</w:t>
+      </w:r>
+      <w:r>
+        <w:rPr>
+          <w:rFonts w:ascii="Consolas" w:hAnsi="Consolas" w:eastAsia="Consolas"/>
+          <w:color w:val="DCDCAA"/>
+          <w:sz w:val="16"/>
+        </w:rPr>
+        <w:t>where</w:t>
+      </w:r>
+      <w:r>
+        <w:rPr>
+          <w:rFonts w:ascii="Consolas" w:hAnsi="Consolas" w:eastAsia="Consolas"/>
+          <w:color w:val="D4D4D4"/>
+          <w:sz w:val="16"/>
+        </w:rPr>
+        <w:t>(</w:t>
+      </w:r>
+      <w:r>
+        <w:rPr>
+          <w:rFonts w:ascii="Consolas" w:hAnsi="Consolas" w:eastAsia="Consolas"/>
+          <w:color w:val="CE9178"/>
+          <w:sz w:val="16"/>
+        </w:rPr>
+        <w:t>'canteen_id'</w:t>
+      </w:r>
+      <w:r>
+        <w:rPr>
+          <w:rFonts w:ascii="Consolas" w:hAnsi="Consolas" w:eastAsia="Consolas"/>
+          <w:color w:val="D4D4D4"/>
+          <w:sz w:val="16"/>
+        </w:rPr>
+        <w:t>,</w:t>
+      </w:r>
+      <w:r>
+        <w:rPr>
+          <w:rFonts w:ascii="Consolas" w:hAnsi="Consolas" w:eastAsia="Consolas"/>
+          <w:color w:val="D4D4D4"/>
+          <w:sz w:val="16"/>
+        </w:rPr>
+        <w:t xml:space="preserve"> </w:t>
+      </w:r>
+      <w:r>
+        <w:rPr>
+          <w:rFonts w:ascii="Consolas" w:hAnsi="Consolas" w:eastAsia="Consolas"/>
+          <w:color w:val="9CDCFE"/>
+          <w:sz w:val="16"/>
+        </w:rPr>
+        <w:t>$canteenId</w:t>
+      </w:r>
+      <w:r>
+        <w:rPr>
+          <w:rFonts w:ascii="Consolas" w:hAnsi="Consolas" w:eastAsia="Consolas"/>
+          <w:color w:val="D4D4D4"/>
+          <w:sz w:val="16"/>
+        </w:rPr>
+        <w:t>)</w:t>
+      </w:r>
+      <w:r>
+        <w:rPr>
+          <w:rFonts w:ascii="Consolas" w:hAnsi="Consolas" w:eastAsia="Consolas"/>
+          <w:color w:val="D4D4D4"/>
+          <w:sz w:val="16"/>
+        </w:rPr>
         <w:br/>
-      </w:r>
-      <w:r>
-        <w:rPr>
-          <w:rFonts w:ascii="Consolas" w:hAnsi="Consolas"/>
-          <w:color w:val="262626"/>
-          <w:sz w:val="16"/>
-        </w:rPr>
-        <w:t xml:space="preserve">        -&gt;</w:t>
-      </w:r>
-      <w:r>
-        <w:rPr>
-          <w:rFonts w:ascii="Consolas" w:hAnsi="Consolas"/>
-          <w:color w:val="795E26"/>
-          <w:sz w:val="16"/>
-        </w:rPr>
-        <w:t xml:space="preserve">where</w:t>
-      </w:r>
-      <w:r>
-        <w:rPr>
-          <w:rFonts w:ascii="Consolas" w:hAnsi="Consolas"/>
-          <w:color w:val="262626"/>
-          <w:sz w:val="16"/>
-        </w:rPr>
-        <w:t xml:space="preserve">(</w:t>
-      </w:r>
-      <w:r>
-        <w:rPr>
-          <w:rFonts w:ascii="Consolas" w:hAnsi="Consolas"/>
-          <w:color w:val="00733B"/>
-          <w:sz w:val="16"/>
-        </w:rPr>
-        <w:t xml:space="preserve">'is_active'</w:t>
-      </w:r>
-      <w:r>
-        <w:rPr>
-          <w:rFonts w:ascii="Consolas" w:hAnsi="Consolas"/>
-          <w:color w:val="262626"/>
-          <w:sz w:val="16"/>
-        </w:rPr>
-        <w:t xml:space="preserve">, </w:t>
-      </w:r>
-      <w:r>
-        <w:rPr>
-          <w:rFonts w:ascii="Consolas" w:hAnsi="Consolas"/>
-          <w:b/>
-          <w:color w:val="000080"/>
-          <w:sz w:val="16"/>
-        </w:rPr>
-        <w:t xml:space="preserve">true</w:t>
-      </w:r>
-      <w:r>
-        <w:rPr>
-          <w:rFonts w:ascii="Consolas" w:hAnsi="Consolas"/>
-          <w:color w:val="262626"/>
-          <w:sz w:val="16"/>
-        </w:rPr>
-        <w:t xml:space="preserve">))</w:t>
-      </w:r>
-      <w:r>
+        <w:t xml:space="preserve">        </w:t>
+      </w:r>
+      <w:r>
+        <w:rPr>
+          <w:rFonts w:ascii="Consolas" w:hAnsi="Consolas" w:eastAsia="Consolas"/>
+          <w:color w:val="D4D4D4"/>
+          <w:sz w:val="16"/>
+        </w:rPr>
+        <w:t>-</w:t>
+      </w:r>
+      <w:r>
+        <w:rPr>
+          <w:rFonts w:ascii="Consolas" w:hAnsi="Consolas" w:eastAsia="Consolas"/>
+          <w:color w:val="D4D4D4"/>
+          <w:sz w:val="16"/>
+        </w:rPr>
+        <w:t>&gt;</w:t>
+      </w:r>
+      <w:r>
+        <w:rPr>
+          <w:rFonts w:ascii="Consolas" w:hAnsi="Consolas" w:eastAsia="Consolas"/>
+          <w:color w:val="DCDCAA"/>
+          <w:sz w:val="16"/>
+        </w:rPr>
+        <w:t>where</w:t>
+      </w:r>
+      <w:r>
+        <w:rPr>
+          <w:rFonts w:ascii="Consolas" w:hAnsi="Consolas" w:eastAsia="Consolas"/>
+          <w:color w:val="D4D4D4"/>
+          <w:sz w:val="16"/>
+        </w:rPr>
+        <w:t>(</w:t>
+      </w:r>
+      <w:r>
+        <w:rPr>
+          <w:rFonts w:ascii="Consolas" w:hAnsi="Consolas" w:eastAsia="Consolas"/>
+          <w:color w:val="CE9178"/>
+          <w:sz w:val="16"/>
+        </w:rPr>
+        <w:t>'is_active'</w:t>
+      </w:r>
+      <w:r>
+        <w:rPr>
+          <w:rFonts w:ascii="Consolas" w:hAnsi="Consolas" w:eastAsia="Consolas"/>
+          <w:color w:val="D4D4D4"/>
+          <w:sz w:val="16"/>
+        </w:rPr>
+        <w:t>,</w:t>
+      </w:r>
+      <w:r>
+        <w:rPr>
+          <w:rFonts w:ascii="Consolas" w:hAnsi="Consolas" w:eastAsia="Consolas"/>
+          <w:color w:val="D4D4D4"/>
+          <w:sz w:val="16"/>
+        </w:rPr>
+        <w:t xml:space="preserve"> </w:t>
+      </w:r>
+      <w:r>
+        <w:rPr>
+          <w:rFonts w:ascii="Consolas" w:hAnsi="Consolas" w:eastAsia="Consolas"/>
+          <w:color w:val="569CD6"/>
+          <w:sz w:val="16"/>
+        </w:rPr>
+        <w:t>true</w:t>
+      </w:r>
+      <w:r>
+        <w:rPr>
+          <w:rFonts w:ascii="Consolas" w:hAnsi="Consolas" w:eastAsia="Consolas"/>
+          <w:color w:val="D4D4D4"/>
+          <w:sz w:val="16"/>
+        </w:rPr>
+        <w:t>)</w:t>
+      </w:r>
+      <w:r>
+        <w:rPr>
+          <w:rFonts w:ascii="Consolas" w:hAnsi="Consolas" w:eastAsia="Consolas"/>
+          <w:color w:val="D4D4D4"/>
+          <w:sz w:val="16"/>
+        </w:rPr>
+        <w:t>)</w:t>
+      </w:r>
+      <w:r>
+        <w:rPr>
+          <w:rFonts w:ascii="Consolas" w:hAnsi="Consolas" w:eastAsia="Consolas"/>
+          <w:color w:val="D4D4D4"/>
+          <w:sz w:val="16"/>
+        </w:rPr>
         <w:br/>
-      </w:r>
-      <w:r>
-        <w:rPr>
-          <w:rFonts w:ascii="Consolas" w:hAnsi="Consolas"/>
-          <w:color w:val="262626"/>
-          <w:sz w:val="16"/>
-        </w:rPr>
-        <w:t xml:space="preserve">    -&gt;</w:t>
-      </w:r>
-      <w:r>
-        <w:rPr>
-          <w:rFonts w:ascii="Consolas" w:hAnsi="Consolas"/>
-          <w:color w:val="795E26"/>
-          <w:sz w:val="16"/>
-        </w:rPr>
-        <w:t xml:space="preserve">with</w:t>
-      </w:r>
-      <w:r>
-        <w:rPr>
-          <w:rFonts w:ascii="Consolas" w:hAnsi="Consolas"/>
-          <w:color w:val="262626"/>
-          <w:sz w:val="16"/>
-        </w:rPr>
-        <w:t xml:space="preserve">([</w:t>
-      </w:r>
-      <w:r>
+        <w:t xml:space="preserve">    </w:t>
+      </w:r>
+      <w:r>
+        <w:rPr>
+          <w:rFonts w:ascii="Consolas" w:hAnsi="Consolas" w:eastAsia="Consolas"/>
+          <w:color w:val="D4D4D4"/>
+          <w:sz w:val="16"/>
+        </w:rPr>
+        <w:t>-</w:t>
+      </w:r>
+      <w:r>
+        <w:rPr>
+          <w:rFonts w:ascii="Consolas" w:hAnsi="Consolas" w:eastAsia="Consolas"/>
+          <w:color w:val="D4D4D4"/>
+          <w:sz w:val="16"/>
+        </w:rPr>
+        <w:t>&gt;</w:t>
+      </w:r>
+      <w:r>
+        <w:rPr>
+          <w:rFonts w:ascii="Consolas" w:hAnsi="Consolas" w:eastAsia="Consolas"/>
+          <w:color w:val="DCDCAA"/>
+          <w:sz w:val="16"/>
+        </w:rPr>
+        <w:t>with</w:t>
+      </w:r>
+      <w:r>
+        <w:rPr>
+          <w:rFonts w:ascii="Consolas" w:hAnsi="Consolas" w:eastAsia="Consolas"/>
+          <w:color w:val="D4D4D4"/>
+          <w:sz w:val="16"/>
+        </w:rPr>
+        <w:t>(</w:t>
+      </w:r>
+      <w:r>
+        <w:rPr>
+          <w:rFonts w:ascii="Consolas" w:hAnsi="Consolas" w:eastAsia="Consolas"/>
+          <w:color w:val="D4D4D4"/>
+          <w:sz w:val="16"/>
+        </w:rPr>
+        <w:t>[</w:t>
+      </w:r>
+      <w:r>
+        <w:rPr>
+          <w:rFonts w:ascii="Consolas" w:hAnsi="Consolas" w:eastAsia="Consolas"/>
+          <w:color w:val="D4D4D4"/>
+          <w:sz w:val="16"/>
+        </w:rPr>
         <w:br/>
-      </w:r>
-      <w:r>
-        <w:rPr>
-          <w:rFonts w:ascii="Consolas" w:hAnsi="Consolas"/>
-          <w:color w:val="262626"/>
-          <w:sz w:val="16"/>
-        </w:rPr>
         <w:t xml:space="preserve">        </w:t>
       </w:r>
       <w:r>
         <w:rPr>
-          <w:rFonts w:ascii="Consolas" w:hAnsi="Consolas"/>
-          <w:color w:val="00733B"/>
-          <w:sz w:val="16"/>
-        </w:rPr>
-        <w:t xml:space="preserve">'category:id,name'</w:t>
-      </w:r>
-      <w:r>
-        <w:rPr>
-          <w:rFonts w:ascii="Consolas" w:hAnsi="Consolas"/>
-          <w:color w:val="262626"/>
-          <w:sz w:val="16"/>
-        </w:rPr>
-        <w:t xml:space="preserve">,</w:t>
-      </w:r>
-      <w:r>
+          <w:rFonts w:ascii="Consolas" w:hAnsi="Consolas" w:eastAsia="Consolas"/>
+          <w:color w:val="CE9178"/>
+          <w:sz w:val="16"/>
+        </w:rPr>
+        <w:t>'category:id,name'</w:t>
+      </w:r>
+      <w:r>
+        <w:rPr>
+          <w:rFonts w:ascii="Consolas" w:hAnsi="Consolas" w:eastAsia="Consolas"/>
+          <w:color w:val="D4D4D4"/>
+          <w:sz w:val="16"/>
+        </w:rPr>
+        <w:t>,</w:t>
+      </w:r>
+      <w:r>
+        <w:rPr>
+          <w:rFonts w:ascii="Consolas" w:hAnsi="Consolas" w:eastAsia="Consolas"/>
+          <w:color w:val="D4D4D4"/>
+          <w:sz w:val="16"/>
+        </w:rPr>
         <w:br/>
-      </w:r>
-      <w:r>
-        <w:rPr>
-          <w:rFonts w:ascii="Consolas" w:hAnsi="Consolas"/>
-          <w:color w:val="262626"/>
-          <w:sz w:val="16"/>
-        </w:rPr>
         <w:t xml:space="preserve">        </w:t>
       </w:r>
       <w:r>
         <w:rPr>
-          <w:rFonts w:ascii="Consolas" w:hAnsi="Consolas"/>
-          <w:color w:val="00733B"/>
-          <w:sz w:val="16"/>
-        </w:rPr>
-        <w:t xml:space="preserve">'modifierGroups.options'</w:t>
-      </w:r>
-      <w:r>
-        <w:rPr>
-          <w:rFonts w:ascii="Consolas" w:hAnsi="Consolas"/>
-          <w:color w:val="262626"/>
-          <w:sz w:val="16"/>
-        </w:rPr>
-        <w:t xml:space="preserve">,</w:t>
-      </w:r>
-      <w:r>
+          <w:rFonts w:ascii="Consolas" w:hAnsi="Consolas" w:eastAsia="Consolas"/>
+          <w:color w:val="CE9178"/>
+          <w:sz w:val="16"/>
+        </w:rPr>
+        <w:t>'modifierGroups.options'</w:t>
+      </w:r>
+      <w:r>
+        <w:rPr>
+          <w:rFonts w:ascii="Consolas" w:hAnsi="Consolas" w:eastAsia="Consolas"/>
+          <w:color w:val="D4D4D4"/>
+          <w:sz w:val="16"/>
+        </w:rPr>
+        <w:t>,</w:t>
+      </w:r>
+      <w:r>
+        <w:rPr>
+          <w:rFonts w:ascii="Consolas" w:hAnsi="Consolas" w:eastAsia="Consolas"/>
+          <w:color w:val="D4D4D4"/>
+          <w:sz w:val="16"/>
+        </w:rPr>
         <w:br/>
-      </w:r>
-      <w:r>
-        <w:rPr>
-          <w:rFonts w:ascii="Consolas" w:hAnsi="Consolas"/>
-          <w:color w:val="262626"/>
-          <w:sz w:val="16"/>
-        </w:rPr>
-        <w:t xml:space="preserve">    ])</w:t>
-      </w:r>
-      <w:r>
+        <w:t xml:space="preserve">    </w:t>
+      </w:r>
+      <w:r>
+        <w:rPr>
+          <w:rFonts w:ascii="Consolas" w:hAnsi="Consolas" w:eastAsia="Consolas"/>
+          <w:color w:val="D4D4D4"/>
+          <w:sz w:val="16"/>
+        </w:rPr>
+        <w:t>]</w:t>
+      </w:r>
+      <w:r>
+        <w:rPr>
+          <w:rFonts w:ascii="Consolas" w:hAnsi="Consolas" w:eastAsia="Consolas"/>
+          <w:color w:val="D4D4D4"/>
+          <w:sz w:val="16"/>
+        </w:rPr>
+        <w:t>)</w:t>
+      </w:r>
+      <w:r>
+        <w:rPr>
+          <w:rFonts w:ascii="Consolas" w:hAnsi="Consolas" w:eastAsia="Consolas"/>
+          <w:color w:val="D4D4D4"/>
+          <w:sz w:val="16"/>
+        </w:rPr>
         <w:br/>
-      </w:r>
-      <w:r>
-        <w:rPr>
-          <w:rFonts w:ascii="Consolas" w:hAnsi="Consolas"/>
-          <w:color w:val="262626"/>
-          <w:sz w:val="16"/>
-        </w:rPr>
-        <w:t xml:space="preserve">    -&gt;</w:t>
-      </w:r>
-      <w:r>
-        <w:rPr>
-          <w:rFonts w:ascii="Consolas" w:hAnsi="Consolas"/>
-          <w:color w:val="795E26"/>
-          <w:sz w:val="16"/>
-        </w:rPr>
-        <w:t xml:space="preserve">orderBy</w:t>
-      </w:r>
-      <w:r>
-        <w:rPr>
-          <w:rFonts w:ascii="Consolas" w:hAnsi="Consolas"/>
-          <w:color w:val="262626"/>
-          <w:sz w:val="16"/>
-        </w:rPr>
-        <w:t xml:space="preserve">(</w:t>
-      </w:r>
-      <w:r>
-        <w:rPr>
-          <w:rFonts w:ascii="Consolas" w:hAnsi="Consolas"/>
-          <w:color w:val="00733B"/>
-          <w:sz w:val="16"/>
-        </w:rPr>
-        <w:t xml:space="preserve">'name'</w:t>
-      </w:r>
-      <w:r>
-        <w:rPr>
-          <w:rFonts w:ascii="Consolas" w:hAnsi="Consolas"/>
-          <w:color w:val="262626"/>
-          <w:sz w:val="16"/>
-        </w:rPr>
-        <w:t xml:space="preserve">)</w:t>
-      </w:r>
-      <w:r>
+        <w:t xml:space="preserve">    </w:t>
+      </w:r>
+      <w:r>
+        <w:rPr>
+          <w:rFonts w:ascii="Consolas" w:hAnsi="Consolas" w:eastAsia="Consolas"/>
+          <w:color w:val="D4D4D4"/>
+          <w:sz w:val="16"/>
+        </w:rPr>
+        <w:t>-</w:t>
+      </w:r>
+      <w:r>
+        <w:rPr>
+          <w:rFonts w:ascii="Consolas" w:hAnsi="Consolas" w:eastAsia="Consolas"/>
+          <w:color w:val="D4D4D4"/>
+          <w:sz w:val="16"/>
+        </w:rPr>
+        <w:t>&gt;</w:t>
+      </w:r>
+      <w:r>
+        <w:rPr>
+          <w:rFonts w:ascii="Consolas" w:hAnsi="Consolas" w:eastAsia="Consolas"/>
+          <w:color w:val="DCDCAA"/>
+          <w:sz w:val="16"/>
+        </w:rPr>
+        <w:t>orderBy</w:t>
+      </w:r>
+      <w:r>
+        <w:rPr>
+          <w:rFonts w:ascii="Consolas" w:hAnsi="Consolas" w:eastAsia="Consolas"/>
+          <w:color w:val="D4D4D4"/>
+          <w:sz w:val="16"/>
+        </w:rPr>
+        <w:t>(</w:t>
+      </w:r>
+      <w:r>
+        <w:rPr>
+          <w:rFonts w:ascii="Consolas" w:hAnsi="Consolas" w:eastAsia="Consolas"/>
+          <w:color w:val="CE9178"/>
+          <w:sz w:val="16"/>
+        </w:rPr>
+        <w:t>'name'</w:t>
+      </w:r>
+      <w:r>
+        <w:rPr>
+          <w:rFonts w:ascii="Consolas" w:hAnsi="Consolas" w:eastAsia="Consolas"/>
+          <w:color w:val="D4D4D4"/>
+          <w:sz w:val="16"/>
+        </w:rPr>
+        <w:t>)</w:t>
+      </w:r>
+      <w:r>
+        <w:rPr>
+          <w:rFonts w:ascii="Consolas" w:hAnsi="Consolas" w:eastAsia="Consolas"/>
+          <w:color w:val="D4D4D4"/>
+          <w:sz w:val="16"/>
+        </w:rPr>
         <w:br/>
-      </w:r>
-      <w:r>
-        <w:rPr>
-          <w:rFonts w:ascii="Consolas" w:hAnsi="Consolas"/>
-          <w:color w:val="262626"/>
-          <w:sz w:val="16"/>
-        </w:rPr>
-        <w:t xml:space="preserve">    -&gt;</w:t>
-      </w:r>
-      <w:r>
-        <w:rPr>
-          <w:rFonts w:ascii="Consolas" w:hAnsi="Consolas"/>
-          <w:color w:val="795E26"/>
-          <w:sz w:val="16"/>
-        </w:rPr>
-        <w:t xml:space="preserve">paginate</w:t>
-      </w:r>
-      <w:r>
-        <w:rPr>
-          <w:rFonts w:ascii="Consolas" w:hAnsi="Consolas"/>
-          <w:color w:val="262626"/>
-          <w:sz w:val="16"/>
-        </w:rPr>
-        <w:t xml:space="preserve">(</w:t>
-      </w:r>
-      <w:r>
-        <w:rPr>
-          <w:rFonts w:ascii="Consolas" w:hAnsi="Consolas"/>
-          <w:color w:val="0073E6"/>
-          <w:sz w:val="16"/>
-        </w:rPr>
-        <w:t xml:space="preserve">24</w:t>
-      </w:r>
-      <w:r>
-        <w:rPr>
-          <w:rFonts w:ascii="Consolas" w:hAnsi="Consolas"/>
-          <w:color w:val="262626"/>
-          <w:sz w:val="16"/>
-        </w:rPr>
-        <w:t xml:space="preserve">)</w:t>
-      </w:r>
-      <w:r>
+        <w:t xml:space="preserve">    </w:t>
+      </w:r>
+      <w:r>
+        <w:rPr>
+          <w:rFonts w:ascii="Consolas" w:hAnsi="Consolas" w:eastAsia="Consolas"/>
+          <w:color w:val="D4D4D4"/>
+          <w:sz w:val="16"/>
+        </w:rPr>
+        <w:t>-</w:t>
+      </w:r>
+      <w:r>
+        <w:rPr>
+          <w:rFonts w:ascii="Consolas" w:hAnsi="Consolas" w:eastAsia="Consolas"/>
+          <w:color w:val="D4D4D4"/>
+          <w:sz w:val="16"/>
+        </w:rPr>
+        <w:t>&gt;</w:t>
+      </w:r>
+      <w:r>
+        <w:rPr>
+          <w:rFonts w:ascii="Consolas" w:hAnsi="Consolas" w:eastAsia="Consolas"/>
+          <w:color w:val="DCDCAA"/>
+          <w:sz w:val="16"/>
+        </w:rPr>
+        <w:t>paginate</w:t>
+      </w:r>
+      <w:r>
+        <w:rPr>
+          <w:rFonts w:ascii="Consolas" w:hAnsi="Consolas" w:eastAsia="Consolas"/>
+          <w:color w:val="D4D4D4"/>
+          <w:sz w:val="16"/>
+        </w:rPr>
+        <w:t>(</w:t>
+      </w:r>
+      <w:r>
+        <w:rPr>
+          <w:rFonts w:ascii="Consolas" w:hAnsi="Consolas" w:eastAsia="Consolas"/>
+          <w:color w:val="D4D4D4"/>
+          <w:sz w:val="16"/>
+        </w:rPr>
+        <w:t>24</w:t>
+      </w:r>
+      <w:r>
+        <w:rPr>
+          <w:rFonts w:ascii="Consolas" w:hAnsi="Consolas" w:eastAsia="Consolas"/>
+          <w:color w:val="D4D4D4"/>
+          <w:sz w:val="16"/>
+        </w:rPr>
+        <w:t>)</w:t>
+      </w:r>
+      <w:r>
+        <w:rPr>
+          <w:rFonts w:ascii="Consolas" w:hAnsi="Consolas" w:eastAsia="Consolas"/>
+          <w:color w:val="D4D4D4"/>
+          <w:sz w:val="16"/>
+        </w:rPr>
         <w:br/>
-      </w:r>
-      <w:r>
-        <w:rPr>
-          <w:rFonts w:ascii="Consolas" w:hAnsi="Consolas"/>
-          <w:color w:val="262626"/>
-          <w:sz w:val="16"/>
-        </w:rPr>
-        <w:t xml:space="preserve">    -&gt;</w:t>
-      </w:r>
-      <w:r>
-        <w:rPr>
-          <w:rFonts w:ascii="Consolas" w:hAnsi="Consolas"/>
-          <w:color w:val="795E26"/>
-          <w:sz w:val="16"/>
-        </w:rPr>
-        <w:t xml:space="preserve">withQueryString</w:t>
-      </w:r>
-      <w:r>
-        <w:rPr>
-          <w:rFonts w:ascii="Consolas" w:hAnsi="Consolas"/>
-          <w:color w:val="262626"/>
-          <w:sz w:val="16"/>
-        </w:rPr>
-        <w:t xml:space="preserve">();</w:t>
+        <w:t xml:space="preserve">    </w:t>
+      </w:r>
+      <w:r>
+        <w:rPr>
+          <w:rFonts w:ascii="Consolas" w:hAnsi="Consolas" w:eastAsia="Consolas"/>
+          <w:color w:val="D4D4D4"/>
+          <w:sz w:val="16"/>
+        </w:rPr>
+        <w:t>-</w:t>
+      </w:r>
+      <w:r>
+        <w:rPr>
+          <w:rFonts w:ascii="Consolas" w:hAnsi="Consolas" w:eastAsia="Consolas"/>
+          <w:color w:val="D4D4D4"/>
+          <w:sz w:val="16"/>
+        </w:rPr>
+        <w:t>&gt;</w:t>
+      </w:r>
+      <w:r>
+        <w:rPr>
+          <w:rFonts w:ascii="Consolas" w:hAnsi="Consolas" w:eastAsia="Consolas"/>
+          <w:color w:val="DCDCAA"/>
+          <w:sz w:val="16"/>
+        </w:rPr>
+        <w:t>withQueryString</w:t>
+      </w:r>
+      <w:r>
+        <w:rPr>
+          <w:rFonts w:ascii="Consolas" w:hAnsi="Consolas" w:eastAsia="Consolas"/>
+          <w:color w:val="D4D4D4"/>
+          <w:sz w:val="16"/>
+        </w:rPr>
+        <w:t>(</w:t>
+      </w:r>
+      <w:r>
+        <w:rPr>
+          <w:rFonts w:ascii="Consolas" w:hAnsi="Consolas" w:eastAsia="Consolas"/>
+          <w:color w:val="D4D4D4"/>
+          <w:sz w:val="16"/>
+        </w:rPr>
+        <w:t>)</w:t>
+      </w:r>
+      <w:r>
+        <w:rPr>
+          <w:rFonts w:ascii="Consolas" w:hAnsi="Consolas" w:eastAsia="Consolas"/>
+          <w:color w:val="D4D4D4"/>
+          <w:sz w:val="16"/>
+        </w:rPr>
+        <w:t>;</w:t>
       </w:r>
     </w:p>
     <w:p>
@@ -3509,6 +4009,114 @@
     </w:p>
     <w:p>
       <w:pPr>
+        <w:pStyle w:val="ListBody"/>
+      </w:pPr>
+      <w:r>
+        <w:rPr>
+          <w:rFonts w:ascii="Aptos" w:hAnsi="Aptos"/>
+          <w:color w:val="1F2937"/>
+          <w:sz w:val="19"/>
+        </w:rPr>
+        <w:t xml:space="preserve">Perintah pembuatan berkas tahap ini (diverifikasi pada Laravel 13.25; baris # INFO adalah output nyata). Jalankan dari root repository, lalu isi berkas sesuai langkah di atas.</w:t>
+      </w:r>
+    </w:p>
+    <w:p>
+      <w:pPr>
+        <w:pStyle w:val="CodeHeader"/>
+        <w:shd w:fill="2D2D30"/>
+        <w:pBdr>
+          <w:left w:val="single" w:sz="4" w:space="8" w:color="2D2D30"/>
+        </w:pBdr>
+      </w:pPr>
+      <w:r>
+        <w:rPr>
+          <w:rFonts w:ascii="Consolas" w:hAnsi="Consolas"/>
+          <w:b/>
+          <w:color w:val="FFFFFF"/>
+          <w:sz w:val="16"/>
+        </w:rPr>
+        <w:t xml:space="preserve">BUAT FILE — MODUL 7 TAHAP 1   •   terminal pada root repository   •   BASH</w:t>
+      </w:r>
+    </w:p>
+    <w:p>
+      <w:pPr>
+        <w:pStyle w:val="CodeBlock"/>
+        <w:shd w:fill="1E1E1E"/>
+        <w:pBdr>
+          <w:left w:val="single" w:sz="4" w:space="8" w:color="1E1E1E"/>
+        </w:pBdr>
+      </w:pPr>
+      <w:r>
+        <w:rPr>
+          <w:rFonts w:ascii="Consolas" w:hAnsi="Consolas"/>
+          <w:color w:val="6A9955"/>
+          <w:sz w:val="16"/>
+        </w:rPr>
+        <w:t xml:space="preserve"># manual (shell)</w:t>
+        <w:br/>
+      </w:r>
+      <w:r>
+        <w:rPr>
+          <w:rFonts w:ascii="Consolas" w:hAnsi="Consolas"/>
+          <w:color w:val="D4D4D4"/>
+          <w:sz w:val="16"/>
+        </w:rPr>
+        <w:t xml:space="preserve">touch docs/adr/0011-catalog-and-public-browsing.md</w:t>
+      </w:r>
+    </w:p>
+    <w:p>
+      <w:pPr>
+        <w:pStyle w:val="ListBody"/>
+        <w:numPr>
+          <w:ilvl w:val="0"/>
+          <w:numId w:val="10"/>
+        </w:numPr>
+      </w:pPr>
+      <w:r>
+        <w:rPr>
+          <w:rFonts w:ascii="Aptos" w:hAnsi="Aptos"/>
+          <w:color w:val="1F2937"/>
+          <w:sz w:val="19"/>
+        </w:rPr>
+        <w:t xml:space="preserve">Manual: </w:t>
+      </w:r>
+      <w:r>
+        <w:rPr>
+          <w:rFonts w:ascii="Consolas" w:hAnsi="Consolas"/>
+          <w:color w:val="C11B12"/>
+          <w:sz w:val="17"/>
+          <w:shd w:fill="ECEFF3"/>
+        </w:rPr>
+        <w:t xml:space="preserve">touch docs/adr/0011-catalog-and-public-browsing.md</w:t>
+      </w:r>
+      <w:r>
+        <w:rPr>
+          <w:rFonts w:ascii="Aptos" w:hAnsi="Aptos"/>
+          <w:color w:val="1F2937"/>
+          <w:sz w:val="19"/>
+        </w:rPr>
+        <w:t xml:space="preserve"> — ADR aturan katalog dan jalur publik (Markdown, manual). Hasil: </w:t>
+      </w:r>
+      <w:r>
+        <w:rPr>
+          <w:rFonts w:ascii="Consolas" w:hAnsi="Consolas"/>
+          <w:color w:val="C11B12"/>
+          <w:sz w:val="17"/>
+          <w:shd w:fill="ECEFF3"/>
+        </w:rPr>
+        <w:t xml:space="preserve">docs/adr/0011-catalog-and-public-browsing.md</w:t>
+      </w:r>
+      <w:r>
+        <w:rPr>
+          <w:rFonts w:ascii="Aptos" w:hAnsi="Aptos"/>
+          <w:color w:val="1F2937"/>
+          <w:sz w:val="19"/>
+        </w:rPr>
+        <w:t xml:space="preserve">.</w:t>
+      </w:r>
+    </w:p>
+    <w:p>
+      <w:pPr>
         <w:pStyle w:val="TutorialObserve"/>
         <w:shd w:fill="FFF4D6" w:val="clear"/>
         <w:pBdr>
@@ -3698,6 +4306,193 @@
     </w:p>
     <w:p>
       <w:pPr>
+        <w:pStyle w:val="ListBody"/>
+      </w:pPr>
+      <w:r>
+        <w:rPr>
+          <w:rFonts w:ascii="Aptos" w:hAnsi="Aptos"/>
+          <w:color w:val="1F2937"/>
+          <w:sz w:val="19"/>
+        </w:rPr>
+        <w:t xml:space="preserve">Perintah pembuatan berkas tahap ini (diverifikasi pada Laravel 13.25; baris # INFO adalah output nyata). Jalankan dari root repository, lalu isi berkas sesuai langkah di atas.</w:t>
+      </w:r>
+    </w:p>
+    <w:p>
+      <w:pPr>
+        <w:pStyle w:val="CodeHeader"/>
+        <w:shd w:fill="2D2D30"/>
+        <w:pBdr>
+          <w:left w:val="single" w:sz="4" w:space="8" w:color="2D2D30"/>
+        </w:pBdr>
+      </w:pPr>
+      <w:r>
+        <w:rPr>
+          <w:rFonts w:ascii="Consolas" w:hAnsi="Consolas"/>
+          <w:b/>
+          <w:color w:val="FFFFFF"/>
+          <w:sz w:val="16"/>
+        </w:rPr>
+        <w:t xml:space="preserve">BUAT FILE — MODUL 7 TAHAP 2   •   terminal pada root repository   •   BASH</w:t>
+      </w:r>
+    </w:p>
+    <w:p>
+      <w:pPr>
+        <w:pStyle w:val="CodeBlock"/>
+        <w:shd w:fill="1E1E1E"/>
+        <w:pBdr>
+          <w:left w:val="single" w:sz="4" w:space="8" w:color="1E1E1E"/>
+        </w:pBdr>
+      </w:pPr>
+      <w:r>
+        <w:rPr>
+          <w:rFonts w:ascii="Consolas" w:hAnsi="Consolas"/>
+          <w:color w:val="D4D4D4"/>
+          <w:sz w:val="16"/>
+        </w:rPr>
+        <w:t xml:space="preserve">php artisan make:livewire catalog::menu-manager</w:t>
+        <w:br/>
+      </w:r>
+      <w:r>
+        <w:rPr>
+          <w:rFonts w:ascii="Consolas" w:hAnsi="Consolas"/>
+          <w:color w:val="6A9955"/>
+          <w:sz w:val="16"/>
+        </w:rPr>
+        <w:t xml:space="preserve">#   INFO Livewire component [app/Modules/Catalog/resources/views/livewire/⚡menu-manager.blade.php] created successfully.</w:t>
+        <w:br/>
+      </w:r>
+      <w:r>
+        <w:rPr>
+          <w:rFonts w:ascii="Consolas" w:hAnsi="Consolas"/>
+          <w:color w:val="6A9955"/>
+          <w:sz w:val="16"/>
+        </w:rPr>
+        <w:t xml:space="preserve"># manual (shell)</w:t>
+        <w:br/>
+      </w:r>
+      <w:r>
+        <w:rPr>
+          <w:rFonts w:ascii="Consolas" w:hAnsi="Consolas"/>
+          <w:color w:val="D4D4D4"/>
+          <w:sz w:val="16"/>
+        </w:rPr>
+        <w:t xml:space="preserve">rm app/Modules/Catalog/resources/views/livewire/.gitkeep</w:t>
+        <w:br/>
+      </w:r>
+      <w:r>
+        <w:rPr>
+          <w:rFonts w:ascii="Consolas" w:hAnsi="Consolas"/>
+          <w:color w:val="D4D4D4"/>
+          <w:sz w:val="16"/>
+        </w:rPr>
+        <w:t xml:space="preserve">mkdir -p app/Modules/Catalog/resources/views/tenant</w:t>
+        <w:br/>
+      </w:r>
+      <w:r>
+        <w:rPr>
+          <w:rFonts w:ascii="Consolas" w:hAnsi="Consolas"/>
+          <w:color w:val="D4D4D4"/>
+          <w:sz w:val="16"/>
+        </w:rPr>
+        <w:t xml:space="preserve">touch app/Modules/Catalog/resources/views/tenant/menu-manager.blade.php</w:t>
+      </w:r>
+    </w:p>
+    <w:p>
+      <w:pPr>
+        <w:pStyle w:val="ListBody"/>
+        <w:numPr>
+          <w:ilvl w:val="0"/>
+          <w:numId w:val="10"/>
+        </w:numPr>
+      </w:pPr>
+      <w:r>
+        <w:rPr>
+          <w:rFonts w:ascii="Consolas" w:hAnsi="Consolas"/>
+          <w:color w:val="C11B12"/>
+          <w:sz w:val="17"/>
+          <w:shd w:fill="ECEFF3"/>
+        </w:rPr>
+        <w:t xml:space="preserve">php artisan make:livewire catalog::menu-manager</w:t>
+      </w:r>
+      <w:r>
+        <w:rPr>
+          <w:rFonts w:ascii="Aptos" w:hAnsi="Aptos"/>
+          <w:color w:val="1F2937"/>
+          <w:sz w:val="19"/>
+        </w:rPr>
+        <w:t xml:space="preserve"> — make:livewire dengan awalan namespace modul (catalog::) menulis komponen single-file Livewire 4 (awalan ⚡) LANGSUNG ke folder modul, karena CatalogServiceProvider mendaftarkan Livewire::addNamespace('catalog', app/Modules/Catalog/resources/views/livewire). Dipanggil &lt;livewire:catalog::nama&gt; atau Livewire::test('catalog::nama'). Hasil: </w:t>
+      </w:r>
+      <w:r>
+        <w:rPr>
+          <w:rFonts w:ascii="Consolas" w:hAnsi="Consolas"/>
+          <w:color w:val="C11B12"/>
+          <w:sz w:val="17"/>
+          <w:shd w:fill="ECEFF3"/>
+        </w:rPr>
+        <w:t xml:space="preserve">app/Modules/Catalog/resources/views/livewire/⚡menu-manager.blade.php</w:t>
+      </w:r>
+      <w:r>
+        <w:rPr>
+          <w:rFonts w:ascii="Aptos" w:hAnsi="Aptos"/>
+          <w:color w:val="1F2937"/>
+          <w:sz w:val="19"/>
+        </w:rPr>
+        <w:t xml:space="preserve">.</w:t>
+      </w:r>
+    </w:p>
+    <w:p>
+      <w:pPr>
+        <w:pStyle w:val="ListBody"/>
+        <w:numPr>
+          <w:ilvl w:val="0"/>
+          <w:numId w:val="10"/>
+        </w:numPr>
+      </w:pPr>
+      <w:r>
+        <w:rPr>
+          <w:rFonts w:ascii="Aptos" w:hAnsi="Aptos"/>
+          <w:color w:val="1F2937"/>
+          <w:sz w:val="19"/>
+        </w:rPr>
+        <w:t xml:space="preserve">Manual: </w:t>
+      </w:r>
+      <w:r>
+        <w:rPr>
+          <w:rFonts w:ascii="Consolas" w:hAnsi="Consolas"/>
+          <w:color w:val="C11B12"/>
+          <w:sz w:val="17"/>
+          <w:shd w:fill="ECEFF3"/>
+        </w:rPr>
+        <w:t xml:space="preserve">rm app/Modules/Catalog/resources/views/livewire/.gitkeep</w:t>
+      </w:r>
+      <w:r>
+        <w:rPr>
+          <w:rFonts w:ascii="Aptos" w:hAnsi="Aptos"/>
+          <w:color w:val="1F2937"/>
+          <w:sz w:val="19"/>
+        </w:rPr>
+        <w:t xml:space="preserve"> — Halaman pembungkus (layout tenant + &lt;livewire:catalog::menu-manager&gt;) dibuat manual karena make:view tidak mengenal namespace modul; dipanggil view('catalog::tenant.menu-manager') dari route tenant.menu-manager yang ditambahkan ke berkas yang sudah ada app/Modules/Catalog/routes/tenant.php. Hasil: </w:t>
+      </w:r>
+      <w:r>
+        <w:rPr>
+          <w:rFonts w:ascii="Consolas" w:hAnsi="Consolas"/>
+          <w:color w:val="C11B12"/>
+          <w:sz w:val="17"/>
+          <w:shd w:fill="ECEFF3"/>
+        </w:rPr>
+        <w:t xml:space="preserve">app/Modules/Catalog/resources/views/tenant/menu-manager.blade.php</w:t>
+      </w:r>
+      <w:r>
+        <w:rPr>
+          <w:rFonts w:ascii="Aptos" w:hAnsi="Aptos"/>
+          <w:color w:val="1F2937"/>
+          <w:sz w:val="19"/>
+        </w:rPr>
+        <w:t xml:space="preserve">.</w:t>
+      </w:r>
+    </w:p>
+    <w:p>
+      <w:pPr>
         <w:pStyle w:val="TutorialObserve"/>
         <w:shd w:fill="FFF4D6" w:val="clear"/>
         <w:pBdr>
@@ -4103,6 +4898,106 @@
     </w:p>
     <w:p>
       <w:pPr>
+        <w:pStyle w:val="ListBody"/>
+      </w:pPr>
+      <w:r>
+        <w:rPr>
+          <w:rFonts w:ascii="Aptos" w:hAnsi="Aptos"/>
+          <w:color w:val="1F2937"/>
+          <w:sz w:val="19"/>
+        </w:rPr>
+        <w:t xml:space="preserve">Perintah pembuatan berkas tahap ini (diverifikasi pada Laravel 13.25; baris # INFO adalah output nyata). Jalankan dari root repository, lalu isi berkas sesuai langkah di atas.</w:t>
+      </w:r>
+    </w:p>
+    <w:p>
+      <w:pPr>
+        <w:pStyle w:val="CodeHeader"/>
+        <w:shd w:fill="2D2D30"/>
+        <w:pBdr>
+          <w:left w:val="single" w:sz="4" w:space="8" w:color="2D2D30"/>
+        </w:pBdr>
+      </w:pPr>
+      <w:r>
+        <w:rPr>
+          <w:rFonts w:ascii="Consolas" w:hAnsi="Consolas"/>
+          <w:b/>
+          <w:color w:val="FFFFFF"/>
+          <w:sz w:val="16"/>
+        </w:rPr>
+        <w:t xml:space="preserve">BUAT FILE — MODUL 7 TAHAP 4   •   terminal pada root repository   •   BASH</w:t>
+      </w:r>
+    </w:p>
+    <w:p>
+      <w:pPr>
+        <w:pStyle w:val="CodeBlock"/>
+        <w:shd w:fill="1E1E1E"/>
+        <w:pBdr>
+          <w:left w:val="single" w:sz="4" w:space="8" w:color="1E1E1E"/>
+        </w:pBdr>
+      </w:pPr>
+      <w:r>
+        <w:rPr>
+          <w:rFonts w:ascii="Consolas" w:hAnsi="Consolas"/>
+          <w:color w:val="D4D4D4"/>
+          <w:sz w:val="16"/>
+        </w:rPr>
+        <w:t xml:space="preserve">php artisan make:class Modules/Catalog/Services/MenuStockService</w:t>
+        <w:br/>
+      </w:r>
+      <w:r>
+        <w:rPr>
+          <w:rFonts w:ascii="Consolas" w:hAnsi="Consolas"/>
+          <w:color w:val="6A9955"/>
+          <w:sz w:val="16"/>
+        </w:rPr>
+        <w:t xml:space="preserve">#   INFO Class [app/Modules/Catalog/Services/MenuStockService.php] created successfully.</w:t>
+      </w:r>
+    </w:p>
+    <w:p>
+      <w:pPr>
+        <w:pStyle w:val="ListBody"/>
+        <w:numPr>
+          <w:ilvl w:val="0"/>
+          <w:numId w:val="10"/>
+        </w:numPr>
+      </w:pPr>
+      <w:r>
+        <w:rPr>
+          <w:rFonts w:ascii="Consolas" w:hAnsi="Consolas"/>
+          <w:color w:val="C11B12"/>
+          <w:sz w:val="17"/>
+          <w:shd w:fill="ECEFF3"/>
+        </w:rPr>
+        <w:t xml:space="preserve">php artisan make:class Modules/Catalog/Services/MenuStockService</w:t>
+      </w:r>
+      <w:r>
+        <w:rPr>
+          <w:rFonts w:ascii="Aptos" w:hAnsi="Aptos"/>
+          <w:color w:val="1F2937"/>
+          <w:sz w:val="19"/>
+        </w:rPr>
+        <w:t xml:space="preserve"> — Service stok modul Catalog: toggle/restock atomik (update berpenjaga) + audit log. Hasil: </w:t>
+      </w:r>
+      <w:r>
+        <w:rPr>
+          <w:rFonts w:ascii="Consolas" w:hAnsi="Consolas"/>
+          <w:color w:val="C11B12"/>
+          <w:sz w:val="17"/>
+          <w:shd w:fill="ECEFF3"/>
+        </w:rPr>
+        <w:t xml:space="preserve">app/Modules/Catalog/Services/MenuStockService.php</w:t>
+      </w:r>
+      <w:r>
+        <w:rPr>
+          <w:rFonts w:ascii="Aptos" w:hAnsi="Aptos"/>
+          <w:color w:val="1F2937"/>
+          <w:sz w:val="19"/>
+        </w:rPr>
+        <w:t xml:space="preserve">.</w:t>
+      </w:r>
+    </w:p>
+    <w:p>
+      <w:pPr>
         <w:pStyle w:val="TutorialObserve"/>
         <w:shd w:fill="FFF4D6" w:val="clear"/>
         <w:pBdr>
@@ -4292,6 +5187,106 @@
     </w:p>
     <w:p>
       <w:pPr>
+        <w:pStyle w:val="ListBody"/>
+      </w:pPr>
+      <w:r>
+        <w:rPr>
+          <w:rFonts w:ascii="Aptos" w:hAnsi="Aptos"/>
+          <w:color w:val="1F2937"/>
+          <w:sz w:val="19"/>
+        </w:rPr>
+        <w:t xml:space="preserve">Perintah pembuatan berkas tahap ini (diverifikasi pada Laravel 13.25; baris # INFO adalah output nyata). Jalankan dari root repository, lalu isi berkas sesuai langkah di atas.</w:t>
+      </w:r>
+    </w:p>
+    <w:p>
+      <w:pPr>
+        <w:pStyle w:val="CodeHeader"/>
+        <w:shd w:fill="2D2D30"/>
+        <w:pBdr>
+          <w:left w:val="single" w:sz="4" w:space="8" w:color="2D2D30"/>
+        </w:pBdr>
+      </w:pPr>
+      <w:r>
+        <w:rPr>
+          <w:rFonts w:ascii="Consolas" w:hAnsi="Consolas"/>
+          <w:b/>
+          <w:color w:val="FFFFFF"/>
+          <w:sz w:val="16"/>
+        </w:rPr>
+        <w:t xml:space="preserve">BUAT FILE — MODUL 7 TAHAP 5   •   terminal pada root repository   •   BASH</w:t>
+      </w:r>
+    </w:p>
+    <w:p>
+      <w:pPr>
+        <w:pStyle w:val="CodeBlock"/>
+        <w:shd w:fill="1E1E1E"/>
+        <w:pBdr>
+          <w:left w:val="single" w:sz="4" w:space="8" w:color="1E1E1E"/>
+        </w:pBdr>
+      </w:pPr>
+      <w:r>
+        <w:rPr>
+          <w:rFonts w:ascii="Consolas" w:hAnsi="Consolas"/>
+          <w:color w:val="D4D4D4"/>
+          <w:sz w:val="16"/>
+        </w:rPr>
+        <w:t xml:space="preserve">php artisan make:livewire catalog::menu-catalog</w:t>
+        <w:br/>
+      </w:r>
+      <w:r>
+        <w:rPr>
+          <w:rFonts w:ascii="Consolas" w:hAnsi="Consolas"/>
+          <w:color w:val="6A9955"/>
+          <w:sz w:val="16"/>
+        </w:rPr>
+        <w:t xml:space="preserve">#   INFO Livewire component [app/Modules/Catalog/resources/views/livewire/⚡menu-catalog.blade.php] created successfully.</w:t>
+      </w:r>
+    </w:p>
+    <w:p>
+      <w:pPr>
+        <w:pStyle w:val="ListBody"/>
+        <w:numPr>
+          <w:ilvl w:val="0"/>
+          <w:numId w:val="10"/>
+        </w:numPr>
+      </w:pPr>
+      <w:r>
+        <w:rPr>
+          <w:rFonts w:ascii="Consolas" w:hAnsi="Consolas"/>
+          <w:color w:val="C11B12"/>
+          <w:sz w:val="17"/>
+          <w:shd w:fill="ECEFF3"/>
+        </w:rPr>
+        <w:t xml:space="preserve">php artisan make:livewire catalog::menu-catalog</w:t>
+      </w:r>
+      <w:r>
+        <w:rPr>
+          <w:rFonts w:ascii="Aptos" w:hAnsi="Aptos"/>
+          <w:color w:val="1F2937"/>
+          <w:sz w:val="19"/>
+        </w:rPr>
+        <w:t xml:space="preserve"> — make:livewire dengan awalan namespace modul (catalog::) menulis komponen single-file Livewire 4 (awalan ⚡) LANGSUNG ke folder modul, karena CatalogServiceProvider mendaftarkan Livewire::addNamespace('catalog', app/Modules/Catalog/resources/views/livewire). Dipanggil &lt;livewire:catalog::nama&gt; atau Livewire::test('catalog::nama'). Hasil: </w:t>
+      </w:r>
+      <w:r>
+        <w:rPr>
+          <w:rFonts w:ascii="Consolas" w:hAnsi="Consolas"/>
+          <w:color w:val="C11B12"/>
+          <w:sz w:val="17"/>
+          <w:shd w:fill="ECEFF3"/>
+        </w:rPr>
+        <w:t xml:space="preserve">app/Modules/Catalog/resources/views/livewire/⚡menu-catalog.blade.php</w:t>
+      </w:r>
+      <w:r>
+        <w:rPr>
+          <w:rFonts w:ascii="Aptos" w:hAnsi="Aptos"/>
+          <w:color w:val="1F2937"/>
+          <w:sz w:val="19"/>
+        </w:rPr>
+        <w:t xml:space="preserve">.</w:t>
+      </w:r>
+    </w:p>
+    <w:p>
+      <w:pPr>
         <w:pStyle w:val="TutorialObserve"/>
         <w:shd w:fill="FFF4D6" w:val="clear"/>
         <w:pBdr>
@@ -4687,6 +5682,305 @@
     </w:p>
     <w:p>
       <w:pPr>
+        <w:pStyle w:val="ListBody"/>
+      </w:pPr>
+      <w:r>
+        <w:rPr>
+          <w:rFonts w:ascii="Aptos" w:hAnsi="Aptos"/>
+          <w:color w:val="1F2937"/>
+          <w:sz w:val="19"/>
+        </w:rPr>
+        <w:t xml:space="preserve">Perintah pembuatan berkas tahap ini (diverifikasi pada Laravel 13.25; baris # INFO adalah output nyata). Jalankan dari root repository, lalu isi berkas sesuai langkah di atas.</w:t>
+      </w:r>
+    </w:p>
+    <w:p>
+      <w:pPr>
+        <w:pStyle w:val="CodeHeader"/>
+        <w:shd w:fill="2D2D30"/>
+        <w:pBdr>
+          <w:left w:val="single" w:sz="4" w:space="8" w:color="2D2D30"/>
+        </w:pBdr>
+      </w:pPr>
+      <w:r>
+        <w:rPr>
+          <w:rFonts w:ascii="Consolas" w:hAnsi="Consolas"/>
+          <w:b/>
+          <w:color w:val="FFFFFF"/>
+          <w:sz w:val="16"/>
+        </w:rPr>
+        <w:t xml:space="preserve">BUAT FILE — MODUL 7 TAHAP 7   •   terminal pada root repository   •   BASH</w:t>
+      </w:r>
+    </w:p>
+    <w:p>
+      <w:pPr>
+        <w:pStyle w:val="CodeBlock"/>
+        <w:shd w:fill="1E1E1E"/>
+        <w:pBdr>
+          <w:left w:val="single" w:sz="4" w:space="8" w:color="1E1E1E"/>
+        </w:pBdr>
+      </w:pPr>
+      <w:r>
+        <w:rPr>
+          <w:rFonts w:ascii="Consolas" w:hAnsi="Consolas"/>
+          <w:color w:val="D4D4D4"/>
+          <w:sz w:val="16"/>
+        </w:rPr>
+        <w:t xml:space="preserve">php artisan make:test CatalogPublicTest --phpunit</w:t>
+        <w:br/>
+      </w:r>
+      <w:r>
+        <w:rPr>
+          <w:rFonts w:ascii="Consolas" w:hAnsi="Consolas"/>
+          <w:color w:val="6A9955"/>
+          <w:sz w:val="16"/>
+        </w:rPr>
+        <w:t xml:space="preserve">#   INFO Test [tests/Feature/CatalogPublicTest.php] created successfully.</w:t>
+        <w:br/>
+      </w:r>
+      <w:r>
+        <w:rPr>
+          <w:rFonts w:ascii="Consolas" w:hAnsi="Consolas"/>
+          <w:color w:val="D4D4D4"/>
+          <w:sz w:val="16"/>
+        </w:rPr>
+        <w:t xml:space="preserve">php artisan make:test TenantMenuManagerTest --phpunit</w:t>
+        <w:br/>
+      </w:r>
+      <w:r>
+        <w:rPr>
+          <w:rFonts w:ascii="Consolas" w:hAnsi="Consolas"/>
+          <w:color w:val="6A9955"/>
+          <w:sz w:val="16"/>
+        </w:rPr>
+        <w:t xml:space="preserve">#   INFO Test [tests/Feature/TenantMenuManagerTest.php] created successfully.</w:t>
+        <w:br/>
+      </w:r>
+      <w:r>
+        <w:rPr>
+          <w:rFonts w:ascii="Consolas" w:hAnsi="Consolas"/>
+          <w:color w:val="6A9955"/>
+          <w:sz w:val="16"/>
+        </w:rPr>
+        <w:t xml:space="preserve"># manual (shell)</w:t>
+        <w:br/>
+      </w:r>
+      <w:r>
+        <w:rPr>
+          <w:rFonts w:ascii="Consolas" w:hAnsi="Consolas"/>
+          <w:color w:val="D4D4D4"/>
+          <w:sz w:val="16"/>
+        </w:rPr>
+        <w:t xml:space="preserve">mkdir -p evidence/pertemuan-07/{screenshots,test-results}</w:t>
+        <w:br/>
+      </w:r>
+      <w:r>
+        <w:rPr>
+          <w:rFonts w:ascii="Consolas" w:hAnsi="Consolas"/>
+          <w:color w:val="D4D4D4"/>
+          <w:sz w:val="16"/>
+        </w:rPr>
+        <w:t xml:space="preserve">touch evidence/pertemuan-07/{quality-gate,stage-checklist,security-verification,demo-script,known-issues}.md</w:t>
+        <w:br/>
+      </w:r>
+      <w:r>
+        <w:rPr>
+          <w:rFonts w:ascii="Consolas" w:hAnsi="Consolas"/>
+          <w:color w:val="D4D4D4"/>
+          <w:sz w:val="16"/>
+        </w:rPr>
+        <w:t xml:space="preserve">php artisan test --compact --filter="CatalogPublicTest|TenantMenuManagerTest" &gt; evidence/pertemuan-07/test-results/phpunit-catalog.txt</w:t>
+      </w:r>
+    </w:p>
+    <w:p>
+      <w:pPr>
+        <w:pStyle w:val="ListBody"/>
+        <w:numPr>
+          <w:ilvl w:val="0"/>
+          <w:numId w:val="10"/>
+        </w:numPr>
+      </w:pPr>
+      <w:r>
+        <w:rPr>
+          <w:rFonts w:ascii="Consolas" w:hAnsi="Consolas"/>
+          <w:color w:val="C11B12"/>
+          <w:sz w:val="17"/>
+          <w:shd w:fill="ECEFF3"/>
+        </w:rPr>
+        <w:t xml:space="preserve">php artisan make:test CatalogPublicTest --phpunit</w:t>
+      </w:r>
+      <w:r>
+        <w:rPr>
+          <w:rFonts w:ascii="Aptos" w:hAnsi="Aptos"/>
+          <w:color w:val="1F2937"/>
+          <w:sz w:val="19"/>
+        </w:rPr>
+        <w:t xml:space="preserve"> — Feature test katalog publik: scope canteen/ketersediaan, search, anti-N+1, halaman landing. Hasil: </w:t>
+      </w:r>
+      <w:r>
+        <w:rPr>
+          <w:rFonts w:ascii="Consolas" w:hAnsi="Consolas"/>
+          <w:color w:val="C11B12"/>
+          <w:sz w:val="17"/>
+          <w:shd w:fill="ECEFF3"/>
+        </w:rPr>
+        <w:t xml:space="preserve">tests/Feature/CatalogPublicTest.php</w:t>
+      </w:r>
+      <w:r>
+        <w:rPr>
+          <w:rFonts w:ascii="Aptos" w:hAnsi="Aptos"/>
+          <w:color w:val="1F2937"/>
+          <w:sz w:val="19"/>
+        </w:rPr>
+        <w:t xml:space="preserve">.</w:t>
+      </w:r>
+    </w:p>
+    <w:p>
+      <w:pPr>
+        <w:pStyle w:val="ListBody"/>
+        <w:numPr>
+          <w:ilvl w:val="0"/>
+          <w:numId w:val="10"/>
+        </w:numPr>
+      </w:pPr>
+      <w:r>
+        <w:rPr>
+          <w:rFonts w:ascii="Consolas" w:hAnsi="Consolas"/>
+          <w:color w:val="C11B12"/>
+          <w:sz w:val="17"/>
+          <w:shd w:fill="ECEFF3"/>
+        </w:rPr>
+        <w:t xml:space="preserve">php artisan make:test TenantMenuManagerTest --phpunit</w:t>
+      </w:r>
+      <w:r>
+        <w:rPr>
+          <w:rFonts w:ascii="Aptos" w:hAnsi="Aptos"/>
+          <w:color w:val="1F2937"/>
+          <w:sz w:val="19"/>
+        </w:rPr>
+        <w:t xml:space="preserve"> — Feature test manager menu: halaman merender komponen modul, tenant_id dari context, stok atomik + audit, tenantId palsu ditolak. Hasil: </w:t>
+      </w:r>
+      <w:r>
+        <w:rPr>
+          <w:rFonts w:ascii="Consolas" w:hAnsi="Consolas"/>
+          <w:color w:val="C11B12"/>
+          <w:sz w:val="17"/>
+          <w:shd w:fill="ECEFF3"/>
+        </w:rPr>
+        <w:t xml:space="preserve">tests/Feature/TenantMenuManagerTest.php</w:t>
+      </w:r>
+      <w:r>
+        <w:rPr>
+          <w:rFonts w:ascii="Aptos" w:hAnsi="Aptos"/>
+          <w:color w:val="1F2937"/>
+          <w:sz w:val="19"/>
+        </w:rPr>
+        <w:t xml:space="preserve">.</w:t>
+      </w:r>
+    </w:p>
+    <w:p>
+      <w:pPr>
+        <w:pStyle w:val="ListBody"/>
+        <w:numPr>
+          <w:ilvl w:val="0"/>
+          <w:numId w:val="10"/>
+        </w:numPr>
+      </w:pPr>
+      <w:r>
+        <w:rPr>
+          <w:rFonts w:ascii="Aptos" w:hAnsi="Aptos"/>
+          <w:color w:val="1F2937"/>
+          <w:sz w:val="19"/>
+        </w:rPr>
+        <w:t xml:space="preserve">Manual: </w:t>
+      </w:r>
+      <w:r>
+        <w:rPr>
+          <w:rFonts w:ascii="Consolas" w:hAnsi="Consolas"/>
+          <w:color w:val="C11B12"/>
+          <w:sz w:val="17"/>
+          <w:shd w:fill="ECEFF3"/>
+        </w:rPr>
+        <w:t xml:space="preserve">mkdir -p evidence/pertemuan-07/{screenshots,test-results}</w:t>
+      </w:r>
+      <w:r>
+        <w:rPr>
+          <w:rFonts w:ascii="Aptos" w:hAnsi="Aptos"/>
+          <w:color w:val="1F2937"/>
+          <w:sz w:val="19"/>
+        </w:rPr>
+        <w:t xml:space="preserve"> — Evidence pertemuan (Markdown), hasil test katalog, dan screenshot di evidence/pertemuan-07/screenshots/. Hasil: </w:t>
+      </w:r>
+      <w:r>
+        <w:rPr>
+          <w:rFonts w:ascii="Consolas" w:hAnsi="Consolas"/>
+          <w:color w:val="C11B12"/>
+          <w:sz w:val="17"/>
+          <w:shd w:fill="ECEFF3"/>
+        </w:rPr>
+        <w:t xml:space="preserve">evidence/pertemuan-07/*.md</w:t>
+      </w:r>
+      <w:r>
+        <w:rPr>
+          <w:rFonts w:ascii="Aptos" w:hAnsi="Aptos"/>
+          <w:color w:val="1F2937"/>
+          <w:sz w:val="19"/>
+        </w:rPr>
+        <w:t xml:space="preserve">, </w:t>
+      </w:r>
+      <w:r>
+        <w:rPr>
+          <w:rFonts w:ascii="Consolas" w:hAnsi="Consolas"/>
+          <w:color w:val="C11B12"/>
+          <w:sz w:val="17"/>
+          <w:shd w:fill="ECEFF3"/>
+        </w:rPr>
+        <w:t xml:space="preserve">evidence/pertemuan-07/test-results/phpunit-catalog.txt</w:t>
+      </w:r>
+      <w:r>
+        <w:rPr>
+          <w:rFonts w:ascii="Aptos" w:hAnsi="Aptos"/>
+          <w:color w:val="1F2937"/>
+          <w:sz w:val="19"/>
+        </w:rPr>
+        <w:t xml:space="preserve">, </w:t>
+      </w:r>
+      <w:r>
+        <w:rPr>
+          <w:rFonts w:ascii="Consolas" w:hAnsi="Consolas"/>
+          <w:color w:val="C11B12"/>
+          <w:sz w:val="17"/>
+          <w:shd w:fill="ECEFF3"/>
+        </w:rPr>
+        <w:t xml:space="preserve">evidence/pertemuan-07/screenshots/m7-public-catalog.png</w:t>
+      </w:r>
+      <w:r>
+        <w:rPr>
+          <w:rFonts w:ascii="Aptos" w:hAnsi="Aptos"/>
+          <w:color w:val="1F2937"/>
+          <w:sz w:val="19"/>
+        </w:rPr>
+        <w:t xml:space="preserve">, </w:t>
+      </w:r>
+      <w:r>
+        <w:rPr>
+          <w:rFonts w:ascii="Consolas" w:hAnsi="Consolas"/>
+          <w:color w:val="C11B12"/>
+          <w:sz w:val="17"/>
+          <w:shd w:fill="ECEFF3"/>
+        </w:rPr>
+        <w:t xml:space="preserve">evidence/pertemuan-07/screenshots/m7-catalog-module.png</w:t>
+      </w:r>
+      <w:r>
+        <w:rPr>
+          <w:rFonts w:ascii="Aptos" w:hAnsi="Aptos"/>
+          <w:color w:val="1F2937"/>
+          <w:sz w:val="19"/>
+        </w:rPr>
+        <w:t xml:space="preserve">.</w:t>
+      </w:r>
+    </w:p>
+    <w:p>
+      <w:pPr>
         <w:pStyle w:val="TutorialObserve"/>
         <w:shd w:fill="FFF4D6" w:val="clear"/>
         <w:pBdr>
@@ -4769,85 +6063,350 @@
     <w:p>
       <w:pPr>
         <w:pStyle w:val="CodeHeader"/>
-        <w:keepNext/>
+        <w:shd w:fill="2D2D30"/>
         <w:pBdr>
-          <w:left w:val="single" w:sz="12" w:space="8" w:color="B8DDE0"/>
+          <w:left w:val="single" w:sz="4" w:space="8" w:color="2D2D30"/>
         </w:pBdr>
-        <w:shd w:val="clear" w:color="auto" w:fill="E4EAED"/>
       </w:pPr>
       <w:r>
         <w:rPr>
           <w:rFonts w:ascii="Consolas" w:hAnsi="Consolas"/>
           <w:b/>
-          <w:color w:val="262626"/>
-          <w:sz w:val="16"/>
-        </w:rPr>
-        <w:t xml:space="preserve">Lokasi: terminal pada root repository kantin-multi-tenant   •   MODUL 7 — TERMINAL   •   BASH</w:t>
+          <w:color w:val="FFFFFF"/>
+          <w:sz w:val="16"/>
+        </w:rPr>
+        <w:t>Lokasi: terminal pada root repository kantin-multi-tenant   •   MODUL 7 — TERMINAL   •   BASH</w:t>
       </w:r>
     </w:p>
     <w:p>
       <w:pPr>
         <w:pStyle w:val="CodeBlock"/>
+        <w:shd w:fill="1E1E1E"/>
         <w:pBdr>
-          <w:left w:val="single" w:sz="12" w:space="8" w:color="B8DDE0"/>
+          <w:left w:val="single" w:sz="4" w:space="8" w:color="1E1E1E"/>
         </w:pBdr>
-        <w:shd w:val="clear" w:color="auto" w:fill="F2F3F7"/>
       </w:pPr>
       <w:r>
         <w:rPr>
           <w:rFonts w:ascii="Consolas" w:hAnsi="Consolas"/>
-          <w:b/>
-          <w:color w:val="000080"/>
-          <w:sz w:val="16"/>
-        </w:rPr>
-        <w:t xml:space="preserve">php</w:t>
+          <w:color w:val="4EC9B0"/>
+          <w:sz w:val="16"/>
+        </w:rPr>
+        <w:t>php</w:t>
       </w:r>
       <w:r>
         <w:rPr>
           <w:rFonts w:ascii="Consolas" w:hAnsi="Consolas"/>
-          <w:color w:val="262626"/>
+          <w:color w:val="D4D4D4"/>
           <w:sz w:val="16"/>
         </w:rPr>
         <w:t xml:space="preserve"> artisan test</w:t>
-      </w:r>
-      <w:r>
         <w:br/>
+        <w:t xml:space="preserve">./vendor/bin/pint --test</w:t>
+        <w:br/>
       </w:r>
       <w:r>
         <w:rPr>
           <w:rFonts w:ascii="Consolas" w:hAnsi="Consolas"/>
-          <w:color w:val="262626"/>
-          <w:sz w:val="16"/>
-        </w:rPr>
-        <w:t xml:space="preserve">./vendor/bin/pint </w:t>
+          <w:color w:val="4EC9B0"/>
+          <w:sz w:val="16"/>
+        </w:rPr>
+        <w:t>npm</w:t>
       </w:r>
       <w:r>
         <w:rPr>
           <w:rFonts w:ascii="Consolas" w:hAnsi="Consolas"/>
-          <w:color w:val="0073E6"/>
-          <w:sz w:val="16"/>
-        </w:rPr>
-        <w:t xml:space="preserve">--test</w:t>
-      </w:r>
-      <w:r>
-        <w:br/>
+          <w:color w:val="D4D4D4"/>
+          <w:sz w:val="16"/>
+        </w:rPr>
+        <w:t xml:space="preserve"> run build</w:t>
+      </w:r>
+    </w:p>
+    <w:p>
+      <w:pPr>
+        <w:pStyle w:val="Heading3"/>
+      </w:pPr>
+      <w:r>
+        <w:t xml:space="preserve">Output Nyata Terverifikasi</w:t>
+      </w:r>
+    </w:p>
+    <w:p>
+      <w:pPr>
+        <w:pStyle w:val="ListBody"/>
+      </w:pPr>
+      <w:r>
+        <w:t xml:space="preserve">Public catalog Livewire lintas-tenant yang aman — diverifikasi live pada server lokal.</w:t>
+      </w:r>
+    </w:p>
+    <w:p>
+      <w:pPr>
+        <w:jc w:val="center"/>
+        <w:spacing w:before="80" w:after="40"/>
+      </w:pPr>
+      <w:r>
+        <w:drawing>
+          <wp:inline distT="0" distB="0" distL="0" distR="0">
+            <wp:extent cx="2377440" cy="4862945"/>
+            <wp:effectExtent l="0" t="0" r="0" b="0"/>
+            <wp:docPr id="9071" name="M7 catalog"/>
+            <wp:cNvGraphicFramePr>
+              <a:graphicFrameLocks xmlns:a="http://schemas.openxmlformats.org/drawingml/2006/main" noChangeAspect="1"/>
+            </wp:cNvGraphicFramePr>
+            <a:graphic xmlns:a="http://schemas.openxmlformats.org/drawingml/2006/main">
+              <a:graphicData uri="http://schemas.openxmlformats.org/drawingml/2006/picture">
+                <pic:pic xmlns:pic="http://schemas.openxmlformats.org/drawingml/2006/picture">
+                  <pic:nvPicPr>
+                    <pic:cNvPr id="9071" name="M7 catalog"/>
+                    <pic:cNvPicPr/>
+                  </pic:nvPicPr>
+                  <pic:blipFill>
+                    <a:blip r:embed="rId907"/>
+                    <a:stretch>
+                      <a:fillRect/>
+                    </a:stretch>
+                  </pic:blipFill>
+                  <pic:spPr>
+                    <a:xfrm>
+                      <a:off x="0" y="0"/>
+                      <a:ext cx="2377440" cy="4862945"/>
+                    </a:xfrm>
+                    <a:prstGeom prst="rect">
+                      <a:avLst/>
+                    </a:prstGeom>
+                  </pic:spPr>
+                </pic:pic>
+              </a:graphicData>
+            </a:graphic>
+          </wp:inline>
+        </w:drawing>
+      </w:r>
+    </w:p>
+    <w:p>
+      <w:pPr>
+        <w:jc w:val="center"/>
+        <w:spacing w:after="160"/>
+      </w:pPr>
+      <w:r>
+        <w:rPr>
+          <w:i/>
+          <w:color w:val="6B7280"/>
+          <w:sz w:val="16"/>
+        </w:rPr>
+        <w:t xml:space="preserve">Gambar M7. Katalog /kantin/{slug}: menu 2 tenant (AYAM/KOPI) + search/filter; anti-N+1 (&lt;=6 query); 8 uji hijau.</w:t>
+      </w:r>
+    </w:p>
+    <w:p>
+      <w:pPr>
+        <w:pStyle w:val="Heading3"/>
+      </w:pPr>
+      <w:r>
+        <w:t xml:space="preserve">Output Nyata Terverifikasi — Komponen Livewire Milik Modul Catalog</w:t>
+      </w:r>
+    </w:p>
+    <w:p>
+      <w:pPr>
+        <w:pStyle w:val="ListBody"/>
+      </w:pPr>
+      <w:r>
+        <w:rPr>
+          <w:rFonts w:ascii="Aptos" w:hAnsi="Aptos"/>
+          <w:color w:val="1F2937"/>
+          <w:sz w:val="19"/>
+        </w:rPr>
+        <w:t xml:space="preserve">Bukti eksekusi nyata pada branch </w:t>
       </w:r>
       <w:r>
         <w:rPr>
           <w:rFonts w:ascii="Consolas" w:hAnsi="Consolas"/>
-          <w:b/>
-          <w:color w:val="000080"/>
-          <w:sz w:val="16"/>
-        </w:rPr>
-        <w:t xml:space="preserve">npm</w:t>
+          <w:color w:val="C11B12"/>
+          <w:sz w:val="17"/>
+          <w:shd w:fill="ECEFF3"/>
+        </w:rPr>
+        <w:t xml:space="preserve">feat/pertemuan-07-catalog-v2</w:t>
+      </w:r>
+      <w:r>
+        <w:rPr>
+          <w:rFonts w:ascii="Aptos" w:hAnsi="Aptos"/>
+          <w:color w:val="1F2937"/>
+          <w:sz w:val="19"/>
+        </w:rPr>
+        <w:t xml:space="preserve">: seluruh berkas fitur katalog berada di </w:t>
       </w:r>
       <w:r>
         <w:rPr>
           <w:rFonts w:ascii="Consolas" w:hAnsi="Consolas"/>
-          <w:color w:val="262626"/>
-          <w:sz w:val="16"/>
-        </w:rPr>
-        <w:t xml:space="preserve"> run build</w:t>
+          <w:color w:val="C11B12"/>
+          <w:sz w:val="17"/>
+          <w:shd w:fill="ECEFF3"/>
+        </w:rPr>
+        <w:t xml:space="preserve">app/Modules/Catalog</w:t>
+      </w:r>
+      <w:r>
+        <w:rPr>
+          <w:rFonts w:ascii="Aptos" w:hAnsi="Aptos"/>
+          <w:color w:val="1F2937"/>
+          <w:sz w:val="19"/>
+        </w:rPr>
+        <w:t xml:space="preserve"> — komponen </w:t>
+      </w:r>
+      <w:r>
+        <w:rPr>
+          <w:rFonts w:ascii="Consolas" w:hAnsi="Consolas"/>
+          <w:color w:val="C11B12"/>
+          <w:sz w:val="17"/>
+          <w:shd w:fill="ECEFF3"/>
+        </w:rPr>
+        <w:t xml:space="preserve">catalog::menu-manager</w:t>
+      </w:r>
+      <w:r>
+        <w:rPr>
+          <w:rFonts w:ascii="Aptos" w:hAnsi="Aptos"/>
+          <w:color w:val="1F2937"/>
+          <w:sz w:val="19"/>
+        </w:rPr>
+        <w:t xml:space="preserve"> dan </w:t>
+      </w:r>
+      <w:r>
+        <w:rPr>
+          <w:rFonts w:ascii="Consolas" w:hAnsi="Consolas"/>
+          <w:color w:val="C11B12"/>
+          <w:sz w:val="17"/>
+          <w:shd w:fill="ECEFF3"/>
+        </w:rPr>
+        <w:t xml:space="preserve">catalog::menu-catalog</w:t>
+      </w:r>
+      <w:r>
+        <w:rPr>
+          <w:rFonts w:ascii="Aptos" w:hAnsi="Aptos"/>
+          <w:color w:val="1F2937"/>
+          <w:sz w:val="19"/>
+        </w:rPr>
+        <w:t xml:space="preserve"> (dibuat dengan </w:t>
+      </w:r>
+      <w:r>
+        <w:rPr>
+          <w:rFonts w:ascii="Consolas" w:hAnsi="Consolas"/>
+          <w:color w:val="C11B12"/>
+          <w:sz w:val="17"/>
+          <w:shd w:fill="ECEFF3"/>
+        </w:rPr>
+        <w:t xml:space="preserve">php artisan make:livewire catalog::…</w:t>
+      </w:r>
+      <w:r>
+        <w:rPr>
+          <w:rFonts w:ascii="Aptos" w:hAnsi="Aptos"/>
+          <w:color w:val="1F2937"/>
+          <w:sz w:val="19"/>
+        </w:rPr>
+        <w:t xml:space="preserve">), halaman </w:t>
+      </w:r>
+      <w:r>
+        <w:rPr>
+          <w:rFonts w:ascii="Consolas" w:hAnsi="Consolas"/>
+          <w:color w:val="C11B12"/>
+          <w:sz w:val="17"/>
+          <w:shd w:fill="ECEFF3"/>
+        </w:rPr>
+        <w:t xml:space="preserve">catalog::tenant.menu-manager</w:t>
+      </w:r>
+      <w:r>
+        <w:rPr>
+          <w:rFonts w:ascii="Aptos" w:hAnsi="Aptos"/>
+          <w:color w:val="1F2937"/>
+          <w:sz w:val="19"/>
+        </w:rPr>
+        <w:t xml:space="preserve">, dan route </w:t>
+      </w:r>
+      <w:r>
+        <w:rPr>
+          <w:rFonts w:ascii="Consolas" w:hAnsi="Consolas"/>
+          <w:color w:val="C11B12"/>
+          <w:sz w:val="17"/>
+          <w:shd w:fill="ECEFF3"/>
+        </w:rPr>
+        <w:t xml:space="preserve">tenant.menu-manager</w:t>
+      </w:r>
+      <w:r>
+        <w:rPr>
+          <w:rFonts w:ascii="Aptos" w:hAnsi="Aptos"/>
+          <w:color w:val="1F2937"/>
+          <w:sz w:val="19"/>
+        </w:rPr>
+        <w:t xml:space="preserve"> di </w:t>
+      </w:r>
+      <w:r>
+        <w:rPr>
+          <w:rFonts w:ascii="Consolas" w:hAnsi="Consolas"/>
+          <w:color w:val="C11B12"/>
+          <w:sz w:val="17"/>
+          <w:shd w:fill="ECEFF3"/>
+        </w:rPr>
+        <w:t xml:space="preserve">app/Modules/Catalog/routes/tenant.php</w:t>
+      </w:r>
+      <w:r>
+        <w:rPr>
+          <w:rFonts w:ascii="Aptos" w:hAnsi="Aptos"/>
+          <w:color w:val="1F2937"/>
+          <w:sz w:val="19"/>
+        </w:rPr>
+        <w:t xml:space="preserve">; uji katalog dan suite penuh hijau.</w:t>
+      </w:r>
+    </w:p>
+    <w:p>
+      <w:pPr>
+        <w:jc w:val="center"/>
+        <w:spacing w:before="80" w:after="40"/>
+      </w:pPr>
+      <w:r>
+        <w:drawing>
+          <wp:inline distT="0" distB="0" distL="0" distR="0">
+            <wp:extent cx="5943600" cy="3318079"/>
+            <wp:effectExtent l="0" t="0" r="0" b="0"/>
+            <wp:docPr id="9551" name="M7 komponen Livewire modul Catalog"/>
+            <wp:cNvGraphicFramePr>
+              <a:graphicFrameLocks xmlns:a="http://schemas.openxmlformats.org/drawingml/2006/main" noChangeAspect="1"/>
+            </wp:cNvGraphicFramePr>
+            <a:graphic xmlns:a="http://schemas.openxmlformats.org/drawingml/2006/main">
+              <a:graphicData uri="http://schemas.openxmlformats.org/drawingml/2006/picture">
+                <pic:pic xmlns:pic="http://schemas.openxmlformats.org/drawingml/2006/picture">
+                  <pic:nvPicPr>
+                    <pic:cNvPr id="9551" name="M7 komponen Livewire modul Catalog"/>
+                    <pic:cNvPicPr/>
+                  </pic:nvPicPr>
+                  <pic:blipFill>
+                    <a:blip r:embed="rId955"/>
+                    <a:stretch>
+                      <a:fillRect/>
+                    </a:stretch>
+                  </pic:blipFill>
+                  <pic:spPr>
+                    <a:xfrm>
+                      <a:off x="0" y="0"/>
+                      <a:ext cx="5943600" cy="3318079"/>
+                    </a:xfrm>
+                    <a:prstGeom prst="rect">
+                      <a:avLst/>
+                    </a:prstGeom>
+                  </pic:spPr>
+                </pic:pic>
+              </a:graphicData>
+            </a:graphic>
+          </wp:inline>
+        </w:drawing>
+      </w:r>
+    </w:p>
+    <w:p>
+      <w:pPr>
+        <w:jc w:val="center"/>
+        <w:spacing w:after="160"/>
+      </w:pPr>
+      <w:r>
+        <w:rPr>
+          <w:i/>
+          <w:color w:val="6B7280"/>
+          <w:sz w:val="16"/>
+        </w:rPr>
+        <w:t xml:space="preserve">Gambar M7b. Isi app/Modules/Catalog, route menu-manager dari modul, CatalogPublicTest + TenantMenuManagerTest 8 passed, suite 93 passed.</w:t>
       </w:r>
     </w:p>
     <w:p>
@@ -5119,29 +6678,29 @@
         <w:rPr>
           <w:rFonts w:ascii="Aptos" w:hAnsi="Aptos"/>
         </w:rPr>
-        <w:t>File yang dibuat: 07_catalog/MenuCatalog.php dan menu-catalog.blade.php</w:t>
+        <w:t>File yang dibuat: app/Modules/Catalog/resources/views/livewire/⚡menu-catalog.blade.php (komponen single-file catalog::menu-catalog) dan app/Modules/Catalog/Services/PublicCatalogQuery.php</w:t>
       </w:r>
     </w:p>
     <w:p>
       <w:pPr>
         <w:pStyle w:val="CodeBlock"/>
+        <w:shd w:fill="1E1E1E" w:val="clear"/>
         <w:pBdr>
-          <w:left w:val="single" w:sz="12" w:space="8" w:color="B8DDE0"/>
+          <w:left w:val="single" w:sz="4" w:space="8" w:color="1E1E1E"/>
         </w:pBdr>
-        <w:shd w:val="clear" w:color="auto" w:fill="F2F3F7"/>
       </w:pPr>
       <w:r>
         <w:rPr>
           <w:rFonts w:ascii="Consolas" w:hAnsi="Consolas"/>
-          <w:color w:val="660E7A"/>
-          <w:sz w:val="16"/>
-        </w:rPr>
-        <w:t xml:space="preserve">$menus</w:t>
+          <w:color w:val="9CDCFE"/>
+          <w:sz w:val="16"/>
+        </w:rPr>
+        <w:t>$menus</w:t>
       </w:r>
       <w:r>
         <w:rPr>
           <w:rFonts w:ascii="Consolas" w:hAnsi="Consolas"/>
-          <w:color w:val="262626"/>
+          <w:color w:val="D4D4D4"/>
           <w:sz w:val="16"/>
         </w:rPr>
         <w:t xml:space="preserve"> = </w:t>
@@ -5149,74 +6708,115 @@
       <w:r>
         <w:rPr>
           <w:rFonts w:ascii="Consolas" w:hAnsi="Consolas"/>
-          <w:color w:val="267F99"/>
-          <w:sz w:val="16"/>
-        </w:rPr>
-        <w:t xml:space="preserve">Menu</w:t>
+          <w:color w:val="4EC9B0"/>
+          <w:sz w:val="16"/>
+        </w:rPr>
+        <w:t>Menu</w:t>
       </w:r>
       <w:r>
         <w:rPr>
           <w:rFonts w:ascii="Consolas" w:hAnsi="Consolas"/>
-          <w:color w:val="262626"/>
-          <w:sz w:val="16"/>
-        </w:rPr>
-        <w:t xml:space="preserve">::</w:t>
+          <w:color w:val="D4D4D4"/>
+          <w:sz w:val="16"/>
+        </w:rPr>
+        <w:t>::</w:t>
       </w:r>
       <w:r>
         <w:rPr>
           <w:rFonts w:ascii="Consolas" w:hAnsi="Consolas"/>
-          <w:color w:val="795E26"/>
-          <w:sz w:val="16"/>
-        </w:rPr>
-        <w:t xml:space="preserve">withoutGlobalScopes</w:t>
+          <w:color w:val="DCDCAA"/>
+          <w:sz w:val="16"/>
+        </w:rPr>
+        <w:t>withoutGlobalScopes</w:t>
       </w:r>
       <w:r>
         <w:rPr>
           <w:rFonts w:ascii="Consolas" w:hAnsi="Consolas"/>
-          <w:color w:val="262626"/>
-          <w:sz w:val="16"/>
-        </w:rPr>
-        <w:t xml:space="preserve">()</w:t>
-      </w:r>
-      <w:r>
+          <w:color w:val="D4D4D4"/>
+          <w:sz w:val="16"/>
+        </w:rPr>
+        <w:t>()</w:t>
         <w:br/>
+        <w:t xml:space="preserve">    -&gt;</w:t>
       </w:r>
       <w:r>
         <w:rPr>
           <w:rFonts w:ascii="Consolas" w:hAnsi="Consolas"/>
-          <w:color w:val="262626"/>
-          <w:sz w:val="16"/>
-        </w:rPr>
+          <w:color w:val="DCDCAA"/>
+          <w:sz w:val="16"/>
+        </w:rPr>
+        <w:t>with</w:t>
+      </w:r>
+      <w:r>
+        <w:rPr>
+          <w:rFonts w:ascii="Consolas" w:hAnsi="Consolas"/>
+          <w:color w:val="D4D4D4"/>
+          <w:sz w:val="16"/>
+        </w:rPr>
+        <w:t>([</w:t>
+      </w:r>
+      <w:r>
+        <w:rPr>
+          <w:rFonts w:ascii="Consolas" w:hAnsi="Consolas"/>
+          <w:color w:val="CE9178"/>
+          <w:sz w:val="16"/>
+        </w:rPr>
+        <w:t>'tenant:id,display_name'</w:t>
+      </w:r>
+      <w:r>
+        <w:rPr>
+          <w:rFonts w:ascii="Consolas" w:hAnsi="Consolas"/>
+          <w:color w:val="D4D4D4"/>
+          <w:sz w:val="16"/>
+        </w:rPr>
+        <w:t xml:space="preserve">, </w:t>
+      </w:r>
+      <w:r>
+        <w:rPr>
+          <w:rFonts w:ascii="Consolas" w:hAnsi="Consolas"/>
+          <w:color w:val="CE9178"/>
+          <w:sz w:val="16"/>
+        </w:rPr>
+        <w:t>'category:id,name'</w:t>
+      </w:r>
+      <w:r>
+        <w:rPr>
+          <w:rFonts w:ascii="Consolas" w:hAnsi="Consolas"/>
+          <w:color w:val="D4D4D4"/>
+          <w:sz w:val="16"/>
+        </w:rPr>
+        <w:t>])</w:t>
+        <w:br/>
         <w:t xml:space="preserve">    -&gt;</w:t>
       </w:r>
       <w:r>
         <w:rPr>
           <w:rFonts w:ascii="Consolas" w:hAnsi="Consolas"/>
-          <w:color w:val="795E26"/>
-          <w:sz w:val="16"/>
-        </w:rPr>
-        <w:t xml:space="preserve">with</w:t>
+          <w:color w:val="DCDCAA"/>
+          <w:sz w:val="16"/>
+        </w:rPr>
+        <w:t>whereHas</w:t>
       </w:r>
       <w:r>
         <w:rPr>
           <w:rFonts w:ascii="Consolas" w:hAnsi="Consolas"/>
-          <w:color w:val="262626"/>
-          <w:sz w:val="16"/>
-        </w:rPr>
-        <w:t xml:space="preserve">([</w:t>
+          <w:color w:val="D4D4D4"/>
+          <w:sz w:val="16"/>
+        </w:rPr>
+        <w:t>(</w:t>
       </w:r>
       <w:r>
         <w:rPr>
           <w:rFonts w:ascii="Consolas" w:hAnsi="Consolas"/>
-          <w:color w:val="00733B"/>
-          <w:sz w:val="16"/>
-        </w:rPr>
-        <w:t xml:space="preserve">'tenant:id,display_name'</w:t>
+          <w:color w:val="CE9178"/>
+          <w:sz w:val="16"/>
+        </w:rPr>
+        <w:t>'tenant'</w:t>
       </w:r>
       <w:r>
         <w:rPr>
           <w:rFonts w:ascii="Consolas" w:hAnsi="Consolas"/>
-          <w:color w:val="262626"/>
+          <w:color w:val="D4D4D4"/>
           <w:sz w:val="16"/>
         </w:rPr>
         <w:t xml:space="preserve">, </w:t>
@@ -5224,58 +6824,180 @@
       <w:r>
         <w:rPr>
           <w:rFonts w:ascii="Consolas" w:hAnsi="Consolas"/>
-          <w:color w:val="00733B"/>
-          <w:sz w:val="16"/>
-        </w:rPr>
-        <w:t xml:space="preserve">'category:id,name'</w:t>
+          <w:color w:val="569CD6"/>
+          <w:sz w:val="16"/>
+        </w:rPr>
+        <w:t>fn</w:t>
       </w:r>
       <w:r>
         <w:rPr>
           <w:rFonts w:ascii="Consolas" w:hAnsi="Consolas"/>
-          <w:color w:val="262626"/>
-          <w:sz w:val="16"/>
-        </w:rPr>
-        <w:t xml:space="preserve">])</w:t>
-      </w:r>
-      <w:r>
+          <w:color w:val="D4D4D4"/>
+          <w:sz w:val="16"/>
+        </w:rPr>
+        <w:t xml:space="preserve"> (</w:t>
+      </w:r>
+      <w:r>
+        <w:rPr>
+          <w:rFonts w:ascii="Consolas" w:hAnsi="Consolas"/>
+          <w:color w:val="9CDCFE"/>
+          <w:sz w:val="16"/>
+        </w:rPr>
+        <w:t>$q</w:t>
+      </w:r>
+      <w:r>
+        <w:rPr>
+          <w:rFonts w:ascii="Consolas" w:hAnsi="Consolas"/>
+          <w:color w:val="D4D4D4"/>
+          <w:sz w:val="16"/>
+        </w:rPr>
+        <w:t xml:space="preserve">) =&gt; </w:t>
+      </w:r>
+      <w:r>
+        <w:rPr>
+          <w:rFonts w:ascii="Consolas" w:hAnsi="Consolas"/>
+          <w:color w:val="9CDCFE"/>
+          <w:sz w:val="16"/>
+        </w:rPr>
+        <w:t>$q</w:t>
+      </w:r>
+      <w:r>
+        <w:rPr>
+          <w:rFonts w:ascii="Consolas" w:hAnsi="Consolas"/>
+          <w:color w:val="D4D4D4"/>
+          <w:sz w:val="16"/>
+        </w:rPr>
         <w:br/>
+        <w:t xml:space="preserve">        -&gt;</w:t>
       </w:r>
       <w:r>
         <w:rPr>
           <w:rFonts w:ascii="Consolas" w:hAnsi="Consolas"/>
-          <w:color w:val="262626"/>
-          <w:sz w:val="16"/>
-        </w:rPr>
+          <w:color w:val="DCDCAA"/>
+          <w:sz w:val="16"/>
+        </w:rPr>
+        <w:t>where</w:t>
+      </w:r>
+      <w:r>
+        <w:rPr>
+          <w:rFonts w:ascii="Consolas" w:hAnsi="Consolas"/>
+          <w:color w:val="D4D4D4"/>
+          <w:sz w:val="16"/>
+        </w:rPr>
+        <w:t>(</w:t>
+      </w:r>
+      <w:r>
+        <w:rPr>
+          <w:rFonts w:ascii="Consolas" w:hAnsi="Consolas"/>
+          <w:color w:val="CE9178"/>
+          <w:sz w:val="16"/>
+        </w:rPr>
+        <w:t>'canteen_id'</w:t>
+      </w:r>
+      <w:r>
+        <w:rPr>
+          <w:rFonts w:ascii="Consolas" w:hAnsi="Consolas"/>
+          <w:color w:val="D4D4D4"/>
+          <w:sz w:val="16"/>
+        </w:rPr>
+        <w:t xml:space="preserve">, </w:t>
+      </w:r>
+      <w:r>
+        <w:rPr>
+          <w:rFonts w:ascii="Consolas" w:hAnsi="Consolas"/>
+          <w:color w:val="9CDCFE"/>
+          <w:sz w:val="16"/>
+        </w:rPr>
+        <w:t>$this</w:t>
+      </w:r>
+      <w:r>
+        <w:rPr>
+          <w:rFonts w:ascii="Consolas" w:hAnsi="Consolas"/>
+          <w:color w:val="D4D4D4"/>
+          <w:sz w:val="16"/>
+        </w:rPr>
+        <w:t>-&gt;canteen-&gt;id)</w:t>
+        <w:br/>
+        <w:t xml:space="preserve">        -&gt;</w:t>
+      </w:r>
+      <w:r>
+        <w:rPr>
+          <w:rFonts w:ascii="Consolas" w:hAnsi="Consolas"/>
+          <w:color w:val="DCDCAA"/>
+          <w:sz w:val="16"/>
+        </w:rPr>
+        <w:t>where</w:t>
+      </w:r>
+      <w:r>
+        <w:rPr>
+          <w:rFonts w:ascii="Consolas" w:hAnsi="Consolas"/>
+          <w:color w:val="D4D4D4"/>
+          <w:sz w:val="16"/>
+        </w:rPr>
+        <w:t>(</w:t>
+      </w:r>
+      <w:r>
+        <w:rPr>
+          <w:rFonts w:ascii="Consolas" w:hAnsi="Consolas"/>
+          <w:color w:val="CE9178"/>
+          <w:sz w:val="16"/>
+        </w:rPr>
+        <w:t>'status'</w:t>
+      </w:r>
+      <w:r>
+        <w:rPr>
+          <w:rFonts w:ascii="Consolas" w:hAnsi="Consolas"/>
+          <w:color w:val="D4D4D4"/>
+          <w:sz w:val="16"/>
+        </w:rPr>
+        <w:t xml:space="preserve">, </w:t>
+      </w:r>
+      <w:r>
+        <w:rPr>
+          <w:rFonts w:ascii="Consolas" w:hAnsi="Consolas"/>
+          <w:color w:val="CE9178"/>
+          <w:sz w:val="16"/>
+        </w:rPr>
+        <w:t>'active'</w:t>
+      </w:r>
+      <w:r>
+        <w:rPr>
+          <w:rFonts w:ascii="Consolas" w:hAnsi="Consolas"/>
+          <w:color w:val="D4D4D4"/>
+          <w:sz w:val="16"/>
+        </w:rPr>
+        <w:t>))</w:t>
+        <w:br/>
         <w:t xml:space="preserve">    -&gt;</w:t>
       </w:r>
       <w:r>
         <w:rPr>
           <w:rFonts w:ascii="Consolas" w:hAnsi="Consolas"/>
-          <w:color w:val="795E26"/>
-          <w:sz w:val="16"/>
-        </w:rPr>
-        <w:t xml:space="preserve">whereHas</w:t>
+          <w:color w:val="DCDCAA"/>
+          <w:sz w:val="16"/>
+        </w:rPr>
+        <w:t>where</w:t>
       </w:r>
       <w:r>
         <w:rPr>
           <w:rFonts w:ascii="Consolas" w:hAnsi="Consolas"/>
-          <w:color w:val="262626"/>
-          <w:sz w:val="16"/>
-        </w:rPr>
-        <w:t xml:space="preserve">(</w:t>
+          <w:color w:val="D4D4D4"/>
+          <w:sz w:val="16"/>
+        </w:rPr>
+        <w:t>(</w:t>
       </w:r>
       <w:r>
         <w:rPr>
           <w:rFonts w:ascii="Consolas" w:hAnsi="Consolas"/>
-          <w:color w:val="00733B"/>
-          <w:sz w:val="16"/>
-        </w:rPr>
-        <w:t xml:space="preserve">'tenant'</w:t>
+          <w:color w:val="CE9178"/>
+          <w:sz w:val="16"/>
+        </w:rPr>
+        <w:t>'is_available'</w:t>
       </w:r>
       <w:r>
         <w:rPr>
           <w:rFonts w:ascii="Consolas" w:hAnsi="Consolas"/>
-          <w:color w:val="262626"/>
+          <w:color w:val="D4D4D4"/>
           <w:sz w:val="16"/>
         </w:rPr>
         <w:t xml:space="preserve">, </w:t>
@@ -5283,16 +7005,67 @@
       <w:r>
         <w:rPr>
           <w:rFonts w:ascii="Consolas" w:hAnsi="Consolas"/>
-          <w:b/>
-          <w:color w:val="000080"/>
-          <w:sz w:val="16"/>
-        </w:rPr>
-        <w:t xml:space="preserve">fn</w:t>
+          <w:color w:val="569CD6"/>
+          <w:sz w:val="16"/>
+        </w:rPr>
+        <w:t>true</w:t>
       </w:r>
       <w:r>
         <w:rPr>
           <w:rFonts w:ascii="Consolas" w:hAnsi="Consolas"/>
-          <w:color w:val="262626"/>
+          <w:color w:val="D4D4D4"/>
+          <w:sz w:val="16"/>
+        </w:rPr>
+        <w:t>)</w:t>
+        <w:br/>
+        <w:t xml:space="preserve">    -&gt;</w:t>
+      </w:r>
+      <w:r>
+        <w:rPr>
+          <w:rFonts w:ascii="Consolas" w:hAnsi="Consolas"/>
+          <w:color w:val="DCDCAA"/>
+          <w:sz w:val="16"/>
+        </w:rPr>
+        <w:t>when</w:t>
+      </w:r>
+      <w:r>
+        <w:rPr>
+          <w:rFonts w:ascii="Consolas" w:hAnsi="Consolas"/>
+          <w:color w:val="D4D4D4"/>
+          <w:sz w:val="16"/>
+        </w:rPr>
+        <w:t>(</w:t>
+      </w:r>
+      <w:r>
+        <w:rPr>
+          <w:rFonts w:ascii="Consolas" w:hAnsi="Consolas"/>
+          <w:color w:val="9CDCFE"/>
+          <w:sz w:val="16"/>
+        </w:rPr>
+        <w:t>$this</w:t>
+      </w:r>
+      <w:r>
+        <w:rPr>
+          <w:rFonts w:ascii="Consolas" w:hAnsi="Consolas"/>
+          <w:color w:val="D4D4D4"/>
+          <w:sz w:val="16"/>
+        </w:rPr>
+        <w:t>-&gt;tenantId,</w:t>
+        <w:br/>
+        <w:t xml:space="preserve">        </w:t>
+      </w:r>
+      <w:r>
+        <w:rPr>
+          <w:rFonts w:ascii="Consolas" w:hAnsi="Consolas"/>
+          <w:color w:val="569CD6"/>
+          <w:sz w:val="16"/>
+        </w:rPr>
+        <w:t>fn</w:t>
+      </w:r>
+      <w:r>
+        <w:rPr>
+          <w:rFonts w:ascii="Consolas" w:hAnsi="Consolas"/>
+          <w:color w:val="D4D4D4"/>
           <w:sz w:val="16"/>
         </w:rPr>
         <w:t xml:space="preserve"> (</w:t>
@@ -5300,15 +7073,15 @@
       <w:r>
         <w:rPr>
           <w:rFonts w:ascii="Consolas" w:hAnsi="Consolas"/>
-          <w:color w:val="660E7A"/>
-          <w:sz w:val="16"/>
-        </w:rPr>
-        <w:t xml:space="preserve">$q</w:t>
+          <w:color w:val="9CDCFE"/>
+          <w:sz w:val="16"/>
+        </w:rPr>
+        <w:t>$q</w:t>
       </w:r>
       <w:r>
         <w:rPr>
           <w:rFonts w:ascii="Consolas" w:hAnsi="Consolas"/>
-          <w:color w:val="262626"/>
+          <w:color w:val="D4D4D4"/>
           <w:sz w:val="16"/>
         </w:rPr>
         <w:t xml:space="preserve">) =&gt; </w:t>
@@ -5316,50 +7089,195 @@
       <w:r>
         <w:rPr>
           <w:rFonts w:ascii="Consolas" w:hAnsi="Consolas"/>
-          <w:color w:val="660E7A"/>
-          <w:sz w:val="16"/>
-        </w:rPr>
-        <w:t xml:space="preserve">$q</w:t>
-      </w:r>
-      <w:r>
+          <w:color w:val="9CDCFE"/>
+          <w:sz w:val="16"/>
+        </w:rPr>
+        <w:t>$q</w:t>
+      </w:r>
+      <w:r>
+        <w:rPr>
+          <w:rFonts w:ascii="Consolas" w:hAnsi="Consolas"/>
+          <w:color w:val="D4D4D4"/>
+          <w:sz w:val="16"/>
+        </w:rPr>
+        <w:t>-&gt;</w:t>
+      </w:r>
+      <w:r>
+        <w:rPr>
+          <w:rFonts w:ascii="Consolas" w:hAnsi="Consolas"/>
+          <w:color w:val="DCDCAA"/>
+          <w:sz w:val="16"/>
+        </w:rPr>
+        <w:t>where</w:t>
+      </w:r>
+      <w:r>
+        <w:rPr>
+          <w:rFonts w:ascii="Consolas" w:hAnsi="Consolas"/>
+          <w:color w:val="D4D4D4"/>
+          <w:sz w:val="16"/>
+        </w:rPr>
+        <w:t>(</w:t>
+      </w:r>
+      <w:r>
+        <w:rPr>
+          <w:rFonts w:ascii="Consolas" w:hAnsi="Consolas"/>
+          <w:color w:val="CE9178"/>
+          <w:sz w:val="16"/>
+        </w:rPr>
+        <w:t>'tenant_id'</w:t>
+      </w:r>
+      <w:r>
+        <w:rPr>
+          <w:rFonts w:ascii="Consolas" w:hAnsi="Consolas"/>
+          <w:color w:val="D4D4D4"/>
+          <w:sz w:val="16"/>
+        </w:rPr>
+        <w:t xml:space="preserve">, </w:t>
+      </w:r>
+      <w:r>
+        <w:rPr>
+          <w:rFonts w:ascii="Consolas" w:hAnsi="Consolas"/>
+          <w:color w:val="9CDCFE"/>
+          <w:sz w:val="16"/>
+        </w:rPr>
+        <w:t>$this</w:t>
+      </w:r>
+      <w:r>
+        <w:rPr>
+          <w:rFonts w:ascii="Consolas" w:hAnsi="Consolas"/>
+          <w:color w:val="D4D4D4"/>
+          <w:sz w:val="16"/>
+        </w:rPr>
+        <w:t>-&gt;tenantId))</w:t>
         <w:br/>
+        <w:t xml:space="preserve">    -&gt;</w:t>
       </w:r>
       <w:r>
         <w:rPr>
           <w:rFonts w:ascii="Consolas" w:hAnsi="Consolas"/>
-          <w:color w:val="262626"/>
-          <w:sz w:val="16"/>
-        </w:rPr>
-        <w:t xml:space="preserve">        -&gt;</w:t>
+          <w:color w:val="DCDCAA"/>
+          <w:sz w:val="16"/>
+        </w:rPr>
+        <w:t>when</w:t>
       </w:r>
       <w:r>
         <w:rPr>
           <w:rFonts w:ascii="Consolas" w:hAnsi="Consolas"/>
-          <w:color w:val="795E26"/>
-          <w:sz w:val="16"/>
-        </w:rPr>
-        <w:t xml:space="preserve">where</w:t>
+          <w:color w:val="D4D4D4"/>
+          <w:sz w:val="16"/>
+        </w:rPr>
+        <w:t>(</w:t>
       </w:r>
       <w:r>
         <w:rPr>
           <w:rFonts w:ascii="Consolas" w:hAnsi="Consolas"/>
-          <w:color w:val="262626"/>
-          <w:sz w:val="16"/>
-        </w:rPr>
-        <w:t xml:space="preserve">(</w:t>
+          <w:color w:val="9CDCFE"/>
+          <w:sz w:val="16"/>
+        </w:rPr>
+        <w:t>$this</w:t>
       </w:r>
       <w:r>
         <w:rPr>
           <w:rFonts w:ascii="Consolas" w:hAnsi="Consolas"/>
-          <w:color w:val="00733B"/>
-          <w:sz w:val="16"/>
-        </w:rPr>
-        <w:t xml:space="preserve">'canteen_id'</w:t>
+          <w:color w:val="D4D4D4"/>
+          <w:sz w:val="16"/>
+        </w:rPr>
+        <w:t xml:space="preserve">-&gt;search !== </w:t>
       </w:r>
       <w:r>
         <w:rPr>
           <w:rFonts w:ascii="Consolas" w:hAnsi="Consolas"/>
-          <w:color w:val="262626"/>
+          <w:color w:val="CE9178"/>
+          <w:sz w:val="16"/>
+        </w:rPr>
+        <w:t>''</w:t>
+      </w:r>
+      <w:r>
+        <w:rPr>
+          <w:rFonts w:ascii="Consolas" w:hAnsi="Consolas"/>
+          <w:color w:val="D4D4D4"/>
+          <w:sz w:val="16"/>
+        </w:rPr>
+        <w:t>,</w:t>
+        <w:br/>
+        <w:t xml:space="preserve">        </w:t>
+      </w:r>
+      <w:r>
+        <w:rPr>
+          <w:rFonts w:ascii="Consolas" w:hAnsi="Consolas"/>
+          <w:color w:val="569CD6"/>
+          <w:sz w:val="16"/>
+        </w:rPr>
+        <w:t>fn</w:t>
+      </w:r>
+      <w:r>
+        <w:rPr>
+          <w:rFonts w:ascii="Consolas" w:hAnsi="Consolas"/>
+          <w:color w:val="D4D4D4"/>
+          <w:sz w:val="16"/>
+        </w:rPr>
+        <w:t xml:space="preserve"> (</w:t>
+      </w:r>
+      <w:r>
+        <w:rPr>
+          <w:rFonts w:ascii="Consolas" w:hAnsi="Consolas"/>
+          <w:color w:val="9CDCFE"/>
+          <w:sz w:val="16"/>
+        </w:rPr>
+        <w:t>$q</w:t>
+      </w:r>
+      <w:r>
+        <w:rPr>
+          <w:rFonts w:ascii="Consolas" w:hAnsi="Consolas"/>
+          <w:color w:val="D4D4D4"/>
+          <w:sz w:val="16"/>
+        </w:rPr>
+        <w:t xml:space="preserve">) =&gt; </w:t>
+      </w:r>
+      <w:r>
+        <w:rPr>
+          <w:rFonts w:ascii="Consolas" w:hAnsi="Consolas"/>
+          <w:color w:val="9CDCFE"/>
+          <w:sz w:val="16"/>
+        </w:rPr>
+        <w:t>$q</w:t>
+      </w:r>
+      <w:r>
+        <w:rPr>
+          <w:rFonts w:ascii="Consolas" w:hAnsi="Consolas"/>
+          <w:color w:val="D4D4D4"/>
+          <w:sz w:val="16"/>
+        </w:rPr>
+        <w:t>-&gt;</w:t>
+      </w:r>
+      <w:r>
+        <w:rPr>
+          <w:rFonts w:ascii="Consolas" w:hAnsi="Consolas"/>
+          <w:color w:val="DCDCAA"/>
+          <w:sz w:val="16"/>
+        </w:rPr>
+        <w:t>where</w:t>
+      </w:r>
+      <w:r>
+        <w:rPr>
+          <w:rFonts w:ascii="Consolas" w:hAnsi="Consolas"/>
+          <w:color w:val="D4D4D4"/>
+          <w:sz w:val="16"/>
+        </w:rPr>
+        <w:t>(</w:t>
+      </w:r>
+      <w:r>
+        <w:rPr>
+          <w:rFonts w:ascii="Consolas" w:hAnsi="Consolas"/>
+          <w:color w:val="CE9178"/>
+          <w:sz w:val="16"/>
+        </w:rPr>
+        <w:t>'name'</w:t>
+      </w:r>
+      <w:r>
+        <w:rPr>
+          <w:rFonts w:ascii="Consolas" w:hAnsi="Consolas"/>
+          <w:color w:val="D4D4D4"/>
           <w:sz w:val="16"/>
         </w:rPr>
         <w:t xml:space="preserve">, </w:t>
@@ -5367,594 +7285,68 @@
       <w:r>
         <w:rPr>
           <w:rFonts w:ascii="Consolas" w:hAnsi="Consolas"/>
-          <w:color w:val="660E7A"/>
-          <w:sz w:val="16"/>
-        </w:rPr>
-        <w:t xml:space="preserve">$this</w:t>
+          <w:color w:val="CE9178"/>
+          <w:sz w:val="16"/>
+        </w:rPr>
+        <w:t>'like'</w:t>
       </w:r>
       <w:r>
         <w:rPr>
           <w:rFonts w:ascii="Consolas" w:hAnsi="Consolas"/>
-          <w:color w:val="262626"/>
-          <w:sz w:val="16"/>
-        </w:rPr>
-        <w:t xml:space="preserve">-&gt;</w:t>
+          <w:color w:val="D4D4D4"/>
+          <w:sz w:val="16"/>
+        </w:rPr>
+        <w:t xml:space="preserve">, </w:t>
       </w:r>
       <w:r>
         <w:rPr>
           <w:rFonts w:ascii="Consolas" w:hAnsi="Consolas"/>
-          <w:color w:val="660E7A"/>
-          <w:sz w:val="16"/>
-        </w:rPr>
-        <w:t xml:space="preserve">canteen</w:t>
+          <w:color w:val="CE9178"/>
+          <w:sz w:val="16"/>
+        </w:rPr>
+        <w:t>"%{$this-&gt;search}%"</w:t>
       </w:r>
       <w:r>
         <w:rPr>
           <w:rFonts w:ascii="Consolas" w:hAnsi="Consolas"/>
-          <w:color w:val="262626"/>
-          <w:sz w:val="16"/>
-        </w:rPr>
-        <w:t xml:space="preserve">-&gt;</w:t>
+          <w:color w:val="D4D4D4"/>
+          <w:sz w:val="16"/>
+        </w:rPr>
+        <w:t>))</w:t>
+        <w:br/>
+        <w:t xml:space="preserve">    -&gt;</w:t>
       </w:r>
       <w:r>
         <w:rPr>
           <w:rFonts w:ascii="Consolas" w:hAnsi="Consolas"/>
-          <w:color w:val="660E7A"/>
-          <w:sz w:val="16"/>
-        </w:rPr>
-        <w:t xml:space="preserve">id</w:t>
+          <w:color w:val="DCDCAA"/>
+          <w:sz w:val="16"/>
+        </w:rPr>
+        <w:t>paginate</w:t>
       </w:r>
       <w:r>
         <w:rPr>
           <w:rFonts w:ascii="Consolas" w:hAnsi="Consolas"/>
-          <w:color w:val="262626"/>
-          <w:sz w:val="16"/>
-        </w:rPr>
-        <w:t xml:space="preserve">)</w:t>
-      </w:r>
-      <w:r>
-        <w:br/>
+          <w:color w:val="D4D4D4"/>
+          <w:sz w:val="16"/>
+        </w:rPr>
+        <w:t>(</w:t>
       </w:r>
       <w:r>
         <w:rPr>
           <w:rFonts w:ascii="Consolas" w:hAnsi="Consolas"/>
-          <w:color w:val="262626"/>
-          <w:sz w:val="16"/>
-        </w:rPr>
-        <w:t xml:space="preserve">        -&gt;</w:t>
+          <w:color w:val="B5CEA8"/>
+          <w:sz w:val="16"/>
+        </w:rPr>
+        <w:t>16</w:t>
       </w:r>
       <w:r>
         <w:rPr>
           <w:rFonts w:ascii="Consolas" w:hAnsi="Consolas"/>
-          <w:color w:val="795E26"/>
-          <w:sz w:val="16"/>
-        </w:rPr>
-        <w:t xml:space="preserve">where</w:t>
-      </w:r>
-      <w:r>
-        <w:rPr>
-          <w:rFonts w:ascii="Consolas" w:hAnsi="Consolas"/>
-          <w:color w:val="262626"/>
-          <w:sz w:val="16"/>
-        </w:rPr>
-        <w:t xml:space="preserve">(</w:t>
-      </w:r>
-      <w:r>
-        <w:rPr>
-          <w:rFonts w:ascii="Consolas" w:hAnsi="Consolas"/>
-          <w:color w:val="00733B"/>
-          <w:sz w:val="16"/>
-        </w:rPr>
-        <w:t xml:space="preserve">'status'</w:t>
-      </w:r>
-      <w:r>
-        <w:rPr>
-          <w:rFonts w:ascii="Consolas" w:hAnsi="Consolas"/>
-          <w:color w:val="262626"/>
-          <w:sz w:val="16"/>
-        </w:rPr>
-        <w:t xml:space="preserve">, </w:t>
-      </w:r>
-      <w:r>
-        <w:rPr>
-          <w:rFonts w:ascii="Consolas" w:hAnsi="Consolas"/>
-          <w:color w:val="00733B"/>
-          <w:sz w:val="16"/>
-        </w:rPr>
-        <w:t xml:space="preserve">'active'</w:t>
-      </w:r>
-      <w:r>
-        <w:rPr>
-          <w:rFonts w:ascii="Consolas" w:hAnsi="Consolas"/>
-          <w:color w:val="262626"/>
-          <w:sz w:val="16"/>
-        </w:rPr>
-        <w:t xml:space="preserve">))</w:t>
-      </w:r>
-      <w:r>
-        <w:br/>
-      </w:r>
-      <w:r>
-        <w:rPr>
-          <w:rFonts w:ascii="Consolas" w:hAnsi="Consolas"/>
-          <w:color w:val="262626"/>
-          <w:sz w:val="16"/>
-        </w:rPr>
-        <w:t xml:space="preserve">    -&gt;</w:t>
-      </w:r>
-      <w:r>
-        <w:rPr>
-          <w:rFonts w:ascii="Consolas" w:hAnsi="Consolas"/>
-          <w:color w:val="795E26"/>
-          <w:sz w:val="16"/>
-        </w:rPr>
-        <w:t xml:space="preserve">where</w:t>
-      </w:r>
-      <w:r>
-        <w:rPr>
-          <w:rFonts w:ascii="Consolas" w:hAnsi="Consolas"/>
-          <w:color w:val="262626"/>
-          <w:sz w:val="16"/>
-        </w:rPr>
-        <w:t xml:space="preserve">(</w:t>
-      </w:r>
-      <w:r>
-        <w:rPr>
-          <w:rFonts w:ascii="Consolas" w:hAnsi="Consolas"/>
-          <w:color w:val="00733B"/>
-          <w:sz w:val="16"/>
-        </w:rPr>
-        <w:t xml:space="preserve">'is_available'</w:t>
-      </w:r>
-      <w:r>
-        <w:rPr>
-          <w:rFonts w:ascii="Consolas" w:hAnsi="Consolas"/>
-          <w:color w:val="262626"/>
-          <w:sz w:val="16"/>
-        </w:rPr>
-        <w:t xml:space="preserve">, </w:t>
-      </w:r>
-      <w:r>
-        <w:rPr>
-          <w:rFonts w:ascii="Consolas" w:hAnsi="Consolas"/>
-          <w:b/>
-          <w:color w:val="000080"/>
-          <w:sz w:val="16"/>
-        </w:rPr>
-        <w:t xml:space="preserve">true</w:t>
-      </w:r>
-      <w:r>
-        <w:rPr>
-          <w:rFonts w:ascii="Consolas" w:hAnsi="Consolas"/>
-          <w:color w:val="262626"/>
-          <w:sz w:val="16"/>
-        </w:rPr>
-        <w:t xml:space="preserve">)</w:t>
-      </w:r>
-      <w:r>
-        <w:br/>
-      </w:r>
-      <w:r>
-        <w:rPr>
-          <w:rFonts w:ascii="Consolas" w:hAnsi="Consolas"/>
-          <w:color w:val="262626"/>
-          <w:sz w:val="16"/>
-        </w:rPr>
-        <w:t xml:space="preserve">    -&gt;</w:t>
-      </w:r>
-      <w:r>
-        <w:rPr>
-          <w:rFonts w:ascii="Consolas" w:hAnsi="Consolas"/>
-          <w:color w:val="795E26"/>
-          <w:sz w:val="16"/>
-        </w:rPr>
-        <w:t xml:space="preserve">when</w:t>
-      </w:r>
-      <w:r>
-        <w:rPr>
-          <w:rFonts w:ascii="Consolas" w:hAnsi="Consolas"/>
-          <w:color w:val="262626"/>
-          <w:sz w:val="16"/>
-        </w:rPr>
-        <w:t xml:space="preserve">(</w:t>
-      </w:r>
-      <w:r>
-        <w:rPr>
-          <w:rFonts w:ascii="Consolas" w:hAnsi="Consolas"/>
-          <w:color w:val="660E7A"/>
-          <w:sz w:val="16"/>
-        </w:rPr>
-        <w:t xml:space="preserve">$this</w:t>
-      </w:r>
-      <w:r>
-        <w:rPr>
-          <w:rFonts w:ascii="Consolas" w:hAnsi="Consolas"/>
-          <w:color w:val="262626"/>
-          <w:sz w:val="16"/>
-        </w:rPr>
-        <w:t xml:space="preserve">-&gt;</w:t>
-      </w:r>
-      <w:r>
-        <w:rPr>
-          <w:rFonts w:ascii="Consolas" w:hAnsi="Consolas"/>
-          <w:color w:val="660E7A"/>
-          <w:sz w:val="16"/>
-        </w:rPr>
-        <w:t xml:space="preserve">tenantId</w:t>
-      </w:r>
-      <w:r>
-        <w:rPr>
-          <w:rFonts w:ascii="Consolas" w:hAnsi="Consolas"/>
-          <w:color w:val="262626"/>
-          <w:sz w:val="16"/>
-        </w:rPr>
-        <w:t xml:space="preserve">,</w:t>
-      </w:r>
-      <w:r>
-        <w:br/>
-      </w:r>
-      <w:r>
-        <w:rPr>
-          <w:rFonts w:ascii="Consolas" w:hAnsi="Consolas"/>
-          <w:color w:val="262626"/>
-          <w:sz w:val="16"/>
-        </w:rPr>
-        <w:t xml:space="preserve">        </w:t>
-      </w:r>
-      <w:r>
-        <w:rPr>
-          <w:rFonts w:ascii="Consolas" w:hAnsi="Consolas"/>
-          <w:b/>
-          <w:color w:val="000080"/>
-          <w:sz w:val="16"/>
-        </w:rPr>
-        <w:t xml:space="preserve">fn</w:t>
-      </w:r>
-      <w:r>
-        <w:rPr>
-          <w:rFonts w:ascii="Consolas" w:hAnsi="Consolas"/>
-          <w:color w:val="262626"/>
-          <w:sz w:val="16"/>
-        </w:rPr>
-        <w:t xml:space="preserve"> (</w:t>
-      </w:r>
-      <w:r>
-        <w:rPr>
-          <w:rFonts w:ascii="Consolas" w:hAnsi="Consolas"/>
-          <w:color w:val="660E7A"/>
-          <w:sz w:val="16"/>
-        </w:rPr>
-        <w:t xml:space="preserve">$q</w:t>
-      </w:r>
-      <w:r>
-        <w:rPr>
-          <w:rFonts w:ascii="Consolas" w:hAnsi="Consolas"/>
-          <w:color w:val="262626"/>
-          <w:sz w:val="16"/>
-        </w:rPr>
-        <w:t xml:space="preserve">) =&gt; </w:t>
-      </w:r>
-      <w:r>
-        <w:rPr>
-          <w:rFonts w:ascii="Consolas" w:hAnsi="Consolas"/>
-          <w:color w:val="660E7A"/>
-          <w:sz w:val="16"/>
-        </w:rPr>
-        <w:t xml:space="preserve">$q</w:t>
-      </w:r>
-      <w:r>
-        <w:rPr>
-          <w:rFonts w:ascii="Consolas" w:hAnsi="Consolas"/>
-          <w:color w:val="262626"/>
-          <w:sz w:val="16"/>
-        </w:rPr>
-        <w:t xml:space="preserve">-&gt;</w:t>
-      </w:r>
-      <w:r>
-        <w:rPr>
-          <w:rFonts w:ascii="Consolas" w:hAnsi="Consolas"/>
-          <w:color w:val="795E26"/>
-          <w:sz w:val="16"/>
-        </w:rPr>
-        <w:t xml:space="preserve">where</w:t>
-      </w:r>
-      <w:r>
-        <w:rPr>
-          <w:rFonts w:ascii="Consolas" w:hAnsi="Consolas"/>
-          <w:color w:val="262626"/>
-          <w:sz w:val="16"/>
-        </w:rPr>
-        <w:t xml:space="preserve">(</w:t>
-      </w:r>
-      <w:r>
-        <w:rPr>
-          <w:rFonts w:ascii="Consolas" w:hAnsi="Consolas"/>
-          <w:color w:val="00733B"/>
-          <w:sz w:val="16"/>
-        </w:rPr>
-        <w:t xml:space="preserve">'tenant_id'</w:t>
-      </w:r>
-      <w:r>
-        <w:rPr>
-          <w:rFonts w:ascii="Consolas" w:hAnsi="Consolas"/>
-          <w:color w:val="262626"/>
-          <w:sz w:val="16"/>
-        </w:rPr>
-        <w:t xml:space="preserve">, </w:t>
-      </w:r>
-      <w:r>
-        <w:rPr>
-          <w:rFonts w:ascii="Consolas" w:hAnsi="Consolas"/>
-          <w:color w:val="660E7A"/>
-          <w:sz w:val="16"/>
-        </w:rPr>
-        <w:t xml:space="preserve">$this</w:t>
-      </w:r>
-      <w:r>
-        <w:rPr>
-          <w:rFonts w:ascii="Consolas" w:hAnsi="Consolas"/>
-          <w:color w:val="262626"/>
-          <w:sz w:val="16"/>
-        </w:rPr>
-        <w:t xml:space="preserve">-&gt;</w:t>
-      </w:r>
-      <w:r>
-        <w:rPr>
-          <w:rFonts w:ascii="Consolas" w:hAnsi="Consolas"/>
-          <w:color w:val="660E7A"/>
-          <w:sz w:val="16"/>
-        </w:rPr>
-        <w:t xml:space="preserve">tenantId</w:t>
-      </w:r>
-      <w:r>
-        <w:rPr>
-          <w:rFonts w:ascii="Consolas" w:hAnsi="Consolas"/>
-          <w:color w:val="262626"/>
-          <w:sz w:val="16"/>
-        </w:rPr>
-        <w:t xml:space="preserve">))</w:t>
-      </w:r>
-      <w:r>
-        <w:br/>
-      </w:r>
-      <w:r>
-        <w:rPr>
-          <w:rFonts w:ascii="Consolas" w:hAnsi="Consolas"/>
-          <w:color w:val="262626"/>
-          <w:sz w:val="16"/>
-        </w:rPr>
-        <w:t xml:space="preserve">    -&gt;</w:t>
-      </w:r>
-      <w:r>
-        <w:rPr>
-          <w:rFonts w:ascii="Consolas" w:hAnsi="Consolas"/>
-          <w:color w:val="795E26"/>
-          <w:sz w:val="16"/>
-        </w:rPr>
-        <w:t xml:space="preserve">when</w:t>
-      </w:r>
-      <w:r>
-        <w:rPr>
-          <w:rFonts w:ascii="Consolas" w:hAnsi="Consolas"/>
-          <w:color w:val="262626"/>
-          <w:sz w:val="16"/>
-        </w:rPr>
-        <w:t xml:space="preserve">(</w:t>
-      </w:r>
-      <w:r>
-        <w:rPr>
-          <w:rFonts w:ascii="Consolas" w:hAnsi="Consolas"/>
-          <w:color w:val="660E7A"/>
-          <w:sz w:val="16"/>
-        </w:rPr>
-        <w:t xml:space="preserve">$this</w:t>
-      </w:r>
-      <w:r>
-        <w:rPr>
-          <w:rFonts w:ascii="Consolas" w:hAnsi="Consolas"/>
-          <w:color w:val="262626"/>
-          <w:sz w:val="16"/>
-        </w:rPr>
-        <w:t xml:space="preserve">-&gt;</w:t>
-      </w:r>
-      <w:r>
-        <w:rPr>
-          <w:rFonts w:ascii="Consolas" w:hAnsi="Consolas"/>
-          <w:color w:val="660E7A"/>
-          <w:sz w:val="16"/>
-        </w:rPr>
-        <w:t xml:space="preserve">search</w:t>
-      </w:r>
-      <w:r>
-        <w:rPr>
-          <w:rFonts w:ascii="Consolas" w:hAnsi="Consolas"/>
-          <w:color w:val="262626"/>
-          <w:sz w:val="16"/>
-        </w:rPr>
-        <w:t xml:space="preserve"> !== </w:t>
-      </w:r>
-      <w:r>
-        <w:rPr>
-          <w:rFonts w:ascii="Consolas" w:hAnsi="Consolas"/>
-          <w:color w:val="00733B"/>
-          <w:sz w:val="16"/>
-        </w:rPr>
-        <w:t xml:space="preserve">''</w:t>
-      </w:r>
-      <w:r>
-        <w:rPr>
-          <w:rFonts w:ascii="Consolas" w:hAnsi="Consolas"/>
-          <w:color w:val="262626"/>
-          <w:sz w:val="16"/>
-        </w:rPr>
-        <w:t xml:space="preserve">,</w:t>
-      </w:r>
-      <w:r>
-        <w:br/>
-      </w:r>
-      <w:r>
-        <w:rPr>
-          <w:rFonts w:ascii="Consolas" w:hAnsi="Consolas"/>
-          <w:color w:val="262626"/>
-          <w:sz w:val="16"/>
-        </w:rPr>
-        <w:t xml:space="preserve">        </w:t>
-      </w:r>
-      <w:r>
-        <w:rPr>
-          <w:rFonts w:ascii="Consolas" w:hAnsi="Consolas"/>
-          <w:b/>
-          <w:color w:val="000080"/>
-          <w:sz w:val="16"/>
-        </w:rPr>
-        <w:t xml:space="preserve">fn</w:t>
-      </w:r>
-      <w:r>
-        <w:rPr>
-          <w:rFonts w:ascii="Consolas" w:hAnsi="Consolas"/>
-          <w:color w:val="262626"/>
-          <w:sz w:val="16"/>
-        </w:rPr>
-        <w:t xml:space="preserve"> (</w:t>
-      </w:r>
-      <w:r>
-        <w:rPr>
-          <w:rFonts w:ascii="Consolas" w:hAnsi="Consolas"/>
-          <w:color w:val="660E7A"/>
-          <w:sz w:val="16"/>
-        </w:rPr>
-        <w:t xml:space="preserve">$q</w:t>
-      </w:r>
-      <w:r>
-        <w:rPr>
-          <w:rFonts w:ascii="Consolas" w:hAnsi="Consolas"/>
-          <w:color w:val="262626"/>
-          <w:sz w:val="16"/>
-        </w:rPr>
-        <w:t xml:space="preserve">) =&gt; </w:t>
-      </w:r>
-      <w:r>
-        <w:rPr>
-          <w:rFonts w:ascii="Consolas" w:hAnsi="Consolas"/>
-          <w:color w:val="660E7A"/>
-          <w:sz w:val="16"/>
-        </w:rPr>
-        <w:t xml:space="preserve">$q</w:t>
-      </w:r>
-      <w:r>
-        <w:rPr>
-          <w:rFonts w:ascii="Consolas" w:hAnsi="Consolas"/>
-          <w:color w:val="262626"/>
-          <w:sz w:val="16"/>
-        </w:rPr>
-        <w:t xml:space="preserve">-&gt;</w:t>
-      </w:r>
-      <w:r>
-        <w:rPr>
-          <w:rFonts w:ascii="Consolas" w:hAnsi="Consolas"/>
-          <w:color w:val="795E26"/>
-          <w:sz w:val="16"/>
-        </w:rPr>
-        <w:t xml:space="preserve">where</w:t>
-      </w:r>
-      <w:r>
-        <w:rPr>
-          <w:rFonts w:ascii="Consolas" w:hAnsi="Consolas"/>
-          <w:color w:val="262626"/>
-          <w:sz w:val="16"/>
-        </w:rPr>
-        <w:t xml:space="preserve">(</w:t>
-      </w:r>
-      <w:r>
-        <w:rPr>
-          <w:rFonts w:ascii="Consolas" w:hAnsi="Consolas"/>
-          <w:color w:val="00733B"/>
-          <w:sz w:val="16"/>
-        </w:rPr>
-        <w:t xml:space="preserve">'name'</w:t>
-      </w:r>
-      <w:r>
-        <w:rPr>
-          <w:rFonts w:ascii="Consolas" w:hAnsi="Consolas"/>
-          <w:color w:val="262626"/>
-          <w:sz w:val="16"/>
-        </w:rPr>
-        <w:t xml:space="preserve">, </w:t>
-      </w:r>
-      <w:r>
-        <w:rPr>
-          <w:rFonts w:ascii="Consolas" w:hAnsi="Consolas"/>
-          <w:color w:val="00733B"/>
-          <w:sz w:val="16"/>
-        </w:rPr>
-        <w:t xml:space="preserve">'like'</w:t>
-      </w:r>
-      <w:r>
-        <w:rPr>
-          <w:rFonts w:ascii="Consolas" w:hAnsi="Consolas"/>
-          <w:color w:val="262626"/>
-          <w:sz w:val="16"/>
-        </w:rPr>
-        <w:t xml:space="preserve">, </w:t>
-      </w:r>
-      <w:r>
-        <w:rPr>
-          <w:rFonts w:ascii="Consolas" w:hAnsi="Consolas"/>
-          <w:color w:val="00733B"/>
-          <w:sz w:val="16"/>
-        </w:rPr>
-        <w:t xml:space="preserve">"%{$this-&gt;search}%"</w:t>
-      </w:r>
-      <w:r>
-        <w:rPr>
-          <w:rFonts w:ascii="Consolas" w:hAnsi="Consolas"/>
-          <w:color w:val="262626"/>
-          <w:sz w:val="16"/>
-        </w:rPr>
-        <w:t xml:space="preserve">))</w:t>
-      </w:r>
-      <w:r>
-        <w:br/>
-      </w:r>
-      <w:r>
-        <w:rPr>
-          <w:rFonts w:ascii="Consolas" w:hAnsi="Consolas"/>
-          <w:color w:val="262626"/>
-          <w:sz w:val="16"/>
-        </w:rPr>
-        <w:t xml:space="preserve">    -&gt;</w:t>
-      </w:r>
-      <w:r>
-        <w:rPr>
-          <w:rFonts w:ascii="Consolas" w:hAnsi="Consolas"/>
-          <w:color w:val="795E26"/>
-          <w:sz w:val="16"/>
-        </w:rPr>
-        <w:t xml:space="preserve">paginate</w:t>
-      </w:r>
-      <w:r>
-        <w:rPr>
-          <w:rFonts w:ascii="Consolas" w:hAnsi="Consolas"/>
-          <w:color w:val="262626"/>
-          <w:sz w:val="16"/>
-        </w:rPr>
-        <w:t xml:space="preserve">(</w:t>
-      </w:r>
-      <w:r>
-        <w:rPr>
-          <w:rFonts w:ascii="Consolas" w:hAnsi="Consolas"/>
-          <w:color w:val="0073E6"/>
-          <w:sz w:val="16"/>
-        </w:rPr>
-        <w:t xml:space="preserve">16</w:t>
-      </w:r>
-      <w:r>
-        <w:rPr>
-          <w:rFonts w:ascii="Consolas" w:hAnsi="Consolas"/>
-          <w:color w:val="262626"/>
-          <w:sz w:val="16"/>
-        </w:rPr>
-        <w:t xml:space="preserve">);</w:t>
+          <w:color w:val="D4D4D4"/>
+          <w:sz w:val="16"/>
+        </w:rPr>
+        <w:t>);</w:t>
       </w:r>
     </w:p>
     <w:p>
@@ -18984,7 +20376,7 @@
     </w:pPr>
     <w:rPr>
       <w:rFonts w:ascii="Consolas" w:hAnsi="Consolas"/>
-      <w:color w:val="262626"/>
+      <w:color w:val="D4D4D4"/>
       <w:sz w:val="16"/>
     </w:rPr>
   </w:style>
@@ -19096,7 +20488,7 @@
     <w:rPr>
       <w:rFonts w:ascii="Consolas" w:hAnsi="Consolas"/>
       <w:b/>
-      <w:color w:val="262626"/>
+      <w:color w:val="FFFFFF"/>
       <w:sz w:val="16"/>
     </w:rPr>
   </w:style>

--- a/modul_praktikum/Pertemuan_07_Katalog_Menu_Tenant_Modifier_Stok_dan_Public_Catalog.docx
+++ b/modul_praktikum/Pertemuan_07_Katalog_Menu_Tenant_Modifier_Stok_dan_Public_Catalog.docx
@@ -994,1822 +994,1322 @@
     <w:p>
       <w:pPr>
         <w:pStyle w:val="CodeHeader"/>
-        <w:shd w:fill="2D2D30"/>
         <w:keepNext/>
         <w:pBdr>
-          <w:left w:val="single" w:sz="4" w:space="8" w:color="2D2D30"/>
+          <w:left w:val="single" w:sz="12" w:space="8" w:color="B8DDE0"/>
         </w:pBdr>
+        <w:shd w:val="clear" w:color="auto" w:fill="E4EAED"/>
       </w:pPr>
       <w:r>
-        <w:t>CONTOH MANDIRI — app/Services/MenuImageService.php   •   PHP</w:t>
+        <w:rPr>
+          <w:rFonts w:ascii="Consolas" w:hAnsi="Consolas"/>
+          <w:b/>
+          <w:color w:val="262626"/>
+          <w:sz w:val="16"/>
+        </w:rPr>
+        <w:t xml:space="preserve">CONTOH MANDIRI — app/Services/MenuImageService.php   •   PHP</w:t>
       </w:r>
     </w:p>
     <w:p>
       <w:pPr>
         <w:pStyle w:val="CodeBlock"/>
-        <w:shd w:fill="1E1E1E"/>
         <w:keepLines/>
         <w:pBdr>
-          <w:left w:val="single" w:sz="4" w:space="8" w:color="1E1E1E"/>
+          <w:left w:val="single" w:sz="12" w:space="8" w:color="B8DDE0"/>
         </w:pBdr>
+        <w:shd w:val="clear" w:color="auto" w:fill="F2F3F7"/>
       </w:pPr>
       <w:r>
         <w:rPr>
-          <w:rFonts w:ascii="Consolas" w:hAnsi="Consolas" w:eastAsia="Consolas"/>
-          <w:color w:val="9CDCFE"/>
+          <w:rFonts w:ascii="Consolas" w:hAnsi="Consolas"/>
+          <w:color w:val="660E7A"/>
           <w:sz w:val="16"/>
         </w:rPr>
-        <w:t>$encoded</w:t>
-      </w:r>
-      <w:r>
-        <w:rPr>
-          <w:rFonts w:ascii="Consolas" w:hAnsi="Consolas" w:eastAsia="Consolas"/>
-          <w:color w:val="D4D4D4"/>
+        <w:t xml:space="preserve">$encoded</w:t>
+      </w:r>
+      <w:r>
+        <w:rPr>
+          <w:rFonts w:ascii="Consolas" w:hAnsi="Consolas"/>
+          <w:color w:val="262626"/>
           <w:sz w:val="16"/>
         </w:rPr>
+        <w:t xml:space="preserve"> = </w:t>
+      </w:r>
+      <w:r>
+        <w:rPr>
+          <w:rFonts w:ascii="Consolas" w:hAnsi="Consolas"/>
+          <w:color w:val="267F99"/>
+          <w:sz w:val="16"/>
+        </w:rPr>
+        <w:t xml:space="preserve">Image</w:t>
+      </w:r>
+      <w:r>
+        <w:rPr>
+          <w:rFonts w:ascii="Consolas" w:hAnsi="Consolas"/>
+          <w:color w:val="262626"/>
+          <w:sz w:val="16"/>
+        </w:rPr>
+        <w:t xml:space="preserve">::</w:t>
+      </w:r>
+      <w:r>
+        <w:rPr>
+          <w:rFonts w:ascii="Consolas" w:hAnsi="Consolas"/>
+          <w:color w:val="795E26"/>
+          <w:sz w:val="16"/>
+        </w:rPr>
+        <w:t xml:space="preserve">read</w:t>
+      </w:r>
+      <w:r>
+        <w:rPr>
+          <w:rFonts w:ascii="Consolas" w:hAnsi="Consolas"/>
+          <w:color w:val="262626"/>
+          <w:sz w:val="16"/>
+        </w:rPr>
+        <w:t xml:space="preserve">(</w:t>
+      </w:r>
+      <w:r>
+        <w:br/>
+      </w:r>
+      <w:r>
+        <w:rPr>
+          <w:rFonts w:ascii="Consolas" w:hAnsi="Consolas"/>
+          <w:color w:val="262626"/>
+          <w:sz w:val="16"/>
+        </w:rPr>
+        <w:t xml:space="preserve">    </w:t>
+      </w:r>
+      <w:r>
+        <w:rPr>
+          <w:rFonts w:ascii="Consolas" w:hAnsi="Consolas"/>
+          <w:color w:val="660E7A"/>
+          <w:sz w:val="16"/>
+        </w:rPr>
+        <w:t xml:space="preserve">$request</w:t>
+      </w:r>
+      <w:r>
+        <w:rPr>
+          <w:rFonts w:ascii="Consolas" w:hAnsi="Consolas"/>
+          <w:color w:val="262626"/>
+          <w:sz w:val="16"/>
+        </w:rPr>
+        <w:t xml:space="preserve">-&gt;</w:t>
+      </w:r>
+      <w:r>
+        <w:rPr>
+          <w:rFonts w:ascii="Consolas" w:hAnsi="Consolas"/>
+          <w:color w:val="795E26"/>
+          <w:sz w:val="16"/>
+        </w:rPr>
+        <w:t xml:space="preserve">file</w:t>
+      </w:r>
+      <w:r>
+        <w:rPr>
+          <w:rFonts w:ascii="Consolas" w:hAnsi="Consolas"/>
+          <w:color w:val="262626"/>
+          <w:sz w:val="16"/>
+        </w:rPr>
+        <w:t xml:space="preserve">(</w:t>
+      </w:r>
+      <w:r>
+        <w:rPr>
+          <w:rFonts w:ascii="Consolas" w:hAnsi="Consolas"/>
+          <w:color w:val="00733B"/>
+          <w:sz w:val="16"/>
+        </w:rPr>
+        <w:t xml:space="preserve">'photo'</w:t>
+      </w:r>
+      <w:r>
+        <w:rPr>
+          <w:rFonts w:ascii="Consolas" w:hAnsi="Consolas"/>
+          <w:color w:val="262626"/>
+          <w:sz w:val="16"/>
+        </w:rPr>
+        <w:t xml:space="preserve">)-&gt;</w:t>
+      </w:r>
+      <w:r>
+        <w:rPr>
+          <w:rFonts w:ascii="Consolas" w:hAnsi="Consolas"/>
+          <w:color w:val="795E26"/>
+          <w:sz w:val="16"/>
+        </w:rPr>
+        <w:t xml:space="preserve">getRealPath</w:t>
+      </w:r>
+      <w:r>
+        <w:rPr>
+          <w:rFonts w:ascii="Consolas" w:hAnsi="Consolas"/>
+          <w:color w:val="262626"/>
+          <w:sz w:val="16"/>
+        </w:rPr>
+        <w:t xml:space="preserve">(),</w:t>
+      </w:r>
+      <w:r>
+        <w:br/>
+      </w:r>
+      <w:r>
+        <w:rPr>
+          <w:rFonts w:ascii="Consolas" w:hAnsi="Consolas"/>
+          <w:color w:val="262626"/>
+          <w:sz w:val="16"/>
+        </w:rPr>
+        <w:t xml:space="preserve">)</w:t>
+      </w:r>
+      <w:r>
+        <w:br/>
+      </w:r>
+      <w:r>
+        <w:rPr>
+          <w:rFonts w:ascii="Consolas" w:hAnsi="Consolas"/>
+          <w:color w:val="262626"/>
+          <w:sz w:val="16"/>
+        </w:rPr>
+        <w:t xml:space="preserve">    -&gt;</w:t>
+      </w:r>
+      <w:r>
+        <w:rPr>
+          <w:rFonts w:ascii="Consolas" w:hAnsi="Consolas"/>
+          <w:color w:val="795E26"/>
+          <w:sz w:val="16"/>
+        </w:rPr>
+        <w:t xml:space="preserve">scaleDown</w:t>
+      </w:r>
+      <w:r>
+        <w:rPr>
+          <w:rFonts w:ascii="Consolas" w:hAnsi="Consolas"/>
+          <w:color w:val="262626"/>
+          <w:sz w:val="16"/>
+        </w:rPr>
+        <w:t xml:space="preserve">(</w:t>
+      </w:r>
+      <w:r>
+        <w:rPr>
+          <w:rFonts w:ascii="Consolas" w:hAnsi="Consolas"/>
+          <w:color w:val="660E7A"/>
+          <w:sz w:val="16"/>
+        </w:rPr>
+        <w:t xml:space="preserve">width</w:t>
+      </w:r>
+      <w:r>
+        <w:rPr>
+          <w:rFonts w:ascii="Consolas" w:hAnsi="Consolas"/>
+          <w:color w:val="262626"/>
+          <w:sz w:val="16"/>
+        </w:rPr>
+        <w:t xml:space="preserve">: </w:t>
+      </w:r>
+      <w:r>
+        <w:rPr>
+          <w:rFonts w:ascii="Consolas" w:hAnsi="Consolas"/>
+          <w:color w:val="0073E6"/>
+          <w:sz w:val="16"/>
+        </w:rPr>
+        <w:t xml:space="preserve">1600</w:t>
+      </w:r>
+      <w:r>
+        <w:rPr>
+          <w:rFonts w:ascii="Consolas" w:hAnsi="Consolas"/>
+          <w:color w:val="262626"/>
+          <w:sz w:val="16"/>
+        </w:rPr>
+        <w:t xml:space="preserve">, </w:t>
+      </w:r>
+      <w:r>
+        <w:rPr>
+          <w:rFonts w:ascii="Consolas" w:hAnsi="Consolas"/>
+          <w:color w:val="660E7A"/>
+          <w:sz w:val="16"/>
+        </w:rPr>
+        <w:t xml:space="preserve">height</w:t>
+      </w:r>
+      <w:r>
+        <w:rPr>
+          <w:rFonts w:ascii="Consolas" w:hAnsi="Consolas"/>
+          <w:color w:val="262626"/>
+          <w:sz w:val="16"/>
+        </w:rPr>
+        <w:t xml:space="preserve">: </w:t>
+      </w:r>
+      <w:r>
+        <w:rPr>
+          <w:rFonts w:ascii="Consolas" w:hAnsi="Consolas"/>
+          <w:color w:val="0073E6"/>
+          <w:sz w:val="16"/>
+        </w:rPr>
+        <w:t xml:space="preserve">1600</w:t>
+      </w:r>
+      <w:r>
+        <w:rPr>
+          <w:rFonts w:ascii="Consolas" w:hAnsi="Consolas"/>
+          <w:color w:val="262626"/>
+          <w:sz w:val="16"/>
+        </w:rPr>
+        <w:t xml:space="preserve">)</w:t>
+      </w:r>
+      <w:r>
+        <w:br/>
+      </w:r>
+      <w:r>
+        <w:rPr>
+          <w:rFonts w:ascii="Consolas" w:hAnsi="Consolas"/>
+          <w:color w:val="262626"/>
+          <w:sz w:val="16"/>
+        </w:rPr>
+        <w:t xml:space="preserve">    -&gt;</w:t>
+      </w:r>
+      <w:r>
+        <w:rPr>
+          <w:rFonts w:ascii="Consolas" w:hAnsi="Consolas"/>
+          <w:color w:val="795E26"/>
+          <w:sz w:val="16"/>
+        </w:rPr>
+        <w:t xml:space="preserve">toWebp</w:t>
+      </w:r>
+      <w:r>
+        <w:rPr>
+          <w:rFonts w:ascii="Consolas" w:hAnsi="Consolas"/>
+          <w:color w:val="262626"/>
+          <w:sz w:val="16"/>
+        </w:rPr>
+        <w:t xml:space="preserve">(</w:t>
+      </w:r>
+      <w:r>
+        <w:rPr>
+          <w:rFonts w:ascii="Consolas" w:hAnsi="Consolas"/>
+          <w:color w:val="660E7A"/>
+          <w:sz w:val="16"/>
+        </w:rPr>
+        <w:t xml:space="preserve">quality</w:t>
+      </w:r>
+      <w:r>
+        <w:rPr>
+          <w:rFonts w:ascii="Consolas" w:hAnsi="Consolas"/>
+          <w:color w:val="262626"/>
+          <w:sz w:val="16"/>
+        </w:rPr>
+        <w:t xml:space="preserve">: </w:t>
+      </w:r>
+      <w:r>
+        <w:rPr>
+          <w:rFonts w:ascii="Consolas" w:hAnsi="Consolas"/>
+          <w:color w:val="0073E6"/>
+          <w:sz w:val="16"/>
+        </w:rPr>
+        <w:t xml:space="preserve">82</w:t>
+      </w:r>
+      <w:r>
+        <w:rPr>
+          <w:rFonts w:ascii="Consolas" w:hAnsi="Consolas"/>
+          <w:color w:val="262626"/>
+          <w:sz w:val="16"/>
+        </w:rPr>
+        <w:t xml:space="preserve">);</w:t>
+      </w:r>
+      <w:r>
+        <w:br/>
+      </w:r>
+      <w:r>
+        <w:br/>
+      </w:r>
+      <w:r>
+        <w:rPr>
+          <w:rFonts w:ascii="Consolas" w:hAnsi="Consolas"/>
+          <w:color w:val="660E7A"/>
+          <w:sz w:val="16"/>
+        </w:rPr>
+        <w:t xml:space="preserve">$path</w:t>
+      </w:r>
+      <w:r>
+        <w:rPr>
+          <w:rFonts w:ascii="Consolas" w:hAnsi="Consolas"/>
+          <w:color w:val="262626"/>
+          <w:sz w:val="16"/>
+        </w:rPr>
+        <w:t xml:space="preserve"> = </w:t>
+      </w:r>
+      <w:r>
+        <w:rPr>
+          <w:rFonts w:ascii="Consolas" w:hAnsi="Consolas"/>
+          <w:color w:val="795E26"/>
+          <w:sz w:val="16"/>
+        </w:rPr>
+        <w:t xml:space="preserve">sprintf</w:t>
+      </w:r>
+      <w:r>
+        <w:rPr>
+          <w:rFonts w:ascii="Consolas" w:hAnsi="Consolas"/>
+          <w:color w:val="262626"/>
+          <w:sz w:val="16"/>
+        </w:rPr>
+        <w:t xml:space="preserve">(</w:t>
+      </w:r>
+      <w:r>
+        <w:br/>
+      </w:r>
+      <w:r>
+        <w:rPr>
+          <w:rFonts w:ascii="Consolas" w:hAnsi="Consolas"/>
+          <w:color w:val="262626"/>
+          <w:sz w:val="16"/>
+        </w:rPr>
+        <w:t xml:space="preserve">    </w:t>
+      </w:r>
+      <w:r>
+        <w:rPr>
+          <w:rFonts w:ascii="Consolas" w:hAnsi="Consolas"/>
+          <w:color w:val="00733B"/>
+          <w:sz w:val="16"/>
+        </w:rPr>
+        <w:t xml:space="preserve">'tenants/%d/menus/%s.webp'</w:t>
+      </w:r>
+      <w:r>
+        <w:rPr>
+          <w:rFonts w:ascii="Consolas" w:hAnsi="Consolas"/>
+          <w:color w:val="262626"/>
+          <w:sz w:val="16"/>
+        </w:rPr>
+        <w:t xml:space="preserve">,</w:t>
+      </w:r>
+      <w:r>
+        <w:br/>
+      </w:r>
+      <w:r>
+        <w:rPr>
+          <w:rFonts w:ascii="Consolas" w:hAnsi="Consolas"/>
+          <w:color w:val="262626"/>
+          <w:sz w:val="16"/>
+        </w:rPr>
+        <w:t xml:space="preserve">    </w:t>
+      </w:r>
+      <w:r>
+        <w:rPr>
+          <w:rFonts w:ascii="Consolas" w:hAnsi="Consolas"/>
+          <w:color w:val="660E7A"/>
+          <w:sz w:val="16"/>
+        </w:rPr>
+        <w:t xml:space="preserve">$tenantId</w:t>
+      </w:r>
+      <w:r>
+        <w:rPr>
+          <w:rFonts w:ascii="Consolas" w:hAnsi="Consolas"/>
+          <w:color w:val="262626"/>
+          <w:sz w:val="16"/>
+        </w:rPr>
+        <w:t xml:space="preserve">,</w:t>
+      </w:r>
+      <w:r>
+        <w:br/>
+      </w:r>
+      <w:r>
+        <w:rPr>
+          <w:rFonts w:ascii="Consolas" w:hAnsi="Consolas"/>
+          <w:color w:val="262626"/>
+          <w:sz w:val="16"/>
+        </w:rPr>
+        <w:t xml:space="preserve">    (</w:t>
+      </w:r>
+      <w:r>
+        <w:rPr>
+          <w:rFonts w:ascii="Consolas" w:hAnsi="Consolas"/>
+          <w:b/>
+          <w:color w:val="000080"/>
+          <w:sz w:val="16"/>
+        </w:rPr>
+        <w:t xml:space="preserve">string</w:t>
+      </w:r>
+      <w:r>
+        <w:rPr>
+          <w:rFonts w:ascii="Consolas" w:hAnsi="Consolas"/>
+          <w:color w:val="262626"/>
+          <w:sz w:val="16"/>
+        </w:rPr>
+        <w:t xml:space="preserve">) </w:t>
+      </w:r>
+      <w:r>
+        <w:rPr>
+          <w:rFonts w:ascii="Consolas" w:hAnsi="Consolas"/>
+          <w:color w:val="267F99"/>
+          <w:sz w:val="16"/>
+        </w:rPr>
+        <w:t xml:space="preserve">Str</w:t>
+      </w:r>
+      <w:r>
+        <w:rPr>
+          <w:rFonts w:ascii="Consolas" w:hAnsi="Consolas"/>
+          <w:color w:val="262626"/>
+          <w:sz w:val="16"/>
+        </w:rPr>
+        <w:t xml:space="preserve">::</w:t>
+      </w:r>
+      <w:r>
+        <w:rPr>
+          <w:rFonts w:ascii="Consolas" w:hAnsi="Consolas"/>
+          <w:color w:val="795E26"/>
+          <w:sz w:val="16"/>
+        </w:rPr>
+        <w:t xml:space="preserve">uuid</w:t>
+      </w:r>
+      <w:r>
+        <w:rPr>
+          <w:rFonts w:ascii="Consolas" w:hAnsi="Consolas"/>
+          <w:color w:val="262626"/>
+          <w:sz w:val="16"/>
+        </w:rPr>
+        <w:t xml:space="preserve">(),</w:t>
+      </w:r>
+      <w:r>
+        <w:br/>
+      </w:r>
+      <w:r>
+        <w:rPr>
+          <w:rFonts w:ascii="Consolas" w:hAnsi="Consolas"/>
+          <w:color w:val="262626"/>
+          <w:sz w:val="16"/>
+        </w:rPr>
+        <w:t xml:space="preserve">);</w:t>
+      </w:r>
+      <w:r>
+        <w:br/>
+      </w:r>
+      <w:r>
+        <w:br/>
+      </w:r>
+      <w:r>
+        <w:rPr>
+          <w:rFonts w:ascii="Consolas" w:hAnsi="Consolas"/>
+          <w:color w:val="267F99"/>
+          <w:sz w:val="16"/>
+        </w:rPr>
+        <w:t xml:space="preserve">Storage</w:t>
+      </w:r>
+      <w:r>
+        <w:rPr>
+          <w:rFonts w:ascii="Consolas" w:hAnsi="Consolas"/>
+          <w:color w:val="262626"/>
+          <w:sz w:val="16"/>
+        </w:rPr>
+        <w:t xml:space="preserve">::</w:t>
+      </w:r>
+      <w:r>
+        <w:rPr>
+          <w:rFonts w:ascii="Consolas" w:hAnsi="Consolas"/>
+          <w:color w:val="795E26"/>
+          <w:sz w:val="16"/>
+        </w:rPr>
+        <w:t xml:space="preserve">disk</w:t>
+      </w:r>
+      <w:r>
+        <w:rPr>
+          <w:rFonts w:ascii="Consolas" w:hAnsi="Consolas"/>
+          <w:color w:val="262626"/>
+          <w:sz w:val="16"/>
+        </w:rPr>
+        <w:t xml:space="preserve">(</w:t>
+      </w:r>
+      <w:r>
+        <w:rPr>
+          <w:rFonts w:ascii="Consolas" w:hAnsi="Consolas"/>
+          <w:color w:val="00733B"/>
+          <w:sz w:val="16"/>
+        </w:rPr>
+        <w:t xml:space="preserve">'public'</w:t>
+      </w:r>
+      <w:r>
+        <w:rPr>
+          <w:rFonts w:ascii="Consolas" w:hAnsi="Consolas"/>
+          <w:color w:val="262626"/>
+          <w:sz w:val="16"/>
+        </w:rPr>
+        <w:t xml:space="preserve">)-&gt;</w:t>
+      </w:r>
+      <w:r>
+        <w:rPr>
+          <w:rFonts w:ascii="Consolas" w:hAnsi="Consolas"/>
+          <w:color w:val="795E26"/>
+          <w:sz w:val="16"/>
+        </w:rPr>
+        <w:t xml:space="preserve">put</w:t>
+      </w:r>
+      <w:r>
+        <w:rPr>
+          <w:rFonts w:ascii="Consolas" w:hAnsi="Consolas"/>
+          <w:color w:val="262626"/>
+          <w:sz w:val="16"/>
+        </w:rPr>
+        <w:t xml:space="preserve">(</w:t>
+      </w:r>
+      <w:r>
+        <w:br/>
+      </w:r>
+      <w:r>
+        <w:rPr>
+          <w:rFonts w:ascii="Consolas" w:hAnsi="Consolas"/>
+          <w:color w:val="262626"/>
+          <w:sz w:val="16"/>
+        </w:rPr>
+        <w:t xml:space="preserve">    </w:t>
+      </w:r>
+      <w:r>
+        <w:rPr>
+          <w:rFonts w:ascii="Consolas" w:hAnsi="Consolas"/>
+          <w:color w:val="660E7A"/>
+          <w:sz w:val="16"/>
+        </w:rPr>
+        <w:t xml:space="preserve">$path</w:t>
+      </w:r>
+      <w:r>
+        <w:rPr>
+          <w:rFonts w:ascii="Consolas" w:hAnsi="Consolas"/>
+          <w:color w:val="262626"/>
+          <w:sz w:val="16"/>
+        </w:rPr>
+        <w:t xml:space="preserve">,</w:t>
+      </w:r>
+      <w:r>
+        <w:br/>
+      </w:r>
+      <w:r>
+        <w:rPr>
+          <w:rFonts w:ascii="Consolas" w:hAnsi="Consolas"/>
+          <w:color w:val="262626"/>
+          <w:sz w:val="16"/>
+        </w:rPr>
+        <w:t xml:space="preserve">    (</w:t>
+      </w:r>
+      <w:r>
+        <w:rPr>
+          <w:rFonts w:ascii="Consolas" w:hAnsi="Consolas"/>
+          <w:b/>
+          <w:color w:val="000080"/>
+          <w:sz w:val="16"/>
+        </w:rPr>
+        <w:t xml:space="preserve">string</w:t>
+      </w:r>
+      <w:r>
+        <w:rPr>
+          <w:rFonts w:ascii="Consolas" w:hAnsi="Consolas"/>
+          <w:color w:val="262626"/>
+          <w:sz w:val="16"/>
+        </w:rPr>
+        <w:t xml:space="preserve">) </w:t>
+      </w:r>
+      <w:r>
+        <w:rPr>
+          <w:rFonts w:ascii="Consolas" w:hAnsi="Consolas"/>
+          <w:color w:val="660E7A"/>
+          <w:sz w:val="16"/>
+        </w:rPr>
+        <w:t xml:space="preserve">$encoded</w:t>
+      </w:r>
+      <w:r>
+        <w:rPr>
+          <w:rFonts w:ascii="Consolas" w:hAnsi="Consolas"/>
+          <w:color w:val="262626"/>
+          <w:sz w:val="16"/>
+        </w:rPr>
+        <w:t xml:space="preserve">,</w:t>
+      </w:r>
+      <w:r>
+        <w:br/>
+      </w:r>
+      <w:r>
+        <w:rPr>
+          <w:rFonts w:ascii="Consolas" w:hAnsi="Consolas"/>
+          <w:color w:val="262626"/>
+          <w:sz w:val="16"/>
+        </w:rPr>
+        <w:t xml:space="preserve">);</w:t>
+      </w:r>
+      <w:r>
+        <w:br/>
+      </w:r>
+      <w:r>
+        <w:br/>
+      </w:r>
+      <w:r>
+        <w:rPr>
+          <w:rFonts w:ascii="Consolas" w:hAnsi="Consolas"/>
+          <w:b/>
+          <w:color w:val="000080"/>
+          <w:sz w:val="16"/>
+        </w:rPr>
+        <w:t xml:space="preserve">return</w:t>
+      </w:r>
+      <w:r>
+        <w:rPr>
+          <w:rFonts w:ascii="Consolas" w:hAnsi="Consolas"/>
+          <w:color w:val="262626"/>
+          <w:sz w:val="16"/>
+        </w:rPr>
         <w:t xml:space="preserve"> </w:t>
       </w:r>
       <w:r>
         <w:rPr>
-          <w:rFonts w:ascii="Consolas" w:hAnsi="Consolas" w:eastAsia="Consolas"/>
-          <w:color w:val="D4D4D4"/>
+          <w:rFonts w:ascii="Consolas" w:hAnsi="Consolas"/>
+          <w:color w:val="660E7A"/>
           <w:sz w:val="16"/>
         </w:rPr>
-        <w:t>=</w:t>
-      </w:r>
-      <w:r>
-        <w:rPr>
-          <w:rFonts w:ascii="Consolas" w:hAnsi="Consolas" w:eastAsia="Consolas"/>
-          <w:color w:val="D4D4D4"/>
+        <w:t xml:space="preserve">$path</w:t>
+      </w:r>
+      <w:r>
+        <w:rPr>
+          <w:rFonts w:ascii="Consolas" w:hAnsi="Consolas"/>
+          <w:color w:val="262626"/>
           <w:sz w:val="16"/>
         </w:rPr>
-        <w:t xml:space="preserve"> </w:t>
-      </w:r>
-      <w:r>
-        <w:rPr>
-          <w:rFonts w:ascii="Consolas" w:hAnsi="Consolas" w:eastAsia="Consolas"/>
-          <w:color w:val="4EC9B0"/>
-          <w:sz w:val="16"/>
-        </w:rPr>
-        <w:t>Image</w:t>
-      </w:r>
-      <w:r>
-        <w:rPr>
-          <w:rFonts w:ascii="Consolas" w:hAnsi="Consolas" w:eastAsia="Consolas"/>
-          <w:color w:val="D4D4D4"/>
-          <w:sz w:val="16"/>
-        </w:rPr>
-        <w:t>:</w:t>
-      </w:r>
-      <w:r>
-        <w:rPr>
-          <w:rFonts w:ascii="Consolas" w:hAnsi="Consolas" w:eastAsia="Consolas"/>
-          <w:color w:val="D4D4D4"/>
-          <w:sz w:val="16"/>
-        </w:rPr>
-        <w:t>:</w:t>
-      </w:r>
-      <w:r>
-        <w:rPr>
-          <w:rFonts w:ascii="Consolas" w:hAnsi="Consolas" w:eastAsia="Consolas"/>
-          <w:color w:val="DCDCAA"/>
-          <w:sz w:val="16"/>
-        </w:rPr>
-        <w:t>read</w:t>
-      </w:r>
-      <w:r>
-        <w:rPr>
-          <w:rFonts w:ascii="Consolas" w:hAnsi="Consolas" w:eastAsia="Consolas"/>
-          <w:color w:val="D4D4D4"/>
-          <w:sz w:val="16"/>
-        </w:rPr>
-        <w:t>(</w:t>
-      </w:r>
-      <w:r>
-        <w:rPr>
-          <w:rFonts w:ascii="Consolas" w:hAnsi="Consolas" w:eastAsia="Consolas"/>
-          <w:color w:val="D4D4D4"/>
-          <w:sz w:val="16"/>
-        </w:rPr>
-        <w:br/>
-        <w:t xml:space="preserve">    </w:t>
-      </w:r>
-      <w:r>
-        <w:rPr>
-          <w:rFonts w:ascii="Consolas" w:hAnsi="Consolas" w:eastAsia="Consolas"/>
-          <w:color w:val="9CDCFE"/>
-          <w:sz w:val="16"/>
-        </w:rPr>
-        <w:t>$request</w:t>
-      </w:r>
-      <w:r>
-        <w:rPr>
-          <w:rFonts w:ascii="Consolas" w:hAnsi="Consolas" w:eastAsia="Consolas"/>
-          <w:color w:val="D4D4D4"/>
-          <w:sz w:val="16"/>
-        </w:rPr>
-        <w:t>-</w:t>
-      </w:r>
-      <w:r>
-        <w:rPr>
-          <w:rFonts w:ascii="Consolas" w:hAnsi="Consolas" w:eastAsia="Consolas"/>
-          <w:color w:val="D4D4D4"/>
-          <w:sz w:val="16"/>
-        </w:rPr>
-        <w:t>&gt;</w:t>
-      </w:r>
-      <w:r>
-        <w:rPr>
-          <w:rFonts w:ascii="Consolas" w:hAnsi="Consolas" w:eastAsia="Consolas"/>
-          <w:color w:val="DCDCAA"/>
-          <w:sz w:val="16"/>
-        </w:rPr>
-        <w:t>file</w:t>
-      </w:r>
-      <w:r>
-        <w:rPr>
-          <w:rFonts w:ascii="Consolas" w:hAnsi="Consolas" w:eastAsia="Consolas"/>
-          <w:color w:val="D4D4D4"/>
-          <w:sz w:val="16"/>
-        </w:rPr>
-        <w:t>(</w:t>
-      </w:r>
-      <w:r>
-        <w:rPr>
-          <w:rFonts w:ascii="Consolas" w:hAnsi="Consolas" w:eastAsia="Consolas"/>
-          <w:color w:val="CE9178"/>
-          <w:sz w:val="16"/>
-        </w:rPr>
-        <w:t>'photo'</w:t>
-      </w:r>
-      <w:r>
-        <w:rPr>
-          <w:rFonts w:ascii="Consolas" w:hAnsi="Consolas" w:eastAsia="Consolas"/>
-          <w:color w:val="D4D4D4"/>
-          <w:sz w:val="16"/>
-        </w:rPr>
-        <w:t>)</w:t>
-      </w:r>
-      <w:r>
-        <w:rPr>
-          <w:rFonts w:ascii="Consolas" w:hAnsi="Consolas" w:eastAsia="Consolas"/>
-          <w:color w:val="D4D4D4"/>
-          <w:sz w:val="16"/>
-        </w:rPr>
-        <w:t>-</w:t>
-      </w:r>
-      <w:r>
-        <w:rPr>
-          <w:rFonts w:ascii="Consolas" w:hAnsi="Consolas" w:eastAsia="Consolas"/>
-          <w:color w:val="D4D4D4"/>
-          <w:sz w:val="16"/>
-        </w:rPr>
-        <w:t>&gt;</w:t>
-      </w:r>
-      <w:r>
-        <w:rPr>
-          <w:rFonts w:ascii="Consolas" w:hAnsi="Consolas" w:eastAsia="Consolas"/>
-          <w:color w:val="DCDCAA"/>
-          <w:sz w:val="16"/>
-        </w:rPr>
-        <w:t>getRealPath</w:t>
-      </w:r>
-      <w:r>
-        <w:rPr>
-          <w:rFonts w:ascii="Consolas" w:hAnsi="Consolas" w:eastAsia="Consolas"/>
-          <w:color w:val="D4D4D4"/>
-          <w:sz w:val="16"/>
-        </w:rPr>
-        <w:t>(</w:t>
-      </w:r>
-      <w:r>
-        <w:rPr>
-          <w:rFonts w:ascii="Consolas" w:hAnsi="Consolas" w:eastAsia="Consolas"/>
-          <w:color w:val="D4D4D4"/>
-          <w:sz w:val="16"/>
-        </w:rPr>
-        <w:t>)</w:t>
-      </w:r>
-      <w:r>
-        <w:rPr>
-          <w:rFonts w:ascii="Consolas" w:hAnsi="Consolas" w:eastAsia="Consolas"/>
-          <w:color w:val="D4D4D4"/>
-          <w:sz w:val="16"/>
-        </w:rPr>
-        <w:t>,</w:t>
-      </w:r>
-      <w:r>
-        <w:rPr>
-          <w:rFonts w:ascii="Consolas" w:hAnsi="Consolas" w:eastAsia="Consolas"/>
-          <w:color w:val="D4D4D4"/>
-          <w:sz w:val="16"/>
-        </w:rPr>
-        <w:br/>
-      </w:r>
-      <w:r>
-        <w:rPr>
-          <w:rFonts w:ascii="Consolas" w:hAnsi="Consolas" w:eastAsia="Consolas"/>
-          <w:color w:val="D4D4D4"/>
-          <w:sz w:val="16"/>
-        </w:rPr>
-        <w:t>)</w:t>
-      </w:r>
-      <w:r>
-        <w:rPr>
-          <w:rFonts w:ascii="Consolas" w:hAnsi="Consolas" w:eastAsia="Consolas"/>
-          <w:color w:val="D4D4D4"/>
-          <w:sz w:val="16"/>
-        </w:rPr>
-        <w:br/>
-        <w:t xml:space="preserve">    </w:t>
-      </w:r>
-      <w:r>
-        <w:rPr>
-          <w:rFonts w:ascii="Consolas" w:hAnsi="Consolas" w:eastAsia="Consolas"/>
-          <w:color w:val="D4D4D4"/>
-          <w:sz w:val="16"/>
-        </w:rPr>
-        <w:t>-</w:t>
-      </w:r>
-      <w:r>
-        <w:rPr>
-          <w:rFonts w:ascii="Consolas" w:hAnsi="Consolas" w:eastAsia="Consolas"/>
-          <w:color w:val="D4D4D4"/>
-          <w:sz w:val="16"/>
-        </w:rPr>
-        <w:t>&gt;</w:t>
-      </w:r>
-      <w:r>
-        <w:rPr>
-          <w:rFonts w:ascii="Consolas" w:hAnsi="Consolas" w:eastAsia="Consolas"/>
-          <w:color w:val="DCDCAA"/>
-          <w:sz w:val="16"/>
-        </w:rPr>
-        <w:t>scaleDown</w:t>
-      </w:r>
-      <w:r>
-        <w:rPr>
-          <w:rFonts w:ascii="Consolas" w:hAnsi="Consolas" w:eastAsia="Consolas"/>
-          <w:color w:val="D4D4D4"/>
-          <w:sz w:val="16"/>
-        </w:rPr>
-        <w:t>(</w:t>
-      </w:r>
-      <w:r>
-        <w:rPr>
-          <w:rFonts w:ascii="Consolas" w:hAnsi="Consolas" w:eastAsia="Consolas"/>
-          <w:color w:val="D4D4D4"/>
-          <w:sz w:val="16"/>
-        </w:rPr>
-        <w:t>width</w:t>
-      </w:r>
-      <w:r>
-        <w:rPr>
-          <w:rFonts w:ascii="Consolas" w:hAnsi="Consolas" w:eastAsia="Consolas"/>
-          <w:color w:val="D4D4D4"/>
-          <w:sz w:val="16"/>
-        </w:rPr>
-        <w:t>:</w:t>
-      </w:r>
-      <w:r>
-        <w:rPr>
-          <w:rFonts w:ascii="Consolas" w:hAnsi="Consolas" w:eastAsia="Consolas"/>
-          <w:color w:val="D4D4D4"/>
-          <w:sz w:val="16"/>
-        </w:rPr>
-        <w:t xml:space="preserve"> </w:t>
-      </w:r>
-      <w:r>
-        <w:rPr>
-          <w:rFonts w:ascii="Consolas" w:hAnsi="Consolas" w:eastAsia="Consolas"/>
-          <w:color w:val="D4D4D4"/>
-          <w:sz w:val="16"/>
-        </w:rPr>
-        <w:t>1600</w:t>
-      </w:r>
-      <w:r>
-        <w:rPr>
-          <w:rFonts w:ascii="Consolas" w:hAnsi="Consolas" w:eastAsia="Consolas"/>
-          <w:color w:val="D4D4D4"/>
-          <w:sz w:val="16"/>
-        </w:rPr>
-        <w:t>,</w:t>
-      </w:r>
-      <w:r>
-        <w:rPr>
-          <w:rFonts w:ascii="Consolas" w:hAnsi="Consolas" w:eastAsia="Consolas"/>
-          <w:color w:val="D4D4D4"/>
-          <w:sz w:val="16"/>
-        </w:rPr>
-        <w:t xml:space="preserve"> </w:t>
-      </w:r>
-      <w:r>
-        <w:rPr>
-          <w:rFonts w:ascii="Consolas" w:hAnsi="Consolas" w:eastAsia="Consolas"/>
-          <w:color w:val="D4D4D4"/>
-          <w:sz w:val="16"/>
-        </w:rPr>
-        <w:t>height</w:t>
-      </w:r>
-      <w:r>
-        <w:rPr>
-          <w:rFonts w:ascii="Consolas" w:hAnsi="Consolas" w:eastAsia="Consolas"/>
-          <w:color w:val="D4D4D4"/>
-          <w:sz w:val="16"/>
-        </w:rPr>
-        <w:t>:</w:t>
-      </w:r>
-      <w:r>
-        <w:rPr>
-          <w:rFonts w:ascii="Consolas" w:hAnsi="Consolas" w:eastAsia="Consolas"/>
-          <w:color w:val="D4D4D4"/>
-          <w:sz w:val="16"/>
-        </w:rPr>
-        <w:t xml:space="preserve"> </w:t>
-      </w:r>
-      <w:r>
-        <w:rPr>
-          <w:rFonts w:ascii="Consolas" w:hAnsi="Consolas" w:eastAsia="Consolas"/>
-          <w:color w:val="D4D4D4"/>
-          <w:sz w:val="16"/>
-        </w:rPr>
-        <w:t>1600</w:t>
-      </w:r>
-      <w:r>
-        <w:rPr>
-          <w:rFonts w:ascii="Consolas" w:hAnsi="Consolas" w:eastAsia="Consolas"/>
-          <w:color w:val="D4D4D4"/>
-          <w:sz w:val="16"/>
-        </w:rPr>
-        <w:t>)</w:t>
-      </w:r>
-      <w:r>
-        <w:rPr>
-          <w:rFonts w:ascii="Consolas" w:hAnsi="Consolas" w:eastAsia="Consolas"/>
-          <w:color w:val="D4D4D4"/>
-          <w:sz w:val="16"/>
-        </w:rPr>
-        <w:br/>
-        <w:t xml:space="preserve">    </w:t>
-      </w:r>
-      <w:r>
-        <w:rPr>
-          <w:rFonts w:ascii="Consolas" w:hAnsi="Consolas" w:eastAsia="Consolas"/>
-          <w:color w:val="D4D4D4"/>
-          <w:sz w:val="16"/>
-        </w:rPr>
-        <w:t>-</w:t>
-      </w:r>
-      <w:r>
-        <w:rPr>
-          <w:rFonts w:ascii="Consolas" w:hAnsi="Consolas" w:eastAsia="Consolas"/>
-          <w:color w:val="D4D4D4"/>
-          <w:sz w:val="16"/>
-        </w:rPr>
-        <w:t>&gt;</w:t>
-      </w:r>
-      <w:r>
-        <w:rPr>
-          <w:rFonts w:ascii="Consolas" w:hAnsi="Consolas" w:eastAsia="Consolas"/>
-          <w:color w:val="DCDCAA"/>
-          <w:sz w:val="16"/>
-        </w:rPr>
-        <w:t>toWebp</w:t>
-      </w:r>
-      <w:r>
-        <w:rPr>
-          <w:rFonts w:ascii="Consolas" w:hAnsi="Consolas" w:eastAsia="Consolas"/>
-          <w:color w:val="D4D4D4"/>
-          <w:sz w:val="16"/>
-        </w:rPr>
-        <w:t>(</w:t>
-      </w:r>
-      <w:r>
-        <w:rPr>
-          <w:rFonts w:ascii="Consolas" w:hAnsi="Consolas" w:eastAsia="Consolas"/>
-          <w:color w:val="D4D4D4"/>
-          <w:sz w:val="16"/>
-        </w:rPr>
-        <w:t>quality</w:t>
-      </w:r>
-      <w:r>
-        <w:rPr>
-          <w:rFonts w:ascii="Consolas" w:hAnsi="Consolas" w:eastAsia="Consolas"/>
-          <w:color w:val="D4D4D4"/>
-          <w:sz w:val="16"/>
-        </w:rPr>
-        <w:t>:</w:t>
-      </w:r>
-      <w:r>
-        <w:rPr>
-          <w:rFonts w:ascii="Consolas" w:hAnsi="Consolas" w:eastAsia="Consolas"/>
-          <w:color w:val="D4D4D4"/>
-          <w:sz w:val="16"/>
-        </w:rPr>
-        <w:t xml:space="preserve"> </w:t>
-      </w:r>
-      <w:r>
-        <w:rPr>
-          <w:rFonts w:ascii="Consolas" w:hAnsi="Consolas" w:eastAsia="Consolas"/>
-          <w:color w:val="D4D4D4"/>
-          <w:sz w:val="16"/>
-        </w:rPr>
-        <w:t>82</w:t>
-      </w:r>
-      <w:r>
-        <w:rPr>
-          <w:rFonts w:ascii="Consolas" w:hAnsi="Consolas" w:eastAsia="Consolas"/>
-          <w:color w:val="D4D4D4"/>
-          <w:sz w:val="16"/>
-        </w:rPr>
-        <w:t>)</w:t>
-      </w:r>
-      <w:r>
-        <w:rPr>
-          <w:rFonts w:ascii="Consolas" w:hAnsi="Consolas" w:eastAsia="Consolas"/>
-          <w:color w:val="D4D4D4"/>
-          <w:sz w:val="16"/>
-        </w:rPr>
-        <w:t>;</w:t>
-      </w:r>
-      <w:r>
-        <w:rPr>
-          <w:rFonts w:ascii="Consolas" w:hAnsi="Consolas" w:eastAsia="Consolas"/>
-          <w:color w:val="D4D4D4"/>
-          <w:sz w:val="16"/>
-        </w:rPr>
-        <w:br/>
-        <w:br/>
-      </w:r>
-      <w:r>
-        <w:rPr>
-          <w:rFonts w:ascii="Consolas" w:hAnsi="Consolas" w:eastAsia="Consolas"/>
-          <w:color w:val="9CDCFE"/>
-          <w:sz w:val="16"/>
-        </w:rPr>
-        <w:t>$path</w:t>
-      </w:r>
-      <w:r>
-        <w:rPr>
-          <w:rFonts w:ascii="Consolas" w:hAnsi="Consolas" w:eastAsia="Consolas"/>
-          <w:color w:val="D4D4D4"/>
-          <w:sz w:val="16"/>
-        </w:rPr>
-        <w:t xml:space="preserve"> </w:t>
-      </w:r>
-      <w:r>
-        <w:rPr>
-          <w:rFonts w:ascii="Consolas" w:hAnsi="Consolas" w:eastAsia="Consolas"/>
-          <w:color w:val="D4D4D4"/>
-          <w:sz w:val="16"/>
-        </w:rPr>
-        <w:t>=</w:t>
-      </w:r>
-      <w:r>
-        <w:rPr>
-          <w:rFonts w:ascii="Consolas" w:hAnsi="Consolas" w:eastAsia="Consolas"/>
-          <w:color w:val="D4D4D4"/>
-          <w:sz w:val="16"/>
-        </w:rPr>
-        <w:t xml:space="preserve"> </w:t>
-      </w:r>
-      <w:r>
-        <w:rPr>
-          <w:rFonts w:ascii="Consolas" w:hAnsi="Consolas" w:eastAsia="Consolas"/>
-          <w:color w:val="DCDCAA"/>
-          <w:sz w:val="16"/>
-        </w:rPr>
-        <w:t>sprintf</w:t>
-      </w:r>
-      <w:r>
-        <w:rPr>
-          <w:rFonts w:ascii="Consolas" w:hAnsi="Consolas" w:eastAsia="Consolas"/>
-          <w:color w:val="D4D4D4"/>
-          <w:sz w:val="16"/>
-        </w:rPr>
-        <w:t>(</w:t>
-      </w:r>
-      <w:r>
-        <w:rPr>
-          <w:rFonts w:ascii="Consolas" w:hAnsi="Consolas" w:eastAsia="Consolas"/>
-          <w:color w:val="D4D4D4"/>
-          <w:sz w:val="16"/>
-        </w:rPr>
-        <w:br/>
-        <w:t xml:space="preserve">    </w:t>
-      </w:r>
-      <w:r>
-        <w:rPr>
-          <w:rFonts w:ascii="Consolas" w:hAnsi="Consolas" w:eastAsia="Consolas"/>
-          <w:color w:val="CE9178"/>
-          <w:sz w:val="16"/>
-        </w:rPr>
-        <w:t>'tenants/%d/menus/%s.webp'</w:t>
-      </w:r>
-      <w:r>
-        <w:rPr>
-          <w:rFonts w:ascii="Consolas" w:hAnsi="Consolas" w:eastAsia="Consolas"/>
-          <w:color w:val="D4D4D4"/>
-          <w:sz w:val="16"/>
-        </w:rPr>
-        <w:t>,</w:t>
-      </w:r>
-      <w:r>
-        <w:rPr>
-          <w:rFonts w:ascii="Consolas" w:hAnsi="Consolas" w:eastAsia="Consolas"/>
-          <w:color w:val="D4D4D4"/>
-          <w:sz w:val="16"/>
-        </w:rPr>
-        <w:br/>
-        <w:t xml:space="preserve">    </w:t>
-      </w:r>
-      <w:r>
-        <w:rPr>
-          <w:rFonts w:ascii="Consolas" w:hAnsi="Consolas" w:eastAsia="Consolas"/>
-          <w:color w:val="9CDCFE"/>
-          <w:sz w:val="16"/>
-        </w:rPr>
-        <w:t>$tenantId</w:t>
-      </w:r>
-      <w:r>
-        <w:rPr>
-          <w:rFonts w:ascii="Consolas" w:hAnsi="Consolas" w:eastAsia="Consolas"/>
-          <w:color w:val="D4D4D4"/>
-          <w:sz w:val="16"/>
-        </w:rPr>
-        <w:t>,</w:t>
-      </w:r>
-      <w:r>
-        <w:rPr>
-          <w:rFonts w:ascii="Consolas" w:hAnsi="Consolas" w:eastAsia="Consolas"/>
-          <w:color w:val="D4D4D4"/>
-          <w:sz w:val="16"/>
-        </w:rPr>
-        <w:br/>
-        <w:t xml:space="preserve">    </w:t>
-      </w:r>
-      <w:r>
-        <w:rPr>
-          <w:rFonts w:ascii="Consolas" w:hAnsi="Consolas" w:eastAsia="Consolas"/>
-          <w:color w:val="D4D4D4"/>
-          <w:sz w:val="16"/>
-        </w:rPr>
-        <w:t>(</w:t>
-      </w:r>
-      <w:r>
-        <w:rPr>
-          <w:rFonts w:ascii="Consolas" w:hAnsi="Consolas" w:eastAsia="Consolas"/>
-          <w:color w:val="569CD6"/>
-          <w:sz w:val="16"/>
-        </w:rPr>
-        <w:t>string</w:t>
-      </w:r>
-      <w:r>
-        <w:rPr>
-          <w:rFonts w:ascii="Consolas" w:hAnsi="Consolas" w:eastAsia="Consolas"/>
-          <w:color w:val="D4D4D4"/>
-          <w:sz w:val="16"/>
-        </w:rPr>
-        <w:t>)</w:t>
-      </w:r>
-      <w:r>
-        <w:rPr>
-          <w:rFonts w:ascii="Consolas" w:hAnsi="Consolas" w:eastAsia="Consolas"/>
-          <w:color w:val="D4D4D4"/>
-          <w:sz w:val="16"/>
-        </w:rPr>
-        <w:t xml:space="preserve"> </w:t>
-      </w:r>
-      <w:r>
-        <w:rPr>
-          <w:rFonts w:ascii="Consolas" w:hAnsi="Consolas" w:eastAsia="Consolas"/>
-          <w:color w:val="4EC9B0"/>
-          <w:sz w:val="16"/>
-        </w:rPr>
-        <w:t>Str</w:t>
-      </w:r>
-      <w:r>
-        <w:rPr>
-          <w:rFonts w:ascii="Consolas" w:hAnsi="Consolas" w:eastAsia="Consolas"/>
-          <w:color w:val="D4D4D4"/>
-          <w:sz w:val="16"/>
-        </w:rPr>
-        <w:t>:</w:t>
-      </w:r>
-      <w:r>
-        <w:rPr>
-          <w:rFonts w:ascii="Consolas" w:hAnsi="Consolas" w:eastAsia="Consolas"/>
-          <w:color w:val="D4D4D4"/>
-          <w:sz w:val="16"/>
-        </w:rPr>
-        <w:t>:</w:t>
-      </w:r>
-      <w:r>
-        <w:rPr>
-          <w:rFonts w:ascii="Consolas" w:hAnsi="Consolas" w:eastAsia="Consolas"/>
-          <w:color w:val="DCDCAA"/>
-          <w:sz w:val="16"/>
-        </w:rPr>
-        <w:t>uuid</w:t>
-      </w:r>
-      <w:r>
-        <w:rPr>
-          <w:rFonts w:ascii="Consolas" w:hAnsi="Consolas" w:eastAsia="Consolas"/>
-          <w:color w:val="D4D4D4"/>
-          <w:sz w:val="16"/>
-        </w:rPr>
-        <w:t>(</w:t>
-      </w:r>
-      <w:r>
-        <w:rPr>
-          <w:rFonts w:ascii="Consolas" w:hAnsi="Consolas" w:eastAsia="Consolas"/>
-          <w:color w:val="D4D4D4"/>
-          <w:sz w:val="16"/>
-        </w:rPr>
-        <w:t>)</w:t>
-      </w:r>
-      <w:r>
-        <w:rPr>
-          <w:rFonts w:ascii="Consolas" w:hAnsi="Consolas" w:eastAsia="Consolas"/>
-          <w:color w:val="D4D4D4"/>
-          <w:sz w:val="16"/>
-        </w:rPr>
-        <w:t>,</w:t>
-      </w:r>
-      <w:r>
-        <w:rPr>
-          <w:rFonts w:ascii="Consolas" w:hAnsi="Consolas" w:eastAsia="Consolas"/>
-          <w:color w:val="D4D4D4"/>
-          <w:sz w:val="16"/>
-        </w:rPr>
-        <w:br/>
-      </w:r>
-      <w:r>
-        <w:rPr>
-          <w:rFonts w:ascii="Consolas" w:hAnsi="Consolas" w:eastAsia="Consolas"/>
-          <w:color w:val="D4D4D4"/>
-          <w:sz w:val="16"/>
-        </w:rPr>
-        <w:t>)</w:t>
-      </w:r>
-      <w:r>
-        <w:rPr>
-          <w:rFonts w:ascii="Consolas" w:hAnsi="Consolas" w:eastAsia="Consolas"/>
-          <w:color w:val="D4D4D4"/>
-          <w:sz w:val="16"/>
-        </w:rPr>
-        <w:t>;</w:t>
-      </w:r>
-      <w:r>
-        <w:rPr>
-          <w:rFonts w:ascii="Consolas" w:hAnsi="Consolas" w:eastAsia="Consolas"/>
-          <w:color w:val="D4D4D4"/>
-          <w:sz w:val="16"/>
-        </w:rPr>
-        <w:br/>
-        <w:br/>
-      </w:r>
-      <w:r>
-        <w:rPr>
-          <w:rFonts w:ascii="Consolas" w:hAnsi="Consolas" w:eastAsia="Consolas"/>
-          <w:color w:val="4EC9B0"/>
-          <w:sz w:val="16"/>
-        </w:rPr>
-        <w:t>Storage</w:t>
-      </w:r>
-      <w:r>
-        <w:rPr>
-          <w:rFonts w:ascii="Consolas" w:hAnsi="Consolas" w:eastAsia="Consolas"/>
-          <w:color w:val="D4D4D4"/>
-          <w:sz w:val="16"/>
-        </w:rPr>
-        <w:t>:</w:t>
-      </w:r>
-      <w:r>
-        <w:rPr>
-          <w:rFonts w:ascii="Consolas" w:hAnsi="Consolas" w:eastAsia="Consolas"/>
-          <w:color w:val="D4D4D4"/>
-          <w:sz w:val="16"/>
-        </w:rPr>
-        <w:t>:</w:t>
-      </w:r>
-      <w:r>
-        <w:rPr>
-          <w:rFonts w:ascii="Consolas" w:hAnsi="Consolas" w:eastAsia="Consolas"/>
-          <w:color w:val="DCDCAA"/>
-          <w:sz w:val="16"/>
-        </w:rPr>
-        <w:t>disk</w:t>
-      </w:r>
-      <w:r>
-        <w:rPr>
-          <w:rFonts w:ascii="Consolas" w:hAnsi="Consolas" w:eastAsia="Consolas"/>
-          <w:color w:val="D4D4D4"/>
-          <w:sz w:val="16"/>
-        </w:rPr>
-        <w:t>(</w:t>
-      </w:r>
-      <w:r>
-        <w:rPr>
-          <w:rFonts w:ascii="Consolas" w:hAnsi="Consolas" w:eastAsia="Consolas"/>
-          <w:color w:val="CE9178"/>
-          <w:sz w:val="16"/>
-        </w:rPr>
-        <w:t>'public'</w:t>
-      </w:r>
-      <w:r>
-        <w:rPr>
-          <w:rFonts w:ascii="Consolas" w:hAnsi="Consolas" w:eastAsia="Consolas"/>
-          <w:color w:val="D4D4D4"/>
-          <w:sz w:val="16"/>
-        </w:rPr>
-        <w:t>)</w:t>
-      </w:r>
-      <w:r>
-        <w:rPr>
-          <w:rFonts w:ascii="Consolas" w:hAnsi="Consolas" w:eastAsia="Consolas"/>
-          <w:color w:val="D4D4D4"/>
-          <w:sz w:val="16"/>
-        </w:rPr>
-        <w:t>-</w:t>
-      </w:r>
-      <w:r>
-        <w:rPr>
-          <w:rFonts w:ascii="Consolas" w:hAnsi="Consolas" w:eastAsia="Consolas"/>
-          <w:color w:val="D4D4D4"/>
-          <w:sz w:val="16"/>
-        </w:rPr>
-        <w:t>&gt;</w:t>
-      </w:r>
-      <w:r>
-        <w:rPr>
-          <w:rFonts w:ascii="Consolas" w:hAnsi="Consolas" w:eastAsia="Consolas"/>
-          <w:color w:val="DCDCAA"/>
-          <w:sz w:val="16"/>
-        </w:rPr>
-        <w:t>put</w:t>
-      </w:r>
-      <w:r>
-        <w:rPr>
-          <w:rFonts w:ascii="Consolas" w:hAnsi="Consolas" w:eastAsia="Consolas"/>
-          <w:color w:val="D4D4D4"/>
-          <w:sz w:val="16"/>
-        </w:rPr>
-        <w:t>(</w:t>
-      </w:r>
-      <w:r>
-        <w:rPr>
-          <w:rFonts w:ascii="Consolas" w:hAnsi="Consolas" w:eastAsia="Consolas"/>
-          <w:color w:val="D4D4D4"/>
-          <w:sz w:val="16"/>
-        </w:rPr>
-        <w:br/>
-        <w:t xml:space="preserve">    </w:t>
-      </w:r>
-      <w:r>
-        <w:rPr>
-          <w:rFonts w:ascii="Consolas" w:hAnsi="Consolas" w:eastAsia="Consolas"/>
-          <w:color w:val="9CDCFE"/>
-          <w:sz w:val="16"/>
-        </w:rPr>
-        <w:t>$path</w:t>
-      </w:r>
-      <w:r>
-        <w:rPr>
-          <w:rFonts w:ascii="Consolas" w:hAnsi="Consolas" w:eastAsia="Consolas"/>
-          <w:color w:val="D4D4D4"/>
-          <w:sz w:val="16"/>
-        </w:rPr>
-        <w:t>,</w:t>
-      </w:r>
-      <w:r>
-        <w:rPr>
-          <w:rFonts w:ascii="Consolas" w:hAnsi="Consolas" w:eastAsia="Consolas"/>
-          <w:color w:val="D4D4D4"/>
-          <w:sz w:val="16"/>
-        </w:rPr>
-        <w:br/>
-        <w:t xml:space="preserve">    </w:t>
-      </w:r>
-      <w:r>
-        <w:rPr>
-          <w:rFonts w:ascii="Consolas" w:hAnsi="Consolas" w:eastAsia="Consolas"/>
-          <w:color w:val="D4D4D4"/>
-          <w:sz w:val="16"/>
-        </w:rPr>
-        <w:t>(</w:t>
-      </w:r>
-      <w:r>
-        <w:rPr>
-          <w:rFonts w:ascii="Consolas" w:hAnsi="Consolas" w:eastAsia="Consolas"/>
-          <w:color w:val="569CD6"/>
-          <w:sz w:val="16"/>
-        </w:rPr>
-        <w:t>string</w:t>
-      </w:r>
-      <w:r>
-        <w:rPr>
-          <w:rFonts w:ascii="Consolas" w:hAnsi="Consolas" w:eastAsia="Consolas"/>
-          <w:color w:val="D4D4D4"/>
-          <w:sz w:val="16"/>
-        </w:rPr>
-        <w:t>)</w:t>
-      </w:r>
-      <w:r>
-        <w:rPr>
-          <w:rFonts w:ascii="Consolas" w:hAnsi="Consolas" w:eastAsia="Consolas"/>
-          <w:color w:val="D4D4D4"/>
-          <w:sz w:val="16"/>
-        </w:rPr>
-        <w:t xml:space="preserve"> </w:t>
-      </w:r>
-      <w:r>
-        <w:rPr>
-          <w:rFonts w:ascii="Consolas" w:hAnsi="Consolas" w:eastAsia="Consolas"/>
-          <w:color w:val="9CDCFE"/>
-          <w:sz w:val="16"/>
-        </w:rPr>
-        <w:t>$encoded</w:t>
-      </w:r>
-      <w:r>
-        <w:rPr>
-          <w:rFonts w:ascii="Consolas" w:hAnsi="Consolas" w:eastAsia="Consolas"/>
-          <w:color w:val="D4D4D4"/>
-          <w:sz w:val="16"/>
-        </w:rPr>
-        <w:t>,</w:t>
-      </w:r>
-      <w:r>
-        <w:rPr>
-          <w:rFonts w:ascii="Consolas" w:hAnsi="Consolas" w:eastAsia="Consolas"/>
-          <w:color w:val="D4D4D4"/>
-          <w:sz w:val="16"/>
-        </w:rPr>
-        <w:br/>
-      </w:r>
-      <w:r>
-        <w:rPr>
-          <w:rFonts w:ascii="Consolas" w:hAnsi="Consolas" w:eastAsia="Consolas"/>
-          <w:color w:val="D4D4D4"/>
-          <w:sz w:val="16"/>
-        </w:rPr>
-        <w:t>)</w:t>
-      </w:r>
-      <w:r>
-        <w:rPr>
-          <w:rFonts w:ascii="Consolas" w:hAnsi="Consolas" w:eastAsia="Consolas"/>
-          <w:color w:val="D4D4D4"/>
-          <w:sz w:val="16"/>
-        </w:rPr>
-        <w:t>;</w:t>
-      </w:r>
-      <w:r>
-        <w:rPr>
-          <w:rFonts w:ascii="Consolas" w:hAnsi="Consolas" w:eastAsia="Consolas"/>
-          <w:color w:val="D4D4D4"/>
-          <w:sz w:val="16"/>
-        </w:rPr>
-        <w:br/>
-        <w:br/>
-      </w:r>
-      <w:r>
-        <w:rPr>
-          <w:rFonts w:ascii="Consolas" w:hAnsi="Consolas" w:eastAsia="Consolas"/>
-          <w:color w:val="569CD6"/>
-          <w:sz w:val="16"/>
-        </w:rPr>
-        <w:t>return</w:t>
-      </w:r>
-      <w:r>
-        <w:rPr>
-          <w:rFonts w:ascii="Consolas" w:hAnsi="Consolas" w:eastAsia="Consolas"/>
-          <w:color w:val="D4D4D4"/>
-          <w:sz w:val="16"/>
-        </w:rPr>
-        <w:t xml:space="preserve"> </w:t>
-      </w:r>
-      <w:r>
-        <w:rPr>
-          <w:rFonts w:ascii="Consolas" w:hAnsi="Consolas" w:eastAsia="Consolas"/>
-          <w:color w:val="9CDCFE"/>
-          <w:sz w:val="16"/>
-        </w:rPr>
-        <w:t>$path</w:t>
-      </w:r>
-      <w:r>
-        <w:rPr>
-          <w:rFonts w:ascii="Consolas" w:hAnsi="Consolas" w:eastAsia="Consolas"/>
-          <w:color w:val="D4D4D4"/>
-          <w:sz w:val="16"/>
-        </w:rPr>
-        <w:t>;</w:t>
+        <w:t xml:space="preserve">;</w:t>
       </w:r>
     </w:p>
     <w:p>
       <w:pPr>
         <w:pStyle w:val="CodeHeader"/>
-        <w:shd w:fill="2D2D30"/>
         <w:keepNext/>
         <w:pBdr>
-          <w:left w:val="single" w:sz="4" w:space="8" w:color="2D2D30"/>
+          <w:left w:val="single" w:sz="12" w:space="8" w:color="B8DDE0"/>
         </w:pBdr>
+        <w:shd w:val="clear" w:color="auto" w:fill="E4EAED"/>
       </w:pPr>
       <w:r>
-        <w:t>LANDASAN TEKNIS — app/Queries/PublicMenuCatalog.php   •   PHP</w:t>
+        <w:rPr>
+          <w:rFonts w:ascii="Consolas" w:hAnsi="Consolas"/>
+          <w:b/>
+          <w:color w:val="262626"/>
+          <w:sz w:val="16"/>
+        </w:rPr>
+        <w:t xml:space="preserve">LANDASAN TEKNIS — app/Queries/PublicMenuCatalog.php   •   PHP</w:t>
       </w:r>
     </w:p>
     <w:p>
       <w:pPr>
         <w:pStyle w:val="CodeBlock"/>
-        <w:shd w:fill="1E1E1E"/>
         <w:keepLines/>
         <w:pBdr>
-          <w:left w:val="single" w:sz="4" w:space="8" w:color="1E1E1E"/>
+          <w:left w:val="single" w:sz="12" w:space="8" w:color="B8DDE0"/>
         </w:pBdr>
+        <w:shd w:val="clear" w:color="auto" w:fill="F2F3F7"/>
       </w:pPr>
       <w:r>
         <w:rPr>
-          <w:rFonts w:ascii="Consolas" w:hAnsi="Consolas" w:eastAsia="Consolas"/>
-          <w:color w:val="569CD6"/>
+          <w:rFonts w:ascii="Consolas" w:hAnsi="Consolas"/>
+          <w:b/>
+          <w:color w:val="000080"/>
           <w:sz w:val="16"/>
         </w:rPr>
-        <w:t>return</w:t>
-      </w:r>
-      <w:r>
-        <w:rPr>
-          <w:rFonts w:ascii="Consolas" w:hAnsi="Consolas" w:eastAsia="Consolas"/>
-          <w:color w:val="D4D4D4"/>
+        <w:t xml:space="preserve">return</w:t>
+      </w:r>
+      <w:r>
+        <w:rPr>
+          <w:rFonts w:ascii="Consolas" w:hAnsi="Consolas"/>
+          <w:color w:val="262626"/>
           <w:sz w:val="16"/>
         </w:rPr>
         <w:t xml:space="preserve"> </w:t>
       </w:r>
       <w:r>
         <w:rPr>
-          <w:rFonts w:ascii="Consolas" w:hAnsi="Consolas" w:eastAsia="Consolas"/>
-          <w:color w:val="4EC9B0"/>
+          <w:rFonts w:ascii="Consolas" w:hAnsi="Consolas"/>
+          <w:color w:val="267F99"/>
           <w:sz w:val="16"/>
         </w:rPr>
-        <w:t>Menu</w:t>
-      </w:r>
-      <w:r>
-        <w:rPr>
-          <w:rFonts w:ascii="Consolas" w:hAnsi="Consolas" w:eastAsia="Consolas"/>
-          <w:color w:val="D4D4D4"/>
+        <w:t xml:space="preserve">Menu</w:t>
+      </w:r>
+      <w:r>
+        <w:rPr>
+          <w:rFonts w:ascii="Consolas" w:hAnsi="Consolas"/>
+          <w:color w:val="262626"/>
           <w:sz w:val="16"/>
         </w:rPr>
-        <w:t>:</w:t>
-      </w:r>
-      <w:r>
-        <w:rPr>
-          <w:rFonts w:ascii="Consolas" w:hAnsi="Consolas" w:eastAsia="Consolas"/>
-          <w:color w:val="D4D4D4"/>
+        <w:t xml:space="preserve">::</w:t>
+      </w:r>
+      <w:r>
+        <w:rPr>
+          <w:rFonts w:ascii="Consolas" w:hAnsi="Consolas"/>
+          <w:color w:val="795E26"/>
           <w:sz w:val="16"/>
         </w:rPr>
-        <w:t>:</w:t>
-      </w:r>
-      <w:r>
-        <w:rPr>
-          <w:rFonts w:ascii="Consolas" w:hAnsi="Consolas" w:eastAsia="Consolas"/>
-          <w:color w:val="DCDCAA"/>
+        <w:t xml:space="preserve">withoutGlobalScope</w:t>
+      </w:r>
+      <w:r>
+        <w:rPr>
+          <w:rFonts w:ascii="Consolas" w:hAnsi="Consolas"/>
+          <w:color w:val="262626"/>
           <w:sz w:val="16"/>
         </w:rPr>
-        <w:t>withoutGlobalScope</w:t>
-      </w:r>
-      <w:r>
-        <w:rPr>
-          <w:rFonts w:ascii="Consolas" w:hAnsi="Consolas" w:eastAsia="Consolas"/>
-          <w:color w:val="D4D4D4"/>
+        <w:t xml:space="preserve">(</w:t>
+      </w:r>
+      <w:r>
+        <w:rPr>
+          <w:rFonts w:ascii="Consolas" w:hAnsi="Consolas"/>
+          <w:color w:val="267F99"/>
           <w:sz w:val="16"/>
         </w:rPr>
-        <w:t>(</w:t>
-      </w:r>
-      <w:r>
-        <w:rPr>
-          <w:rFonts w:ascii="Consolas" w:hAnsi="Consolas" w:eastAsia="Consolas"/>
-          <w:color w:val="4EC9B0"/>
+        <w:t xml:space="preserve">TenantScope</w:t>
+      </w:r>
+      <w:r>
+        <w:rPr>
+          <w:rFonts w:ascii="Consolas" w:hAnsi="Consolas"/>
+          <w:color w:val="262626"/>
           <w:sz w:val="16"/>
         </w:rPr>
-        <w:t>TenantScope</w:t>
-      </w:r>
-      <w:r>
-        <w:rPr>
-          <w:rFonts w:ascii="Consolas" w:hAnsi="Consolas" w:eastAsia="Consolas"/>
-          <w:color w:val="D4D4D4"/>
+        <w:t xml:space="preserve">::</w:t>
+      </w:r>
+      <w:r>
+        <w:rPr>
+          <w:rFonts w:ascii="Consolas" w:hAnsi="Consolas"/>
+          <w:b/>
+          <w:color w:val="000080"/>
           <w:sz w:val="16"/>
         </w:rPr>
-        <w:t>:</w:t>
-      </w:r>
-      <w:r>
-        <w:rPr>
-          <w:rFonts w:ascii="Consolas" w:hAnsi="Consolas" w:eastAsia="Consolas"/>
-          <w:color w:val="D4D4D4"/>
+        <w:t xml:space="preserve">class</w:t>
+      </w:r>
+      <w:r>
+        <w:rPr>
+          <w:rFonts w:ascii="Consolas" w:hAnsi="Consolas"/>
+          <w:color w:val="262626"/>
           <w:sz w:val="16"/>
         </w:rPr>
-        <w:t>:</w:t>
-      </w:r>
-      <w:r>
-        <w:rPr>
-          <w:rFonts w:ascii="Consolas" w:hAnsi="Consolas" w:eastAsia="Consolas"/>
-          <w:color w:val="569CD6"/>
+        <w:t xml:space="preserve">)</w:t>
+      </w:r>
+      <w:r>
+        <w:br/>
+      </w:r>
+      <w:r>
+        <w:rPr>
+          <w:rFonts w:ascii="Consolas" w:hAnsi="Consolas"/>
+          <w:color w:val="262626"/>
           <w:sz w:val="16"/>
         </w:rPr>
-        <w:t>class</w:t>
-      </w:r>
-      <w:r>
-        <w:rPr>
-          <w:rFonts w:ascii="Consolas" w:hAnsi="Consolas" w:eastAsia="Consolas"/>
-          <w:color w:val="D4D4D4"/>
+        <w:t xml:space="preserve">    -&gt;</w:t>
+      </w:r>
+      <w:r>
+        <w:rPr>
+          <w:rFonts w:ascii="Consolas" w:hAnsi="Consolas"/>
+          <w:color w:val="795E26"/>
           <w:sz w:val="16"/>
         </w:rPr>
-        <w:t>)</w:t>
-      </w:r>
-      <w:r>
-        <w:rPr>
-          <w:rFonts w:ascii="Consolas" w:hAnsi="Consolas" w:eastAsia="Consolas"/>
-          <w:color w:val="D4D4D4"/>
+        <w:t xml:space="preserve">where</w:t>
+      </w:r>
+      <w:r>
+        <w:rPr>
+          <w:rFonts w:ascii="Consolas" w:hAnsi="Consolas"/>
+          <w:color w:val="262626"/>
           <w:sz w:val="16"/>
         </w:rPr>
+        <w:t xml:space="preserve">(</w:t>
+      </w:r>
+      <w:r>
+        <w:rPr>
+          <w:rFonts w:ascii="Consolas" w:hAnsi="Consolas"/>
+          <w:color w:val="00733B"/>
+          <w:sz w:val="16"/>
+        </w:rPr>
+        <w:t xml:space="preserve">'tenant_id'</w:t>
+      </w:r>
+      <w:r>
+        <w:rPr>
+          <w:rFonts w:ascii="Consolas" w:hAnsi="Consolas"/>
+          <w:color w:val="262626"/>
+          <w:sz w:val="16"/>
+        </w:rPr>
+        <w:t xml:space="preserve">, </w:t>
+      </w:r>
+      <w:r>
+        <w:rPr>
+          <w:rFonts w:ascii="Consolas" w:hAnsi="Consolas"/>
+          <w:color w:val="660E7A"/>
+          <w:sz w:val="16"/>
+        </w:rPr>
+        <w:t xml:space="preserve">$tenantId</w:t>
+      </w:r>
+      <w:r>
+        <w:rPr>
+          <w:rFonts w:ascii="Consolas" w:hAnsi="Consolas"/>
+          <w:color w:val="262626"/>
+          <w:sz w:val="16"/>
+        </w:rPr>
+        <w:t xml:space="preserve">)</w:t>
+      </w:r>
+      <w:r>
         <w:br/>
-        <w:t xml:space="preserve">    </w:t>
-      </w:r>
-      <w:r>
-        <w:rPr>
-          <w:rFonts w:ascii="Consolas" w:hAnsi="Consolas" w:eastAsia="Consolas"/>
-          <w:color w:val="D4D4D4"/>
+      </w:r>
+      <w:r>
+        <w:rPr>
+          <w:rFonts w:ascii="Consolas" w:hAnsi="Consolas"/>
+          <w:color w:val="262626"/>
           <w:sz w:val="16"/>
         </w:rPr>
-        <w:t>-</w:t>
-      </w:r>
-      <w:r>
-        <w:rPr>
-          <w:rFonts w:ascii="Consolas" w:hAnsi="Consolas" w:eastAsia="Consolas"/>
-          <w:color w:val="D4D4D4"/>
+        <w:t xml:space="preserve">    -&gt;</w:t>
+      </w:r>
+      <w:r>
+        <w:rPr>
+          <w:rFonts w:ascii="Consolas" w:hAnsi="Consolas"/>
+          <w:color w:val="795E26"/>
           <w:sz w:val="16"/>
         </w:rPr>
-        <w:t>&gt;</w:t>
-      </w:r>
-      <w:r>
-        <w:rPr>
-          <w:rFonts w:ascii="Consolas" w:hAnsi="Consolas" w:eastAsia="Consolas"/>
-          <w:color w:val="DCDCAA"/>
+        <w:t xml:space="preserve">where</w:t>
+      </w:r>
+      <w:r>
+        <w:rPr>
+          <w:rFonts w:ascii="Consolas" w:hAnsi="Consolas"/>
+          <w:color w:val="262626"/>
           <w:sz w:val="16"/>
         </w:rPr>
-        <w:t>where</w:t>
-      </w:r>
-      <w:r>
-        <w:rPr>
-          <w:rFonts w:ascii="Consolas" w:hAnsi="Consolas" w:eastAsia="Consolas"/>
-          <w:color w:val="D4D4D4"/>
+        <w:t xml:space="preserve">(</w:t>
+      </w:r>
+      <w:r>
+        <w:rPr>
+          <w:rFonts w:ascii="Consolas" w:hAnsi="Consolas"/>
+          <w:color w:val="00733B"/>
           <w:sz w:val="16"/>
         </w:rPr>
-        <w:t>(</w:t>
-      </w:r>
-      <w:r>
-        <w:rPr>
-          <w:rFonts w:ascii="Consolas" w:hAnsi="Consolas" w:eastAsia="Consolas"/>
-          <w:color w:val="CE9178"/>
+        <w:t xml:space="preserve">'is_available'</w:t>
+      </w:r>
+      <w:r>
+        <w:rPr>
+          <w:rFonts w:ascii="Consolas" w:hAnsi="Consolas"/>
+          <w:color w:val="262626"/>
           <w:sz w:val="16"/>
         </w:rPr>
-        <w:t>'tenant_id'</w:t>
-      </w:r>
-      <w:r>
-        <w:rPr>
-          <w:rFonts w:ascii="Consolas" w:hAnsi="Consolas" w:eastAsia="Consolas"/>
-          <w:color w:val="D4D4D4"/>
+        <w:t xml:space="preserve">, </w:t>
+      </w:r>
+      <w:r>
+        <w:rPr>
+          <w:rFonts w:ascii="Consolas" w:hAnsi="Consolas"/>
+          <w:b/>
+          <w:color w:val="000080"/>
           <w:sz w:val="16"/>
         </w:rPr>
-        <w:t>,</w:t>
-      </w:r>
-      <w:r>
-        <w:rPr>
-          <w:rFonts w:ascii="Consolas" w:hAnsi="Consolas" w:eastAsia="Consolas"/>
-          <w:color w:val="D4D4D4"/>
+        <w:t xml:space="preserve">true</w:t>
+      </w:r>
+      <w:r>
+        <w:rPr>
+          <w:rFonts w:ascii="Consolas" w:hAnsi="Consolas"/>
+          <w:color w:val="262626"/>
           <w:sz w:val="16"/>
         </w:rPr>
+        <w:t xml:space="preserve">)</w:t>
+      </w:r>
+      <w:r>
+        <w:br/>
+      </w:r>
+      <w:r>
+        <w:rPr>
+          <w:rFonts w:ascii="Consolas" w:hAnsi="Consolas"/>
+          <w:color w:val="262626"/>
+          <w:sz w:val="16"/>
+        </w:rPr>
+        <w:t xml:space="preserve">    -&gt;</w:t>
+      </w:r>
+      <w:r>
+        <w:rPr>
+          <w:rFonts w:ascii="Consolas" w:hAnsi="Consolas"/>
+          <w:color w:val="795E26"/>
+          <w:sz w:val="16"/>
+        </w:rPr>
+        <w:t xml:space="preserve">whereHas</w:t>
+      </w:r>
+      <w:r>
+        <w:rPr>
+          <w:rFonts w:ascii="Consolas" w:hAnsi="Consolas"/>
+          <w:color w:val="262626"/>
+          <w:sz w:val="16"/>
+        </w:rPr>
+        <w:t xml:space="preserve">(</w:t>
+      </w:r>
+      <w:r>
+        <w:rPr>
+          <w:rFonts w:ascii="Consolas" w:hAnsi="Consolas"/>
+          <w:color w:val="00733B"/>
+          <w:sz w:val="16"/>
+        </w:rPr>
+        <w:t xml:space="preserve">'tenant'</w:t>
+      </w:r>
+      <w:r>
+        <w:rPr>
+          <w:rFonts w:ascii="Consolas" w:hAnsi="Consolas"/>
+          <w:color w:val="262626"/>
+          <w:sz w:val="16"/>
+        </w:rPr>
+        <w:t xml:space="preserve">, </w:t>
+      </w:r>
+      <w:r>
+        <w:rPr>
+          <w:rFonts w:ascii="Consolas" w:hAnsi="Consolas"/>
+          <w:b/>
+          <w:color w:val="000080"/>
+          <w:sz w:val="16"/>
+        </w:rPr>
+        <w:t xml:space="preserve">fn</w:t>
+      </w:r>
+      <w:r>
+        <w:rPr>
+          <w:rFonts w:ascii="Consolas" w:hAnsi="Consolas"/>
+          <w:color w:val="262626"/>
+          <w:sz w:val="16"/>
+        </w:rPr>
+        <w:t xml:space="preserve"> (</w:t>
+      </w:r>
+      <w:r>
+        <w:rPr>
+          <w:rFonts w:ascii="Consolas" w:hAnsi="Consolas"/>
+          <w:color w:val="267F99"/>
+          <w:sz w:val="16"/>
+        </w:rPr>
+        <w:t xml:space="preserve">Builder</w:t>
+      </w:r>
+      <w:r>
+        <w:rPr>
+          <w:rFonts w:ascii="Consolas" w:hAnsi="Consolas"/>
+          <w:color w:val="262626"/>
+          <w:sz w:val="16"/>
+        </w:rPr>
         <w:t xml:space="preserve"> </w:t>
       </w:r>
       <w:r>
         <w:rPr>
-          <w:rFonts w:ascii="Consolas" w:hAnsi="Consolas" w:eastAsia="Consolas"/>
-          <w:color w:val="9CDCFE"/>
+          <w:rFonts w:ascii="Consolas" w:hAnsi="Consolas"/>
+          <w:color w:val="660E7A"/>
           <w:sz w:val="16"/>
         </w:rPr>
-        <w:t>$tenantId</w:t>
-      </w:r>
-      <w:r>
-        <w:rPr>
-          <w:rFonts w:ascii="Consolas" w:hAnsi="Consolas" w:eastAsia="Consolas"/>
-          <w:color w:val="D4D4D4"/>
+        <w:t xml:space="preserve">$query</w:t>
+      </w:r>
+      <w:r>
+        <w:rPr>
+          <w:rFonts w:ascii="Consolas" w:hAnsi="Consolas"/>
+          <w:color w:val="262626"/>
           <w:sz w:val="16"/>
         </w:rPr>
-        <w:t>)</w:t>
-      </w:r>
-      <w:r>
-        <w:rPr>
-          <w:rFonts w:ascii="Consolas" w:hAnsi="Consolas" w:eastAsia="Consolas"/>
-          <w:color w:val="D4D4D4"/>
+        <w:t xml:space="preserve">) =&gt; </w:t>
+      </w:r>
+      <w:r>
+        <w:rPr>
+          <w:rFonts w:ascii="Consolas" w:hAnsi="Consolas"/>
+          <w:color w:val="660E7A"/>
           <w:sz w:val="16"/>
         </w:rPr>
+        <w:t xml:space="preserve">$query</w:t>
+      </w:r>
+      <w:r>
         <w:br/>
-        <w:t xml:space="preserve">    </w:t>
-      </w:r>
-      <w:r>
-        <w:rPr>
-          <w:rFonts w:ascii="Consolas" w:hAnsi="Consolas" w:eastAsia="Consolas"/>
-          <w:color w:val="D4D4D4"/>
+      </w:r>
+      <w:r>
+        <w:rPr>
+          <w:rFonts w:ascii="Consolas" w:hAnsi="Consolas"/>
+          <w:color w:val="262626"/>
           <w:sz w:val="16"/>
         </w:rPr>
-        <w:t>-</w:t>
-      </w:r>
-      <w:r>
-        <w:rPr>
-          <w:rFonts w:ascii="Consolas" w:hAnsi="Consolas" w:eastAsia="Consolas"/>
-          <w:color w:val="D4D4D4"/>
+        <w:t xml:space="preserve">        -&gt;</w:t>
+      </w:r>
+      <w:r>
+        <w:rPr>
+          <w:rFonts w:ascii="Consolas" w:hAnsi="Consolas"/>
+          <w:color w:val="795E26"/>
           <w:sz w:val="16"/>
         </w:rPr>
-        <w:t>&gt;</w:t>
-      </w:r>
-      <w:r>
-        <w:rPr>
-          <w:rFonts w:ascii="Consolas" w:hAnsi="Consolas" w:eastAsia="Consolas"/>
-          <w:color w:val="DCDCAA"/>
+        <w:t xml:space="preserve">where</w:t>
+      </w:r>
+      <w:r>
+        <w:rPr>
+          <w:rFonts w:ascii="Consolas" w:hAnsi="Consolas"/>
+          <w:color w:val="262626"/>
           <w:sz w:val="16"/>
         </w:rPr>
-        <w:t>where</w:t>
-      </w:r>
-      <w:r>
-        <w:rPr>
-          <w:rFonts w:ascii="Consolas" w:hAnsi="Consolas" w:eastAsia="Consolas"/>
-          <w:color w:val="D4D4D4"/>
+        <w:t xml:space="preserve">(</w:t>
+      </w:r>
+      <w:r>
+        <w:rPr>
+          <w:rFonts w:ascii="Consolas" w:hAnsi="Consolas"/>
+          <w:color w:val="00733B"/>
           <w:sz w:val="16"/>
         </w:rPr>
-        <w:t>(</w:t>
-      </w:r>
-      <w:r>
-        <w:rPr>
-          <w:rFonts w:ascii="Consolas" w:hAnsi="Consolas" w:eastAsia="Consolas"/>
-          <w:color w:val="CE9178"/>
+        <w:t xml:space="preserve">'canteen_id'</w:t>
+      </w:r>
+      <w:r>
+        <w:rPr>
+          <w:rFonts w:ascii="Consolas" w:hAnsi="Consolas"/>
+          <w:color w:val="262626"/>
           <w:sz w:val="16"/>
         </w:rPr>
-        <w:t>'is_available'</w:t>
-      </w:r>
-      <w:r>
-        <w:rPr>
-          <w:rFonts w:ascii="Consolas" w:hAnsi="Consolas" w:eastAsia="Consolas"/>
-          <w:color w:val="D4D4D4"/>
+        <w:t xml:space="preserve">, </w:t>
+      </w:r>
+      <w:r>
+        <w:rPr>
+          <w:rFonts w:ascii="Consolas" w:hAnsi="Consolas"/>
+          <w:color w:val="660E7A"/>
           <w:sz w:val="16"/>
         </w:rPr>
-        <w:t>,</w:t>
-      </w:r>
-      <w:r>
-        <w:rPr>
-          <w:rFonts w:ascii="Consolas" w:hAnsi="Consolas" w:eastAsia="Consolas"/>
-          <w:color w:val="D4D4D4"/>
+        <w:t xml:space="preserve">$canteenId</w:t>
+      </w:r>
+      <w:r>
+        <w:rPr>
+          <w:rFonts w:ascii="Consolas" w:hAnsi="Consolas"/>
+          <w:color w:val="262626"/>
           <w:sz w:val="16"/>
         </w:rPr>
-        <w:t xml:space="preserve"> </w:t>
-      </w:r>
-      <w:r>
-        <w:rPr>
-          <w:rFonts w:ascii="Consolas" w:hAnsi="Consolas" w:eastAsia="Consolas"/>
-          <w:color w:val="569CD6"/>
+        <w:t xml:space="preserve">)</w:t>
+      </w:r>
+      <w:r>
+        <w:br/>
+      </w:r>
+      <w:r>
+        <w:rPr>
+          <w:rFonts w:ascii="Consolas" w:hAnsi="Consolas"/>
+          <w:color w:val="262626"/>
           <w:sz w:val="16"/>
         </w:rPr>
-        <w:t>true</w:t>
-      </w:r>
-      <w:r>
-        <w:rPr>
-          <w:rFonts w:ascii="Consolas" w:hAnsi="Consolas" w:eastAsia="Consolas"/>
-          <w:color w:val="D4D4D4"/>
+        <w:t xml:space="preserve">        -&gt;</w:t>
+      </w:r>
+      <w:r>
+        <w:rPr>
+          <w:rFonts w:ascii="Consolas" w:hAnsi="Consolas"/>
+          <w:color w:val="795E26"/>
           <w:sz w:val="16"/>
         </w:rPr>
-        <w:t>)</w:t>
-      </w:r>
-      <w:r>
-        <w:rPr>
-          <w:rFonts w:ascii="Consolas" w:hAnsi="Consolas" w:eastAsia="Consolas"/>
-          <w:color w:val="D4D4D4"/>
+        <w:t xml:space="preserve">where</w:t>
+      </w:r>
+      <w:r>
+        <w:rPr>
+          <w:rFonts w:ascii="Consolas" w:hAnsi="Consolas"/>
+          <w:color w:val="262626"/>
           <w:sz w:val="16"/>
         </w:rPr>
+        <w:t xml:space="preserve">(</w:t>
+      </w:r>
+      <w:r>
+        <w:rPr>
+          <w:rFonts w:ascii="Consolas" w:hAnsi="Consolas"/>
+          <w:color w:val="00733B"/>
+          <w:sz w:val="16"/>
+        </w:rPr>
+        <w:t xml:space="preserve">'is_active'</w:t>
+      </w:r>
+      <w:r>
+        <w:rPr>
+          <w:rFonts w:ascii="Consolas" w:hAnsi="Consolas"/>
+          <w:color w:val="262626"/>
+          <w:sz w:val="16"/>
+        </w:rPr>
+        <w:t xml:space="preserve">, </w:t>
+      </w:r>
+      <w:r>
+        <w:rPr>
+          <w:rFonts w:ascii="Consolas" w:hAnsi="Consolas"/>
+          <w:b/>
+          <w:color w:val="000080"/>
+          <w:sz w:val="16"/>
+        </w:rPr>
+        <w:t xml:space="preserve">true</w:t>
+      </w:r>
+      <w:r>
+        <w:rPr>
+          <w:rFonts w:ascii="Consolas" w:hAnsi="Consolas"/>
+          <w:color w:val="262626"/>
+          <w:sz w:val="16"/>
+        </w:rPr>
+        <w:t xml:space="preserve">))</w:t>
+      </w:r>
+      <w:r>
         <w:br/>
-        <w:t xml:space="preserve">    </w:t>
-      </w:r>
-      <w:r>
-        <w:rPr>
-          <w:rFonts w:ascii="Consolas" w:hAnsi="Consolas" w:eastAsia="Consolas"/>
-          <w:color w:val="D4D4D4"/>
+      </w:r>
+      <w:r>
+        <w:rPr>
+          <w:rFonts w:ascii="Consolas" w:hAnsi="Consolas"/>
+          <w:color w:val="262626"/>
           <w:sz w:val="16"/>
         </w:rPr>
-        <w:t>-</w:t>
-      </w:r>
-      <w:r>
-        <w:rPr>
-          <w:rFonts w:ascii="Consolas" w:hAnsi="Consolas" w:eastAsia="Consolas"/>
-          <w:color w:val="D4D4D4"/>
+        <w:t xml:space="preserve">    -&gt;</w:t>
+      </w:r>
+      <w:r>
+        <w:rPr>
+          <w:rFonts w:ascii="Consolas" w:hAnsi="Consolas"/>
+          <w:color w:val="795E26"/>
           <w:sz w:val="16"/>
         </w:rPr>
-        <w:t>&gt;</w:t>
-      </w:r>
-      <w:r>
-        <w:rPr>
-          <w:rFonts w:ascii="Consolas" w:hAnsi="Consolas" w:eastAsia="Consolas"/>
-          <w:color w:val="DCDCAA"/>
+        <w:t xml:space="preserve">with</w:t>
+      </w:r>
+      <w:r>
+        <w:rPr>
+          <w:rFonts w:ascii="Consolas" w:hAnsi="Consolas"/>
+          <w:color w:val="262626"/>
           <w:sz w:val="16"/>
         </w:rPr>
-        <w:t>whereHas</w:t>
-      </w:r>
-      <w:r>
-        <w:rPr>
-          <w:rFonts w:ascii="Consolas" w:hAnsi="Consolas" w:eastAsia="Consolas"/>
-          <w:color w:val="D4D4D4"/>
+        <w:t xml:space="preserve">([</w:t>
+      </w:r>
+      <w:r>
+        <w:br/>
+      </w:r>
+      <w:r>
+        <w:rPr>
+          <w:rFonts w:ascii="Consolas" w:hAnsi="Consolas"/>
+          <w:color w:val="262626"/>
           <w:sz w:val="16"/>
         </w:rPr>
-        <w:t>(</w:t>
-      </w:r>
-      <w:r>
-        <w:rPr>
-          <w:rFonts w:ascii="Consolas" w:hAnsi="Consolas" w:eastAsia="Consolas"/>
-          <w:color w:val="CE9178"/>
+        <w:t xml:space="preserve">        </w:t>
+      </w:r>
+      <w:r>
+        <w:rPr>
+          <w:rFonts w:ascii="Consolas" w:hAnsi="Consolas"/>
+          <w:color w:val="00733B"/>
           <w:sz w:val="16"/>
         </w:rPr>
-        <w:t>'tenant'</w:t>
-      </w:r>
-      <w:r>
-        <w:rPr>
-          <w:rFonts w:ascii="Consolas" w:hAnsi="Consolas" w:eastAsia="Consolas"/>
-          <w:color w:val="D4D4D4"/>
+        <w:t xml:space="preserve">'category:id,name'</w:t>
+      </w:r>
+      <w:r>
+        <w:rPr>
+          <w:rFonts w:ascii="Consolas" w:hAnsi="Consolas"/>
+          <w:color w:val="262626"/>
           <w:sz w:val="16"/>
         </w:rPr>
-        <w:t>,</w:t>
-      </w:r>
-      <w:r>
-        <w:rPr>
-          <w:rFonts w:ascii="Consolas" w:hAnsi="Consolas" w:eastAsia="Consolas"/>
-          <w:color w:val="D4D4D4"/>
+        <w:t xml:space="preserve">,</w:t>
+      </w:r>
+      <w:r>
+        <w:br/>
+      </w:r>
+      <w:r>
+        <w:rPr>
+          <w:rFonts w:ascii="Consolas" w:hAnsi="Consolas"/>
+          <w:color w:val="262626"/>
           <w:sz w:val="16"/>
         </w:rPr>
-        <w:t xml:space="preserve"> </w:t>
-      </w:r>
-      <w:r>
-        <w:rPr>
-          <w:rFonts w:ascii="Consolas" w:hAnsi="Consolas" w:eastAsia="Consolas"/>
-          <w:color w:val="569CD6"/>
+        <w:t xml:space="preserve">        </w:t>
+      </w:r>
+      <w:r>
+        <w:rPr>
+          <w:rFonts w:ascii="Consolas" w:hAnsi="Consolas"/>
+          <w:color w:val="00733B"/>
           <w:sz w:val="16"/>
         </w:rPr>
-        <w:t>fn</w:t>
-      </w:r>
-      <w:r>
-        <w:rPr>
-          <w:rFonts w:ascii="Consolas" w:hAnsi="Consolas" w:eastAsia="Consolas"/>
-          <w:color w:val="D4D4D4"/>
+        <w:t xml:space="preserve">'modifierGroups.options'</w:t>
+      </w:r>
+      <w:r>
+        <w:rPr>
+          <w:rFonts w:ascii="Consolas" w:hAnsi="Consolas"/>
+          <w:color w:val="262626"/>
           <w:sz w:val="16"/>
         </w:rPr>
-        <w:t xml:space="preserve"> </w:t>
-      </w:r>
-      <w:r>
-        <w:rPr>
-          <w:rFonts w:ascii="Consolas" w:hAnsi="Consolas" w:eastAsia="Consolas"/>
-          <w:color w:val="D4D4D4"/>
+        <w:t xml:space="preserve">,</w:t>
+      </w:r>
+      <w:r>
+        <w:br/>
+      </w:r>
+      <w:r>
+        <w:rPr>
+          <w:rFonts w:ascii="Consolas" w:hAnsi="Consolas"/>
+          <w:color w:val="262626"/>
           <w:sz w:val="16"/>
         </w:rPr>
-        <w:t>(</w:t>
-      </w:r>
-      <w:r>
-        <w:rPr>
-          <w:rFonts w:ascii="Consolas" w:hAnsi="Consolas" w:eastAsia="Consolas"/>
-          <w:color w:val="4EC9B0"/>
+        <w:t xml:space="preserve">    ])</w:t>
+      </w:r>
+      <w:r>
+        <w:br/>
+      </w:r>
+      <w:r>
+        <w:rPr>
+          <w:rFonts w:ascii="Consolas" w:hAnsi="Consolas"/>
+          <w:color w:val="262626"/>
           <w:sz w:val="16"/>
         </w:rPr>
-        <w:t>Builder</w:t>
-      </w:r>
-      <w:r>
-        <w:rPr>
-          <w:rFonts w:ascii="Consolas" w:hAnsi="Consolas" w:eastAsia="Consolas"/>
-          <w:color w:val="D4D4D4"/>
+        <w:t xml:space="preserve">    -&gt;</w:t>
+      </w:r>
+      <w:r>
+        <w:rPr>
+          <w:rFonts w:ascii="Consolas" w:hAnsi="Consolas"/>
+          <w:color w:val="795E26"/>
           <w:sz w:val="16"/>
         </w:rPr>
-        <w:t xml:space="preserve"> </w:t>
-      </w:r>
-      <w:r>
-        <w:rPr>
-          <w:rFonts w:ascii="Consolas" w:hAnsi="Consolas" w:eastAsia="Consolas"/>
-          <w:color w:val="9CDCFE"/>
+        <w:t xml:space="preserve">orderBy</w:t>
+      </w:r>
+      <w:r>
+        <w:rPr>
+          <w:rFonts w:ascii="Consolas" w:hAnsi="Consolas"/>
+          <w:color w:val="262626"/>
           <w:sz w:val="16"/>
         </w:rPr>
-        <w:t>$query</w:t>
-      </w:r>
-      <w:r>
-        <w:rPr>
-          <w:rFonts w:ascii="Consolas" w:hAnsi="Consolas" w:eastAsia="Consolas"/>
-          <w:color w:val="D4D4D4"/>
+        <w:t xml:space="preserve">(</w:t>
+      </w:r>
+      <w:r>
+        <w:rPr>
+          <w:rFonts w:ascii="Consolas" w:hAnsi="Consolas"/>
+          <w:color w:val="00733B"/>
           <w:sz w:val="16"/>
         </w:rPr>
-        <w:t>)</w:t>
-      </w:r>
-      <w:r>
-        <w:rPr>
-          <w:rFonts w:ascii="Consolas" w:hAnsi="Consolas" w:eastAsia="Consolas"/>
-          <w:color w:val="D4D4D4"/>
+        <w:t xml:space="preserve">'name'</w:t>
+      </w:r>
+      <w:r>
+        <w:rPr>
+          <w:rFonts w:ascii="Consolas" w:hAnsi="Consolas"/>
+          <w:color w:val="262626"/>
           <w:sz w:val="16"/>
         </w:rPr>
-        <w:t xml:space="preserve"> </w:t>
-      </w:r>
-      <w:r>
-        <w:rPr>
-          <w:rFonts w:ascii="Consolas" w:hAnsi="Consolas" w:eastAsia="Consolas"/>
-          <w:color w:val="D4D4D4"/>
+        <w:t xml:space="preserve">)</w:t>
+      </w:r>
+      <w:r>
+        <w:br/>
+      </w:r>
+      <w:r>
+        <w:rPr>
+          <w:rFonts w:ascii="Consolas" w:hAnsi="Consolas"/>
+          <w:color w:val="262626"/>
           <w:sz w:val="16"/>
         </w:rPr>
-        <w:t>=</w:t>
-      </w:r>
-      <w:r>
-        <w:rPr>
-          <w:rFonts w:ascii="Consolas" w:hAnsi="Consolas" w:eastAsia="Consolas"/>
-          <w:color w:val="D4D4D4"/>
+        <w:t xml:space="preserve">    -&gt;</w:t>
+      </w:r>
+      <w:r>
+        <w:rPr>
+          <w:rFonts w:ascii="Consolas" w:hAnsi="Consolas"/>
+          <w:color w:val="795E26"/>
           <w:sz w:val="16"/>
         </w:rPr>
-        <w:t>&gt;</w:t>
-      </w:r>
-      <w:r>
-        <w:rPr>
-          <w:rFonts w:ascii="Consolas" w:hAnsi="Consolas" w:eastAsia="Consolas"/>
-          <w:color w:val="D4D4D4"/>
+        <w:t xml:space="preserve">paginate</w:t>
+      </w:r>
+      <w:r>
+        <w:rPr>
+          <w:rFonts w:ascii="Consolas" w:hAnsi="Consolas"/>
+          <w:color w:val="262626"/>
           <w:sz w:val="16"/>
         </w:rPr>
-        <w:t xml:space="preserve"> </w:t>
-      </w:r>
-      <w:r>
-        <w:rPr>
-          <w:rFonts w:ascii="Consolas" w:hAnsi="Consolas" w:eastAsia="Consolas"/>
-          <w:color w:val="9CDCFE"/>
+        <w:t xml:space="preserve">(</w:t>
+      </w:r>
+      <w:r>
+        <w:rPr>
+          <w:rFonts w:ascii="Consolas" w:hAnsi="Consolas"/>
+          <w:color w:val="0073E6"/>
           <w:sz w:val="16"/>
         </w:rPr>
-        <w:t>$query</w:t>
-      </w:r>
-      <w:r>
-        <w:rPr>
-          <w:rFonts w:ascii="Consolas" w:hAnsi="Consolas" w:eastAsia="Consolas"/>
-          <w:color w:val="D4D4D4"/>
+        <w:t xml:space="preserve">24</w:t>
+      </w:r>
+      <w:r>
+        <w:rPr>
+          <w:rFonts w:ascii="Consolas" w:hAnsi="Consolas"/>
+          <w:color w:val="262626"/>
           <w:sz w:val="16"/>
         </w:rPr>
+        <w:t xml:space="preserve">)</w:t>
+      </w:r>
+      <w:r>
         <w:br/>
-        <w:t xml:space="preserve">        </w:t>
-      </w:r>
-      <w:r>
-        <w:rPr>
-          <w:rFonts w:ascii="Consolas" w:hAnsi="Consolas" w:eastAsia="Consolas"/>
-          <w:color w:val="D4D4D4"/>
+      </w:r>
+      <w:r>
+        <w:rPr>
+          <w:rFonts w:ascii="Consolas" w:hAnsi="Consolas"/>
+          <w:color w:val="262626"/>
           <w:sz w:val="16"/>
         </w:rPr>
-        <w:t>-</w:t>
-      </w:r>
-      <w:r>
-        <w:rPr>
-          <w:rFonts w:ascii="Consolas" w:hAnsi="Consolas" w:eastAsia="Consolas"/>
-          <w:color w:val="D4D4D4"/>
+        <w:t xml:space="preserve">    -&gt;</w:t>
+      </w:r>
+      <w:r>
+        <w:rPr>
+          <w:rFonts w:ascii="Consolas" w:hAnsi="Consolas"/>
+          <w:color w:val="795E26"/>
           <w:sz w:val="16"/>
         </w:rPr>
-        <w:t>&gt;</w:t>
-      </w:r>
-      <w:r>
-        <w:rPr>
-          <w:rFonts w:ascii="Consolas" w:hAnsi="Consolas" w:eastAsia="Consolas"/>
-          <w:color w:val="DCDCAA"/>
+        <w:t xml:space="preserve">withQueryString</w:t>
+      </w:r>
+      <w:r>
+        <w:rPr>
+          <w:rFonts w:ascii="Consolas" w:hAnsi="Consolas"/>
+          <w:color w:val="262626"/>
           <w:sz w:val="16"/>
         </w:rPr>
-        <w:t>where</w:t>
-      </w:r>
-      <w:r>
-        <w:rPr>
-          <w:rFonts w:ascii="Consolas" w:hAnsi="Consolas" w:eastAsia="Consolas"/>
-          <w:color w:val="D4D4D4"/>
-          <w:sz w:val="16"/>
-        </w:rPr>
-        <w:t>(</w:t>
-      </w:r>
-      <w:r>
-        <w:rPr>
-          <w:rFonts w:ascii="Consolas" w:hAnsi="Consolas" w:eastAsia="Consolas"/>
-          <w:color w:val="CE9178"/>
-          <w:sz w:val="16"/>
-        </w:rPr>
-        <w:t>'canteen_id'</w:t>
-      </w:r>
-      <w:r>
-        <w:rPr>
-          <w:rFonts w:ascii="Consolas" w:hAnsi="Consolas" w:eastAsia="Consolas"/>
-          <w:color w:val="D4D4D4"/>
-          <w:sz w:val="16"/>
-        </w:rPr>
-        <w:t>,</w:t>
-      </w:r>
-      <w:r>
-        <w:rPr>
-          <w:rFonts w:ascii="Consolas" w:hAnsi="Consolas" w:eastAsia="Consolas"/>
-          <w:color w:val="D4D4D4"/>
-          <w:sz w:val="16"/>
-        </w:rPr>
-        <w:t xml:space="preserve"> </w:t>
-      </w:r>
-      <w:r>
-        <w:rPr>
-          <w:rFonts w:ascii="Consolas" w:hAnsi="Consolas" w:eastAsia="Consolas"/>
-          <w:color w:val="9CDCFE"/>
-          <w:sz w:val="16"/>
-        </w:rPr>
-        <w:t>$canteenId</w:t>
-      </w:r>
-      <w:r>
-        <w:rPr>
-          <w:rFonts w:ascii="Consolas" w:hAnsi="Consolas" w:eastAsia="Consolas"/>
-          <w:color w:val="D4D4D4"/>
-          <w:sz w:val="16"/>
-        </w:rPr>
-        <w:t>)</w:t>
-      </w:r>
-      <w:r>
-        <w:rPr>
-          <w:rFonts w:ascii="Consolas" w:hAnsi="Consolas" w:eastAsia="Consolas"/>
-          <w:color w:val="D4D4D4"/>
-          <w:sz w:val="16"/>
-        </w:rPr>
-        <w:br/>
-        <w:t xml:space="preserve">        </w:t>
-      </w:r>
-      <w:r>
-        <w:rPr>
-          <w:rFonts w:ascii="Consolas" w:hAnsi="Consolas" w:eastAsia="Consolas"/>
-          <w:color w:val="D4D4D4"/>
-          <w:sz w:val="16"/>
-        </w:rPr>
-        <w:t>-</w:t>
-      </w:r>
-      <w:r>
-        <w:rPr>
-          <w:rFonts w:ascii="Consolas" w:hAnsi="Consolas" w:eastAsia="Consolas"/>
-          <w:color w:val="D4D4D4"/>
-          <w:sz w:val="16"/>
-        </w:rPr>
-        <w:t>&gt;</w:t>
-      </w:r>
-      <w:r>
-        <w:rPr>
-          <w:rFonts w:ascii="Consolas" w:hAnsi="Consolas" w:eastAsia="Consolas"/>
-          <w:color w:val="DCDCAA"/>
-          <w:sz w:val="16"/>
-        </w:rPr>
-        <w:t>where</w:t>
-      </w:r>
-      <w:r>
-        <w:rPr>
-          <w:rFonts w:ascii="Consolas" w:hAnsi="Consolas" w:eastAsia="Consolas"/>
-          <w:color w:val="D4D4D4"/>
-          <w:sz w:val="16"/>
-        </w:rPr>
-        <w:t>(</w:t>
-      </w:r>
-      <w:r>
-        <w:rPr>
-          <w:rFonts w:ascii="Consolas" w:hAnsi="Consolas" w:eastAsia="Consolas"/>
-          <w:color w:val="CE9178"/>
-          <w:sz w:val="16"/>
-        </w:rPr>
-        <w:t>'is_active'</w:t>
-      </w:r>
-      <w:r>
-        <w:rPr>
-          <w:rFonts w:ascii="Consolas" w:hAnsi="Consolas" w:eastAsia="Consolas"/>
-          <w:color w:val="D4D4D4"/>
-          <w:sz w:val="16"/>
-        </w:rPr>
-        <w:t>,</w:t>
-      </w:r>
-      <w:r>
-        <w:rPr>
-          <w:rFonts w:ascii="Consolas" w:hAnsi="Consolas" w:eastAsia="Consolas"/>
-          <w:color w:val="D4D4D4"/>
-          <w:sz w:val="16"/>
-        </w:rPr>
-        <w:t xml:space="preserve"> </w:t>
-      </w:r>
-      <w:r>
-        <w:rPr>
-          <w:rFonts w:ascii="Consolas" w:hAnsi="Consolas" w:eastAsia="Consolas"/>
-          <w:color w:val="569CD6"/>
-          <w:sz w:val="16"/>
-        </w:rPr>
-        <w:t>true</w:t>
-      </w:r>
-      <w:r>
-        <w:rPr>
-          <w:rFonts w:ascii="Consolas" w:hAnsi="Consolas" w:eastAsia="Consolas"/>
-          <w:color w:val="D4D4D4"/>
-          <w:sz w:val="16"/>
-        </w:rPr>
-        <w:t>)</w:t>
-      </w:r>
-      <w:r>
-        <w:rPr>
-          <w:rFonts w:ascii="Consolas" w:hAnsi="Consolas" w:eastAsia="Consolas"/>
-          <w:color w:val="D4D4D4"/>
-          <w:sz w:val="16"/>
-        </w:rPr>
-        <w:t>)</w:t>
-      </w:r>
-      <w:r>
-        <w:rPr>
-          <w:rFonts w:ascii="Consolas" w:hAnsi="Consolas" w:eastAsia="Consolas"/>
-          <w:color w:val="D4D4D4"/>
-          <w:sz w:val="16"/>
-        </w:rPr>
-        <w:br/>
-        <w:t xml:space="preserve">    </w:t>
-      </w:r>
-      <w:r>
-        <w:rPr>
-          <w:rFonts w:ascii="Consolas" w:hAnsi="Consolas" w:eastAsia="Consolas"/>
-          <w:color w:val="D4D4D4"/>
-          <w:sz w:val="16"/>
-        </w:rPr>
-        <w:t>-</w:t>
-      </w:r>
-      <w:r>
-        <w:rPr>
-          <w:rFonts w:ascii="Consolas" w:hAnsi="Consolas" w:eastAsia="Consolas"/>
-          <w:color w:val="D4D4D4"/>
-          <w:sz w:val="16"/>
-        </w:rPr>
-        <w:t>&gt;</w:t>
-      </w:r>
-      <w:r>
-        <w:rPr>
-          <w:rFonts w:ascii="Consolas" w:hAnsi="Consolas" w:eastAsia="Consolas"/>
-          <w:color w:val="DCDCAA"/>
-          <w:sz w:val="16"/>
-        </w:rPr>
-        <w:t>with</w:t>
-      </w:r>
-      <w:r>
-        <w:rPr>
-          <w:rFonts w:ascii="Consolas" w:hAnsi="Consolas" w:eastAsia="Consolas"/>
-          <w:color w:val="D4D4D4"/>
-          <w:sz w:val="16"/>
-        </w:rPr>
-        <w:t>(</w:t>
-      </w:r>
-      <w:r>
-        <w:rPr>
-          <w:rFonts w:ascii="Consolas" w:hAnsi="Consolas" w:eastAsia="Consolas"/>
-          <w:color w:val="D4D4D4"/>
-          <w:sz w:val="16"/>
-        </w:rPr>
-        <w:t>[</w:t>
-      </w:r>
-      <w:r>
-        <w:rPr>
-          <w:rFonts w:ascii="Consolas" w:hAnsi="Consolas" w:eastAsia="Consolas"/>
-          <w:color w:val="D4D4D4"/>
-          <w:sz w:val="16"/>
-        </w:rPr>
-        <w:br/>
-        <w:t xml:space="preserve">        </w:t>
-      </w:r>
-      <w:r>
-        <w:rPr>
-          <w:rFonts w:ascii="Consolas" w:hAnsi="Consolas" w:eastAsia="Consolas"/>
-          <w:color w:val="CE9178"/>
-          <w:sz w:val="16"/>
-        </w:rPr>
-        <w:t>'category:id,name'</w:t>
-      </w:r>
-      <w:r>
-        <w:rPr>
-          <w:rFonts w:ascii="Consolas" w:hAnsi="Consolas" w:eastAsia="Consolas"/>
-          <w:color w:val="D4D4D4"/>
-          <w:sz w:val="16"/>
-        </w:rPr>
-        <w:t>,</w:t>
-      </w:r>
-      <w:r>
-        <w:rPr>
-          <w:rFonts w:ascii="Consolas" w:hAnsi="Consolas" w:eastAsia="Consolas"/>
-          <w:color w:val="D4D4D4"/>
-          <w:sz w:val="16"/>
-        </w:rPr>
-        <w:br/>
-        <w:t xml:space="preserve">        </w:t>
-      </w:r>
-      <w:r>
-        <w:rPr>
-          <w:rFonts w:ascii="Consolas" w:hAnsi="Consolas" w:eastAsia="Consolas"/>
-          <w:color w:val="CE9178"/>
-          <w:sz w:val="16"/>
-        </w:rPr>
-        <w:t>'modifierGroups.options'</w:t>
-      </w:r>
-      <w:r>
-        <w:rPr>
-          <w:rFonts w:ascii="Consolas" w:hAnsi="Consolas" w:eastAsia="Consolas"/>
-          <w:color w:val="D4D4D4"/>
-          <w:sz w:val="16"/>
-        </w:rPr>
-        <w:t>,</w:t>
-      </w:r>
-      <w:r>
-        <w:rPr>
-          <w:rFonts w:ascii="Consolas" w:hAnsi="Consolas" w:eastAsia="Consolas"/>
-          <w:color w:val="D4D4D4"/>
-          <w:sz w:val="16"/>
-        </w:rPr>
-        <w:br/>
-        <w:t xml:space="preserve">    </w:t>
-      </w:r>
-      <w:r>
-        <w:rPr>
-          <w:rFonts w:ascii="Consolas" w:hAnsi="Consolas" w:eastAsia="Consolas"/>
-          <w:color w:val="D4D4D4"/>
-          <w:sz w:val="16"/>
-        </w:rPr>
-        <w:t>]</w:t>
-      </w:r>
-      <w:r>
-        <w:rPr>
-          <w:rFonts w:ascii="Consolas" w:hAnsi="Consolas" w:eastAsia="Consolas"/>
-          <w:color w:val="D4D4D4"/>
-          <w:sz w:val="16"/>
-        </w:rPr>
-        <w:t>)</w:t>
-      </w:r>
-      <w:r>
-        <w:rPr>
-          <w:rFonts w:ascii="Consolas" w:hAnsi="Consolas" w:eastAsia="Consolas"/>
-          <w:color w:val="D4D4D4"/>
-          <w:sz w:val="16"/>
-        </w:rPr>
-        <w:br/>
-        <w:t xml:space="preserve">    </w:t>
-      </w:r>
-      <w:r>
-        <w:rPr>
-          <w:rFonts w:ascii="Consolas" w:hAnsi="Consolas" w:eastAsia="Consolas"/>
-          <w:color w:val="D4D4D4"/>
-          <w:sz w:val="16"/>
-        </w:rPr>
-        <w:t>-</w:t>
-      </w:r>
-      <w:r>
-        <w:rPr>
-          <w:rFonts w:ascii="Consolas" w:hAnsi="Consolas" w:eastAsia="Consolas"/>
-          <w:color w:val="D4D4D4"/>
-          <w:sz w:val="16"/>
-        </w:rPr>
-        <w:t>&gt;</w:t>
-      </w:r>
-      <w:r>
-        <w:rPr>
-          <w:rFonts w:ascii="Consolas" w:hAnsi="Consolas" w:eastAsia="Consolas"/>
-          <w:color w:val="DCDCAA"/>
-          <w:sz w:val="16"/>
-        </w:rPr>
-        <w:t>orderBy</w:t>
-      </w:r>
-      <w:r>
-        <w:rPr>
-          <w:rFonts w:ascii="Consolas" w:hAnsi="Consolas" w:eastAsia="Consolas"/>
-          <w:color w:val="D4D4D4"/>
-          <w:sz w:val="16"/>
-        </w:rPr>
-        <w:t>(</w:t>
-      </w:r>
-      <w:r>
-        <w:rPr>
-          <w:rFonts w:ascii="Consolas" w:hAnsi="Consolas" w:eastAsia="Consolas"/>
-          <w:color w:val="CE9178"/>
-          <w:sz w:val="16"/>
-        </w:rPr>
-        <w:t>'name'</w:t>
-      </w:r>
-      <w:r>
-        <w:rPr>
-          <w:rFonts w:ascii="Consolas" w:hAnsi="Consolas" w:eastAsia="Consolas"/>
-          <w:color w:val="D4D4D4"/>
-          <w:sz w:val="16"/>
-        </w:rPr>
-        <w:t>)</w:t>
-      </w:r>
-      <w:r>
-        <w:rPr>
-          <w:rFonts w:ascii="Consolas" w:hAnsi="Consolas" w:eastAsia="Consolas"/>
-          <w:color w:val="D4D4D4"/>
-          <w:sz w:val="16"/>
-        </w:rPr>
-        <w:br/>
-        <w:t xml:space="preserve">    </w:t>
-      </w:r>
-      <w:r>
-        <w:rPr>
-          <w:rFonts w:ascii="Consolas" w:hAnsi="Consolas" w:eastAsia="Consolas"/>
-          <w:color w:val="D4D4D4"/>
-          <w:sz w:val="16"/>
-        </w:rPr>
-        <w:t>-</w:t>
-      </w:r>
-      <w:r>
-        <w:rPr>
-          <w:rFonts w:ascii="Consolas" w:hAnsi="Consolas" w:eastAsia="Consolas"/>
-          <w:color w:val="D4D4D4"/>
-          <w:sz w:val="16"/>
-        </w:rPr>
-        <w:t>&gt;</w:t>
-      </w:r>
-      <w:r>
-        <w:rPr>
-          <w:rFonts w:ascii="Consolas" w:hAnsi="Consolas" w:eastAsia="Consolas"/>
-          <w:color w:val="DCDCAA"/>
-          <w:sz w:val="16"/>
-        </w:rPr>
-        <w:t>paginate</w:t>
-      </w:r>
-      <w:r>
-        <w:rPr>
-          <w:rFonts w:ascii="Consolas" w:hAnsi="Consolas" w:eastAsia="Consolas"/>
-          <w:color w:val="D4D4D4"/>
-          <w:sz w:val="16"/>
-        </w:rPr>
-        <w:t>(</w:t>
-      </w:r>
-      <w:r>
-        <w:rPr>
-          <w:rFonts w:ascii="Consolas" w:hAnsi="Consolas" w:eastAsia="Consolas"/>
-          <w:color w:val="D4D4D4"/>
-          <w:sz w:val="16"/>
-        </w:rPr>
-        <w:t>24</w:t>
-      </w:r>
-      <w:r>
-        <w:rPr>
-          <w:rFonts w:ascii="Consolas" w:hAnsi="Consolas" w:eastAsia="Consolas"/>
-          <w:color w:val="D4D4D4"/>
-          <w:sz w:val="16"/>
-        </w:rPr>
-        <w:t>)</w:t>
-      </w:r>
-      <w:r>
-        <w:rPr>
-          <w:rFonts w:ascii="Consolas" w:hAnsi="Consolas" w:eastAsia="Consolas"/>
-          <w:color w:val="D4D4D4"/>
-          <w:sz w:val="16"/>
-        </w:rPr>
-        <w:br/>
-        <w:t xml:space="preserve">    </w:t>
-      </w:r>
-      <w:r>
-        <w:rPr>
-          <w:rFonts w:ascii="Consolas" w:hAnsi="Consolas" w:eastAsia="Consolas"/>
-          <w:color w:val="D4D4D4"/>
-          <w:sz w:val="16"/>
-        </w:rPr>
-        <w:t>-</w:t>
-      </w:r>
-      <w:r>
-        <w:rPr>
-          <w:rFonts w:ascii="Consolas" w:hAnsi="Consolas" w:eastAsia="Consolas"/>
-          <w:color w:val="D4D4D4"/>
-          <w:sz w:val="16"/>
-        </w:rPr>
-        <w:t>&gt;</w:t>
-      </w:r>
-      <w:r>
-        <w:rPr>
-          <w:rFonts w:ascii="Consolas" w:hAnsi="Consolas" w:eastAsia="Consolas"/>
-          <w:color w:val="DCDCAA"/>
-          <w:sz w:val="16"/>
-        </w:rPr>
-        <w:t>withQueryString</w:t>
-      </w:r>
-      <w:r>
-        <w:rPr>
-          <w:rFonts w:ascii="Consolas" w:hAnsi="Consolas" w:eastAsia="Consolas"/>
-          <w:color w:val="D4D4D4"/>
-          <w:sz w:val="16"/>
-        </w:rPr>
-        <w:t>(</w:t>
-      </w:r>
-      <w:r>
-        <w:rPr>
-          <w:rFonts w:ascii="Consolas" w:hAnsi="Consolas" w:eastAsia="Consolas"/>
-          <w:color w:val="D4D4D4"/>
-          <w:sz w:val="16"/>
-        </w:rPr>
-        <w:t>)</w:t>
-      </w:r>
-      <w:r>
-        <w:rPr>
-          <w:rFonts w:ascii="Consolas" w:hAnsi="Consolas" w:eastAsia="Consolas"/>
-          <w:color w:val="D4D4D4"/>
-          <w:sz w:val="16"/>
-        </w:rPr>
-        <w:t>;</w:t>
+        <w:t xml:space="preserve">();</w:t>
       </w:r>
     </w:p>
     <w:p>
@@ -5269,60 +4769,82 @@
     <w:p>
       <w:pPr>
         <w:pStyle w:val="CodeHeader"/>
-        <w:shd w:fill="2D2D30"/>
+        <w:keepNext/>
         <w:pBdr>
-          <w:left w:val="single" w:sz="4" w:space="8" w:color="2D2D30"/>
+          <w:left w:val="single" w:sz="12" w:space="8" w:color="B8DDE0"/>
         </w:pBdr>
+        <w:shd w:val="clear" w:color="auto" w:fill="E4EAED"/>
       </w:pPr>
       <w:r>
         <w:rPr>
           <w:rFonts w:ascii="Consolas" w:hAnsi="Consolas"/>
           <w:b/>
-          <w:color w:val="FFFFFF"/>
+          <w:color w:val="262626"/>
           <w:sz w:val="16"/>
         </w:rPr>
-        <w:t>Lokasi: terminal pada root repository kantin-multi-tenant   •   MODUL 7 — TERMINAL   •   BASH</w:t>
+        <w:t xml:space="preserve">Lokasi: terminal pada root repository kantin-multi-tenant   •   MODUL 7 — TERMINAL   •   BASH</w:t>
       </w:r>
     </w:p>
     <w:p>
       <w:pPr>
         <w:pStyle w:val="CodeBlock"/>
-        <w:shd w:fill="1E1E1E"/>
         <w:pBdr>
-          <w:left w:val="single" w:sz="4" w:space="8" w:color="1E1E1E"/>
+          <w:left w:val="single" w:sz="12" w:space="8" w:color="B8DDE0"/>
         </w:pBdr>
+        <w:shd w:val="clear" w:color="auto" w:fill="F2F3F7"/>
       </w:pPr>
       <w:r>
         <w:rPr>
           <w:rFonts w:ascii="Consolas" w:hAnsi="Consolas"/>
-          <w:color w:val="4EC9B0"/>
+          <w:b/>
+          <w:color w:val="000080"/>
           <w:sz w:val="16"/>
         </w:rPr>
-        <w:t>php</w:t>
+        <w:t xml:space="preserve">php</w:t>
       </w:r>
       <w:r>
         <w:rPr>
           <w:rFonts w:ascii="Consolas" w:hAnsi="Consolas"/>
-          <w:color w:val="D4D4D4"/>
+          <w:color w:val="262626"/>
           <w:sz w:val="16"/>
         </w:rPr>
         <w:t xml:space="preserve"> artisan test</w:t>
+      </w:r>
+      <w:r>
         <w:br/>
-        <w:t xml:space="preserve">./vendor/bin/pint --test</w:t>
+      </w:r>
+      <w:r>
+        <w:rPr>
+          <w:rFonts w:ascii="Consolas" w:hAnsi="Consolas"/>
+          <w:color w:val="262626"/>
+          <w:sz w:val="16"/>
+        </w:rPr>
+        <w:t xml:space="preserve">./vendor/bin/pint </w:t>
+      </w:r>
+      <w:r>
+        <w:rPr>
+          <w:rFonts w:ascii="Consolas" w:hAnsi="Consolas"/>
+          <w:color w:val="0073E6"/>
+          <w:sz w:val="16"/>
+        </w:rPr>
+        <w:t xml:space="preserve">--test</w:t>
+      </w:r>
+      <w:r>
         <w:br/>
       </w:r>
       <w:r>
         <w:rPr>
           <w:rFonts w:ascii="Consolas" w:hAnsi="Consolas"/>
-          <w:color w:val="4EC9B0"/>
+          <w:b/>
+          <w:color w:val="000080"/>
           <w:sz w:val="16"/>
         </w:rPr>
-        <w:t>npm</w:t>
+        <w:t xml:space="preserve">npm</w:t>
       </w:r>
       <w:r>
         <w:rPr>
           <w:rFonts w:ascii="Consolas" w:hAnsi="Consolas"/>
-          <w:color w:val="D4D4D4"/>
+          <w:color w:val="262626"/>
           <w:sz w:val="16"/>
         </w:rPr>
         <w:t xml:space="preserve"> run build</w:t>
@@ -5603,23 +5125,23 @@
     <w:p>
       <w:pPr>
         <w:pStyle w:val="CodeBlock"/>
-        <w:shd w:fill="1E1E1E" w:val="clear"/>
         <w:pBdr>
-          <w:left w:val="single" w:sz="4" w:space="8" w:color="1E1E1E"/>
+          <w:left w:val="single" w:sz="12" w:space="8" w:color="B8DDE0"/>
         </w:pBdr>
+        <w:shd w:val="clear" w:color="auto" w:fill="F2F3F7"/>
       </w:pPr>
       <w:r>
         <w:rPr>
           <w:rFonts w:ascii="Consolas" w:hAnsi="Consolas"/>
-          <w:color w:val="9CDCFE"/>
+          <w:color w:val="660E7A"/>
           <w:sz w:val="16"/>
         </w:rPr>
-        <w:t>$menus</w:t>
+        <w:t xml:space="preserve">$menus</w:t>
       </w:r>
       <w:r>
         <w:rPr>
           <w:rFonts w:ascii="Consolas" w:hAnsi="Consolas"/>
-          <w:color w:val="D4D4D4"/>
+          <w:color w:val="262626"/>
           <w:sz w:val="16"/>
         </w:rPr>
         <w:t xml:space="preserve"> = </w:t>
@@ -5627,65 +5149,74 @@
       <w:r>
         <w:rPr>
           <w:rFonts w:ascii="Consolas" w:hAnsi="Consolas"/>
-          <w:color w:val="4EC9B0"/>
+          <w:color w:val="267F99"/>
           <w:sz w:val="16"/>
         </w:rPr>
-        <w:t>Menu</w:t>
+        <w:t xml:space="preserve">Menu</w:t>
       </w:r>
       <w:r>
         <w:rPr>
           <w:rFonts w:ascii="Consolas" w:hAnsi="Consolas"/>
-          <w:color w:val="D4D4D4"/>
+          <w:color w:val="262626"/>
           <w:sz w:val="16"/>
         </w:rPr>
-        <w:t>::</w:t>
+        <w:t xml:space="preserve">::</w:t>
       </w:r>
       <w:r>
         <w:rPr>
           <w:rFonts w:ascii="Consolas" w:hAnsi="Consolas"/>
-          <w:color w:val="DCDCAA"/>
+          <w:color w:val="795E26"/>
           <w:sz w:val="16"/>
         </w:rPr>
-        <w:t>withoutGlobalScopes</w:t>
+        <w:t xml:space="preserve">withoutGlobalScopes</w:t>
       </w:r>
       <w:r>
         <w:rPr>
           <w:rFonts w:ascii="Consolas" w:hAnsi="Consolas"/>
-          <w:color w:val="D4D4D4"/>
+          <w:color w:val="262626"/>
           <w:sz w:val="16"/>
         </w:rPr>
-        <w:t>()</w:t>
+        <w:t xml:space="preserve">()</w:t>
+      </w:r>
+      <w:r>
         <w:br/>
+      </w:r>
+      <w:r>
+        <w:rPr>
+          <w:rFonts w:ascii="Consolas" w:hAnsi="Consolas"/>
+          <w:color w:val="262626"/>
+          <w:sz w:val="16"/>
+        </w:rPr>
         <w:t xml:space="preserve">    -&gt;</w:t>
       </w:r>
       <w:r>
         <w:rPr>
           <w:rFonts w:ascii="Consolas" w:hAnsi="Consolas"/>
-          <w:color w:val="DCDCAA"/>
+          <w:color w:val="795E26"/>
           <w:sz w:val="16"/>
         </w:rPr>
-        <w:t>with</w:t>
+        <w:t xml:space="preserve">with</w:t>
       </w:r>
       <w:r>
         <w:rPr>
           <w:rFonts w:ascii="Consolas" w:hAnsi="Consolas"/>
-          <w:color w:val="D4D4D4"/>
+          <w:color w:val="262626"/>
           <w:sz w:val="16"/>
         </w:rPr>
-        <w:t>([</w:t>
+        <w:t xml:space="preserve">([</w:t>
       </w:r>
       <w:r>
         <w:rPr>
           <w:rFonts w:ascii="Consolas" w:hAnsi="Consolas"/>
-          <w:color w:val="CE9178"/>
+          <w:color w:val="00733B"/>
           <w:sz w:val="16"/>
         </w:rPr>
-        <w:t>'tenant:id,display_name'</w:t>
+        <w:t xml:space="preserve">'tenant:id,display_name'</w:t>
       </w:r>
       <w:r>
         <w:rPr>
           <w:rFonts w:ascii="Consolas" w:hAnsi="Consolas"/>
-          <w:color w:val="D4D4D4"/>
+          <w:color w:val="262626"/>
           <w:sz w:val="16"/>
         </w:rPr>
         <w:t xml:space="preserve">, </w:t>
@@ -5693,49 +5224,58 @@
       <w:r>
         <w:rPr>
           <w:rFonts w:ascii="Consolas" w:hAnsi="Consolas"/>
-          <w:color w:val="CE9178"/>
+          <w:color w:val="00733B"/>
           <w:sz w:val="16"/>
         </w:rPr>
-        <w:t>'category:id,name'</w:t>
+        <w:t xml:space="preserve">'category:id,name'</w:t>
       </w:r>
       <w:r>
         <w:rPr>
           <w:rFonts w:ascii="Consolas" w:hAnsi="Consolas"/>
-          <w:color w:val="D4D4D4"/>
+          <w:color w:val="262626"/>
           <w:sz w:val="16"/>
         </w:rPr>
-        <w:t>])</w:t>
+        <w:t xml:space="preserve">])</w:t>
+      </w:r>
+      <w:r>
         <w:br/>
+      </w:r>
+      <w:r>
+        <w:rPr>
+          <w:rFonts w:ascii="Consolas" w:hAnsi="Consolas"/>
+          <w:color w:val="262626"/>
+          <w:sz w:val="16"/>
+        </w:rPr>
         <w:t xml:space="preserve">    -&gt;</w:t>
       </w:r>
       <w:r>
         <w:rPr>
           <w:rFonts w:ascii="Consolas" w:hAnsi="Consolas"/>
-          <w:color w:val="DCDCAA"/>
+          <w:color w:val="795E26"/>
           <w:sz w:val="16"/>
         </w:rPr>
-        <w:t>whereHas</w:t>
+        <w:t xml:space="preserve">whereHas</w:t>
       </w:r>
       <w:r>
         <w:rPr>
           <w:rFonts w:ascii="Consolas" w:hAnsi="Consolas"/>
-          <w:color w:val="D4D4D4"/>
+          <w:color w:val="262626"/>
           <w:sz w:val="16"/>
         </w:rPr>
-        <w:t>(</w:t>
+        <w:t xml:space="preserve">(</w:t>
       </w:r>
       <w:r>
         <w:rPr>
           <w:rFonts w:ascii="Consolas" w:hAnsi="Consolas"/>
-          <w:color w:val="CE9178"/>
+          <w:color w:val="00733B"/>
           <w:sz w:val="16"/>
         </w:rPr>
-        <w:t>'tenant'</w:t>
+        <w:t xml:space="preserve">'tenant'</w:t>
       </w:r>
       <w:r>
         <w:rPr>
           <w:rFonts w:ascii="Consolas" w:hAnsi="Consolas"/>
-          <w:color w:val="D4D4D4"/>
+          <w:color w:val="262626"/>
           <w:sz w:val="16"/>
         </w:rPr>
         <w:t xml:space="preserve">, </w:t>
@@ -5743,15 +5283,16 @@
       <w:r>
         <w:rPr>
           <w:rFonts w:ascii="Consolas" w:hAnsi="Consolas"/>
-          <w:color w:val="569CD6"/>
+          <w:b/>
+          <w:color w:val="000080"/>
           <w:sz w:val="16"/>
         </w:rPr>
-        <w:t>fn</w:t>
+        <w:t xml:space="preserve">fn</w:t>
       </w:r>
       <w:r>
         <w:rPr>
           <w:rFonts w:ascii="Consolas" w:hAnsi="Consolas"/>
-          <w:color w:val="D4D4D4"/>
+          <w:color w:val="262626"/>
           <w:sz w:val="16"/>
         </w:rPr>
         <w:t xml:space="preserve"> (</w:t>
@@ -5759,15 +5300,15 @@
       <w:r>
         <w:rPr>
           <w:rFonts w:ascii="Consolas" w:hAnsi="Consolas"/>
-          <w:color w:val="9CDCFE"/>
+          <w:color w:val="660E7A"/>
           <w:sz w:val="16"/>
         </w:rPr>
-        <w:t>$q</w:t>
+        <w:t xml:space="preserve">$q</w:t>
       </w:r>
       <w:r>
         <w:rPr>
           <w:rFonts w:ascii="Consolas" w:hAnsi="Consolas"/>
-          <w:color w:val="D4D4D4"/>
+          <w:color w:val="262626"/>
           <w:sz w:val="16"/>
         </w:rPr>
         <w:t xml:space="preserve">) =&gt; </w:t>
@@ -5775,48 +5316,141 @@
       <w:r>
         <w:rPr>
           <w:rFonts w:ascii="Consolas" w:hAnsi="Consolas"/>
-          <w:color w:val="9CDCFE"/>
+          <w:color w:val="660E7A"/>
           <w:sz w:val="16"/>
         </w:rPr>
-        <w:t>$q</w:t>
+        <w:t xml:space="preserve">$q</w:t>
+      </w:r>
+      <w:r>
+        <w:br/>
       </w:r>
       <w:r>
         <w:rPr>
           <w:rFonts w:ascii="Consolas" w:hAnsi="Consolas"/>
-          <w:color w:val="D4D4D4"/>
+          <w:color w:val="262626"/>
           <w:sz w:val="16"/>
         </w:rPr>
+        <w:t xml:space="preserve">        -&gt;</w:t>
+      </w:r>
+      <w:r>
+        <w:rPr>
+          <w:rFonts w:ascii="Consolas" w:hAnsi="Consolas"/>
+          <w:color w:val="795E26"/>
+          <w:sz w:val="16"/>
+        </w:rPr>
+        <w:t xml:space="preserve">where</w:t>
+      </w:r>
+      <w:r>
+        <w:rPr>
+          <w:rFonts w:ascii="Consolas" w:hAnsi="Consolas"/>
+          <w:color w:val="262626"/>
+          <w:sz w:val="16"/>
+        </w:rPr>
+        <w:t xml:space="preserve">(</w:t>
+      </w:r>
+      <w:r>
+        <w:rPr>
+          <w:rFonts w:ascii="Consolas" w:hAnsi="Consolas"/>
+          <w:color w:val="00733B"/>
+          <w:sz w:val="16"/>
+        </w:rPr>
+        <w:t xml:space="preserve">'canteen_id'</w:t>
+      </w:r>
+      <w:r>
+        <w:rPr>
+          <w:rFonts w:ascii="Consolas" w:hAnsi="Consolas"/>
+          <w:color w:val="262626"/>
+          <w:sz w:val="16"/>
+        </w:rPr>
+        <w:t xml:space="preserve">, </w:t>
+      </w:r>
+      <w:r>
+        <w:rPr>
+          <w:rFonts w:ascii="Consolas" w:hAnsi="Consolas"/>
+          <w:color w:val="660E7A"/>
+          <w:sz w:val="16"/>
+        </w:rPr>
+        <w:t xml:space="preserve">$this</w:t>
+      </w:r>
+      <w:r>
+        <w:rPr>
+          <w:rFonts w:ascii="Consolas" w:hAnsi="Consolas"/>
+          <w:color w:val="262626"/>
+          <w:sz w:val="16"/>
+        </w:rPr>
+        <w:t xml:space="preserve">-&gt;</w:t>
+      </w:r>
+      <w:r>
+        <w:rPr>
+          <w:rFonts w:ascii="Consolas" w:hAnsi="Consolas"/>
+          <w:color w:val="660E7A"/>
+          <w:sz w:val="16"/>
+        </w:rPr>
+        <w:t xml:space="preserve">canteen</w:t>
+      </w:r>
+      <w:r>
+        <w:rPr>
+          <w:rFonts w:ascii="Consolas" w:hAnsi="Consolas"/>
+          <w:color w:val="262626"/>
+          <w:sz w:val="16"/>
+        </w:rPr>
+        <w:t xml:space="preserve">-&gt;</w:t>
+      </w:r>
+      <w:r>
+        <w:rPr>
+          <w:rFonts w:ascii="Consolas" w:hAnsi="Consolas"/>
+          <w:color w:val="660E7A"/>
+          <w:sz w:val="16"/>
+        </w:rPr>
+        <w:t xml:space="preserve">id</w:t>
+      </w:r>
+      <w:r>
+        <w:rPr>
+          <w:rFonts w:ascii="Consolas" w:hAnsi="Consolas"/>
+          <w:color w:val="262626"/>
+          <w:sz w:val="16"/>
+        </w:rPr>
+        <w:t xml:space="preserve">)</w:t>
+      </w:r>
+      <w:r>
         <w:br/>
+      </w:r>
+      <w:r>
+        <w:rPr>
+          <w:rFonts w:ascii="Consolas" w:hAnsi="Consolas"/>
+          <w:color w:val="262626"/>
+          <w:sz w:val="16"/>
+        </w:rPr>
         <w:t xml:space="preserve">        -&gt;</w:t>
       </w:r>
       <w:r>
         <w:rPr>
           <w:rFonts w:ascii="Consolas" w:hAnsi="Consolas"/>
-          <w:color w:val="DCDCAA"/>
+          <w:color w:val="795E26"/>
           <w:sz w:val="16"/>
         </w:rPr>
-        <w:t>where</w:t>
+        <w:t xml:space="preserve">where</w:t>
       </w:r>
       <w:r>
         <w:rPr>
           <w:rFonts w:ascii="Consolas" w:hAnsi="Consolas"/>
-          <w:color w:val="D4D4D4"/>
+          <w:color w:val="262626"/>
           <w:sz w:val="16"/>
         </w:rPr>
-        <w:t>(</w:t>
+        <w:t xml:space="preserve">(</w:t>
       </w:r>
       <w:r>
         <w:rPr>
           <w:rFonts w:ascii="Consolas" w:hAnsi="Consolas"/>
-          <w:color w:val="CE9178"/>
+          <w:color w:val="00733B"/>
           <w:sz w:val="16"/>
         </w:rPr>
-        <w:t>'canteen_id'</w:t>
+        <w:t xml:space="preserve">'status'</w:t>
       </w:r>
       <w:r>
         <w:rPr>
           <w:rFonts w:ascii="Consolas" w:hAnsi="Consolas"/>
-          <w:color w:val="D4D4D4"/>
+          <w:color w:val="262626"/>
           <w:sz w:val="16"/>
         </w:rPr>
         <w:t xml:space="preserve">, </w:t>
@@ -5824,167 +5458,361 @@
       <w:r>
         <w:rPr>
           <w:rFonts w:ascii="Consolas" w:hAnsi="Consolas"/>
-          <w:color w:val="9CDCFE"/>
+          <w:color w:val="00733B"/>
           <w:sz w:val="16"/>
         </w:rPr>
-        <w:t>$this</w:t>
+        <w:t xml:space="preserve">'active'</w:t>
       </w:r>
       <w:r>
         <w:rPr>
           <w:rFonts w:ascii="Consolas" w:hAnsi="Consolas"/>
-          <w:color w:val="D4D4D4"/>
+          <w:color w:val="262626"/>
           <w:sz w:val="16"/>
         </w:rPr>
-        <w:t>-&gt;canteen-&gt;id)</w:t>
+        <w:t xml:space="preserve">))</w:t>
+      </w:r>
+      <w:r>
         <w:br/>
-        <w:t xml:space="preserve">        -&gt;</w:t>
       </w:r>
       <w:r>
         <w:rPr>
           <w:rFonts w:ascii="Consolas" w:hAnsi="Consolas"/>
-          <w:color w:val="DCDCAA"/>
+          <w:color w:val="262626"/>
           <w:sz w:val="16"/>
         </w:rPr>
-        <w:t>where</w:t>
+        <w:t xml:space="preserve">    -&gt;</w:t>
       </w:r>
       <w:r>
         <w:rPr>
           <w:rFonts w:ascii="Consolas" w:hAnsi="Consolas"/>
-          <w:color w:val="D4D4D4"/>
+          <w:color w:val="795E26"/>
           <w:sz w:val="16"/>
         </w:rPr>
-        <w:t>(</w:t>
+        <w:t xml:space="preserve">where</w:t>
       </w:r>
       <w:r>
         <w:rPr>
           <w:rFonts w:ascii="Consolas" w:hAnsi="Consolas"/>
-          <w:color w:val="CE9178"/>
+          <w:color w:val="262626"/>
           <w:sz w:val="16"/>
         </w:rPr>
-        <w:t>'status'</w:t>
+        <w:t xml:space="preserve">(</w:t>
       </w:r>
       <w:r>
         <w:rPr>
           <w:rFonts w:ascii="Consolas" w:hAnsi="Consolas"/>
-          <w:color w:val="D4D4D4"/>
+          <w:color w:val="00733B"/>
           <w:sz w:val="16"/>
         </w:rPr>
+        <w:t xml:space="preserve">'is_available'</w:t>
+      </w:r>
+      <w:r>
+        <w:rPr>
+          <w:rFonts w:ascii="Consolas" w:hAnsi="Consolas"/>
+          <w:color w:val="262626"/>
+          <w:sz w:val="16"/>
+        </w:rPr>
         <w:t xml:space="preserve">, </w:t>
       </w:r>
       <w:r>
         <w:rPr>
           <w:rFonts w:ascii="Consolas" w:hAnsi="Consolas"/>
-          <w:color w:val="CE9178"/>
+          <w:b/>
+          <w:color w:val="000080"/>
           <w:sz w:val="16"/>
         </w:rPr>
-        <w:t>'active'</w:t>
+        <w:t xml:space="preserve">true</w:t>
       </w:r>
       <w:r>
         <w:rPr>
           <w:rFonts w:ascii="Consolas" w:hAnsi="Consolas"/>
-          <w:color w:val="D4D4D4"/>
+          <w:color w:val="262626"/>
           <w:sz w:val="16"/>
         </w:rPr>
-        <w:t>))</w:t>
+        <w:t xml:space="preserve">)</w:t>
+      </w:r>
+      <w:r>
         <w:br/>
+      </w:r>
+      <w:r>
+        <w:rPr>
+          <w:rFonts w:ascii="Consolas" w:hAnsi="Consolas"/>
+          <w:color w:val="262626"/>
+          <w:sz w:val="16"/>
+        </w:rPr>
         <w:t xml:space="preserve">    -&gt;</w:t>
       </w:r>
       <w:r>
         <w:rPr>
           <w:rFonts w:ascii="Consolas" w:hAnsi="Consolas"/>
-          <w:color w:val="DCDCAA"/>
+          <w:color w:val="795E26"/>
           <w:sz w:val="16"/>
         </w:rPr>
-        <w:t>where</w:t>
+        <w:t xml:space="preserve">when</w:t>
       </w:r>
       <w:r>
         <w:rPr>
           <w:rFonts w:ascii="Consolas" w:hAnsi="Consolas"/>
-          <w:color w:val="D4D4D4"/>
+          <w:color w:val="262626"/>
           <w:sz w:val="16"/>
         </w:rPr>
-        <w:t>(</w:t>
+        <w:t xml:space="preserve">(</w:t>
       </w:r>
       <w:r>
         <w:rPr>
           <w:rFonts w:ascii="Consolas" w:hAnsi="Consolas"/>
-          <w:color w:val="CE9178"/>
+          <w:color w:val="660E7A"/>
           <w:sz w:val="16"/>
         </w:rPr>
-        <w:t>'is_available'</w:t>
+        <w:t xml:space="preserve">$this</w:t>
       </w:r>
       <w:r>
         <w:rPr>
           <w:rFonts w:ascii="Consolas" w:hAnsi="Consolas"/>
-          <w:color w:val="D4D4D4"/>
+          <w:color w:val="262626"/>
           <w:sz w:val="16"/>
         </w:rPr>
+        <w:t xml:space="preserve">-&gt;</w:t>
+      </w:r>
+      <w:r>
+        <w:rPr>
+          <w:rFonts w:ascii="Consolas" w:hAnsi="Consolas"/>
+          <w:color w:val="660E7A"/>
+          <w:sz w:val="16"/>
+        </w:rPr>
+        <w:t xml:space="preserve">tenantId</w:t>
+      </w:r>
+      <w:r>
+        <w:rPr>
+          <w:rFonts w:ascii="Consolas" w:hAnsi="Consolas"/>
+          <w:color w:val="262626"/>
+          <w:sz w:val="16"/>
+        </w:rPr>
+        <w:t xml:space="preserve">,</w:t>
+      </w:r>
+      <w:r>
+        <w:br/>
+      </w:r>
+      <w:r>
+        <w:rPr>
+          <w:rFonts w:ascii="Consolas" w:hAnsi="Consolas"/>
+          <w:color w:val="262626"/>
+          <w:sz w:val="16"/>
+        </w:rPr>
+        <w:t xml:space="preserve">        </w:t>
+      </w:r>
+      <w:r>
+        <w:rPr>
+          <w:rFonts w:ascii="Consolas" w:hAnsi="Consolas"/>
+          <w:b/>
+          <w:color w:val="000080"/>
+          <w:sz w:val="16"/>
+        </w:rPr>
+        <w:t xml:space="preserve">fn</w:t>
+      </w:r>
+      <w:r>
+        <w:rPr>
+          <w:rFonts w:ascii="Consolas" w:hAnsi="Consolas"/>
+          <w:color w:val="262626"/>
+          <w:sz w:val="16"/>
+        </w:rPr>
+        <w:t xml:space="preserve"> (</w:t>
+      </w:r>
+      <w:r>
+        <w:rPr>
+          <w:rFonts w:ascii="Consolas" w:hAnsi="Consolas"/>
+          <w:color w:val="660E7A"/>
+          <w:sz w:val="16"/>
+        </w:rPr>
+        <w:t xml:space="preserve">$q</w:t>
+      </w:r>
+      <w:r>
+        <w:rPr>
+          <w:rFonts w:ascii="Consolas" w:hAnsi="Consolas"/>
+          <w:color w:val="262626"/>
+          <w:sz w:val="16"/>
+        </w:rPr>
+        <w:t xml:space="preserve">) =&gt; </w:t>
+      </w:r>
+      <w:r>
+        <w:rPr>
+          <w:rFonts w:ascii="Consolas" w:hAnsi="Consolas"/>
+          <w:color w:val="660E7A"/>
+          <w:sz w:val="16"/>
+        </w:rPr>
+        <w:t xml:space="preserve">$q</w:t>
+      </w:r>
+      <w:r>
+        <w:rPr>
+          <w:rFonts w:ascii="Consolas" w:hAnsi="Consolas"/>
+          <w:color w:val="262626"/>
+          <w:sz w:val="16"/>
+        </w:rPr>
+        <w:t xml:space="preserve">-&gt;</w:t>
+      </w:r>
+      <w:r>
+        <w:rPr>
+          <w:rFonts w:ascii="Consolas" w:hAnsi="Consolas"/>
+          <w:color w:val="795E26"/>
+          <w:sz w:val="16"/>
+        </w:rPr>
+        <w:t xml:space="preserve">where</w:t>
+      </w:r>
+      <w:r>
+        <w:rPr>
+          <w:rFonts w:ascii="Consolas" w:hAnsi="Consolas"/>
+          <w:color w:val="262626"/>
+          <w:sz w:val="16"/>
+        </w:rPr>
+        <w:t xml:space="preserve">(</w:t>
+      </w:r>
+      <w:r>
+        <w:rPr>
+          <w:rFonts w:ascii="Consolas" w:hAnsi="Consolas"/>
+          <w:color w:val="00733B"/>
+          <w:sz w:val="16"/>
+        </w:rPr>
+        <w:t xml:space="preserve">'tenant_id'</w:t>
+      </w:r>
+      <w:r>
+        <w:rPr>
+          <w:rFonts w:ascii="Consolas" w:hAnsi="Consolas"/>
+          <w:color w:val="262626"/>
+          <w:sz w:val="16"/>
+        </w:rPr>
         <w:t xml:space="preserve">, </w:t>
       </w:r>
       <w:r>
         <w:rPr>
           <w:rFonts w:ascii="Consolas" w:hAnsi="Consolas"/>
-          <w:color w:val="569CD6"/>
+          <w:color w:val="660E7A"/>
           <w:sz w:val="16"/>
         </w:rPr>
-        <w:t>true</w:t>
+        <w:t xml:space="preserve">$this</w:t>
       </w:r>
       <w:r>
         <w:rPr>
           <w:rFonts w:ascii="Consolas" w:hAnsi="Consolas"/>
-          <w:color w:val="D4D4D4"/>
+          <w:color w:val="262626"/>
           <w:sz w:val="16"/>
         </w:rPr>
-        <w:t>)</w:t>
+        <w:t xml:space="preserve">-&gt;</w:t>
+      </w:r>
+      <w:r>
+        <w:rPr>
+          <w:rFonts w:ascii="Consolas" w:hAnsi="Consolas"/>
+          <w:color w:val="660E7A"/>
+          <w:sz w:val="16"/>
+        </w:rPr>
+        <w:t xml:space="preserve">tenantId</w:t>
+      </w:r>
+      <w:r>
+        <w:rPr>
+          <w:rFonts w:ascii="Consolas" w:hAnsi="Consolas"/>
+          <w:color w:val="262626"/>
+          <w:sz w:val="16"/>
+        </w:rPr>
+        <w:t xml:space="preserve">))</w:t>
+      </w:r>
+      <w:r>
         <w:br/>
+      </w:r>
+      <w:r>
+        <w:rPr>
+          <w:rFonts w:ascii="Consolas" w:hAnsi="Consolas"/>
+          <w:color w:val="262626"/>
+          <w:sz w:val="16"/>
+        </w:rPr>
         <w:t xml:space="preserve">    -&gt;</w:t>
       </w:r>
       <w:r>
         <w:rPr>
           <w:rFonts w:ascii="Consolas" w:hAnsi="Consolas"/>
-          <w:color w:val="DCDCAA"/>
+          <w:color w:val="795E26"/>
           <w:sz w:val="16"/>
         </w:rPr>
-        <w:t>when</w:t>
+        <w:t xml:space="preserve">when</w:t>
       </w:r>
       <w:r>
         <w:rPr>
           <w:rFonts w:ascii="Consolas" w:hAnsi="Consolas"/>
-          <w:color w:val="D4D4D4"/>
+          <w:color w:val="262626"/>
           <w:sz w:val="16"/>
         </w:rPr>
-        <w:t>(</w:t>
+        <w:t xml:space="preserve">(</w:t>
       </w:r>
       <w:r>
         <w:rPr>
           <w:rFonts w:ascii="Consolas" w:hAnsi="Consolas"/>
-          <w:color w:val="9CDCFE"/>
+          <w:color w:val="660E7A"/>
           <w:sz w:val="16"/>
         </w:rPr>
-        <w:t>$this</w:t>
+        <w:t xml:space="preserve">$this</w:t>
       </w:r>
       <w:r>
         <w:rPr>
           <w:rFonts w:ascii="Consolas" w:hAnsi="Consolas"/>
-          <w:color w:val="D4D4D4"/>
+          <w:color w:val="262626"/>
           <w:sz w:val="16"/>
         </w:rPr>
-        <w:t>-&gt;tenantId,</w:t>
+        <w:t xml:space="preserve">-&gt;</w:t>
+      </w:r>
+      <w:r>
+        <w:rPr>
+          <w:rFonts w:ascii="Consolas" w:hAnsi="Consolas"/>
+          <w:color w:val="660E7A"/>
+          <w:sz w:val="16"/>
+        </w:rPr>
+        <w:t xml:space="preserve">search</w:t>
+      </w:r>
+      <w:r>
+        <w:rPr>
+          <w:rFonts w:ascii="Consolas" w:hAnsi="Consolas"/>
+          <w:color w:val="262626"/>
+          <w:sz w:val="16"/>
+        </w:rPr>
+        <w:t xml:space="preserve"> !== </w:t>
+      </w:r>
+      <w:r>
+        <w:rPr>
+          <w:rFonts w:ascii="Consolas" w:hAnsi="Consolas"/>
+          <w:color w:val="00733B"/>
+          <w:sz w:val="16"/>
+        </w:rPr>
+        <w:t xml:space="preserve">''</w:t>
+      </w:r>
+      <w:r>
+        <w:rPr>
+          <w:rFonts w:ascii="Consolas" w:hAnsi="Consolas"/>
+          <w:color w:val="262626"/>
+          <w:sz w:val="16"/>
+        </w:rPr>
+        <w:t xml:space="preserve">,</w:t>
+      </w:r>
+      <w:r>
         <w:br/>
+      </w:r>
+      <w:r>
+        <w:rPr>
+          <w:rFonts w:ascii="Consolas" w:hAnsi="Consolas"/>
+          <w:color w:val="262626"/>
+          <w:sz w:val="16"/>
+        </w:rPr>
         <w:t xml:space="preserve">        </w:t>
       </w:r>
       <w:r>
         <w:rPr>
           <w:rFonts w:ascii="Consolas" w:hAnsi="Consolas"/>
-          <w:color w:val="569CD6"/>
+          <w:b/>
+          <w:color w:val="000080"/>
           <w:sz w:val="16"/>
         </w:rPr>
-        <w:t>fn</w:t>
+        <w:t xml:space="preserve">fn</w:t>
       </w:r>
       <w:r>
         <w:rPr>
           <w:rFonts w:ascii="Consolas" w:hAnsi="Consolas"/>
-          <w:color w:val="D4D4D4"/>
+          <w:color w:val="262626"/>
           <w:sz w:val="16"/>
         </w:rPr>
         <w:t xml:space="preserve"> (</w:t>
@@ -5992,15 +5820,15 @@
       <w:r>
         <w:rPr>
           <w:rFonts w:ascii="Consolas" w:hAnsi="Consolas"/>
-          <w:color w:val="9CDCFE"/>
+          <w:color w:val="660E7A"/>
           <w:sz w:val="16"/>
         </w:rPr>
-        <w:t>$q</w:t>
+        <w:t xml:space="preserve">$q</w:t>
       </w:r>
       <w:r>
         <w:rPr>
           <w:rFonts w:ascii="Consolas" w:hAnsi="Consolas"/>
-          <w:color w:val="D4D4D4"/>
+          <w:color w:val="262626"/>
           <w:sz w:val="16"/>
         </w:rPr>
         <w:t xml:space="preserve">) =&gt; </w:t>
@@ -6008,47 +5836,47 @@
       <w:r>
         <w:rPr>
           <w:rFonts w:ascii="Consolas" w:hAnsi="Consolas"/>
-          <w:color w:val="9CDCFE"/>
+          <w:color w:val="660E7A"/>
           <w:sz w:val="16"/>
         </w:rPr>
-        <w:t>$q</w:t>
+        <w:t xml:space="preserve">$q</w:t>
       </w:r>
       <w:r>
         <w:rPr>
           <w:rFonts w:ascii="Consolas" w:hAnsi="Consolas"/>
-          <w:color w:val="D4D4D4"/>
+          <w:color w:val="262626"/>
           <w:sz w:val="16"/>
         </w:rPr>
-        <w:t>-&gt;</w:t>
+        <w:t xml:space="preserve">-&gt;</w:t>
       </w:r>
       <w:r>
         <w:rPr>
           <w:rFonts w:ascii="Consolas" w:hAnsi="Consolas"/>
-          <w:color w:val="DCDCAA"/>
+          <w:color w:val="795E26"/>
           <w:sz w:val="16"/>
         </w:rPr>
-        <w:t>where</w:t>
+        <w:t xml:space="preserve">where</w:t>
       </w:r>
       <w:r>
         <w:rPr>
           <w:rFonts w:ascii="Consolas" w:hAnsi="Consolas"/>
-          <w:color w:val="D4D4D4"/>
+          <w:color w:val="262626"/>
           <w:sz w:val="16"/>
         </w:rPr>
-        <w:t>(</w:t>
+        <w:t xml:space="preserve">(</w:t>
       </w:r>
       <w:r>
         <w:rPr>
           <w:rFonts w:ascii="Consolas" w:hAnsi="Consolas"/>
-          <w:color w:val="CE9178"/>
+          <w:color w:val="00733B"/>
           <w:sz w:val="16"/>
         </w:rPr>
-        <w:t>'tenant_id'</w:t>
+        <w:t xml:space="preserve">'name'</w:t>
       </w:r>
       <w:r>
         <w:rPr>
           <w:rFonts w:ascii="Consolas" w:hAnsi="Consolas"/>
-          <w:color w:val="D4D4D4"/>
+          <w:color w:val="262626"/>
           <w:sz w:val="16"/>
         </w:rPr>
         <w:t xml:space="preserve">, </w:t>
@@ -6056,216 +5884,77 @@
       <w:r>
         <w:rPr>
           <w:rFonts w:ascii="Consolas" w:hAnsi="Consolas"/>
-          <w:color w:val="9CDCFE"/>
+          <w:color w:val="00733B"/>
           <w:sz w:val="16"/>
         </w:rPr>
-        <w:t>$this</w:t>
+        <w:t xml:space="preserve">'like'</w:t>
       </w:r>
       <w:r>
         <w:rPr>
           <w:rFonts w:ascii="Consolas" w:hAnsi="Consolas"/>
-          <w:color w:val="D4D4D4"/>
+          <w:color w:val="262626"/>
           <w:sz w:val="16"/>
         </w:rPr>
-        <w:t>-&gt;tenantId))</w:t>
+        <w:t xml:space="preserve">, </w:t>
+      </w:r>
+      <w:r>
+        <w:rPr>
+          <w:rFonts w:ascii="Consolas" w:hAnsi="Consolas"/>
+          <w:color w:val="00733B"/>
+          <w:sz w:val="16"/>
+        </w:rPr>
+        <w:t xml:space="preserve">"%{$this-&gt;search}%"</w:t>
+      </w:r>
+      <w:r>
+        <w:rPr>
+          <w:rFonts w:ascii="Consolas" w:hAnsi="Consolas"/>
+          <w:color w:val="262626"/>
+          <w:sz w:val="16"/>
+        </w:rPr>
+        <w:t xml:space="preserve">))</w:t>
+      </w:r>
+      <w:r>
         <w:br/>
+      </w:r>
+      <w:r>
+        <w:rPr>
+          <w:rFonts w:ascii="Consolas" w:hAnsi="Consolas"/>
+          <w:color w:val="262626"/>
+          <w:sz w:val="16"/>
+        </w:rPr>
         <w:t xml:space="preserve">    -&gt;</w:t>
       </w:r>
       <w:r>
         <w:rPr>
           <w:rFonts w:ascii="Consolas" w:hAnsi="Consolas"/>
-          <w:color w:val="DCDCAA"/>
+          <w:color w:val="795E26"/>
           <w:sz w:val="16"/>
         </w:rPr>
-        <w:t>when</w:t>
+        <w:t xml:space="preserve">paginate</w:t>
       </w:r>
       <w:r>
         <w:rPr>
           <w:rFonts w:ascii="Consolas" w:hAnsi="Consolas"/>
-          <w:color w:val="D4D4D4"/>
+          <w:color w:val="262626"/>
           <w:sz w:val="16"/>
         </w:rPr>
-        <w:t>(</w:t>
+        <w:t xml:space="preserve">(</w:t>
       </w:r>
       <w:r>
         <w:rPr>
           <w:rFonts w:ascii="Consolas" w:hAnsi="Consolas"/>
-          <w:color w:val="9CDCFE"/>
+          <w:color w:val="0073E6"/>
           <w:sz w:val="16"/>
         </w:rPr>
-        <w:t>$this</w:t>
+        <w:t xml:space="preserve">16</w:t>
       </w:r>
       <w:r>
         <w:rPr>
           <w:rFonts w:ascii="Consolas" w:hAnsi="Consolas"/>
-          <w:color w:val="D4D4D4"/>
+          <w:color w:val="262626"/>
           <w:sz w:val="16"/>
         </w:rPr>
-        <w:t xml:space="preserve">-&gt;search !== </w:t>
-      </w:r>
-      <w:r>
-        <w:rPr>
-          <w:rFonts w:ascii="Consolas" w:hAnsi="Consolas"/>
-          <w:color w:val="CE9178"/>
-          <w:sz w:val="16"/>
-        </w:rPr>
-        <w:t>''</w:t>
-      </w:r>
-      <w:r>
-        <w:rPr>
-          <w:rFonts w:ascii="Consolas" w:hAnsi="Consolas"/>
-          <w:color w:val="D4D4D4"/>
-          <w:sz w:val="16"/>
-        </w:rPr>
-        <w:t>,</w:t>
-        <w:br/>
-        <w:t xml:space="preserve">        </w:t>
-      </w:r>
-      <w:r>
-        <w:rPr>
-          <w:rFonts w:ascii="Consolas" w:hAnsi="Consolas"/>
-          <w:color w:val="569CD6"/>
-          <w:sz w:val="16"/>
-        </w:rPr>
-        <w:t>fn</w:t>
-      </w:r>
-      <w:r>
-        <w:rPr>
-          <w:rFonts w:ascii="Consolas" w:hAnsi="Consolas"/>
-          <w:color w:val="D4D4D4"/>
-          <w:sz w:val="16"/>
-        </w:rPr>
-        <w:t xml:space="preserve"> (</w:t>
-      </w:r>
-      <w:r>
-        <w:rPr>
-          <w:rFonts w:ascii="Consolas" w:hAnsi="Consolas"/>
-          <w:color w:val="9CDCFE"/>
-          <w:sz w:val="16"/>
-        </w:rPr>
-        <w:t>$q</w:t>
-      </w:r>
-      <w:r>
-        <w:rPr>
-          <w:rFonts w:ascii="Consolas" w:hAnsi="Consolas"/>
-          <w:color w:val="D4D4D4"/>
-          <w:sz w:val="16"/>
-        </w:rPr>
-        <w:t xml:space="preserve">) =&gt; </w:t>
-      </w:r>
-      <w:r>
-        <w:rPr>
-          <w:rFonts w:ascii="Consolas" w:hAnsi="Consolas"/>
-          <w:color w:val="9CDCFE"/>
-          <w:sz w:val="16"/>
-        </w:rPr>
-        <w:t>$q</w:t>
-      </w:r>
-      <w:r>
-        <w:rPr>
-          <w:rFonts w:ascii="Consolas" w:hAnsi="Consolas"/>
-          <w:color w:val="D4D4D4"/>
-          <w:sz w:val="16"/>
-        </w:rPr>
-        <w:t>-&gt;</w:t>
-      </w:r>
-      <w:r>
-        <w:rPr>
-          <w:rFonts w:ascii="Consolas" w:hAnsi="Consolas"/>
-          <w:color w:val="DCDCAA"/>
-          <w:sz w:val="16"/>
-        </w:rPr>
-        <w:t>where</w:t>
-      </w:r>
-      <w:r>
-        <w:rPr>
-          <w:rFonts w:ascii="Consolas" w:hAnsi="Consolas"/>
-          <w:color w:val="D4D4D4"/>
-          <w:sz w:val="16"/>
-        </w:rPr>
-        <w:t>(</w:t>
-      </w:r>
-      <w:r>
-        <w:rPr>
-          <w:rFonts w:ascii="Consolas" w:hAnsi="Consolas"/>
-          <w:color w:val="CE9178"/>
-          <w:sz w:val="16"/>
-        </w:rPr>
-        <w:t>'name'</w:t>
-      </w:r>
-      <w:r>
-        <w:rPr>
-          <w:rFonts w:ascii="Consolas" w:hAnsi="Consolas"/>
-          <w:color w:val="D4D4D4"/>
-          <w:sz w:val="16"/>
-        </w:rPr>
-        <w:t xml:space="preserve">, </w:t>
-      </w:r>
-      <w:r>
-        <w:rPr>
-          <w:rFonts w:ascii="Consolas" w:hAnsi="Consolas"/>
-          <w:color w:val="CE9178"/>
-          <w:sz w:val="16"/>
-        </w:rPr>
-        <w:t>'like'</w:t>
-      </w:r>
-      <w:r>
-        <w:rPr>
-          <w:rFonts w:ascii="Consolas" w:hAnsi="Consolas"/>
-          <w:color w:val="D4D4D4"/>
-          <w:sz w:val="16"/>
-        </w:rPr>
-        <w:t xml:space="preserve">, </w:t>
-      </w:r>
-      <w:r>
-        <w:rPr>
-          <w:rFonts w:ascii="Consolas" w:hAnsi="Consolas"/>
-          <w:color w:val="CE9178"/>
-          <w:sz w:val="16"/>
-        </w:rPr>
-        <w:t>"%{$this-&gt;search}%"</w:t>
-      </w:r>
-      <w:r>
-        <w:rPr>
-          <w:rFonts w:ascii="Consolas" w:hAnsi="Consolas"/>
-          <w:color w:val="D4D4D4"/>
-          <w:sz w:val="16"/>
-        </w:rPr>
-        <w:t>))</w:t>
-        <w:br/>
-        <w:t xml:space="preserve">    -&gt;</w:t>
-      </w:r>
-      <w:r>
-        <w:rPr>
-          <w:rFonts w:ascii="Consolas" w:hAnsi="Consolas"/>
-          <w:color w:val="DCDCAA"/>
-          <w:sz w:val="16"/>
-        </w:rPr>
-        <w:t>paginate</w:t>
-      </w:r>
-      <w:r>
-        <w:rPr>
-          <w:rFonts w:ascii="Consolas" w:hAnsi="Consolas"/>
-          <w:color w:val="D4D4D4"/>
-          <w:sz w:val="16"/>
-        </w:rPr>
-        <w:t>(</w:t>
-      </w:r>
-      <w:r>
-        <w:rPr>
-          <w:rFonts w:ascii="Consolas" w:hAnsi="Consolas"/>
-          <w:color w:val="B5CEA8"/>
-          <w:sz w:val="16"/>
-        </w:rPr>
-        <w:t>16</w:t>
-      </w:r>
-      <w:r>
-        <w:rPr>
-          <w:rFonts w:ascii="Consolas" w:hAnsi="Consolas"/>
-          <w:color w:val="D4D4D4"/>
-          <w:sz w:val="16"/>
-        </w:rPr>
-        <w:t>);</w:t>
+        <w:t xml:space="preserve">);</w:t>
       </w:r>
     </w:p>
     <w:p>
@@ -19295,7 +18984,7 @@
     </w:pPr>
     <w:rPr>
       <w:rFonts w:ascii="Consolas" w:hAnsi="Consolas"/>
-      <w:color w:val="D4D4D4"/>
+      <w:color w:val="262626"/>
       <w:sz w:val="16"/>
     </w:rPr>
   </w:style>
@@ -19407,7 +19096,7 @@
     <w:rPr>
       <w:rFonts w:ascii="Consolas" w:hAnsi="Consolas"/>
       <w:b/>
-      <w:color w:val="FFFFFF"/>
+      <w:color w:val="262626"/>
       <w:sz w:val="16"/>
     </w:rPr>
   </w:style>
